--- a/backend/docx/SyllabusTemplate.docx
+++ b/backend/docx/SyllabusTemplate.docx
@@ -723,6 +723,9 @@
         <w:t>}</w:t>
       </w:r>
       <w:r>
+        <w:t>&lt;title&gt;</w:t>
+      </w:r>
+      <w:r>
         <w:t>,</w:t>
       </w:r>
       <w:r>
@@ -740,9 +743,26 @@
         <w:t>}</w:t>
       </w:r>
       <w:r>
+        <w:t>&lt;/title&gt;</w:t>
+      </w:r>
+      <w:r>
         <w:t xml:space="preserve"> </w:t>
       </w:r>
       <w:r>
+        <w:t>&lt;</w:t>
+      </w:r>
+      <w:proofErr w:type="spellStart"/>
+      <w:r>
+        <w:t>foa</w:t>
+      </w:r>
+      <w:proofErr w:type="spellEnd"/>
+      <w:r>
+        <w:t>&gt;</w:t>
+      </w:r>
+      <w:r>
+        <w:t>(</w:t>
+      </w:r>
+      <w:r>
         <w:t>${</w:t>
       </w:r>
       <w:proofErr w:type="spellStart"/>
@@ -753,6 +773,20 @@
       <w:r>
         <w:t>}</w:t>
       </w:r>
+      <w:r>
+        <w:t>)</w:t>
+      </w:r>
+      <w:r>
+        <w:t>&lt;?</w:t>
+      </w:r>
+      <w:proofErr w:type="spellStart"/>
+      <w:r>
+        <w:t>foa</w:t>
+      </w:r>
+      <w:proofErr w:type="spellEnd"/>
+      <w:r>
+        <w:t>&gt;</w:t>
+      </w:r>
     </w:p>
     <w:p>
       <w:pPr>
@@ -777,6 +811,9 @@
         <w:t>}</w:t>
       </w:r>
       <w:r>
+        <w:t>&lt;phone&gt;</w:t>
+      </w:r>
+      <w:r>
         <w:t xml:space="preserve">, </w:t>
       </w:r>
       <w:r>
@@ -788,6 +825,9 @@
       <w:r>
         <w:t>}</w:t>
       </w:r>
+      <w:r>
+        <w:t>&lt;/phone&gt;</w:t>
+      </w:r>
     </w:p>
     <w:p>
       <w:pPr>
@@ -855,6 +895,9 @@
       <w:r>
         <w:t>additional_contact_info</w:t>
       </w:r>
+      <w:r>
+        <w:t>_syllabus</w:t>
+      </w:r>
       <w:proofErr w:type="spellEnd"/>
       <w:r>
         <w:t>}</w:t>
@@ -909,6 +952,11 @@
       <w:r>
         <w:t>}</w:t>
       </w:r>
+    </w:p>
+    <w:p>
+      <w:pPr>
+        <w:spacing w:after="0"/>
+      </w:pPr>
     </w:p>
     <w:p>
       <w:pPr>
@@ -1173,892 +1221,348 @@
     </w:p>
     <w:p>
       <w:pPr>
+        <w:spacing w:after="0"/>
+      </w:pPr>
+      <w:r>
+        <w:t>${</w:t>
+      </w:r>
+      <w:proofErr w:type="spellStart"/>
+      <w:r>
+        <w:t>learning_outcomes_syllabus</w:t>
+      </w:r>
+      <w:proofErr w:type="spellEnd"/>
+      <w:r>
+        <w:t>}</w:t>
+      </w:r>
+    </w:p>
+    <w:p>
+      <w:pPr>
+        <w:spacing w:after="0"/>
+      </w:pPr>
+    </w:p>
+    <w:p>
+      <w:pPr>
+        <w:spacing w:after="0"/>
+        <w:rPr>
+          <w:rFonts w:asciiTheme="majorHAnsi" w:eastAsiaTheme="majorEastAsia" w:hAnsiTheme="majorHAnsi" w:cstheme="majorBidi"/>
+          <w:b/>
+          <w:bCs/>
+          <w:color w:val="1F3864" w:themeColor="accent1" w:themeShade="80"/>
+          <w:sz w:val="26"/>
+          <w:szCs w:val="26"/>
+        </w:rPr>
+      </w:pPr>
+      <w:r>
+        <w:rPr>
+          <w:rFonts w:asciiTheme="majorHAnsi" w:eastAsiaTheme="majorEastAsia" w:hAnsiTheme="majorHAnsi" w:cstheme="majorBidi"/>
+          <w:b/>
+          <w:bCs/>
+          <w:color w:val="1F3864" w:themeColor="accent1" w:themeShade="80"/>
+          <w:sz w:val="26"/>
+          <w:szCs w:val="26"/>
+        </w:rPr>
+        <w:t>High Impact Practices</w:t>
+      </w:r>
+    </w:p>
+    <w:p>
+      <w:pPr>
+        <w:spacing w:after="0"/>
+      </w:pPr>
+    </w:p>
+    <w:p>
+      <w:pPr>
+        <w:spacing w:after="0"/>
+      </w:pPr>
+      <w:r>
+        <w:t>$(</w:t>
+      </w:r>
+      <w:proofErr w:type="spellStart"/>
+      <w:r>
+        <w:t>hip_syllabus</w:t>
+      </w:r>
+      <w:proofErr w:type="spellEnd"/>
+      <w:r>
+        <w:t>}</w:t>
+      </w:r>
+    </w:p>
+    <w:p>
+      <w:pPr>
+        <w:spacing w:after="0"/>
+        <w:rPr>
+          <w:rFonts w:asciiTheme="majorHAnsi" w:eastAsiaTheme="majorEastAsia" w:hAnsiTheme="majorHAnsi" w:cstheme="majorBidi"/>
+          <w:b/>
+          <w:bCs/>
+          <w:color w:val="1F3864" w:themeColor="accent1" w:themeShade="80"/>
+          <w:sz w:val="26"/>
+          <w:szCs w:val="26"/>
+        </w:rPr>
+      </w:pPr>
+    </w:p>
+    <w:p>
+      <w:pPr>
+        <w:spacing w:after="0"/>
+        <w:rPr>
+          <w:rFonts w:asciiTheme="majorHAnsi" w:eastAsiaTheme="majorEastAsia" w:hAnsiTheme="majorHAnsi" w:cstheme="majorBidi"/>
+          <w:b/>
+          <w:bCs/>
+          <w:color w:val="1F3864" w:themeColor="accent1" w:themeShade="80"/>
+          <w:sz w:val="26"/>
+          <w:szCs w:val="26"/>
+        </w:rPr>
+      </w:pPr>
+      <w:r>
+        <w:rPr>
+          <w:rFonts w:asciiTheme="majorHAnsi" w:eastAsiaTheme="majorEastAsia" w:hAnsiTheme="majorHAnsi" w:cstheme="majorBidi"/>
+          <w:b/>
+          <w:bCs/>
+          <w:color w:val="1F3864" w:themeColor="accent1" w:themeShade="80"/>
+          <w:sz w:val="26"/>
+          <w:szCs w:val="26"/>
+        </w:rPr>
+        <w:t>Learning Resources</w:t>
+      </w:r>
+    </w:p>
+    <w:p>
+      <w:pPr>
+        <w:spacing w:after="0"/>
+      </w:pPr>
+    </w:p>
+    <w:p>
+      <w:pPr>
+        <w:spacing w:after="0"/>
+      </w:pPr>
+      <w:r>
+        <w:t>${</w:t>
+      </w:r>
+      <w:proofErr w:type="spellStart"/>
+      <w:r>
+        <w:t>course_materials_syllabus</w:t>
+      </w:r>
+      <w:proofErr w:type="spellEnd"/>
+      <w:r>
+        <w:t>}</w:t>
+      </w:r>
+    </w:p>
+    <w:p>
+      <w:pPr>
+        <w:spacing w:after="0"/>
+      </w:pPr>
+    </w:p>
+    <w:p>
+      <w:pPr>
+        <w:spacing w:after="0"/>
+        <w:rPr>
+          <w:rFonts w:asciiTheme="majorHAnsi" w:eastAsiaTheme="majorEastAsia" w:hAnsiTheme="majorHAnsi" w:cstheme="majorBidi"/>
+          <w:b/>
+          <w:bCs/>
+          <w:color w:val="1F3864" w:themeColor="accent1" w:themeShade="80"/>
+          <w:sz w:val="26"/>
+          <w:szCs w:val="26"/>
+        </w:rPr>
+      </w:pPr>
+      <w:r>
+        <w:rPr>
+          <w:rFonts w:asciiTheme="majorHAnsi" w:eastAsiaTheme="majorEastAsia" w:hAnsiTheme="majorHAnsi" w:cstheme="majorBidi"/>
+          <w:b/>
+          <w:bCs/>
+          <w:color w:val="1F3864" w:themeColor="accent1" w:themeShade="80"/>
+          <w:sz w:val="26"/>
+          <w:szCs w:val="26"/>
+        </w:rPr>
+        <w:t>Assessments</w:t>
+      </w:r>
+    </w:p>
+    <w:p>
+      <w:pPr>
+        <w:spacing w:after="0"/>
+        <w:rPr>
+          <w:rStyle w:val="Heading4Char"/>
+          <w:b/>
+          <w:bCs/>
+          <w:i w:val="0"/>
+          <w:iCs w:val="0"/>
+          <w:color w:val="1F3864" w:themeColor="accent1" w:themeShade="80"/>
+        </w:rPr>
+      </w:pPr>
+    </w:p>
+    <w:p>
+      <w:pPr>
+        <w:spacing w:after="0"/>
+        <w:rPr>
+          <w:rStyle w:val="Heading4Char"/>
+          <w:rFonts w:asciiTheme="minorHAnsi" w:hAnsiTheme="minorHAnsi" w:cstheme="minorHAnsi"/>
+          <w:i w:val="0"/>
+          <w:iCs w:val="0"/>
+          <w:color w:val="auto"/>
+        </w:rPr>
+      </w:pPr>
+      <w:r>
+        <w:rPr>
+          <w:rStyle w:val="Heading4Char"/>
+          <w:rFonts w:asciiTheme="minorHAnsi" w:hAnsiTheme="minorHAnsi" w:cstheme="minorHAnsi"/>
+          <w:i w:val="0"/>
+          <w:iCs w:val="0"/>
+          <w:color w:val="auto"/>
+        </w:rPr>
+        <w:t>${</w:t>
+      </w:r>
+      <w:proofErr w:type="spellStart"/>
+      <w:r>
+        <w:rPr>
+          <w:rStyle w:val="Heading4Char"/>
+          <w:rFonts w:asciiTheme="minorHAnsi" w:hAnsiTheme="minorHAnsi" w:cstheme="minorHAnsi"/>
+          <w:i w:val="0"/>
+          <w:iCs w:val="0"/>
+          <w:color w:val="auto"/>
+        </w:rPr>
+        <w:t>assmt_assignments_syllabus_json</w:t>
+      </w:r>
+      <w:proofErr w:type="spellEnd"/>
+      <w:r>
+        <w:rPr>
+          <w:rStyle w:val="Heading4Char"/>
+          <w:rFonts w:asciiTheme="minorHAnsi" w:hAnsiTheme="minorHAnsi" w:cstheme="minorHAnsi"/>
+          <w:i w:val="0"/>
+          <w:iCs w:val="0"/>
+          <w:color w:val="auto"/>
+        </w:rPr>
+        <w:t>}</w:t>
+      </w:r>
+    </w:p>
+    <w:p>
+      <w:pPr>
+        <w:spacing w:after="0"/>
+        <w:rPr>
+          <w:rStyle w:val="Heading4Char"/>
+          <w:b/>
+          <w:bCs/>
+          <w:i w:val="0"/>
+          <w:iCs w:val="0"/>
+          <w:color w:val="1F3864" w:themeColor="accent1" w:themeShade="80"/>
+        </w:rPr>
+      </w:pPr>
+    </w:p>
+    <w:p>
+      <w:pPr>
+        <w:spacing w:after="0"/>
+      </w:pPr>
+    </w:p>
+    <w:p>
+      <w:pPr>
+        <w:spacing w:after="0"/>
+      </w:pPr>
+      <w:r>
+        <w:t>Students will be assigned the following final letter grades, based on the calculations coming from the course assessment section.</w:t>
+      </w:r>
+    </w:p>
+    <w:p>
+      <w:pPr>
+        <w:spacing w:after="0"/>
+      </w:pPr>
+    </w:p>
+    <w:p>
+      <w:pPr>
+        <w:spacing w:after="0"/>
+      </w:pPr>
+      <w:r>
+        <w:t>${</w:t>
+      </w:r>
+      <w:proofErr w:type="spellStart"/>
+      <w:r>
+        <w:t>grade_table_syllabus_list</w:t>
+      </w:r>
+      <w:proofErr w:type="spellEnd"/>
+      <w:r>
+        <w:t>}</w:t>
+      </w:r>
+    </w:p>
+    <w:p>
+      <w:pPr>
+        <w:spacing w:after="0"/>
+      </w:pPr>
+    </w:p>
+    <w:p>
+      <w:pPr>
+        <w:spacing w:after="0"/>
+      </w:pPr>
+    </w:p>
+    <w:p>
+      <w:pPr>
         <w:pStyle w:val="Heading3"/>
         <w:rPr>
-          <w:color w:val="1F3864" w:themeColor="accent1" w:themeShade="80"/>
-        </w:rPr>
-      </w:pPr>
-      <w:r>
-        <w:rPr>
-          <w:color w:val="1F3864" w:themeColor="accent1" w:themeShade="80"/>
-        </w:rPr>
-        <w:t>Upon completing this course, students will be able to:</w:t>
-      </w:r>
-    </w:p>
-    <w:p>
-      <w:pPr>
-        <w:pStyle w:val="ListParagraph"/>
-        <w:numPr>
-          <w:ilvl w:val="0"/>
-          <w:numId w:val="1"/>
-        </w:numPr>
-        <w:spacing w:after="0"/>
-      </w:pPr>
-      <w:r>
+          <w:b/>
+          <w:bCs/>
+          <w:color w:val="1F3864" w:themeColor="accent1" w:themeShade="80"/>
+          <w:sz w:val="26"/>
+          <w:szCs w:val="26"/>
+        </w:rPr>
+      </w:pPr>
+      <w:r>
+        <w:rPr>
+          <w:b/>
+          <w:bCs/>
+          <w:color w:val="1F3864" w:themeColor="accent1" w:themeShade="80"/>
+          <w:sz w:val="26"/>
+          <w:szCs w:val="26"/>
+        </w:rPr>
+        <w:t>Grading Policies</w:t>
+      </w:r>
+    </w:p>
+    <w:p>
+      <w:pPr>
+        <w:spacing w:after="0"/>
         <w:rPr>
           <w:rStyle w:val="Heading4Char"/>
-          <w:color w:val="1F3864" w:themeColor="accent1" w:themeShade="80"/>
-        </w:rPr>
-        <w:t>Learning Outcome 1 (LO1)</w:t>
-      </w:r>
-      <w:r>
-        <w:t>:</w:t>
-      </w:r>
-    </w:p>
-    <w:p>
-      <w:pPr>
-        <w:pStyle w:val="ListParagraph"/>
-        <w:numPr>
-          <w:ilvl w:val="0"/>
-          <w:numId w:val="1"/>
-        </w:numPr>
-        <w:spacing w:after="0"/>
-      </w:pPr>
-      <w:r>
+          <w:b/>
+          <w:bCs/>
+          <w:color w:val="1F3864" w:themeColor="accent1" w:themeShade="80"/>
+        </w:rPr>
+      </w:pPr>
+    </w:p>
+    <w:p>
+      <w:pPr>
+        <w:spacing w:after="0"/>
         <w:rPr>
           <w:rStyle w:val="Heading4Char"/>
-          <w:color w:val="1F3864" w:themeColor="accent1" w:themeShade="80"/>
-        </w:rPr>
-        <w:t>Learning Outcome 2 (LO2)</w:t>
-      </w:r>
-      <w:r>
-        <w:t>:</w:t>
-      </w:r>
-    </w:p>
-    <w:p>
-      <w:pPr>
-        <w:pStyle w:val="ListParagraph"/>
-        <w:numPr>
-          <w:ilvl w:val="0"/>
-          <w:numId w:val="1"/>
-        </w:numPr>
-        <w:spacing w:after="0"/>
+          <w:rFonts w:asciiTheme="minorHAnsi" w:hAnsiTheme="minorHAnsi" w:cstheme="minorHAnsi"/>
+          <w:i w:val="0"/>
+          <w:iCs w:val="0"/>
+          <w:color w:val="auto"/>
+        </w:rPr>
       </w:pPr>
       <w:r>
         <w:rPr>
           <w:rStyle w:val="Heading4Char"/>
-          <w:color w:val="1F3864" w:themeColor="accent1" w:themeShade="80"/>
-        </w:rPr>
-        <w:t>Learning Outcome 3 (LO3)</w:t>
-      </w:r>
-      <w:r>
-        <w:t>:</w:t>
-      </w:r>
-    </w:p>
-    <w:p>
-      <w:pPr>
-        <w:pStyle w:val="ListParagraph"/>
-        <w:numPr>
-          <w:ilvl w:val="0"/>
-          <w:numId w:val="1"/>
-        </w:numPr>
-        <w:spacing w:after="0"/>
-      </w:pPr>
+          <w:rFonts w:asciiTheme="minorHAnsi" w:hAnsiTheme="minorHAnsi" w:cstheme="minorHAnsi"/>
+          <w:i w:val="0"/>
+          <w:iCs w:val="0"/>
+          <w:color w:val="auto"/>
+        </w:rPr>
+        <w:t>${</w:t>
+      </w:r>
+      <w:proofErr w:type="spellStart"/>
       <w:r>
         <w:rPr>
           <w:rStyle w:val="Heading4Char"/>
-          <w:color w:val="1F3864" w:themeColor="accent1" w:themeShade="80"/>
-        </w:rPr>
-        <w:t>Learning Outcome 4 (LO4)</w:t>
-      </w:r>
-      <w:r>
-        <w:t>:</w:t>
-      </w:r>
-    </w:p>
-    <w:p>
-      <w:pPr>
-        <w:spacing w:after="0"/>
-      </w:pPr>
-    </w:p>
-    <w:p>
-      <w:pPr>
-        <w:spacing w:after="0"/>
-        <w:rPr>
-          <w:rFonts w:asciiTheme="majorHAnsi" w:eastAsiaTheme="majorEastAsia" w:hAnsiTheme="majorHAnsi" w:cstheme="majorBidi"/>
-          <w:b/>
-          <w:bCs/>
-          <w:color w:val="1F3864" w:themeColor="accent1" w:themeShade="80"/>
-          <w:sz w:val="26"/>
-          <w:szCs w:val="26"/>
-        </w:rPr>
-      </w:pPr>
-      <w:r>
-        <w:rPr>
-          <w:rFonts w:asciiTheme="majorHAnsi" w:eastAsiaTheme="majorEastAsia" w:hAnsiTheme="majorHAnsi" w:cstheme="majorBidi"/>
-          <w:b/>
-          <w:bCs/>
-          <w:color w:val="1F3864" w:themeColor="accent1" w:themeShade="80"/>
-          <w:sz w:val="26"/>
-          <w:szCs w:val="26"/>
-        </w:rPr>
-        <w:t>High Impact Practices</w:t>
-      </w:r>
-    </w:p>
-    <w:p>
-      <w:r>
-        <w:t xml:space="preserve">High Impact practices are shown to increase student efficacy and learning. These practices aim at helping students to apply what they are learning in </w:t>
-      </w:r>
-      <w:r>
-        <w:t xml:space="preserve">academic and real-world contexts. </w:t>
-      </w:r>
-    </w:p>
-    <w:p>
-      <w:pPr>
-        <w:spacing w:after="0"/>
-        <w:rPr>
-          <w:rFonts w:asciiTheme="majorHAnsi" w:eastAsiaTheme="majorEastAsia" w:hAnsiTheme="majorHAnsi" w:cstheme="majorBidi"/>
-          <w:b/>
-          <w:bCs/>
-          <w:color w:val="1F3864" w:themeColor="accent1" w:themeShade="80"/>
-          <w:sz w:val="26"/>
-          <w:szCs w:val="26"/>
-        </w:rPr>
-      </w:pPr>
-    </w:p>
-    <w:p>
-      <w:pPr>
-        <w:spacing w:after="0"/>
-        <w:rPr>
-          <w:rFonts w:asciiTheme="majorHAnsi" w:eastAsiaTheme="majorEastAsia" w:hAnsiTheme="majorHAnsi" w:cstheme="majorBidi"/>
-          <w:b/>
-          <w:bCs/>
-          <w:color w:val="1F3864" w:themeColor="accent1" w:themeShade="80"/>
-          <w:sz w:val="26"/>
-          <w:szCs w:val="26"/>
-        </w:rPr>
-      </w:pPr>
-      <w:r>
-        <w:rPr>
-          <w:rFonts w:asciiTheme="majorHAnsi" w:eastAsiaTheme="majorEastAsia" w:hAnsiTheme="majorHAnsi" w:cstheme="majorBidi"/>
-          <w:b/>
-          <w:bCs/>
-          <w:color w:val="1F3864" w:themeColor="accent1" w:themeShade="80"/>
-          <w:sz w:val="26"/>
-          <w:szCs w:val="26"/>
-        </w:rPr>
-        <w:t>Learning Resources</w:t>
-      </w:r>
-    </w:p>
-    <w:p>
-      <w:pPr>
-        <w:spacing w:after="0"/>
-      </w:pPr>
-    </w:p>
-    <w:p>
-      <w:pPr>
-        <w:spacing w:after="0"/>
-        <w:rPr>
-          <w:rFonts w:asciiTheme="majorHAnsi" w:eastAsiaTheme="majorEastAsia" w:hAnsiTheme="majorHAnsi" w:cstheme="majorBidi"/>
-          <w:b/>
-          <w:bCs/>
-          <w:color w:val="1F3864" w:themeColor="accent1" w:themeShade="80"/>
-          <w:sz w:val="26"/>
-          <w:szCs w:val="26"/>
-        </w:rPr>
-      </w:pPr>
-      <w:r>
-        <w:rPr>
-          <w:rFonts w:asciiTheme="majorHAnsi" w:eastAsiaTheme="majorEastAsia" w:hAnsiTheme="majorHAnsi" w:cstheme="majorBidi"/>
-          <w:b/>
-          <w:bCs/>
-          <w:color w:val="1F3864" w:themeColor="accent1" w:themeShade="80"/>
-          <w:sz w:val="26"/>
-          <w:szCs w:val="26"/>
-        </w:rPr>
-        <w:t>Assessments</w:t>
-      </w:r>
-    </w:p>
-    <w:p>
-      <w:pPr>
-        <w:spacing w:after="0"/>
-      </w:pPr>
-      <w:r>
-        <w:t>The final course grade will be calculated using the following assessments:</w:t>
-      </w:r>
-    </w:p>
-    <w:tbl>
-      <w:tblPr>
-        <w:tblStyle w:val="TableGrid"/>
-        <w:tblW w:w="0" w:type="auto"/>
-        <w:tblLook w:val="04A0" w:firstRow="1" w:lastRow="0" w:firstColumn="1" w:lastColumn="0" w:noHBand="0" w:noVBand="1"/>
-      </w:tblPr>
-      <w:tblGrid>
-        <w:gridCol w:w="2947"/>
-        <w:gridCol w:w="1691"/>
-      </w:tblGrid>
-      <w:tr>
-        <w:trPr>
-          <w:trHeight w:val="382"/>
-        </w:trPr>
-        <w:tc>
-          <w:tcPr>
-            <w:tcW w:w="2947" w:type="dxa"/>
-            <w:tcBorders>
-              <w:top w:val="nil"/>
-              <w:left w:val="nil"/>
-            </w:tcBorders>
-          </w:tcPr>
-          <w:p>
-            <w:pPr>
-              <w:pStyle w:val="Heading3"/>
-              <w:outlineLvl w:val="2"/>
-              <w:rPr>
-                <w:b/>
-                <w:bCs/>
-              </w:rPr>
-            </w:pPr>
-            <w:r>
-              <w:rPr>
-                <w:b/>
-                <w:bCs/>
-                <w:color w:val="1F3864" w:themeColor="accent1" w:themeShade="80"/>
-              </w:rPr>
-              <w:t>Assessment</w:t>
-            </w:r>
-          </w:p>
-        </w:tc>
-        <w:tc>
-          <w:tcPr>
-            <w:tcW w:w="1691" w:type="dxa"/>
-            <w:tcBorders>
-              <w:top w:val="nil"/>
-              <w:right w:val="nil"/>
-            </w:tcBorders>
-          </w:tcPr>
-          <w:p>
-            <w:pPr>
-              <w:pStyle w:val="Heading3"/>
-              <w:outlineLvl w:val="2"/>
-              <w:rPr>
-                <w:b/>
-                <w:bCs/>
-              </w:rPr>
-            </w:pPr>
-            <w:r>
-              <w:rPr>
-                <w:b/>
-                <w:bCs/>
-              </w:rPr>
-              <w:t>Percentage of final grade</w:t>
-            </w:r>
-          </w:p>
-        </w:tc>
-      </w:tr>
-      <w:tr>
-        <w:trPr>
-          <w:trHeight w:val="300"/>
-        </w:trPr>
-        <w:tc>
-          <w:tcPr>
-            <w:tcW w:w="2947" w:type="dxa"/>
-            <w:tcBorders>
-              <w:left w:val="nil"/>
-            </w:tcBorders>
-          </w:tcPr>
-          <w:p/>
-        </w:tc>
-        <w:tc>
-          <w:tcPr>
-            <w:tcW w:w="1691" w:type="dxa"/>
-            <w:tcBorders>
-              <w:right w:val="nil"/>
-            </w:tcBorders>
-          </w:tcPr>
-          <w:p/>
-        </w:tc>
-      </w:tr>
-      <w:tr>
-        <w:trPr>
-          <w:trHeight w:val="300"/>
-        </w:trPr>
-        <w:tc>
-          <w:tcPr>
-            <w:tcW w:w="2947" w:type="dxa"/>
-            <w:tcBorders>
-              <w:left w:val="nil"/>
-            </w:tcBorders>
-          </w:tcPr>
-          <w:p/>
-        </w:tc>
-        <w:tc>
-          <w:tcPr>
-            <w:tcW w:w="1691" w:type="dxa"/>
-            <w:tcBorders>
-              <w:right w:val="nil"/>
-            </w:tcBorders>
-          </w:tcPr>
-          <w:p/>
-        </w:tc>
-      </w:tr>
-      <w:tr>
-        <w:trPr>
-          <w:trHeight w:val="300"/>
-        </w:trPr>
-        <w:tc>
-          <w:tcPr>
-            <w:tcW w:w="2947" w:type="dxa"/>
-            <w:tcBorders>
-              <w:left w:val="nil"/>
-            </w:tcBorders>
-          </w:tcPr>
-          <w:p/>
-        </w:tc>
-        <w:tc>
-          <w:tcPr>
-            <w:tcW w:w="1691" w:type="dxa"/>
-            <w:tcBorders>
-              <w:right w:val="nil"/>
-            </w:tcBorders>
-          </w:tcPr>
-          <w:p/>
-        </w:tc>
-      </w:tr>
-      <w:tr>
-        <w:trPr>
-          <w:trHeight w:val="300"/>
-        </w:trPr>
-        <w:tc>
-          <w:tcPr>
-            <w:tcW w:w="2947" w:type="dxa"/>
-            <w:tcBorders>
-              <w:left w:val="nil"/>
-            </w:tcBorders>
-          </w:tcPr>
-          <w:p/>
-        </w:tc>
-        <w:tc>
-          <w:tcPr>
-            <w:tcW w:w="1691" w:type="dxa"/>
-            <w:tcBorders>
-              <w:right w:val="nil"/>
-            </w:tcBorders>
-          </w:tcPr>
-          <w:p/>
-        </w:tc>
-      </w:tr>
-      <w:tr>
-        <w:trPr>
-          <w:trHeight w:val="300"/>
-        </w:trPr>
-        <w:tc>
-          <w:tcPr>
-            <w:tcW w:w="2947" w:type="dxa"/>
-            <w:tcBorders>
-              <w:left w:val="nil"/>
-            </w:tcBorders>
-          </w:tcPr>
-          <w:p/>
-        </w:tc>
-        <w:tc>
-          <w:tcPr>
-            <w:tcW w:w="1691" w:type="dxa"/>
-            <w:tcBorders>
-              <w:right w:val="nil"/>
-            </w:tcBorders>
-          </w:tcPr>
-          <w:p/>
-        </w:tc>
-      </w:tr>
-    </w:tbl>
-    <w:p>
-      <w:pPr>
-        <w:spacing w:after="0"/>
-      </w:pPr>
-    </w:p>
-    <w:p>
-      <w:pPr>
-        <w:spacing w:after="0"/>
+          <w:rFonts w:asciiTheme="minorHAnsi" w:hAnsiTheme="minorHAnsi" w:cstheme="minorHAnsi"/>
+          <w:i w:val="0"/>
+          <w:iCs w:val="0"/>
+          <w:color w:val="auto"/>
+        </w:rPr>
+        <w:t>grading_policies_syllabus_json</w:t>
+      </w:r>
+      <w:proofErr w:type="spellEnd"/>
+      <w:r>
         <w:rPr>
           <w:rStyle w:val="Heading4Char"/>
-          <w:b/>
-          <w:bCs/>
-          <w:color w:val="1F3864" w:themeColor="accent1" w:themeShade="80"/>
-        </w:rPr>
-      </w:pPr>
-    </w:p>
-    <w:p>
-      <w:pPr>
-        <w:spacing w:after="0"/>
-      </w:pPr>
-      <w:r>
-        <w:rPr>
-          <w:rStyle w:val="Heading4Char"/>
-          <w:b/>
-          <w:bCs/>
-          <w:color w:val="1F3864" w:themeColor="accent1" w:themeShade="80"/>
-        </w:rPr>
-        <w:t xml:space="preserve">Brief Description of </w:t>
-      </w:r>
-      <w:r>
-        <w:rPr>
-          <w:rStyle w:val="Heading4Char"/>
-          <w:b/>
-          <w:bCs/>
-          <w:color w:val="1F3864" w:themeColor="accent1" w:themeShade="80"/>
-        </w:rPr>
-        <w:t>Assessment</w:t>
-      </w:r>
-      <w:r>
-        <w:rPr>
-          <w:rStyle w:val="Heading4Char"/>
-          <w:b/>
-          <w:bCs/>
-          <w:color w:val="1F3864" w:themeColor="accent1" w:themeShade="80"/>
-        </w:rPr>
-        <w:t xml:space="preserve"> 1</w:t>
-      </w:r>
-      <w:r>
-        <w:t xml:space="preserve">: </w:t>
-      </w:r>
-    </w:p>
-    <w:p>
-      <w:pPr>
-        <w:spacing w:after="0"/>
-      </w:pPr>
-      <w:r>
-        <w:rPr>
-          <w:rStyle w:val="Heading4Char"/>
-          <w:b/>
-          <w:bCs/>
-          <w:color w:val="1F3864" w:themeColor="accent1" w:themeShade="80"/>
-        </w:rPr>
-        <w:t>Brief Description of Assessment 2</w:t>
-      </w:r>
-      <w:r>
-        <w:t xml:space="preserve">: </w:t>
-      </w:r>
-    </w:p>
-    <w:p>
-      <w:pPr>
-        <w:spacing w:after="0"/>
-      </w:pPr>
-      <w:r>
-        <w:rPr>
-          <w:rStyle w:val="Heading4Char"/>
-          <w:b/>
-          <w:bCs/>
-          <w:color w:val="1F3864" w:themeColor="accent1" w:themeShade="80"/>
-        </w:rPr>
-        <w:t>Brief Description of Assessment 3</w:t>
-      </w:r>
-      <w:r>
-        <w:t xml:space="preserve">: </w:t>
-      </w:r>
-    </w:p>
-    <w:p>
-      <w:pPr>
-        <w:spacing w:after="0"/>
-      </w:pPr>
-      <w:r>
-        <w:rPr>
-          <w:rStyle w:val="Heading4Char"/>
-          <w:b/>
-          <w:bCs/>
-          <w:color w:val="1F3864" w:themeColor="accent1" w:themeShade="80"/>
-        </w:rPr>
-        <w:t>Brief Description of Assessment 4</w:t>
-      </w:r>
-      <w:r>
-        <w:t xml:space="preserve">: </w:t>
-      </w:r>
-    </w:p>
-    <w:p>
-      <w:pPr>
-        <w:spacing w:after="0"/>
-      </w:pPr>
-      <w:r>
-        <w:rPr>
-          <w:rStyle w:val="Heading4Char"/>
-          <w:b/>
-          <w:bCs/>
-          <w:color w:val="1F3864" w:themeColor="accent1" w:themeShade="80"/>
-        </w:rPr>
-        <w:t>Brief Description of Assessment 5</w:t>
-      </w:r>
-      <w:r>
-        <w:t>:</w:t>
-      </w:r>
-      <w:r>
-        <w:t xml:space="preserve"> </w:t>
-      </w:r>
-      <w:r>
-        <w:t xml:space="preserve"> </w:t>
-      </w:r>
-    </w:p>
-    <w:p>
-      <w:pPr>
-        <w:spacing w:after="0"/>
-      </w:pPr>
-    </w:p>
-    <w:p>
-      <w:pPr>
-        <w:spacing w:after="0"/>
-      </w:pPr>
-      <w:r>
-        <w:t>Students will be assigned the following final letter grades, based on the calculations coming from the course assessment section.</w:t>
-      </w:r>
-    </w:p>
-    <w:tbl>
-      <w:tblPr>
-        <w:tblStyle w:val="TableGrid"/>
-        <w:tblW w:w="0" w:type="auto"/>
-        <w:tblLook w:val="04A0" w:firstRow="1" w:lastRow="0" w:firstColumn="1" w:lastColumn="0" w:noHBand="0" w:noVBand="1"/>
-      </w:tblPr>
-      <w:tblGrid>
-        <w:gridCol w:w="2463"/>
-        <w:gridCol w:w="2463"/>
-      </w:tblGrid>
-      <w:tr>
-        <w:trPr>
-          <w:trHeight w:val="250"/>
-        </w:trPr>
-        <w:tc>
-          <w:tcPr>
-            <w:tcW w:w="2463" w:type="dxa"/>
-            <w:tcBorders>
-              <w:top w:val="nil"/>
-              <w:left w:val="nil"/>
-            </w:tcBorders>
-          </w:tcPr>
-          <w:p>
-            <w:r>
-              <w:rPr>
-                <w:rFonts w:asciiTheme="majorHAnsi" w:eastAsiaTheme="majorEastAsia" w:hAnsiTheme="majorHAnsi" w:cstheme="majorBidi"/>
-                <w:b/>
-                <w:bCs/>
-                <w:color w:val="1F3864" w:themeColor="accent1" w:themeShade="80"/>
-                <w:sz w:val="24"/>
-                <w:szCs w:val="24"/>
-              </w:rPr>
-              <w:t>Grade</w:t>
-            </w:r>
-          </w:p>
-        </w:tc>
-        <w:tc>
-          <w:tcPr>
-            <w:tcW w:w="2463" w:type="dxa"/>
-            <w:tcBorders>
-              <w:top w:val="nil"/>
-              <w:right w:val="nil"/>
-            </w:tcBorders>
-          </w:tcPr>
-          <w:p>
-            <w:r>
-              <w:rPr>
-                <w:rFonts w:asciiTheme="majorHAnsi" w:eastAsiaTheme="majorEastAsia" w:hAnsiTheme="majorHAnsi" w:cstheme="majorBidi"/>
-                <w:b/>
-                <w:bCs/>
-                <w:color w:val="1F3864" w:themeColor="accent1" w:themeShade="80"/>
-                <w:sz w:val="24"/>
-                <w:szCs w:val="24"/>
-              </w:rPr>
-              <w:t>Percentage Interval</w:t>
-            </w:r>
-          </w:p>
-        </w:tc>
-      </w:tr>
-      <w:tr>
-        <w:trPr>
-          <w:trHeight w:val="250"/>
-        </w:trPr>
-        <w:tc>
-          <w:tcPr>
-            <w:tcW w:w="2463" w:type="dxa"/>
-            <w:tcBorders>
-              <w:left w:val="nil"/>
-            </w:tcBorders>
-          </w:tcPr>
-          <w:p>
-            <w:r>
-              <w:t>A</w:t>
-            </w:r>
-          </w:p>
-        </w:tc>
-        <w:tc>
-          <w:tcPr>
-            <w:tcW w:w="2463" w:type="dxa"/>
-            <w:tcBorders>
-              <w:right w:val="nil"/>
-            </w:tcBorders>
-          </w:tcPr>
-          <w:p>
-            <w:r>
-              <w:t>94-100% or XX-XX points</w:t>
-            </w:r>
-          </w:p>
-        </w:tc>
-      </w:tr>
-      <w:tr>
-        <w:trPr>
-          <w:trHeight w:val="262"/>
-        </w:trPr>
-        <w:tc>
-          <w:tcPr>
-            <w:tcW w:w="2463" w:type="dxa"/>
-            <w:tcBorders>
-              <w:left w:val="nil"/>
-            </w:tcBorders>
-          </w:tcPr>
-          <w:p>
-            <w:r>
-              <w:t>A-</w:t>
-            </w:r>
-          </w:p>
-        </w:tc>
-        <w:tc>
-          <w:tcPr>
-            <w:tcW w:w="2463" w:type="dxa"/>
-            <w:tcBorders>
-              <w:right w:val="nil"/>
-            </w:tcBorders>
-          </w:tcPr>
-          <w:p/>
-        </w:tc>
-      </w:tr>
-      <w:tr>
-        <w:trPr>
-          <w:trHeight w:val="250"/>
-        </w:trPr>
-        <w:tc>
-          <w:tcPr>
-            <w:tcW w:w="2463" w:type="dxa"/>
-            <w:tcBorders>
-              <w:left w:val="nil"/>
-            </w:tcBorders>
-          </w:tcPr>
-          <w:p>
-            <w:r>
-              <w:t>B+</w:t>
-            </w:r>
-          </w:p>
-        </w:tc>
-        <w:tc>
-          <w:tcPr>
-            <w:tcW w:w="2463" w:type="dxa"/>
-            <w:tcBorders>
-              <w:right w:val="nil"/>
-            </w:tcBorders>
-          </w:tcPr>
-          <w:p/>
-        </w:tc>
-      </w:tr>
-      <w:tr>
-        <w:trPr>
-          <w:trHeight w:val="250"/>
-        </w:trPr>
-        <w:tc>
-          <w:tcPr>
-            <w:tcW w:w="2463" w:type="dxa"/>
-            <w:tcBorders>
-              <w:left w:val="nil"/>
-            </w:tcBorders>
-          </w:tcPr>
-          <w:p>
-            <w:r>
-              <w:t>B</w:t>
-            </w:r>
-          </w:p>
-        </w:tc>
-        <w:tc>
-          <w:tcPr>
-            <w:tcW w:w="2463" w:type="dxa"/>
-            <w:tcBorders>
-              <w:right w:val="nil"/>
-            </w:tcBorders>
-          </w:tcPr>
-          <w:p/>
-        </w:tc>
-      </w:tr>
-      <w:tr>
-        <w:trPr>
-          <w:trHeight w:val="250"/>
-        </w:trPr>
-        <w:tc>
-          <w:tcPr>
-            <w:tcW w:w="2463" w:type="dxa"/>
-            <w:tcBorders>
-              <w:left w:val="nil"/>
-            </w:tcBorders>
-          </w:tcPr>
-          <w:p>
-            <w:r>
-              <w:t>B-</w:t>
-            </w:r>
-          </w:p>
-        </w:tc>
-        <w:tc>
-          <w:tcPr>
-            <w:tcW w:w="2463" w:type="dxa"/>
-            <w:tcBorders>
-              <w:right w:val="nil"/>
-            </w:tcBorders>
-          </w:tcPr>
-          <w:p/>
-        </w:tc>
-      </w:tr>
-      <w:tr>
-        <w:trPr>
-          <w:trHeight w:val="250"/>
-        </w:trPr>
-        <w:tc>
-          <w:tcPr>
-            <w:tcW w:w="2463" w:type="dxa"/>
-            <w:tcBorders>
-              <w:left w:val="nil"/>
-            </w:tcBorders>
-          </w:tcPr>
-          <w:p>
-            <w:r>
-              <w:t>C+</w:t>
-            </w:r>
-          </w:p>
-        </w:tc>
-        <w:tc>
-          <w:tcPr>
-            <w:tcW w:w="2463" w:type="dxa"/>
-            <w:tcBorders>
-              <w:right w:val="nil"/>
-            </w:tcBorders>
-          </w:tcPr>
-          <w:p/>
-        </w:tc>
-      </w:tr>
-      <w:tr>
-        <w:trPr>
-          <w:trHeight w:val="262"/>
-        </w:trPr>
-        <w:tc>
-          <w:tcPr>
-            <w:tcW w:w="2463" w:type="dxa"/>
-            <w:tcBorders>
-              <w:left w:val="nil"/>
-            </w:tcBorders>
-          </w:tcPr>
-          <w:p>
-            <w:r>
-              <w:t>C</w:t>
-            </w:r>
-          </w:p>
-        </w:tc>
-        <w:tc>
-          <w:tcPr>
-            <w:tcW w:w="2463" w:type="dxa"/>
-            <w:tcBorders>
-              <w:right w:val="nil"/>
-            </w:tcBorders>
-          </w:tcPr>
-          <w:p/>
-        </w:tc>
-      </w:tr>
-      <w:tr>
-        <w:trPr>
-          <w:trHeight w:val="250"/>
-        </w:trPr>
-        <w:tc>
-          <w:tcPr>
-            <w:tcW w:w="2463" w:type="dxa"/>
-            <w:tcBorders>
-              <w:left w:val="nil"/>
-            </w:tcBorders>
-          </w:tcPr>
-          <w:p>
-            <w:r>
-              <w:t>C-</w:t>
-            </w:r>
-          </w:p>
-        </w:tc>
-        <w:tc>
-          <w:tcPr>
-            <w:tcW w:w="2463" w:type="dxa"/>
-            <w:tcBorders>
-              <w:right w:val="nil"/>
-            </w:tcBorders>
-          </w:tcPr>
-          <w:p/>
-        </w:tc>
-      </w:tr>
-      <w:tr>
-        <w:trPr>
-          <w:trHeight w:val="250"/>
-        </w:trPr>
-        <w:tc>
-          <w:tcPr>
-            <w:tcW w:w="2463" w:type="dxa"/>
-            <w:tcBorders>
-              <w:left w:val="nil"/>
-            </w:tcBorders>
-          </w:tcPr>
-          <w:p>
-            <w:r>
-              <w:t>D+</w:t>
-            </w:r>
-          </w:p>
-        </w:tc>
-        <w:tc>
-          <w:tcPr>
-            <w:tcW w:w="2463" w:type="dxa"/>
-            <w:tcBorders>
-              <w:right w:val="nil"/>
-            </w:tcBorders>
-          </w:tcPr>
-          <w:p/>
-        </w:tc>
-      </w:tr>
-      <w:tr>
-        <w:trPr>
-          <w:trHeight w:val="250"/>
-        </w:trPr>
-        <w:tc>
-          <w:tcPr>
-            <w:tcW w:w="2463" w:type="dxa"/>
-            <w:tcBorders>
-              <w:left w:val="nil"/>
-            </w:tcBorders>
-          </w:tcPr>
-          <w:p>
-            <w:r>
-              <w:t>D</w:t>
-            </w:r>
-          </w:p>
-        </w:tc>
-        <w:tc>
-          <w:tcPr>
-            <w:tcW w:w="2463" w:type="dxa"/>
-            <w:tcBorders>
-              <w:right w:val="nil"/>
-            </w:tcBorders>
-          </w:tcPr>
-          <w:p/>
-        </w:tc>
-      </w:tr>
-      <w:tr>
-        <w:trPr>
-          <w:trHeight w:val="250"/>
-        </w:trPr>
-        <w:tc>
-          <w:tcPr>
-            <w:tcW w:w="2463" w:type="dxa"/>
-            <w:tcBorders>
-              <w:left w:val="nil"/>
-            </w:tcBorders>
-          </w:tcPr>
-          <w:p>
-            <w:r>
-              <w:t>F</w:t>
-            </w:r>
-          </w:p>
-        </w:tc>
-        <w:tc>
-          <w:tcPr>
-            <w:tcW w:w="2463" w:type="dxa"/>
-            <w:tcBorders>
-              <w:right w:val="nil"/>
-            </w:tcBorders>
-          </w:tcPr>
-          <w:p/>
-        </w:tc>
-      </w:tr>
-    </w:tbl>
+          <w:rFonts w:asciiTheme="minorHAnsi" w:hAnsiTheme="minorHAnsi" w:cstheme="minorHAnsi"/>
+          <w:i w:val="0"/>
+          <w:iCs w:val="0"/>
+          <w:color w:val="auto"/>
+        </w:rPr>
+        <w:t>}</w:t>
+      </w:r>
+    </w:p>
     <w:p>
       <w:pPr>
         <w:spacing w:after="0"/>
@@ -2083,64 +1587,45 @@
           <w:sz w:val="26"/>
           <w:szCs w:val="26"/>
         </w:rPr>
-        <w:t>Grading Policies</w:t>
-      </w:r>
-    </w:p>
-    <w:p>
-      <w:pPr>
-        <w:spacing w:after="0"/>
-      </w:pPr>
-      <w:r>
-        <w:rPr>
-          <w:rStyle w:val="Heading4Char"/>
-          <w:b/>
-          <w:bCs/>
-          <w:color w:val="1F3864" w:themeColor="accent1" w:themeShade="80"/>
-        </w:rPr>
-        <w:t>Late Work Policy:</w:t>
-      </w:r>
-      <w:r>
-        <w:t xml:space="preserve"> </w:t>
-      </w:r>
-    </w:p>
-    <w:p>
-      <w:pPr>
-        <w:spacing w:after="0"/>
-      </w:pPr>
-      <w:r>
-        <w:rPr>
-          <w:rStyle w:val="Heading4Char"/>
-          <w:b/>
-          <w:bCs/>
-          <w:color w:val="1F3864" w:themeColor="accent1" w:themeShade="80"/>
-        </w:rPr>
-        <w:t>Re-grade or Re-submission Policy</w:t>
-      </w:r>
-      <w:r>
-        <w:t xml:space="preserve">: </w:t>
-      </w:r>
-    </w:p>
-    <w:p>
-      <w:pPr>
-        <w:spacing w:after="0"/>
-      </w:pPr>
-      <w:r>
-        <w:rPr>
-          <w:rStyle w:val="Heading4Char"/>
-          <w:b/>
-          <w:bCs/>
-          <w:color w:val="1F3864" w:themeColor="accent1" w:themeShade="80"/>
-        </w:rPr>
-        <w:t>Attendance and/or participation policy</w:t>
-      </w:r>
-      <w:r>
-        <w:t xml:space="preserve">: </w:t>
-      </w:r>
-    </w:p>
-    <w:p>
-      <w:pPr>
-        <w:spacing w:after="0"/>
-      </w:pPr>
+        <w:t>Course and University Policies</w:t>
+      </w:r>
+      <w:r>
+        <w:rPr>
+          <w:b/>
+          <w:bCs/>
+          <w:color w:val="1F3864" w:themeColor="accent1" w:themeShade="80"/>
+          <w:sz w:val="26"/>
+          <w:szCs w:val="26"/>
+        </w:rPr>
+        <w:t xml:space="preserve"> and Resources</w:t>
+      </w:r>
+    </w:p>
+    <w:p/>
+    <w:p>
+      <w:r>
+        <w:t>${</w:t>
+      </w:r>
+      <w:proofErr w:type="spellStart"/>
+      <w:r>
+        <w:t>policy_statements</w:t>
+      </w:r>
+      <w:proofErr w:type="spellEnd"/>
+      <w:r>
+        <w:t>}</w:t>
+      </w:r>
+    </w:p>
+    <w:p>
+      <w:r>
+        <w:t>${</w:t>
+      </w:r>
+      <w:proofErr w:type="spellStart"/>
+      <w:r>
+        <w:t>university_resources</w:t>
+      </w:r>
+      <w:proofErr w:type="spellEnd"/>
+      <w:r>
+        <w:t>}</w:t>
+      </w:r>
     </w:p>
     <w:p>
       <w:pPr>
@@ -2153,26 +1638,6 @@
           <w:szCs w:val="26"/>
         </w:rPr>
       </w:pPr>
-      <w:r>
-        <w:rPr>
-          <w:b/>
-          <w:bCs/>
-          <w:color w:val="1F3864" w:themeColor="accent1" w:themeShade="80"/>
-          <w:sz w:val="26"/>
-          <w:szCs w:val="26"/>
-        </w:rPr>
-        <w:t>Course and University Policies</w:t>
-      </w:r>
-      <w:r>
-        <w:rPr>
-          <w:b/>
-          <w:bCs/>
-          <w:color w:val="1F3864" w:themeColor="accent1" w:themeShade="80"/>
-          <w:sz w:val="26"/>
-          <w:szCs w:val="26"/>
-        </w:rPr>
-        <w:t xml:space="preserve"> and Resources</w:t>
-      </w:r>
     </w:p>
     <w:p>
       <w:pPr>
@@ -2185,18 +1650,6 @@
           <w:szCs w:val="26"/>
         </w:rPr>
       </w:pPr>
-    </w:p>
-    <w:p>
-      <w:pPr>
-        <w:pStyle w:val="Heading3"/>
-        <w:rPr>
-          <w:b/>
-          <w:bCs/>
-          <w:color w:val="1F3864" w:themeColor="accent1" w:themeShade="80"/>
-          <w:sz w:val="26"/>
-          <w:szCs w:val="26"/>
-        </w:rPr>
-      </w:pPr>
       <w:r>
         <w:rPr>
           <w:b/>
@@ -2208,307 +1661,20 @@
         <w:t>Course Schedule</w:t>
       </w:r>
     </w:p>
-    <w:tbl>
-      <w:tblPr>
-        <w:tblStyle w:val="TableGrid"/>
-        <w:tblW w:w="0" w:type="auto"/>
-        <w:tblLook w:val="04A0" w:firstRow="1" w:lastRow="0" w:firstColumn="1" w:lastColumn="0" w:noHBand="0" w:noVBand="1"/>
-      </w:tblPr>
-      <w:tblGrid>
-        <w:gridCol w:w="1255"/>
-        <w:gridCol w:w="2698"/>
-        <w:gridCol w:w="2698"/>
-        <w:gridCol w:w="2699"/>
-      </w:tblGrid>
-      <w:tr>
-        <w:tc>
-          <w:tcPr>
-            <w:tcW w:w="1255" w:type="dxa"/>
-            <w:tcBorders>
-              <w:top w:val="nil"/>
-              <w:left w:val="nil"/>
-            </w:tcBorders>
-            <w:vAlign w:val="center"/>
-          </w:tcPr>
-          <w:p>
-            <w:pPr>
-              <w:jc w:val="center"/>
-              <w:rPr>
-                <w:b/>
-                <w:bCs/>
-                <w:color w:val="1F3864" w:themeColor="accent1" w:themeShade="80"/>
-                <w:sz w:val="24"/>
-                <w:szCs w:val="24"/>
-              </w:rPr>
-            </w:pPr>
-            <w:r>
-              <w:rPr>
-                <w:b/>
-                <w:bCs/>
-                <w:color w:val="1F3864" w:themeColor="accent1" w:themeShade="80"/>
-                <w:sz w:val="24"/>
-                <w:szCs w:val="24"/>
-              </w:rPr>
-              <w:t>Date</w:t>
-            </w:r>
-          </w:p>
-        </w:tc>
-        <w:tc>
-          <w:tcPr>
-            <w:tcW w:w="2698" w:type="dxa"/>
-            <w:tcBorders>
-              <w:top w:val="nil"/>
-            </w:tcBorders>
-            <w:vAlign w:val="center"/>
-          </w:tcPr>
-          <w:p>
-            <w:pPr>
-              <w:jc w:val="center"/>
-              <w:rPr>
-                <w:b/>
-                <w:bCs/>
-                <w:color w:val="1F3864" w:themeColor="accent1" w:themeShade="80"/>
-                <w:sz w:val="24"/>
-                <w:szCs w:val="24"/>
-              </w:rPr>
-            </w:pPr>
-            <w:r>
-              <w:rPr>
-                <w:b/>
-                <w:bCs/>
-                <w:color w:val="1F3864" w:themeColor="accent1" w:themeShade="80"/>
-                <w:sz w:val="24"/>
-                <w:szCs w:val="24"/>
-              </w:rPr>
-              <w:t>Theme/Topic</w:t>
-            </w:r>
-          </w:p>
-        </w:tc>
-        <w:tc>
-          <w:tcPr>
-            <w:tcW w:w="2698" w:type="dxa"/>
-            <w:tcBorders>
-              <w:top w:val="nil"/>
-            </w:tcBorders>
-            <w:vAlign w:val="center"/>
-          </w:tcPr>
-          <w:p>
-            <w:pPr>
-              <w:jc w:val="center"/>
-              <w:rPr>
-                <w:b/>
-                <w:bCs/>
-                <w:color w:val="1F3864" w:themeColor="accent1" w:themeShade="80"/>
-                <w:sz w:val="24"/>
-                <w:szCs w:val="24"/>
-              </w:rPr>
-            </w:pPr>
-            <w:r>
-              <w:rPr>
-                <w:b/>
-                <w:bCs/>
-                <w:color w:val="1F3864" w:themeColor="accent1" w:themeShade="80"/>
-                <w:sz w:val="24"/>
-                <w:szCs w:val="24"/>
-              </w:rPr>
-              <w:t>Learning Outcomes Addressed</w:t>
-            </w:r>
-          </w:p>
-        </w:tc>
-        <w:tc>
-          <w:tcPr>
-            <w:tcW w:w="2699" w:type="dxa"/>
-            <w:tcBorders>
-              <w:top w:val="nil"/>
-              <w:right w:val="nil"/>
-            </w:tcBorders>
-            <w:vAlign w:val="center"/>
-          </w:tcPr>
-          <w:p>
-            <w:pPr>
-              <w:jc w:val="center"/>
-              <w:rPr>
-                <w:b/>
-                <w:bCs/>
-                <w:color w:val="1F3864" w:themeColor="accent1" w:themeShade="80"/>
-                <w:sz w:val="24"/>
-                <w:szCs w:val="24"/>
-              </w:rPr>
-            </w:pPr>
-            <w:r>
-              <w:rPr>
-                <w:b/>
-                <w:bCs/>
-                <w:color w:val="1F3864" w:themeColor="accent1" w:themeShade="80"/>
-                <w:sz w:val="24"/>
-                <w:szCs w:val="24"/>
-              </w:rPr>
-              <w:t>Readings/Assignments Due</w:t>
-            </w:r>
-          </w:p>
-        </w:tc>
-      </w:tr>
-      <w:tr>
-        <w:tc>
-          <w:tcPr>
-            <w:tcW w:w="1255" w:type="dxa"/>
-            <w:tcBorders>
-              <w:left w:val="nil"/>
-            </w:tcBorders>
-          </w:tcPr>
-          <w:p/>
-        </w:tc>
-        <w:tc>
-          <w:tcPr>
-            <w:tcW w:w="2698" w:type="dxa"/>
-          </w:tcPr>
-          <w:p/>
-        </w:tc>
-        <w:tc>
-          <w:tcPr>
-            <w:tcW w:w="2698" w:type="dxa"/>
-          </w:tcPr>
-          <w:p/>
-        </w:tc>
-        <w:tc>
-          <w:tcPr>
-            <w:tcW w:w="2699" w:type="dxa"/>
-            <w:tcBorders>
-              <w:right w:val="nil"/>
-            </w:tcBorders>
-          </w:tcPr>
-          <w:p/>
-        </w:tc>
-      </w:tr>
-      <w:tr>
-        <w:tc>
-          <w:tcPr>
-            <w:tcW w:w="1255" w:type="dxa"/>
-            <w:tcBorders>
-              <w:left w:val="nil"/>
-            </w:tcBorders>
-          </w:tcPr>
-          <w:p/>
-        </w:tc>
-        <w:tc>
-          <w:tcPr>
-            <w:tcW w:w="2698" w:type="dxa"/>
-          </w:tcPr>
-          <w:p/>
-        </w:tc>
-        <w:tc>
-          <w:tcPr>
-            <w:tcW w:w="2698" w:type="dxa"/>
-          </w:tcPr>
-          <w:p/>
-        </w:tc>
-        <w:tc>
-          <w:tcPr>
-            <w:tcW w:w="2699" w:type="dxa"/>
-            <w:tcBorders>
-              <w:right w:val="nil"/>
-            </w:tcBorders>
-          </w:tcPr>
-          <w:p/>
-        </w:tc>
-      </w:tr>
-      <w:tr>
-        <w:tc>
-          <w:tcPr>
-            <w:tcW w:w="1255" w:type="dxa"/>
-            <w:tcBorders>
-              <w:left w:val="nil"/>
-            </w:tcBorders>
-          </w:tcPr>
-          <w:p/>
-        </w:tc>
-        <w:tc>
-          <w:tcPr>
-            <w:tcW w:w="2698" w:type="dxa"/>
-          </w:tcPr>
-          <w:p/>
-        </w:tc>
-        <w:tc>
-          <w:tcPr>
-            <w:tcW w:w="2698" w:type="dxa"/>
-          </w:tcPr>
-          <w:p/>
-        </w:tc>
-        <w:tc>
-          <w:tcPr>
-            <w:tcW w:w="2699" w:type="dxa"/>
-            <w:tcBorders>
-              <w:right w:val="nil"/>
-            </w:tcBorders>
-          </w:tcPr>
-          <w:p/>
-        </w:tc>
-      </w:tr>
-      <w:tr>
-        <w:tc>
-          <w:tcPr>
-            <w:tcW w:w="1255" w:type="dxa"/>
-            <w:tcBorders>
-              <w:left w:val="nil"/>
-            </w:tcBorders>
-          </w:tcPr>
-          <w:p/>
-        </w:tc>
-        <w:tc>
-          <w:tcPr>
-            <w:tcW w:w="2698" w:type="dxa"/>
-          </w:tcPr>
-          <w:p/>
-        </w:tc>
-        <w:tc>
-          <w:tcPr>
-            <w:tcW w:w="2698" w:type="dxa"/>
-          </w:tcPr>
-          <w:p/>
-        </w:tc>
-        <w:tc>
-          <w:tcPr>
-            <w:tcW w:w="2699" w:type="dxa"/>
-            <w:tcBorders>
-              <w:right w:val="nil"/>
-            </w:tcBorders>
-          </w:tcPr>
-          <w:p/>
-        </w:tc>
-      </w:tr>
-      <w:tr>
-        <w:tc>
-          <w:tcPr>
-            <w:tcW w:w="1255" w:type="dxa"/>
-            <w:tcBorders>
-              <w:left w:val="nil"/>
-            </w:tcBorders>
-          </w:tcPr>
-          <w:p/>
-        </w:tc>
-        <w:tc>
-          <w:tcPr>
-            <w:tcW w:w="2698" w:type="dxa"/>
-          </w:tcPr>
-          <w:p/>
-        </w:tc>
-        <w:tc>
-          <w:tcPr>
-            <w:tcW w:w="2698" w:type="dxa"/>
-          </w:tcPr>
-          <w:p/>
-        </w:tc>
-        <w:tc>
-          <w:tcPr>
-            <w:tcW w:w="2699" w:type="dxa"/>
-            <w:tcBorders>
-              <w:right w:val="nil"/>
-            </w:tcBorders>
-          </w:tcPr>
-          <w:p/>
-        </w:tc>
-      </w:tr>
-    </w:tbl>
+    <w:p/>
+    <w:p>
+      <w:r>
+        <w:t>${</w:t>
+      </w:r>
+      <w:proofErr w:type="spellStart"/>
+      <w:r>
+        <w:t>course_schedule_list</w:t>
+      </w:r>
+      <w:proofErr w:type="spellEnd"/>
+      <w:r>
+        <w:t>}</w:t>
+      </w:r>
+    </w:p>
     <w:p>
       <w:pPr>
         <w:spacing w:after="0"/>
@@ -3866,6 +3032,21 @@
 </file>
 
 <file path=customXml/item1.xml><?xml version="1.0" encoding="utf-8"?>
+<p:properties xmlns:p="http://schemas.microsoft.com/office/2006/metadata/properties" xmlns:xsi="http://www.w3.org/2001/XMLSchema-instance" xmlns:pc="http://schemas.microsoft.com/office/infopath/2007/PartnerControls">
+  <documentManagement/>
+</p:properties>
+</file>
+
+<file path=customXml/item2.xml><?xml version="1.0" encoding="utf-8"?>
+<?mso-contentType ?>
+<FormTemplates xmlns="http://schemas.microsoft.com/sharepoint/v3/contenttype/forms">
+  <Display>DocumentLibraryForm</Display>
+  <Edit>DocumentLibraryForm</Edit>
+  <New>DocumentLibraryForm</New>
+</FormTemplates>
+</file>
+
+<file path=customXml/item3.xml><?xml version="1.0" encoding="utf-8"?>
 <ct:contentTypeSchema xmlns:ct="http://schemas.microsoft.com/office/2006/metadata/contentType" xmlns:ma="http://schemas.microsoft.com/office/2006/metadata/properties/metaAttributes" ct:_="" ma:_="" ma:contentTypeName="Document" ma:contentTypeID="0x01010043AC30EE3931924C951949B01581249A" ma:contentTypeVersion="3" ma:contentTypeDescription="Create a new document." ma:contentTypeScope="" ma:versionID="ecba60cf1f3c2b4798aa357a3e04473e">
   <xsd:schema xmlns:xsd="http://www.w3.org/2001/XMLSchema" xmlns:xs="http://www.w3.org/2001/XMLSchema" xmlns:p="http://schemas.microsoft.com/office/2006/metadata/properties" xmlns:ns2="5e46cd92-5281-4aec-af6d-ce68d6323cf6" targetNamespace="http://schemas.microsoft.com/office/2006/metadata/properties" ma:root="true" ma:fieldsID="749246a7d39d1518a48c156f5ef050f5" ns2:_="">
     <xsd:import namespace="5e46cd92-5281-4aec-af6d-ce68d6323cf6"/>
@@ -4003,26 +3184,28 @@
 </ct:contentTypeSchema>
 </file>
 
-<file path=customXml/item2.xml><?xml version="1.0" encoding="utf-8"?>
+<file path=customXml/item4.xml><?xml version="1.0" encoding="utf-8"?>
 <b:Sources xmlns:b="http://schemas.openxmlformats.org/officeDocument/2006/bibliography" xmlns="http://schemas.openxmlformats.org/officeDocument/2006/bibliography" SelectedStyle="\APASixthEditionOfficeOnline.xsl" StyleName="APA" Version="6"/>
 </file>
 
-<file path=customXml/item3.xml><?xml version="1.0" encoding="utf-8"?>
-<p:properties xmlns:p="http://schemas.microsoft.com/office/2006/metadata/properties" xmlns:xsi="http://www.w3.org/2001/XMLSchema-instance" xmlns:pc="http://schemas.microsoft.com/office/infopath/2007/PartnerControls">
-  <documentManagement/>
-</p:properties>
+<file path=customXml/itemProps1.xml><?xml version="1.0" encoding="utf-8"?>
+<ds:datastoreItem xmlns:ds="http://schemas.openxmlformats.org/officeDocument/2006/customXml" ds:itemID="{509D1927-145B-4147-AE53-B018C6899FD0}">
+  <ds:schemaRefs>
+    <ds:schemaRef ds:uri="http://schemas.microsoft.com/office/2006/metadata/properties"/>
+    <ds:schemaRef ds:uri="http://schemas.microsoft.com/office/infopath/2007/PartnerControls"/>
+  </ds:schemaRefs>
+</ds:datastoreItem>
 </file>
 
-<file path=customXml/item4.xml><?xml version="1.0" encoding="utf-8"?>
-<?mso-contentType ?>
-<FormTemplates xmlns="http://schemas.microsoft.com/sharepoint/v3/contenttype/forms">
-  <Display>DocumentLibraryForm</Display>
-  <Edit>DocumentLibraryForm</Edit>
-  <New>DocumentLibraryForm</New>
-</FormTemplates>
+<file path=customXml/itemProps2.xml><?xml version="1.0" encoding="utf-8"?>
+<ds:datastoreItem xmlns:ds="http://schemas.openxmlformats.org/officeDocument/2006/customXml" ds:itemID="{E5876C36-A6F2-4B44-960A-B8B4B435ECCD}">
+  <ds:schemaRefs>
+    <ds:schemaRef ds:uri="http://schemas.microsoft.com/sharepoint/v3/contenttype/forms"/>
+  </ds:schemaRefs>
+</ds:datastoreItem>
 </file>
 
-<file path=customXml/itemProps1.xml><?xml version="1.0" encoding="utf-8"?>
+<file path=customXml/itemProps3.xml><?xml version="1.0" encoding="utf-8"?>
 <ds:datastoreItem xmlns:ds="http://schemas.openxmlformats.org/officeDocument/2006/customXml" ds:itemID="{D4AD5993-87D2-4E47-8D6E-96B6100FF46D}">
   <ds:schemaRefs>
     <ds:schemaRef ds:uri="http://schemas.microsoft.com/office/2006/metadata/contentType"/>
@@ -4040,27 +3223,10 @@
 </ds:datastoreItem>
 </file>
 
-<file path=customXml/itemProps2.xml><?xml version="1.0" encoding="utf-8"?>
+<file path=customXml/itemProps4.xml><?xml version="1.0" encoding="utf-8"?>
 <ds:datastoreItem xmlns:ds="http://schemas.openxmlformats.org/officeDocument/2006/customXml" ds:itemID="{99DD2AA0-78B3-40EA-8C1D-954E770C8D8A}">
   <ds:schemaRefs>
     <ds:schemaRef ds:uri="http://schemas.openxmlformats.org/officeDocument/2006/bibliography"/>
   </ds:schemaRefs>
 </ds:datastoreItem>
-</file>
-
-<file path=customXml/itemProps3.xml><?xml version="1.0" encoding="utf-8"?>
-<ds:datastoreItem xmlns:ds="http://schemas.openxmlformats.org/officeDocument/2006/customXml" ds:itemID="{509D1927-145B-4147-AE53-B018C6899FD0}">
-  <ds:schemaRefs>
-    <ds:schemaRef ds:uri="http://schemas.microsoft.com/office/2006/metadata/properties"/>
-    <ds:schemaRef ds:uri="http://schemas.microsoft.com/office/infopath/2007/PartnerControls"/>
-  </ds:schemaRefs>
-</ds:datastoreItem>
-</file>
-
-<file path=customXml/itemProps4.xml><?xml version="1.0" encoding="utf-8"?>
-<ds:datastoreItem xmlns:ds="http://schemas.openxmlformats.org/officeDocument/2006/customXml" ds:itemID="{E5876C36-A6F2-4B44-960A-B8B4B435ECCD}">
-  <ds:schemaRefs>
-    <ds:schemaRef ds:uri="http://schemas.microsoft.com/sharepoint/v3/contenttype/forms"/>
-  </ds:schemaRefs>
-</ds:datastoreItem>
 </file>
--- a/backend/docx/SyllabusTemplate.docx
+++ b/backend/docx/SyllabusTemplate.docx
@@ -1,6 +1,6 @@
 
 <file path=word/document.xml><?xml version="1.0" encoding="utf-8"?>
-<w:document xmlns:wpc="http://schemas.microsoft.com/office/word/2010/wordprocessingCanvas" xmlns:cx="http://schemas.microsoft.com/office/drawing/2014/chartex" xmlns:cx1="http://schemas.microsoft.com/office/drawing/2015/9/8/chartex" xmlns:cx2="http://schemas.microsoft.com/office/drawing/2015/10/21/chartex" xmlns:cx3="http://schemas.microsoft.com/office/drawing/2016/5/9/chartex" xmlns:cx4="http://schemas.microsoft.com/office/drawing/2016/5/10/chartex" xmlns:cx5="http://schemas.microsoft.com/office/drawing/2016/5/11/chartex" xmlns:cx6="http://schemas.microsoft.com/office/drawing/2016/5/12/chartex" xmlns:cx7="http://schemas.microsoft.com/office/drawing/2016/5/13/chartex" xmlns:cx8="http://schemas.microsoft.com/office/drawing/2016/5/14/chartex" xmlns:mc="http://schemas.openxmlformats.org/markup-compatibility/2006" xmlns:aink="http://schemas.microsoft.com/office/drawing/2016/ink" xmlns:am3d="http://schemas.microsoft.com/office/drawing/2017/model3d" xmlns:o="urn:schemas-microsoft-com:office:office" xmlns:oel="http://schemas.microsoft.com/office/2019/extlst" xmlns:r="http://schemas.openxmlformats.org/officeDocument/2006/relationships" xmlns:m="http://schemas.openxmlformats.org/officeDocument/2006/math" xmlns:v="urn:schemas-microsoft-com:vml" xmlns:wp14="http://schemas.microsoft.com/office/word/2010/wordprocessingDrawing" xmlns:wp="http://schemas.openxmlformats.org/drawingml/2006/wordprocessingDrawing" xmlns:w10="urn:schemas-microsoft-com:office:word" xmlns:w="http://schemas.openxmlformats.org/wordprocessingml/2006/main" xmlns:w14="http://schemas.microsoft.com/office/word/2010/wordml" xmlns:w15="http://schemas.microsoft.com/office/word/2012/wordml" xmlns:w16cex="http://schemas.microsoft.com/office/word/2018/wordml/cex" xmlns:w16cid="http://schemas.microsoft.com/office/word/2016/wordml/cid" xmlns:w16="http://schemas.microsoft.com/office/word/2018/wordml" xmlns:w16sdtdh="http://schemas.microsoft.com/office/word/2020/wordml/sdtdatahash" xmlns:w16se="http://schemas.microsoft.com/office/word/2015/wordml/symex" xmlns:wpg="http://schemas.microsoft.com/office/word/2010/wordprocessingGroup" xmlns:wpi="http://schemas.microsoft.com/office/word/2010/wordprocessingInk" xmlns:wne="http://schemas.microsoft.com/office/word/2006/wordml" xmlns:wps="http://schemas.microsoft.com/office/word/2010/wordprocessingShape" mc:Ignorable="w14 w15 w16se w16cid w16 w16cex w16sdtdh wp14">
+<w:document xmlns:wpc="http://schemas.microsoft.com/office/word/2010/wordprocessingCanvas" xmlns:cx="http://schemas.microsoft.com/office/drawing/2014/chartex" xmlns:cx1="http://schemas.microsoft.com/office/drawing/2015/9/8/chartex" xmlns:cx2="http://schemas.microsoft.com/office/drawing/2015/10/21/chartex" xmlns:cx3="http://schemas.microsoft.com/office/drawing/2016/5/9/chartex" xmlns:cx4="http://schemas.microsoft.com/office/drawing/2016/5/10/chartex" xmlns:cx5="http://schemas.microsoft.com/office/drawing/2016/5/11/chartex" xmlns:cx6="http://schemas.microsoft.com/office/drawing/2016/5/12/chartex" xmlns:cx7="http://schemas.microsoft.com/office/drawing/2016/5/13/chartex" xmlns:cx8="http://schemas.microsoft.com/office/drawing/2016/5/14/chartex" xmlns:mc="http://schemas.openxmlformats.org/markup-compatibility/2006" xmlns:aink="http://schemas.microsoft.com/office/drawing/2016/ink" xmlns:am3d="http://schemas.microsoft.com/office/drawing/2017/model3d" xmlns:o="urn:schemas-microsoft-com:office:office" xmlns:r="http://schemas.openxmlformats.org/officeDocument/2006/relationships" xmlns:m="http://schemas.openxmlformats.org/officeDocument/2006/math" xmlns:v="urn:schemas-microsoft-com:vml" xmlns:wp14="http://schemas.microsoft.com/office/word/2010/wordprocessingDrawing" xmlns:wp="http://schemas.openxmlformats.org/drawingml/2006/wordprocessingDrawing" xmlns:w10="urn:schemas-microsoft-com:office:word" xmlns:w="http://schemas.openxmlformats.org/wordprocessingml/2006/main" xmlns:w14="http://schemas.microsoft.com/office/word/2010/wordml" xmlns:w15="http://schemas.microsoft.com/office/word/2012/wordml" xmlns:w16cex="http://schemas.microsoft.com/office/word/2018/wordml/cex" xmlns:w16cid="http://schemas.microsoft.com/office/word/2016/wordml/cid" xmlns:w16="http://schemas.microsoft.com/office/word/2018/wordml" xmlns:w16sdtdh="http://schemas.microsoft.com/office/word/2020/wordml/sdtdatahash" xmlns:w16se="http://schemas.microsoft.com/office/word/2015/wordml/symex" xmlns:wpg="http://schemas.microsoft.com/office/word/2010/wordprocessingGroup" xmlns:wpi="http://schemas.microsoft.com/office/word/2010/wordprocessingInk" xmlns:wne="http://schemas.microsoft.com/office/word/2006/wordml" xmlns:wps="http://schemas.microsoft.com/office/word/2010/wordprocessingShape" mc:Ignorable="w14 w15 w16se w16cid w16 w16cex w16sdtdh wp14">
   <w:body>
     <w:p>
       <w:pPr>
@@ -80,7 +80,7 @@
               </wp:anchor>
             </w:drawing>
           </mc:Choice>
-          <mc:Fallback>
+          <mc:Fallback xmlns:oel="http://schemas.microsoft.com/office/2019/extlst">
             <w:pict>
               <v:line w14:anchorId="583C21A8" id="Straight Connector 4" o:spid="_x0000_s1026" style="position:absolute;z-index:251662336;visibility:visible;mso-wrap-style:square;mso-wrap-distance-left:9pt;mso-wrap-distance-top:0;mso-wrap-distance-right:9pt;mso-wrap-distance-bottom:0;mso-position-horizontal:absolute;mso-position-horizontal-relative:text;mso-position-vertical:absolute;mso-position-vertical-relative:text" from="110.1pt,-4.75pt" to="110.7pt,92.45pt" o:gfxdata="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" strokecolor="#1f3763 [1604]" strokeweight="1pt">
                 <v:stroke joinstyle="miter"/>
@@ -247,7 +247,7 @@
               </wp:anchor>
             </w:drawing>
           </mc:Choice>
-          <mc:Fallback xmlns:a="http://schemas.openxmlformats.org/drawingml/2006/main" xmlns:pic="http://schemas.openxmlformats.org/drawingml/2006/picture" xmlns:a14="http://schemas.microsoft.com/office/drawing/2010/main">
+          <mc:Fallback xmlns:a14="http://schemas.microsoft.com/office/drawing/2010/main" xmlns:pic="http://schemas.openxmlformats.org/drawingml/2006/picture" xmlns:a="http://schemas.openxmlformats.org/drawingml/2006/main" xmlns:oel="http://schemas.microsoft.com/office/2019/extlst">
             <w:pict w14:anchorId="08122B22">
               <v:line id="Straight Connector 3" style="position:absolute;z-index:251640832;visibility:visible;mso-wrap-style:square;mso-wrap-distance-left:9pt;mso-wrap-distance-top:0;mso-wrap-distance-right:9pt;mso-wrap-distance-bottom:0;mso-position-horizontal:absolute;mso-position-horizontal-relative:text;mso-position-vertical:absolute;mso-position-vertical-relative:text" o:spid="_x0000_s1026" strokecolor="#1f3763 [1604]" strokeweight="1pt" from="104.4pt,-5.4pt" to="105pt,91.8pt" w14:anchorId="328FC97B" o:gfxdata="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">
                 <v:stroke joinstyle="miter"/>
@@ -322,7 +322,7 @@
               </wp:anchor>
             </w:drawing>
           </mc:Choice>
-          <mc:Fallback xmlns:a="http://schemas.openxmlformats.org/drawingml/2006/main" xmlns:pic="http://schemas.openxmlformats.org/drawingml/2006/picture" xmlns:a14="http://schemas.microsoft.com/office/drawing/2010/main">
+          <mc:Fallback xmlns:a14="http://schemas.microsoft.com/office/drawing/2010/main" xmlns:pic="http://schemas.openxmlformats.org/drawingml/2006/picture" xmlns:a="http://schemas.openxmlformats.org/drawingml/2006/main" xmlns:oel="http://schemas.microsoft.com/office/2019/extlst">
             <w:pict w14:anchorId="0F3FCE19">
               <v:line id="Straight Connector 2" style="position:absolute;z-index:251639808;visibility:visible;mso-wrap-style:square;mso-wrap-distance-left:9pt;mso-wrap-distance-top:0;mso-wrap-distance-right:9pt;mso-wrap-distance-bottom:0;mso-position-horizontal:absolute;mso-position-horizontal-relative:text;mso-position-vertical:absolute;mso-position-vertical-relative:text" o:spid="_x0000_s1026" strokecolor="#1f3763 [1604]" strokeweight="1pt" from="0,91.8pt" to="466.8pt,91.8pt" w14:anchorId="7ED6B9A8" o:gfxdata="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">
                 <v:stroke joinstyle="miter"/>
@@ -351,7 +351,6 @@
         </w:rPr>
         <w:t>${</w:t>
       </w:r>
-      <w:proofErr w:type="spellStart"/>
       <w:r>
         <w:rPr>
           <w:b/>
@@ -362,7 +361,6 @@
         </w:rPr>
         <w:t>subj_code</w:t>
       </w:r>
-      <w:proofErr w:type="spellEnd"/>
       <w:r>
         <w:rPr>
           <w:b/>
@@ -393,7 +391,6 @@
         </w:rPr>
         <w:t>{</w:t>
       </w:r>
-      <w:proofErr w:type="spellStart"/>
       <w:r>
         <w:rPr>
           <w:b/>
@@ -434,7 +431,6 @@
         </w:rPr>
         <w:t>ber</w:t>
       </w:r>
-      <w:proofErr w:type="spellEnd"/>
       <w:r>
         <w:rPr>
           <w:b/>
@@ -475,7 +471,6 @@
         </w:rPr>
         <w:t>{</w:t>
       </w:r>
-      <w:proofErr w:type="spellStart"/>
       <w:r>
         <w:rPr>
           <w:b/>
@@ -486,7 +481,6 @@
         </w:rPr>
         <w:t>course_title</w:t>
       </w:r>
-      <w:proofErr w:type="spellEnd"/>
       <w:r>
         <w:rPr>
           <w:b/>
@@ -714,11 +708,9 @@
       <w:r>
         <w:t>${</w:t>
       </w:r>
-      <w:proofErr w:type="spellStart"/>
       <w:r>
         <w:t>instructor_name</w:t>
       </w:r>
-      <w:proofErr w:type="spellEnd"/>
       <w:r>
         <w:t>}</w:t>
       </w:r>
@@ -734,11 +726,9 @@
       <w:r>
         <w:t>${</w:t>
       </w:r>
-      <w:proofErr w:type="spellStart"/>
       <w:r>
         <w:t>instructor_title</w:t>
       </w:r>
-      <w:proofErr w:type="spellEnd"/>
       <w:r>
         <w:t>}</w:t>
       </w:r>
@@ -749,15 +739,7 @@
         <w:t xml:space="preserve"> </w:t>
       </w:r>
       <w:r>
-        <w:t>&lt;</w:t>
-      </w:r>
-      <w:proofErr w:type="spellStart"/>
-      <w:r>
-        <w:t>foa</w:t>
-      </w:r>
-      <w:proofErr w:type="spellEnd"/>
-      <w:r>
-        <w:t>&gt;</w:t>
+        <w:t>&lt;foa&gt;</w:t>
       </w:r>
       <w:r>
         <w:t>(</w:t>
@@ -765,11 +747,9 @@
       <w:r>
         <w:t>${</w:t>
       </w:r>
-      <w:proofErr w:type="spellStart"/>
       <w:r>
         <w:t>form_of_address</w:t>
       </w:r>
-      <w:proofErr w:type="spellEnd"/>
       <w:r>
         <w:t>}</w:t>
       </w:r>
@@ -777,15 +757,7 @@
         <w:t>)</w:t>
       </w:r>
       <w:r>
-        <w:t>&lt;?</w:t>
-      </w:r>
-      <w:proofErr w:type="spellStart"/>
-      <w:r>
-        <w:t>foa</w:t>
-      </w:r>
-      <w:proofErr w:type="spellEnd"/>
-      <w:r>
-        <w:t>&gt;</w:t>
+        <w:t>&lt;?foa&gt;</w:t>
       </w:r>
     </w:p>
     <w:p>
@@ -845,11 +817,9 @@
       <w:r>
         <w:t>${</w:t>
       </w:r>
-      <w:proofErr w:type="spellStart"/>
       <w:r>
         <w:t>office_location</w:t>
       </w:r>
-      <w:proofErr w:type="spellEnd"/>
       <w:r>
         <w:t>}</w:t>
       </w:r>
@@ -870,11 +840,9 @@
       <w:r>
         <w:t>${</w:t>
       </w:r>
-      <w:proofErr w:type="spellStart"/>
       <w:r>
         <w:t>office_hours</w:t>
       </w:r>
-      <w:proofErr w:type="spellEnd"/>
       <w:r>
         <w:t>}</w:t>
       </w:r>
@@ -887,25 +855,38 @@
     <w:p>
       <w:pPr>
         <w:spacing w:after="0"/>
-      </w:pPr>
-      <w:r>
+        <w:rPr>
+          <w:lang w:val="fr-FR"/>
+        </w:rPr>
+      </w:pPr>
+      <w:r>
+        <w:rPr>
+          <w:lang w:val="fr-FR"/>
+        </w:rPr>
         <w:t>${</w:t>
       </w:r>
-      <w:proofErr w:type="spellStart"/>
-      <w:r>
-        <w:t>additional_contact_info</w:t>
-      </w:r>
-      <w:r>
-        <w:t>_syllabus</w:t>
-      </w:r>
-      <w:proofErr w:type="spellEnd"/>
-      <w:r>
+      <w:r>
+        <w:t xml:space="preserve"> </w:t>
+      </w:r>
+      <w:r>
+        <w:rPr>
+          <w:lang w:val="fr-FR"/>
+        </w:rPr>
+        <w:t>additional_sections_syllabus_json</w:t>
+      </w:r>
+      <w:r>
+        <w:rPr>
+          <w:lang w:val="fr-FR"/>
+        </w:rPr>
         <w:t>}</w:t>
       </w:r>
     </w:p>
     <w:p>
       <w:pPr>
         <w:spacing w:after="0"/>
+        <w:rPr>
+          <w:lang w:val="fr-FR"/>
+        </w:rPr>
       </w:pPr>
     </w:p>
     <w:p>
@@ -918,6 +899,7 @@
           <w:color w:val="1F3864" w:themeColor="accent1" w:themeShade="80"/>
           <w:sz w:val="26"/>
           <w:szCs w:val="26"/>
+          <w:lang w:val="fr-FR"/>
         </w:rPr>
       </w:pPr>
       <w:r>
@@ -928,6 +910,7 @@
           <w:color w:val="1F3864" w:themeColor="accent1" w:themeShade="80"/>
           <w:sz w:val="26"/>
           <w:szCs w:val="26"/>
+          <w:lang w:val="fr-FR"/>
         </w:rPr>
         <w:t>Course Description</w:t>
       </w:r>
@@ -935,27 +918,43 @@
     <w:p>
       <w:pPr>
         <w:spacing w:after="0"/>
-      </w:pPr>
-    </w:p>
-    <w:p>
-      <w:pPr>
-        <w:spacing w:after="0"/>
-      </w:pPr>
-      <w:r>
+        <w:rPr>
+          <w:lang w:val="fr-FR"/>
+        </w:rPr>
+      </w:pPr>
+    </w:p>
+    <w:p>
+      <w:pPr>
+        <w:spacing w:after="0"/>
+        <w:rPr>
+          <w:lang w:val="fr-FR"/>
+        </w:rPr>
+      </w:pPr>
+      <w:r>
+        <w:rPr>
+          <w:lang w:val="fr-FR"/>
+        </w:rPr>
         <w:t>${</w:t>
       </w:r>
-      <w:proofErr w:type="spellStart"/>
-      <w:r>
+      <w:r>
+        <w:rPr>
+          <w:lang w:val="fr-FR"/>
+        </w:rPr>
         <w:t>course_description</w:t>
       </w:r>
-      <w:proofErr w:type="spellEnd"/>
-      <w:r>
+      <w:r>
+        <w:rPr>
+          <w:lang w:val="fr-FR"/>
+        </w:rPr>
         <w:t>}</w:t>
       </w:r>
     </w:p>
     <w:p>
       <w:pPr>
         <w:spacing w:after="0"/>
+        <w:rPr>
+          <w:lang w:val="fr-FR"/>
+        </w:rPr>
       </w:pPr>
     </w:p>
     <w:p>
@@ -1159,7 +1158,7 @@
               </wp:anchor>
             </w:drawing>
           </mc:Choice>
-          <mc:Fallback xmlns:a="http://schemas.openxmlformats.org/drawingml/2006/main" xmlns:pic="http://schemas.openxmlformats.org/drawingml/2006/picture" xmlns:a14="http://schemas.microsoft.com/office/drawing/2010/main">
+          <mc:Fallback xmlns:a14="http://schemas.microsoft.com/office/drawing/2010/main" xmlns:pic="http://schemas.openxmlformats.org/drawingml/2006/picture" xmlns:a="http://schemas.openxmlformats.org/drawingml/2006/main" xmlns:oel="http://schemas.microsoft.com/office/2019/extlst">
             <w:pict w14:anchorId="474F2540">
               <v:group id="Group 9" style="position:absolute;margin-left:414.8pt;margin-top:12.15pt;width:52.55pt;height:282.7pt;z-index:251660288" coordsize="6673,35901" o:spid="_x0000_s1026" w14:anchorId="122F3E6F" o:gfxdata="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">
                 <v:shapetype id="_x0000_t75" coordsize="21600,21600" filled="f" stroked="f" o:spt="75" o:preferrelative="t" path="m@4@5l@4@11@9@11@9@5xe">
@@ -1224,15 +1223,7 @@
         <w:spacing w:after="0"/>
       </w:pPr>
       <w:r>
-        <w:t>${</w:t>
-      </w:r>
-      <w:proofErr w:type="spellStart"/>
-      <w:r>
-        <w:t>learning_outcomes_syllabus</w:t>
-      </w:r>
-      <w:proofErr w:type="spellEnd"/>
-      <w:r>
-        <w:t>}</w:t>
+        <w:t>${learning_outcomes}</w:t>
       </w:r>
     </w:p>
     <w:p>
@@ -1274,15 +1265,13 @@
         <w:spacing w:after="0"/>
       </w:pPr>
       <w:r>
-        <w:t>$(</w:t>
-      </w:r>
-      <w:proofErr w:type="spellStart"/>
-      <w:r>
-        <w:t>hip_syllabus</w:t>
-      </w:r>
-      <w:proofErr w:type="spellEnd"/>
-      <w:r>
-        <w:t>}</w:t>
+        <w:t>$</w:t>
+      </w:r>
+      <w:r>
+        <w:t>{</w:t>
+      </w:r>
+      <w:r>
+        <w:t>hip}</w:t>
       </w:r>
     </w:p>
     <w:p>
@@ -1332,15 +1321,7 @@
         <w:spacing w:after="0"/>
       </w:pPr>
       <w:r>
-        <w:t>${</w:t>
-      </w:r>
-      <w:proofErr w:type="spellStart"/>
-      <w:r>
-        <w:t>course_materials_syllabus</w:t>
-      </w:r>
-      <w:proofErr w:type="spellEnd"/>
-      <w:r>
-        <w:t>}</w:t>
+        <w:t>${course_materials}</w:t>
       </w:r>
     </w:p>
     <w:p>
@@ -1358,6 +1339,7 @@
           <w:color w:val="1F3864" w:themeColor="accent1" w:themeShade="80"/>
           <w:sz w:val="26"/>
           <w:szCs w:val="26"/>
+          <w:lang w:val="fr-FR"/>
         </w:rPr>
       </w:pPr>
       <w:r>
@@ -1368,6 +1350,7 @@
           <w:color w:val="1F3864" w:themeColor="accent1" w:themeShade="80"/>
           <w:sz w:val="26"/>
           <w:szCs w:val="26"/>
+          <w:lang w:val="fr-FR"/>
         </w:rPr>
         <w:t>Assessments</w:t>
       </w:r>
@@ -1382,6 +1365,7 @@
           <w:i w:val="0"/>
           <w:iCs w:val="0"/>
           <w:color w:val="1F3864" w:themeColor="accent1" w:themeShade="80"/>
+          <w:lang w:val="fr-FR"/>
         </w:rPr>
       </w:pPr>
     </w:p>
@@ -1394,6 +1378,7 @@
           <w:i w:val="0"/>
           <w:iCs w:val="0"/>
           <w:color w:val="auto"/>
+          <w:lang w:val="fr-FR"/>
         </w:rPr>
       </w:pPr>
       <w:r>
@@ -1403,11 +1388,100 @@
           <w:i w:val="0"/>
           <w:iCs w:val="0"/>
           <w:color w:val="auto"/>
-        </w:rPr>
-        <w:t>${</w:t>
-      </w:r>
-      <w:proofErr w:type="spellStart"/>
-      <w:r>
+          <w:lang w:val="fr-FR"/>
+        </w:rPr>
+        <w:t>${assmt_assignments_syllabus_json}</w:t>
+      </w:r>
+    </w:p>
+    <w:p>
+      <w:pPr>
+        <w:spacing w:after="0"/>
+        <w:rPr>
+          <w:rStyle w:val="Heading4Char"/>
+          <w:b/>
+          <w:bCs/>
+          <w:i w:val="0"/>
+          <w:iCs w:val="0"/>
+          <w:color w:val="1F3864" w:themeColor="accent1" w:themeShade="80"/>
+          <w:lang w:val="fr-FR"/>
+        </w:rPr>
+      </w:pPr>
+    </w:p>
+    <w:p>
+      <w:pPr>
+        <w:spacing w:after="0"/>
+        <w:rPr>
+          <w:lang w:val="fr-FR"/>
+        </w:rPr>
+      </w:pPr>
+    </w:p>
+    <w:p>
+      <w:pPr>
+        <w:spacing w:after="0"/>
+      </w:pPr>
+      <w:r>
+        <w:t>Students will be assigned the following final letter grades, based on the calculations coming from the course assessment section.</w:t>
+      </w:r>
+    </w:p>
+    <w:p>
+      <w:pPr>
+        <w:spacing w:after="0"/>
+      </w:pPr>
+    </w:p>
+    <w:p>
+      <w:pPr>
+        <w:spacing w:after="0"/>
+      </w:pPr>
+      <w:r>
+        <w:t>${grade_table_syllabus_list}</w:t>
+      </w:r>
+    </w:p>
+    <w:p>
+      <w:pPr>
+        <w:spacing w:after="0"/>
+      </w:pPr>
+    </w:p>
+    <w:p>
+      <w:pPr>
+        <w:spacing w:after="0"/>
+      </w:pPr>
+    </w:p>
+    <w:p>
+      <w:pPr>
+        <w:pStyle w:val="Heading3"/>
+        <w:rPr>
+          <w:b/>
+          <w:bCs/>
+          <w:color w:val="1F3864" w:themeColor="accent1" w:themeShade="80"/>
+          <w:sz w:val="26"/>
+          <w:szCs w:val="26"/>
+        </w:rPr>
+      </w:pPr>
+      <w:r>
+        <w:rPr>
+          <w:b/>
+          <w:bCs/>
+          <w:color w:val="1F3864" w:themeColor="accent1" w:themeShade="80"/>
+          <w:sz w:val="26"/>
+          <w:szCs w:val="26"/>
+        </w:rPr>
+        <w:t>Grading Policies</w:t>
+      </w:r>
+    </w:p>
+    <w:p>
+      <w:pPr>
+        <w:spacing w:after="0"/>
+        <w:rPr>
+          <w:rStyle w:val="Heading4Char"/>
+          <w:b/>
+          <w:bCs/>
+          <w:color w:val="1F3864" w:themeColor="accent1" w:themeShade="80"/>
+        </w:rPr>
+      </w:pPr>
+    </w:p>
+    <w:p>
+      <w:pPr>
+        <w:spacing w:after="0"/>
         <w:rPr>
           <w:rStyle w:val="Heading4Char"/>
           <w:rFonts w:asciiTheme="minorHAnsi" w:hAnsiTheme="minorHAnsi" w:cstheme="minorHAnsi"/>
@@ -1415,9 +1489,7 @@
           <w:iCs w:val="0"/>
           <w:color w:val="auto"/>
         </w:rPr>
-        <w:t>assmt_assignments_syllabus_json</w:t>
-      </w:r>
-      <w:proofErr w:type="spellEnd"/>
+      </w:pPr>
       <w:r>
         <w:rPr>
           <w:rStyle w:val="Heading4Char"/>
@@ -1426,65 +1498,59 @@
           <w:iCs w:val="0"/>
           <w:color w:val="auto"/>
         </w:rPr>
-        <w:t>}</w:t>
-      </w:r>
-    </w:p>
-    <w:p>
-      <w:pPr>
-        <w:spacing w:after="0"/>
-        <w:rPr>
-          <w:rStyle w:val="Heading4Char"/>
-          <w:b/>
-          <w:bCs/>
-          <w:i w:val="0"/>
-          <w:iCs w:val="0"/>
-          <w:color w:val="1F3864" w:themeColor="accent1" w:themeShade="80"/>
-        </w:rPr>
-      </w:pPr>
-    </w:p>
-    <w:p>
-      <w:pPr>
-        <w:spacing w:after="0"/>
-      </w:pPr>
-    </w:p>
-    <w:p>
-      <w:pPr>
-        <w:spacing w:after="0"/>
-      </w:pPr>
-      <w:r>
-        <w:t>Students will be assigned the following final letter grades, based on the calculations coming from the course assessment section.</w:t>
-      </w:r>
-    </w:p>
-    <w:p>
-      <w:pPr>
-        <w:spacing w:after="0"/>
-      </w:pPr>
-    </w:p>
-    <w:p>
-      <w:pPr>
-        <w:spacing w:after="0"/>
-      </w:pPr>
+        <w:t>${grading_policies_syllabus_json}</w:t>
+      </w:r>
+    </w:p>
+    <w:p>
+      <w:pPr>
+        <w:spacing w:after="0"/>
+      </w:pPr>
+    </w:p>
+    <w:p>
+      <w:pPr>
+        <w:pStyle w:val="Heading3"/>
+        <w:rPr>
+          <w:b/>
+          <w:bCs/>
+          <w:color w:val="1F3864" w:themeColor="accent1" w:themeShade="80"/>
+          <w:sz w:val="26"/>
+          <w:szCs w:val="26"/>
+        </w:rPr>
+      </w:pPr>
+      <w:r>
+        <w:rPr>
+          <w:b/>
+          <w:bCs/>
+          <w:color w:val="1F3864" w:themeColor="accent1" w:themeShade="80"/>
+          <w:sz w:val="26"/>
+          <w:szCs w:val="26"/>
+        </w:rPr>
+        <w:t>Course and University Policies</w:t>
+      </w:r>
+      <w:r>
+        <w:rPr>
+          <w:b/>
+          <w:bCs/>
+          <w:color w:val="1F3864" w:themeColor="accent1" w:themeShade="80"/>
+          <w:sz w:val="26"/>
+          <w:szCs w:val="26"/>
+        </w:rPr>
+        <w:t xml:space="preserve"> and Resources</w:t>
+      </w:r>
+    </w:p>
+    <w:p/>
+    <w:p>
       <w:r>
         <w:t>${</w:t>
       </w:r>
-      <w:proofErr w:type="spellStart"/>
-      <w:r>
-        <w:t>grade_table_syllabus_list</w:t>
-      </w:r>
-      <w:proofErr w:type="spellEnd"/>
-      <w:r>
-        <w:t>}</w:t>
-      </w:r>
-    </w:p>
-    <w:p>
-      <w:pPr>
-        <w:spacing w:after="0"/>
-      </w:pPr>
-    </w:p>
-    <w:p>
-      <w:pPr>
-        <w:spacing w:after="0"/>
-      </w:pPr>
+      <w:r>
+        <w:t>policy_statements}</w:t>
+      </w:r>
+    </w:p>
+    <w:p>
+      <w:r>
+        <w:t>${university_resources}</w:t>
+      </w:r>
     </w:p>
     <w:p>
       <w:pPr>
@@ -1497,76 +1563,6 @@
           <w:szCs w:val="26"/>
         </w:rPr>
       </w:pPr>
-      <w:r>
-        <w:rPr>
-          <w:b/>
-          <w:bCs/>
-          <w:color w:val="1F3864" w:themeColor="accent1" w:themeShade="80"/>
-          <w:sz w:val="26"/>
-          <w:szCs w:val="26"/>
-        </w:rPr>
-        <w:t>Grading Policies</w:t>
-      </w:r>
-    </w:p>
-    <w:p>
-      <w:pPr>
-        <w:spacing w:after="0"/>
-        <w:rPr>
-          <w:rStyle w:val="Heading4Char"/>
-          <w:b/>
-          <w:bCs/>
-          <w:color w:val="1F3864" w:themeColor="accent1" w:themeShade="80"/>
-        </w:rPr>
-      </w:pPr>
-    </w:p>
-    <w:p>
-      <w:pPr>
-        <w:spacing w:after="0"/>
-        <w:rPr>
-          <w:rStyle w:val="Heading4Char"/>
-          <w:rFonts w:asciiTheme="minorHAnsi" w:hAnsiTheme="minorHAnsi" w:cstheme="minorHAnsi"/>
-          <w:i w:val="0"/>
-          <w:iCs w:val="0"/>
-          <w:color w:val="auto"/>
-        </w:rPr>
-      </w:pPr>
-      <w:r>
-        <w:rPr>
-          <w:rStyle w:val="Heading4Char"/>
-          <w:rFonts w:asciiTheme="minorHAnsi" w:hAnsiTheme="minorHAnsi" w:cstheme="minorHAnsi"/>
-          <w:i w:val="0"/>
-          <w:iCs w:val="0"/>
-          <w:color w:val="auto"/>
-        </w:rPr>
-        <w:t>${</w:t>
-      </w:r>
-      <w:proofErr w:type="spellStart"/>
-      <w:r>
-        <w:rPr>
-          <w:rStyle w:val="Heading4Char"/>
-          <w:rFonts w:asciiTheme="minorHAnsi" w:hAnsiTheme="minorHAnsi" w:cstheme="minorHAnsi"/>
-          <w:i w:val="0"/>
-          <w:iCs w:val="0"/>
-          <w:color w:val="auto"/>
-        </w:rPr>
-        <w:t>grading_policies_syllabus_json</w:t>
-      </w:r>
-      <w:proofErr w:type="spellEnd"/>
-      <w:r>
-        <w:rPr>
-          <w:rStyle w:val="Heading4Char"/>
-          <w:rFonts w:asciiTheme="minorHAnsi" w:hAnsiTheme="minorHAnsi" w:cstheme="minorHAnsi"/>
-          <w:i w:val="0"/>
-          <w:iCs w:val="0"/>
-          <w:color w:val="auto"/>
-        </w:rPr>
-        <w:t>}</w:t>
-      </w:r>
-    </w:p>
-    <w:p>
-      <w:pPr>
-        <w:spacing w:after="0"/>
-      </w:pPr>
     </w:p>
     <w:p>
       <w:pPr>
@@ -1587,92 +1583,13 @@
           <w:sz w:val="26"/>
           <w:szCs w:val="26"/>
         </w:rPr>
-        <w:t>Course and University Policies</w:t>
-      </w:r>
-      <w:r>
-        <w:rPr>
-          <w:b/>
-          <w:bCs/>
-          <w:color w:val="1F3864" w:themeColor="accent1" w:themeShade="80"/>
-          <w:sz w:val="26"/>
-          <w:szCs w:val="26"/>
-        </w:rPr>
-        <w:t xml:space="preserve"> and Resources</w:t>
+        <w:t>Course Schedule</w:t>
       </w:r>
     </w:p>
     <w:p/>
     <w:p>
       <w:r>
-        <w:t>${</w:t>
-      </w:r>
-      <w:proofErr w:type="spellStart"/>
-      <w:r>
-        <w:t>policy_statements</w:t>
-      </w:r>
-      <w:proofErr w:type="spellEnd"/>
-      <w:r>
-        <w:t>}</w:t>
-      </w:r>
-    </w:p>
-    <w:p>
-      <w:r>
-        <w:t>${</w:t>
-      </w:r>
-      <w:proofErr w:type="spellStart"/>
-      <w:r>
-        <w:t>university_resources</w:t>
-      </w:r>
-      <w:proofErr w:type="spellEnd"/>
-      <w:r>
-        <w:t>}</w:t>
-      </w:r>
-    </w:p>
-    <w:p>
-      <w:pPr>
-        <w:pStyle w:val="Heading3"/>
-        <w:rPr>
-          <w:b/>
-          <w:bCs/>
-          <w:color w:val="1F3864" w:themeColor="accent1" w:themeShade="80"/>
-          <w:sz w:val="26"/>
-          <w:szCs w:val="26"/>
-        </w:rPr>
-      </w:pPr>
-    </w:p>
-    <w:p>
-      <w:pPr>
-        <w:pStyle w:val="Heading3"/>
-        <w:rPr>
-          <w:b/>
-          <w:bCs/>
-          <w:color w:val="1F3864" w:themeColor="accent1" w:themeShade="80"/>
-          <w:sz w:val="26"/>
-          <w:szCs w:val="26"/>
-        </w:rPr>
-      </w:pPr>
-      <w:r>
-        <w:rPr>
-          <w:b/>
-          <w:bCs/>
-          <w:color w:val="1F3864" w:themeColor="accent1" w:themeShade="80"/>
-          <w:sz w:val="26"/>
-          <w:szCs w:val="26"/>
-        </w:rPr>
-        <w:t>Course Schedule</w:t>
-      </w:r>
-    </w:p>
-    <w:p/>
-    <w:p>
-      <w:r>
-        <w:t>${</w:t>
-      </w:r>
-      <w:proofErr w:type="spellStart"/>
-      <w:r>
-        <w:t>course_schedule_list</w:t>
-      </w:r>
-      <w:proofErr w:type="spellEnd"/>
-      <w:r>
-        <w:t>}</w:t>
+        <w:t>${course_schedule_list}</w:t>
       </w:r>
     </w:p>
     <w:p>
@@ -1697,7 +1614,7 @@
 </file>
 
 <file path=word/endnotes.xml><?xml version="1.0" encoding="utf-8"?>
-<w:endnotes xmlns:wpc="http://schemas.microsoft.com/office/word/2010/wordprocessingCanvas" xmlns:cx="http://schemas.microsoft.com/office/drawing/2014/chartex" xmlns:cx1="http://schemas.microsoft.com/office/drawing/2015/9/8/chartex" xmlns:cx2="http://schemas.microsoft.com/office/drawing/2015/10/21/chartex" xmlns:cx3="http://schemas.microsoft.com/office/drawing/2016/5/9/chartex" xmlns:cx4="http://schemas.microsoft.com/office/drawing/2016/5/10/chartex" xmlns:cx5="http://schemas.microsoft.com/office/drawing/2016/5/11/chartex" xmlns:cx6="http://schemas.microsoft.com/office/drawing/2016/5/12/chartex" xmlns:cx7="http://schemas.microsoft.com/office/drawing/2016/5/13/chartex" xmlns:cx8="http://schemas.microsoft.com/office/drawing/2016/5/14/chartex" xmlns:mc="http://schemas.openxmlformats.org/markup-compatibility/2006" xmlns:aink="http://schemas.microsoft.com/office/drawing/2016/ink" xmlns:am3d="http://schemas.microsoft.com/office/drawing/2017/model3d" xmlns:o="urn:schemas-microsoft-com:office:office" xmlns:oel="http://schemas.microsoft.com/office/2019/extlst" xmlns:r="http://schemas.openxmlformats.org/officeDocument/2006/relationships" xmlns:m="http://schemas.openxmlformats.org/officeDocument/2006/math" xmlns:v="urn:schemas-microsoft-com:vml" xmlns:wp14="http://schemas.microsoft.com/office/word/2010/wordprocessingDrawing" xmlns:wp="http://schemas.openxmlformats.org/drawingml/2006/wordprocessingDrawing" xmlns:w10="urn:schemas-microsoft-com:office:word" xmlns:w="http://schemas.openxmlformats.org/wordprocessingml/2006/main" xmlns:w14="http://schemas.microsoft.com/office/word/2010/wordml" xmlns:w15="http://schemas.microsoft.com/office/word/2012/wordml" xmlns:w16cex="http://schemas.microsoft.com/office/word/2018/wordml/cex" xmlns:w16cid="http://schemas.microsoft.com/office/word/2016/wordml/cid" xmlns:w16="http://schemas.microsoft.com/office/word/2018/wordml" xmlns:w16sdtdh="http://schemas.microsoft.com/office/word/2020/wordml/sdtdatahash" xmlns:w16se="http://schemas.microsoft.com/office/word/2015/wordml/symex" xmlns:wpg="http://schemas.microsoft.com/office/word/2010/wordprocessingGroup" xmlns:wpi="http://schemas.microsoft.com/office/word/2010/wordprocessingInk" xmlns:wne="http://schemas.microsoft.com/office/word/2006/wordml" xmlns:wps="http://schemas.microsoft.com/office/word/2010/wordprocessingShape" mc:Ignorable="w14 w15 w16se w16cid w16 w16cex w16sdtdh wp14">
+<w:endnotes xmlns:wpc="http://schemas.microsoft.com/office/word/2010/wordprocessingCanvas" xmlns:cx="http://schemas.microsoft.com/office/drawing/2014/chartex" xmlns:cx1="http://schemas.microsoft.com/office/drawing/2015/9/8/chartex" xmlns:cx2="http://schemas.microsoft.com/office/drawing/2015/10/21/chartex" xmlns:cx3="http://schemas.microsoft.com/office/drawing/2016/5/9/chartex" xmlns:cx4="http://schemas.microsoft.com/office/drawing/2016/5/10/chartex" xmlns:cx5="http://schemas.microsoft.com/office/drawing/2016/5/11/chartex" xmlns:cx6="http://schemas.microsoft.com/office/drawing/2016/5/12/chartex" xmlns:cx7="http://schemas.microsoft.com/office/drawing/2016/5/13/chartex" xmlns:cx8="http://schemas.microsoft.com/office/drawing/2016/5/14/chartex" xmlns:mc="http://schemas.openxmlformats.org/markup-compatibility/2006" xmlns:aink="http://schemas.microsoft.com/office/drawing/2016/ink" xmlns:am3d="http://schemas.microsoft.com/office/drawing/2017/model3d" xmlns:o="urn:schemas-microsoft-com:office:office" xmlns:r="http://schemas.openxmlformats.org/officeDocument/2006/relationships" xmlns:m="http://schemas.openxmlformats.org/officeDocument/2006/math" xmlns:v="urn:schemas-microsoft-com:vml" xmlns:wp14="http://schemas.microsoft.com/office/word/2010/wordprocessingDrawing" xmlns:wp="http://schemas.openxmlformats.org/drawingml/2006/wordprocessingDrawing" xmlns:w10="urn:schemas-microsoft-com:office:word" xmlns:w="http://schemas.openxmlformats.org/wordprocessingml/2006/main" xmlns:w14="http://schemas.microsoft.com/office/word/2010/wordml" xmlns:w15="http://schemas.microsoft.com/office/word/2012/wordml" xmlns:w16cex="http://schemas.microsoft.com/office/word/2018/wordml/cex" xmlns:w16cid="http://schemas.microsoft.com/office/word/2016/wordml/cid" xmlns:w16="http://schemas.microsoft.com/office/word/2018/wordml" xmlns:w16sdtdh="http://schemas.microsoft.com/office/word/2020/wordml/sdtdatahash" xmlns:w16se="http://schemas.microsoft.com/office/word/2015/wordml/symex" xmlns:wpg="http://schemas.microsoft.com/office/word/2010/wordprocessingGroup" xmlns:wpi="http://schemas.microsoft.com/office/word/2010/wordprocessingInk" xmlns:wne="http://schemas.microsoft.com/office/word/2006/wordml" xmlns:wps="http://schemas.microsoft.com/office/word/2010/wordprocessingShape" mc:Ignorable="w14 w15 w16se w16cid w16 w16cex w16sdtdh wp14">
   <w:endnote w:type="separator" w:id="-1">
     <w:p>
       <w:pPr>
@@ -1722,7 +1639,7 @@
 </file>
 
 <file path=word/footer1.xml><?xml version="1.0" encoding="utf-8"?>
-<w:ftr xmlns:wpc="http://schemas.microsoft.com/office/word/2010/wordprocessingCanvas" xmlns:cx="http://schemas.microsoft.com/office/drawing/2014/chartex" xmlns:cx1="http://schemas.microsoft.com/office/drawing/2015/9/8/chartex" xmlns:cx2="http://schemas.microsoft.com/office/drawing/2015/10/21/chartex" xmlns:cx3="http://schemas.microsoft.com/office/drawing/2016/5/9/chartex" xmlns:cx4="http://schemas.microsoft.com/office/drawing/2016/5/10/chartex" xmlns:cx5="http://schemas.microsoft.com/office/drawing/2016/5/11/chartex" xmlns:cx6="http://schemas.microsoft.com/office/drawing/2016/5/12/chartex" xmlns:cx7="http://schemas.microsoft.com/office/drawing/2016/5/13/chartex" xmlns:cx8="http://schemas.microsoft.com/office/drawing/2016/5/14/chartex" xmlns:mc="http://schemas.openxmlformats.org/markup-compatibility/2006" xmlns:aink="http://schemas.microsoft.com/office/drawing/2016/ink" xmlns:am3d="http://schemas.microsoft.com/office/drawing/2017/model3d" xmlns:o="urn:schemas-microsoft-com:office:office" xmlns:oel="http://schemas.microsoft.com/office/2019/extlst" xmlns:r="http://schemas.openxmlformats.org/officeDocument/2006/relationships" xmlns:m="http://schemas.openxmlformats.org/officeDocument/2006/math" xmlns:v="urn:schemas-microsoft-com:vml" xmlns:wp14="http://schemas.microsoft.com/office/word/2010/wordprocessingDrawing" xmlns:wp="http://schemas.openxmlformats.org/drawingml/2006/wordprocessingDrawing" xmlns:w10="urn:schemas-microsoft-com:office:word" xmlns:w="http://schemas.openxmlformats.org/wordprocessingml/2006/main" xmlns:w14="http://schemas.microsoft.com/office/word/2010/wordml" xmlns:w15="http://schemas.microsoft.com/office/word/2012/wordml" xmlns:w16cex="http://schemas.microsoft.com/office/word/2018/wordml/cex" xmlns:w16cid="http://schemas.microsoft.com/office/word/2016/wordml/cid" xmlns:w16="http://schemas.microsoft.com/office/word/2018/wordml" xmlns:w16sdtdh="http://schemas.microsoft.com/office/word/2020/wordml/sdtdatahash" xmlns:w16se="http://schemas.microsoft.com/office/word/2015/wordml/symex" xmlns:wpg="http://schemas.microsoft.com/office/word/2010/wordprocessingGroup" xmlns:wpi="http://schemas.microsoft.com/office/word/2010/wordprocessingInk" xmlns:wne="http://schemas.microsoft.com/office/word/2006/wordml" xmlns:wps="http://schemas.microsoft.com/office/word/2010/wordprocessingShape" mc:Ignorable="w14 w15 w16se w16cid w16 w16cex w16sdtdh wp14">
+<w:ftr xmlns:wpc="http://schemas.microsoft.com/office/word/2010/wordprocessingCanvas" xmlns:cx="http://schemas.microsoft.com/office/drawing/2014/chartex" xmlns:cx1="http://schemas.microsoft.com/office/drawing/2015/9/8/chartex" xmlns:cx2="http://schemas.microsoft.com/office/drawing/2015/10/21/chartex" xmlns:cx3="http://schemas.microsoft.com/office/drawing/2016/5/9/chartex" xmlns:cx4="http://schemas.microsoft.com/office/drawing/2016/5/10/chartex" xmlns:cx5="http://schemas.microsoft.com/office/drawing/2016/5/11/chartex" xmlns:cx6="http://schemas.microsoft.com/office/drawing/2016/5/12/chartex" xmlns:cx7="http://schemas.microsoft.com/office/drawing/2016/5/13/chartex" xmlns:cx8="http://schemas.microsoft.com/office/drawing/2016/5/14/chartex" xmlns:mc="http://schemas.openxmlformats.org/markup-compatibility/2006" xmlns:aink="http://schemas.microsoft.com/office/drawing/2016/ink" xmlns:am3d="http://schemas.microsoft.com/office/drawing/2017/model3d" xmlns:o="urn:schemas-microsoft-com:office:office" xmlns:r="http://schemas.openxmlformats.org/officeDocument/2006/relationships" xmlns:m="http://schemas.openxmlformats.org/officeDocument/2006/math" xmlns:v="urn:schemas-microsoft-com:vml" xmlns:wp14="http://schemas.microsoft.com/office/word/2010/wordprocessingDrawing" xmlns:wp="http://schemas.openxmlformats.org/drawingml/2006/wordprocessingDrawing" xmlns:w10="urn:schemas-microsoft-com:office:word" xmlns:w="http://schemas.openxmlformats.org/wordprocessingml/2006/main" xmlns:w14="http://schemas.microsoft.com/office/word/2010/wordml" xmlns:w15="http://schemas.microsoft.com/office/word/2012/wordml" xmlns:w16cex="http://schemas.microsoft.com/office/word/2018/wordml/cex" xmlns:w16cid="http://schemas.microsoft.com/office/word/2016/wordml/cid" xmlns:w16="http://schemas.microsoft.com/office/word/2018/wordml" xmlns:w16sdtdh="http://schemas.microsoft.com/office/word/2020/wordml/sdtdatahash" xmlns:w16se="http://schemas.microsoft.com/office/word/2015/wordml/symex" xmlns:wpg="http://schemas.microsoft.com/office/word/2010/wordprocessingGroup" xmlns:wpi="http://schemas.microsoft.com/office/word/2010/wordprocessingInk" xmlns:wne="http://schemas.microsoft.com/office/word/2006/wordml" xmlns:wps="http://schemas.microsoft.com/office/word/2010/wordprocessingShape" mc:Ignorable="w14 w15 w16se w16cid w16 w16cex w16sdtdh wp14">
   <w:sdt>
     <w:sdtPr>
       <w:id w:val="1982499631"/>
@@ -1775,7 +1692,7 @@
 </file>
 
 <file path=word/footnotes.xml><?xml version="1.0" encoding="utf-8"?>
-<w:footnotes xmlns:wpc="http://schemas.microsoft.com/office/word/2010/wordprocessingCanvas" xmlns:cx="http://schemas.microsoft.com/office/drawing/2014/chartex" xmlns:cx1="http://schemas.microsoft.com/office/drawing/2015/9/8/chartex" xmlns:cx2="http://schemas.microsoft.com/office/drawing/2015/10/21/chartex" xmlns:cx3="http://schemas.microsoft.com/office/drawing/2016/5/9/chartex" xmlns:cx4="http://schemas.microsoft.com/office/drawing/2016/5/10/chartex" xmlns:cx5="http://schemas.microsoft.com/office/drawing/2016/5/11/chartex" xmlns:cx6="http://schemas.microsoft.com/office/drawing/2016/5/12/chartex" xmlns:cx7="http://schemas.microsoft.com/office/drawing/2016/5/13/chartex" xmlns:cx8="http://schemas.microsoft.com/office/drawing/2016/5/14/chartex" xmlns:mc="http://schemas.openxmlformats.org/markup-compatibility/2006" xmlns:aink="http://schemas.microsoft.com/office/drawing/2016/ink" xmlns:am3d="http://schemas.microsoft.com/office/drawing/2017/model3d" xmlns:o="urn:schemas-microsoft-com:office:office" xmlns:oel="http://schemas.microsoft.com/office/2019/extlst" xmlns:r="http://schemas.openxmlformats.org/officeDocument/2006/relationships" xmlns:m="http://schemas.openxmlformats.org/officeDocument/2006/math" xmlns:v="urn:schemas-microsoft-com:vml" xmlns:wp14="http://schemas.microsoft.com/office/word/2010/wordprocessingDrawing" xmlns:wp="http://schemas.openxmlformats.org/drawingml/2006/wordprocessingDrawing" xmlns:w10="urn:schemas-microsoft-com:office:word" xmlns:w="http://schemas.openxmlformats.org/wordprocessingml/2006/main" xmlns:w14="http://schemas.microsoft.com/office/word/2010/wordml" xmlns:w15="http://schemas.microsoft.com/office/word/2012/wordml" xmlns:w16cex="http://schemas.microsoft.com/office/word/2018/wordml/cex" xmlns:w16cid="http://schemas.microsoft.com/office/word/2016/wordml/cid" xmlns:w16="http://schemas.microsoft.com/office/word/2018/wordml" xmlns:w16sdtdh="http://schemas.microsoft.com/office/word/2020/wordml/sdtdatahash" xmlns:w16se="http://schemas.microsoft.com/office/word/2015/wordml/symex" xmlns:wpg="http://schemas.microsoft.com/office/word/2010/wordprocessingGroup" xmlns:wpi="http://schemas.microsoft.com/office/word/2010/wordprocessingInk" xmlns:wne="http://schemas.microsoft.com/office/word/2006/wordml" xmlns:wps="http://schemas.microsoft.com/office/word/2010/wordprocessingShape" mc:Ignorable="w14 w15 w16se w16cid w16 w16cex w16sdtdh wp14">
+<w:footnotes xmlns:wpc="http://schemas.microsoft.com/office/word/2010/wordprocessingCanvas" xmlns:cx="http://schemas.microsoft.com/office/drawing/2014/chartex" xmlns:cx1="http://schemas.microsoft.com/office/drawing/2015/9/8/chartex" xmlns:cx2="http://schemas.microsoft.com/office/drawing/2015/10/21/chartex" xmlns:cx3="http://schemas.microsoft.com/office/drawing/2016/5/9/chartex" xmlns:cx4="http://schemas.microsoft.com/office/drawing/2016/5/10/chartex" xmlns:cx5="http://schemas.microsoft.com/office/drawing/2016/5/11/chartex" xmlns:cx6="http://schemas.microsoft.com/office/drawing/2016/5/12/chartex" xmlns:cx7="http://schemas.microsoft.com/office/drawing/2016/5/13/chartex" xmlns:cx8="http://schemas.microsoft.com/office/drawing/2016/5/14/chartex" xmlns:mc="http://schemas.openxmlformats.org/markup-compatibility/2006" xmlns:aink="http://schemas.microsoft.com/office/drawing/2016/ink" xmlns:am3d="http://schemas.microsoft.com/office/drawing/2017/model3d" xmlns:o="urn:schemas-microsoft-com:office:office" xmlns:r="http://schemas.openxmlformats.org/officeDocument/2006/relationships" xmlns:m="http://schemas.openxmlformats.org/officeDocument/2006/math" xmlns:v="urn:schemas-microsoft-com:vml" xmlns:wp14="http://schemas.microsoft.com/office/word/2010/wordprocessingDrawing" xmlns:wp="http://schemas.openxmlformats.org/drawingml/2006/wordprocessingDrawing" xmlns:w10="urn:schemas-microsoft-com:office:word" xmlns:w="http://schemas.openxmlformats.org/wordprocessingml/2006/main" xmlns:w14="http://schemas.microsoft.com/office/word/2010/wordml" xmlns:w15="http://schemas.microsoft.com/office/word/2012/wordml" xmlns:w16cex="http://schemas.microsoft.com/office/word/2018/wordml/cex" xmlns:w16cid="http://schemas.microsoft.com/office/word/2016/wordml/cid" xmlns:w16="http://schemas.microsoft.com/office/word/2018/wordml" xmlns:w16sdtdh="http://schemas.microsoft.com/office/word/2020/wordml/sdtdatahash" xmlns:w16se="http://schemas.microsoft.com/office/word/2015/wordml/symex" xmlns:wpg="http://schemas.microsoft.com/office/word/2010/wordprocessingGroup" xmlns:wpi="http://schemas.microsoft.com/office/word/2010/wordprocessingInk" xmlns:wne="http://schemas.microsoft.com/office/word/2006/wordml" xmlns:wps="http://schemas.microsoft.com/office/word/2010/wordprocessingShape" mc:Ignorable="w14 w15 w16se w16cid w16 w16cex w16sdtdh wp14">
   <w:footnote w:type="separator" w:id="-1">
     <w:p>
       <w:pPr>
@@ -1800,7 +1717,7 @@
 </file>
 
 <file path=word/numbering.xml><?xml version="1.0" encoding="utf-8"?>
-<w:numbering xmlns:wpc="http://schemas.microsoft.com/office/word/2010/wordprocessingCanvas" xmlns:cx="http://schemas.microsoft.com/office/drawing/2014/chartex" xmlns:cx1="http://schemas.microsoft.com/office/drawing/2015/9/8/chartex" xmlns:cx2="http://schemas.microsoft.com/office/drawing/2015/10/21/chartex" xmlns:cx3="http://schemas.microsoft.com/office/drawing/2016/5/9/chartex" xmlns:cx4="http://schemas.microsoft.com/office/drawing/2016/5/10/chartex" xmlns:cx5="http://schemas.microsoft.com/office/drawing/2016/5/11/chartex" xmlns:cx6="http://schemas.microsoft.com/office/drawing/2016/5/12/chartex" xmlns:cx7="http://schemas.microsoft.com/office/drawing/2016/5/13/chartex" xmlns:cx8="http://schemas.microsoft.com/office/drawing/2016/5/14/chartex" xmlns:mc="http://schemas.openxmlformats.org/markup-compatibility/2006" xmlns:aink="http://schemas.microsoft.com/office/drawing/2016/ink" xmlns:am3d="http://schemas.microsoft.com/office/drawing/2017/model3d" xmlns:o="urn:schemas-microsoft-com:office:office" xmlns:oel="http://schemas.microsoft.com/office/2019/extlst" xmlns:r="http://schemas.openxmlformats.org/officeDocument/2006/relationships" xmlns:m="http://schemas.openxmlformats.org/officeDocument/2006/math" xmlns:v="urn:schemas-microsoft-com:vml" xmlns:wp14="http://schemas.microsoft.com/office/word/2010/wordprocessingDrawing" xmlns:wp="http://schemas.openxmlformats.org/drawingml/2006/wordprocessingDrawing" xmlns:w10="urn:schemas-microsoft-com:office:word" xmlns:w="http://schemas.openxmlformats.org/wordprocessingml/2006/main" xmlns:w14="http://schemas.microsoft.com/office/word/2010/wordml" xmlns:w15="http://schemas.microsoft.com/office/word/2012/wordml" xmlns:w16cex="http://schemas.microsoft.com/office/word/2018/wordml/cex" xmlns:w16cid="http://schemas.microsoft.com/office/word/2016/wordml/cid" xmlns:w16="http://schemas.microsoft.com/office/word/2018/wordml" xmlns:w16sdtdh="http://schemas.microsoft.com/office/word/2020/wordml/sdtdatahash" xmlns:w16se="http://schemas.microsoft.com/office/word/2015/wordml/symex" xmlns:wpg="http://schemas.microsoft.com/office/word/2010/wordprocessingGroup" xmlns:wpi="http://schemas.microsoft.com/office/word/2010/wordprocessingInk" xmlns:wne="http://schemas.microsoft.com/office/word/2006/wordml" xmlns:wps="http://schemas.microsoft.com/office/word/2010/wordprocessingShape" mc:Ignorable="w14 w15 w16se w16cid w16 w16cex w16sdtdh wp14">
+<w:numbering xmlns:wpc="http://schemas.microsoft.com/office/word/2010/wordprocessingCanvas" xmlns:cx="http://schemas.microsoft.com/office/drawing/2014/chartex" xmlns:cx1="http://schemas.microsoft.com/office/drawing/2015/9/8/chartex" xmlns:cx2="http://schemas.microsoft.com/office/drawing/2015/10/21/chartex" xmlns:cx3="http://schemas.microsoft.com/office/drawing/2016/5/9/chartex" xmlns:cx4="http://schemas.microsoft.com/office/drawing/2016/5/10/chartex" xmlns:cx5="http://schemas.microsoft.com/office/drawing/2016/5/11/chartex" xmlns:cx6="http://schemas.microsoft.com/office/drawing/2016/5/12/chartex" xmlns:cx7="http://schemas.microsoft.com/office/drawing/2016/5/13/chartex" xmlns:cx8="http://schemas.microsoft.com/office/drawing/2016/5/14/chartex" xmlns:mc="http://schemas.openxmlformats.org/markup-compatibility/2006" xmlns:aink="http://schemas.microsoft.com/office/drawing/2016/ink" xmlns:am3d="http://schemas.microsoft.com/office/drawing/2017/model3d" xmlns:o="urn:schemas-microsoft-com:office:office" xmlns:r="http://schemas.openxmlformats.org/officeDocument/2006/relationships" xmlns:m="http://schemas.openxmlformats.org/officeDocument/2006/math" xmlns:v="urn:schemas-microsoft-com:vml" xmlns:wp14="http://schemas.microsoft.com/office/word/2010/wordprocessingDrawing" xmlns:wp="http://schemas.openxmlformats.org/drawingml/2006/wordprocessingDrawing" xmlns:w10="urn:schemas-microsoft-com:office:word" xmlns:w="http://schemas.openxmlformats.org/wordprocessingml/2006/main" xmlns:w14="http://schemas.microsoft.com/office/word/2010/wordml" xmlns:w15="http://schemas.microsoft.com/office/word/2012/wordml" xmlns:w16cex="http://schemas.microsoft.com/office/word/2018/wordml/cex" xmlns:w16cid="http://schemas.microsoft.com/office/word/2016/wordml/cid" xmlns:w16="http://schemas.microsoft.com/office/word/2018/wordml" xmlns:w16sdtdh="http://schemas.microsoft.com/office/word/2020/wordml/sdtdatahash" xmlns:w16se="http://schemas.microsoft.com/office/word/2015/wordml/symex" xmlns:wpg="http://schemas.microsoft.com/office/word/2010/wordprocessingGroup" xmlns:wpi="http://schemas.microsoft.com/office/word/2010/wordprocessingInk" xmlns:wne="http://schemas.microsoft.com/office/word/2006/wordml" xmlns:wps="http://schemas.microsoft.com/office/word/2010/wordprocessingShape" mc:Ignorable="w14 w15 w16se w16cid w16 w16cex w16sdtdh wp14">
   <w:abstractNum w:abstractNumId="0" w15:restartNumberingAfterBreak="0">
     <w:nsid w:val="5ACB5656"/>
     <w:multiLevelType w:val="hybridMultilevel"/>
@@ -1914,7 +1831,7 @@
       </w:rPr>
     </w:lvl>
   </w:abstractNum>
-  <w:num w:numId="1" w16cid:durableId="2045129774">
+  <w:num w:numId="1">
     <w:abstractNumId w:val="0"/>
   </w:num>
 </w:numbering>
@@ -3038,12 +2955,7 @@
 </file>
 
 <file path=customXml/item2.xml><?xml version="1.0" encoding="utf-8"?>
-<?mso-contentType ?>
-<FormTemplates xmlns="http://schemas.microsoft.com/sharepoint/v3/contenttype/forms">
-  <Display>DocumentLibraryForm</Display>
-  <Edit>DocumentLibraryForm</Edit>
-  <New>DocumentLibraryForm</New>
-</FormTemplates>
+<b:Sources xmlns:b="http://schemas.openxmlformats.org/officeDocument/2006/bibliography" xmlns="http://schemas.openxmlformats.org/officeDocument/2006/bibliography" SelectedStyle="\APASixthEditionOfficeOnline.xsl" StyleName="APA" Version="6"/>
 </file>
 
 <file path=customXml/item3.xml><?xml version="1.0" encoding="utf-8"?>
@@ -3185,7 +3097,12 @@
 </file>
 
 <file path=customXml/item4.xml><?xml version="1.0" encoding="utf-8"?>
-<b:Sources xmlns:b="http://schemas.openxmlformats.org/officeDocument/2006/bibliography" xmlns="http://schemas.openxmlformats.org/officeDocument/2006/bibliography" SelectedStyle="\APASixthEditionOfficeOnline.xsl" StyleName="APA" Version="6"/>
+<?mso-contentType ?>
+<FormTemplates xmlns="http://schemas.microsoft.com/sharepoint/v3/contenttype/forms">
+  <Display>DocumentLibraryForm</Display>
+  <Edit>DocumentLibraryForm</Edit>
+  <New>DocumentLibraryForm</New>
+</FormTemplates>
 </file>
 
 <file path=customXml/itemProps1.xml><?xml version="1.0" encoding="utf-8"?>
@@ -3198,9 +3115,9 @@
 </file>
 
 <file path=customXml/itemProps2.xml><?xml version="1.0" encoding="utf-8"?>
-<ds:datastoreItem xmlns:ds="http://schemas.openxmlformats.org/officeDocument/2006/customXml" ds:itemID="{E5876C36-A6F2-4B44-960A-B8B4B435ECCD}">
+<ds:datastoreItem xmlns:ds="http://schemas.openxmlformats.org/officeDocument/2006/customXml" ds:itemID="{99DD2AA0-78B3-40EA-8C1D-954E770C8D8A}">
   <ds:schemaRefs>
-    <ds:schemaRef ds:uri="http://schemas.microsoft.com/sharepoint/v3/contenttype/forms"/>
+    <ds:schemaRef ds:uri="http://schemas.openxmlformats.org/officeDocument/2006/bibliography"/>
   </ds:schemaRefs>
 </ds:datastoreItem>
 </file>
@@ -3224,9 +3141,9 @@
 </file>
 
 <file path=customXml/itemProps4.xml><?xml version="1.0" encoding="utf-8"?>
-<ds:datastoreItem xmlns:ds="http://schemas.openxmlformats.org/officeDocument/2006/customXml" ds:itemID="{99DD2AA0-78B3-40EA-8C1D-954E770C8D8A}">
+<ds:datastoreItem xmlns:ds="http://schemas.openxmlformats.org/officeDocument/2006/customXml" ds:itemID="{E5876C36-A6F2-4B44-960A-B8B4B435ECCD}">
   <ds:schemaRefs>
-    <ds:schemaRef ds:uri="http://schemas.openxmlformats.org/officeDocument/2006/bibliography"/>
+    <ds:schemaRef ds:uri="http://schemas.microsoft.com/sharepoint/v3/contenttype/forms"/>
   </ds:schemaRefs>
 </ds:datastoreItem>
 </file>
--- a/backend/docx/SyllabusTemplate.docx
+++ b/backend/docx/SyllabusTemplate.docx
@@ -724,237 +724,234 @@
         <w:t xml:space="preserve"> </w:t>
       </w:r>
       <w:r>
+        <w:t>$</w:t>
+      </w:r>
+      <w:r>
+        <w:t>{</w:t>
+      </w:r>
+      <w:r>
+        <w:t>instructor_title</w:t>
+      </w:r>
+      <w:r>
+        <w:t>}</w:t>
+      </w:r>
+      <w:r>
+        <w:t>&lt;/title&gt;</w:t>
+      </w:r>
+      <w:r>
+        <w:t xml:space="preserve"> </w:t>
+      </w:r>
+      <w:r>
+        <w:t>&lt;foa&gt;</w:t>
+      </w:r>
+      <w:r>
+        <w:t>(</w:t>
+      </w:r>
+      <w:r>
         <w:t>${</w:t>
       </w:r>
       <w:r>
-        <w:t>instructor_title</w:t>
+        <w:t>form_of_address</w:t>
       </w:r>
       <w:r>
         <w:t>}</w:t>
       </w:r>
       <w:r>
-        <w:t>&lt;/title&gt;</w:t>
-      </w:r>
-      <w:r>
+        <w:t>)</w:t>
+      </w:r>
+      <w:r>
+        <w:t>&lt;</w:t>
+      </w:r>
+      <w:r>
+        <w:t>/</w:t>
+      </w:r>
+      <w:r>
+        <w:t>foa&gt;</w:t>
+      </w:r>
+    </w:p>
+    <w:p>
+      <w:pPr>
+        <w:spacing w:after="0"/>
+      </w:pPr>
+      <w:r>
+        <w:t xml:space="preserve">Contact Info: </w:t>
+      </w:r>
+      <w:r>
+        <w:tab/>
+      </w:r>
+      <w:r>
+        <w:tab/>
+      </w:r>
+      <w:r>
+        <w:t>${</w:t>
+      </w:r>
+      <w:r>
+        <w:t>email</w:t>
+      </w:r>
+      <w:r>
+        <w:t>}</w:t>
+      </w:r>
+      <w:r>
+        <w:t>&lt;phone&gt;</w:t>
+      </w:r>
+      <w:r>
+        <w:t xml:space="preserve">, </w:t>
+      </w:r>
+      <w:r>
+        <w:t>${</w:t>
+      </w:r>
+      <w:r>
+        <w:t>phone</w:t>
+      </w:r>
+      <w:r>
+        <w:t>}</w:t>
+      </w:r>
+      <w:r>
+        <w:t>&lt;/phone&gt;</w:t>
+      </w:r>
+    </w:p>
+    <w:p>
+      <w:pPr>
+        <w:spacing w:after="0"/>
+      </w:pPr>
+      <w:r>
+        <w:t>Office Location:</w:t>
+      </w:r>
+      <w:r>
+        <w:tab/>
+      </w:r>
+      <w:r>
+        <w:tab/>
+      </w:r>
+      <w:r>
+        <w:t>${</w:t>
+      </w:r>
+      <w:r>
+        <w:t>office_location</w:t>
+      </w:r>
+      <w:r>
+        <w:t>}</w:t>
+      </w:r>
+    </w:p>
+    <w:p>
+      <w:pPr>
+        <w:spacing w:after="0"/>
+      </w:pPr>
+      <w:r>
+        <w:t>Office Hours:</w:t>
+      </w:r>
+      <w:r>
+        <w:tab/>
+      </w:r>
+      <w:r>
+        <w:tab/>
+      </w:r>
+      <w:r>
+        <w:t>${</w:t>
+      </w:r>
+      <w:r>
+        <w:t>office_hours</w:t>
+      </w:r>
+      <w:r>
+        <w:t>}</w:t>
+      </w:r>
+    </w:p>
+    <w:p>
+      <w:pPr>
+        <w:spacing w:after="0"/>
+      </w:pPr>
+    </w:p>
+    <w:p>
+      <w:pPr>
+        <w:spacing w:after="0"/>
+        <w:rPr>
+          <w:lang w:val="fr-FR"/>
+        </w:rPr>
+      </w:pPr>
+      <w:r>
+        <w:rPr>
+          <w:lang w:val="fr-FR"/>
+        </w:rPr>
+        <w:t>${</w:t>
+      </w:r>
+      <w:r>
+        <w:rPr>
+          <w:lang w:val="fr-FR"/>
+        </w:rPr>
         <w:t xml:space="preserve"> </w:t>
       </w:r>
       <w:r>
-        <w:t>&lt;foa&gt;</w:t>
-      </w:r>
-      <w:r>
-        <w:t>(</w:t>
-      </w:r>
+        <w:rPr>
+          <w:lang w:val="fr-FR"/>
+        </w:rPr>
+        <w:t>additional_sections_syllabus_json</w:t>
+      </w:r>
+      <w:r>
+        <w:rPr>
+          <w:lang w:val="fr-FR"/>
+        </w:rPr>
+        <w:t>}</w:t>
+      </w:r>
+    </w:p>
+    <w:p>
+      <w:pPr>
+        <w:spacing w:after="0"/>
+        <w:rPr>
+          <w:lang w:val="fr-FR"/>
+        </w:rPr>
+      </w:pPr>
+    </w:p>
+    <w:p>
+      <w:pPr>
+        <w:spacing w:after="0"/>
+        <w:rPr>
+          <w:rFonts w:asciiTheme="majorHAnsi" w:eastAsiaTheme="majorEastAsia" w:hAnsiTheme="majorHAnsi" w:cstheme="majorBidi"/>
+          <w:b/>
+          <w:bCs/>
+          <w:color w:val="1F3864" w:themeColor="accent1" w:themeShade="80"/>
+          <w:sz w:val="26"/>
+          <w:szCs w:val="26"/>
+          <w:lang w:val="fr-FR"/>
+        </w:rPr>
+      </w:pPr>
+      <w:r>
+        <w:rPr>
+          <w:rFonts w:asciiTheme="majorHAnsi" w:eastAsiaTheme="majorEastAsia" w:hAnsiTheme="majorHAnsi" w:cstheme="majorBidi"/>
+          <w:b/>
+          <w:bCs/>
+          <w:color w:val="1F3864" w:themeColor="accent1" w:themeShade="80"/>
+          <w:sz w:val="26"/>
+          <w:szCs w:val="26"/>
+          <w:lang w:val="fr-FR"/>
+        </w:rPr>
+        <w:t>Course Description</w:t>
+      </w:r>
+    </w:p>
+    <w:p>
+      <w:pPr>
+        <w:spacing w:after="0"/>
+        <w:rPr>
+          <w:lang w:val="fr-FR"/>
+        </w:rPr>
+      </w:pPr>
+    </w:p>
+    <w:p>
+      <w:pPr>
+        <w:spacing w:after="0"/>
+      </w:pPr>
       <w:r>
         <w:t>${</w:t>
       </w:r>
       <w:r>
-        <w:t>form_of_address</w:t>
+        <w:t>course_description</w:t>
       </w:r>
       <w:r>
         <w:t>}</w:t>
       </w:r>
-      <w:r>
-        <w:t>)</w:t>
-      </w:r>
-      <w:r>
-        <w:t>&lt;?foa&gt;</w:t>
-      </w:r>
-    </w:p>
-    <w:p>
-      <w:pPr>
-        <w:spacing w:after="0"/>
-      </w:pPr>
-      <w:r>
-        <w:t xml:space="preserve">Contact Info: </w:t>
-      </w:r>
-      <w:r>
-        <w:tab/>
-      </w:r>
-      <w:r>
-        <w:tab/>
-      </w:r>
-      <w:r>
-        <w:t>${</w:t>
-      </w:r>
-      <w:r>
-        <w:t>email</w:t>
-      </w:r>
-      <w:r>
-        <w:t>}</w:t>
-      </w:r>
-      <w:r>
-        <w:t>&lt;phone&gt;</w:t>
-      </w:r>
-      <w:r>
-        <w:t xml:space="preserve">, </w:t>
-      </w:r>
-      <w:r>
-        <w:t>${</w:t>
-      </w:r>
-      <w:r>
-        <w:t>phone</w:t>
-      </w:r>
-      <w:r>
-        <w:t>}</w:t>
-      </w:r>
-      <w:r>
-        <w:t>&lt;/phone&gt;</w:t>
-      </w:r>
-    </w:p>
-    <w:p>
-      <w:pPr>
-        <w:spacing w:after="0"/>
-      </w:pPr>
-      <w:r>
-        <w:t>Office Location:</w:t>
-      </w:r>
-      <w:r>
-        <w:tab/>
-      </w:r>
-      <w:r>
-        <w:tab/>
-      </w:r>
-      <w:r>
-        <w:t>${</w:t>
-      </w:r>
-      <w:r>
-        <w:t>office_location</w:t>
-      </w:r>
-      <w:r>
-        <w:t>}</w:t>
-      </w:r>
-    </w:p>
-    <w:p>
-      <w:pPr>
-        <w:spacing w:after="0"/>
-      </w:pPr>
-      <w:r>
-        <w:t>Office Hours:</w:t>
-      </w:r>
-      <w:r>
-        <w:tab/>
-      </w:r>
-      <w:r>
-        <w:tab/>
-      </w:r>
-      <w:r>
-        <w:t>${</w:t>
-      </w:r>
-      <w:r>
-        <w:t>office_hours</w:t>
-      </w:r>
-      <w:r>
-        <w:t>}</w:t>
-      </w:r>
-    </w:p>
-    <w:p>
-      <w:pPr>
-        <w:spacing w:after="0"/>
-      </w:pPr>
-    </w:p>
-    <w:p>
-      <w:pPr>
-        <w:spacing w:after="0"/>
-        <w:rPr>
-          <w:lang w:val="fr-FR"/>
-        </w:rPr>
-      </w:pPr>
-      <w:r>
-        <w:rPr>
-          <w:lang w:val="fr-FR"/>
-        </w:rPr>
-        <w:t>${</w:t>
-      </w:r>
-      <w:r>
-        <w:t xml:space="preserve"> </w:t>
-      </w:r>
-      <w:r>
-        <w:rPr>
-          <w:lang w:val="fr-FR"/>
-        </w:rPr>
-        <w:t>additional_sections_syllabus_json</w:t>
-      </w:r>
-      <w:r>
-        <w:rPr>
-          <w:lang w:val="fr-FR"/>
-        </w:rPr>
-        <w:t>}</w:t>
-      </w:r>
-    </w:p>
-    <w:p>
-      <w:pPr>
-        <w:spacing w:after="0"/>
-        <w:rPr>
-          <w:lang w:val="fr-FR"/>
-        </w:rPr>
-      </w:pPr>
-    </w:p>
-    <w:p>
-      <w:pPr>
-        <w:spacing w:after="0"/>
-        <w:rPr>
-          <w:rFonts w:asciiTheme="majorHAnsi" w:eastAsiaTheme="majorEastAsia" w:hAnsiTheme="majorHAnsi" w:cstheme="majorBidi"/>
-          <w:b/>
-          <w:bCs/>
-          <w:color w:val="1F3864" w:themeColor="accent1" w:themeShade="80"/>
-          <w:sz w:val="26"/>
-          <w:szCs w:val="26"/>
-          <w:lang w:val="fr-FR"/>
-        </w:rPr>
-      </w:pPr>
-      <w:r>
-        <w:rPr>
-          <w:rFonts w:asciiTheme="majorHAnsi" w:eastAsiaTheme="majorEastAsia" w:hAnsiTheme="majorHAnsi" w:cstheme="majorBidi"/>
-          <w:b/>
-          <w:bCs/>
-          <w:color w:val="1F3864" w:themeColor="accent1" w:themeShade="80"/>
-          <w:sz w:val="26"/>
-          <w:szCs w:val="26"/>
-          <w:lang w:val="fr-FR"/>
-        </w:rPr>
-        <w:t>Course Description</w:t>
-      </w:r>
-    </w:p>
-    <w:p>
-      <w:pPr>
-        <w:spacing w:after="0"/>
-        <w:rPr>
-          <w:lang w:val="fr-FR"/>
-        </w:rPr>
-      </w:pPr>
-    </w:p>
-    <w:p>
-      <w:pPr>
-        <w:spacing w:after="0"/>
-        <w:rPr>
-          <w:lang w:val="fr-FR"/>
-        </w:rPr>
-      </w:pPr>
-      <w:r>
-        <w:rPr>
-          <w:lang w:val="fr-FR"/>
-        </w:rPr>
-        <w:t>${</w:t>
-      </w:r>
-      <w:r>
-        <w:rPr>
-          <w:lang w:val="fr-FR"/>
-        </w:rPr>
-        <w:t>course_description</w:t>
-      </w:r>
-      <w:r>
-        <w:rPr>
-          <w:lang w:val="fr-FR"/>
-        </w:rPr>
-        <w:t>}</w:t>
-      </w:r>
-    </w:p>
-    <w:p>
-      <w:pPr>
-        <w:spacing w:after="0"/>
-        <w:rPr>
-          <w:lang w:val="fr-FR"/>
-        </w:rPr>
+    </w:p>
+    <w:p>
+      <w:pPr>
+        <w:spacing w:after="0"/>
       </w:pPr>
     </w:p>
     <w:p>
@@ -1339,7 +1336,6 @@
           <w:color w:val="1F3864" w:themeColor="accent1" w:themeShade="80"/>
           <w:sz w:val="26"/>
           <w:szCs w:val="26"/>
-          <w:lang w:val="fr-FR"/>
         </w:rPr>
       </w:pPr>
       <w:r>
@@ -1350,7 +1346,6 @@
           <w:color w:val="1F3864" w:themeColor="accent1" w:themeShade="80"/>
           <w:sz w:val="26"/>
           <w:szCs w:val="26"/>
-          <w:lang w:val="fr-FR"/>
         </w:rPr>
         <w:t>Assessments</w:t>
       </w:r>
@@ -1365,7 +1360,6 @@
           <w:i w:val="0"/>
           <w:iCs w:val="0"/>
           <w:color w:val="1F3864" w:themeColor="accent1" w:themeShade="80"/>
-          <w:lang w:val="fr-FR"/>
         </w:rPr>
       </w:pPr>
     </w:p>
@@ -1378,7 +1372,6 @@
           <w:i w:val="0"/>
           <w:iCs w:val="0"/>
           <w:color w:val="auto"/>
-          <w:lang w:val="fr-FR"/>
         </w:rPr>
       </w:pPr>
       <w:r>
@@ -1388,7 +1381,6 @@
           <w:i w:val="0"/>
           <w:iCs w:val="0"/>
           <w:color w:val="auto"/>
-          <w:lang w:val="fr-FR"/>
         </w:rPr>
         <w:t>${assmt_assignments_syllabus_json}</w:t>
       </w:r>
@@ -1403,16 +1395,12 @@
           <w:i w:val="0"/>
           <w:iCs w:val="0"/>
           <w:color w:val="1F3864" w:themeColor="accent1" w:themeShade="80"/>
-          <w:lang w:val="fr-FR"/>
-        </w:rPr>
-      </w:pPr>
-    </w:p>
-    <w:p>
-      <w:pPr>
-        <w:spacing w:after="0"/>
-        <w:rPr>
-          <w:lang w:val="fr-FR"/>
-        </w:rPr>
+        </w:rPr>
+      </w:pPr>
+    </w:p>
+    <w:p>
+      <w:pPr>
+        <w:spacing w:after="0"/>
       </w:pPr>
     </w:p>
     <w:p>
@@ -2949,16 +2937,25 @@
 </file>
 
 <file path=customXml/item1.xml><?xml version="1.0" encoding="utf-8"?>
+<?mso-contentType ?>
+<FormTemplates xmlns="http://schemas.microsoft.com/sharepoint/v3/contenttype/forms">
+  <Display>DocumentLibraryForm</Display>
+  <Edit>DocumentLibraryForm</Edit>
+  <New>DocumentLibraryForm</New>
+</FormTemplates>
+</file>
+
+<file path=customXml/item2.xml><?xml version="1.0" encoding="utf-8"?>
 <p:properties xmlns:p="http://schemas.microsoft.com/office/2006/metadata/properties" xmlns:xsi="http://www.w3.org/2001/XMLSchema-instance" xmlns:pc="http://schemas.microsoft.com/office/infopath/2007/PartnerControls">
   <documentManagement/>
 </p:properties>
 </file>
 
-<file path=customXml/item2.xml><?xml version="1.0" encoding="utf-8"?>
+<file path=customXml/item3.xml><?xml version="1.0" encoding="utf-8"?>
 <b:Sources xmlns:b="http://schemas.openxmlformats.org/officeDocument/2006/bibliography" xmlns="http://schemas.openxmlformats.org/officeDocument/2006/bibliography" SelectedStyle="\APASixthEditionOfficeOnline.xsl" StyleName="APA" Version="6"/>
 </file>
 
-<file path=customXml/item3.xml><?xml version="1.0" encoding="utf-8"?>
+<file path=customXml/item4.xml><?xml version="1.0" encoding="utf-8"?>
 <ct:contentTypeSchema xmlns:ct="http://schemas.microsoft.com/office/2006/metadata/contentType" xmlns:ma="http://schemas.microsoft.com/office/2006/metadata/properties/metaAttributes" ct:_="" ma:_="" ma:contentTypeName="Document" ma:contentTypeID="0x01010043AC30EE3931924C951949B01581249A" ma:contentTypeVersion="3" ma:contentTypeDescription="Create a new document." ma:contentTypeScope="" ma:versionID="ecba60cf1f3c2b4798aa357a3e04473e">
   <xsd:schema xmlns:xsd="http://www.w3.org/2001/XMLSchema" xmlns:xs="http://www.w3.org/2001/XMLSchema" xmlns:p="http://schemas.microsoft.com/office/2006/metadata/properties" xmlns:ns2="5e46cd92-5281-4aec-af6d-ce68d6323cf6" targetNamespace="http://schemas.microsoft.com/office/2006/metadata/properties" ma:root="true" ma:fieldsID="749246a7d39d1518a48c156f5ef050f5" ns2:_="">
     <xsd:import namespace="5e46cd92-5281-4aec-af6d-ce68d6323cf6"/>
@@ -3096,16 +3093,15 @@
 </ct:contentTypeSchema>
 </file>
 
-<file path=customXml/item4.xml><?xml version="1.0" encoding="utf-8"?>
-<?mso-contentType ?>
-<FormTemplates xmlns="http://schemas.microsoft.com/sharepoint/v3/contenttype/forms">
-  <Display>DocumentLibraryForm</Display>
-  <Edit>DocumentLibraryForm</Edit>
-  <New>DocumentLibraryForm</New>
-</FormTemplates>
+<file path=customXml/itemProps1.xml><?xml version="1.0" encoding="utf-8"?>
+<ds:datastoreItem xmlns:ds="http://schemas.openxmlformats.org/officeDocument/2006/customXml" ds:itemID="{E5876C36-A6F2-4B44-960A-B8B4B435ECCD}">
+  <ds:schemaRefs>
+    <ds:schemaRef ds:uri="http://schemas.microsoft.com/sharepoint/v3/contenttype/forms"/>
+  </ds:schemaRefs>
+</ds:datastoreItem>
 </file>
 
-<file path=customXml/itemProps1.xml><?xml version="1.0" encoding="utf-8"?>
+<file path=customXml/itemProps2.xml><?xml version="1.0" encoding="utf-8"?>
 <ds:datastoreItem xmlns:ds="http://schemas.openxmlformats.org/officeDocument/2006/customXml" ds:itemID="{509D1927-145B-4147-AE53-B018C6899FD0}">
   <ds:schemaRefs>
     <ds:schemaRef ds:uri="http://schemas.microsoft.com/office/2006/metadata/properties"/>
@@ -3114,7 +3110,7 @@
 </ds:datastoreItem>
 </file>
 
-<file path=customXml/itemProps2.xml><?xml version="1.0" encoding="utf-8"?>
+<file path=customXml/itemProps3.xml><?xml version="1.0" encoding="utf-8"?>
 <ds:datastoreItem xmlns:ds="http://schemas.openxmlformats.org/officeDocument/2006/customXml" ds:itemID="{99DD2AA0-78B3-40EA-8C1D-954E770C8D8A}">
   <ds:schemaRefs>
     <ds:schemaRef ds:uri="http://schemas.openxmlformats.org/officeDocument/2006/bibliography"/>
@@ -3122,7 +3118,7 @@
 </ds:datastoreItem>
 </file>
 
-<file path=customXml/itemProps3.xml><?xml version="1.0" encoding="utf-8"?>
+<file path=customXml/itemProps4.xml><?xml version="1.0" encoding="utf-8"?>
 <ds:datastoreItem xmlns:ds="http://schemas.openxmlformats.org/officeDocument/2006/customXml" ds:itemID="{D4AD5993-87D2-4E47-8D6E-96B6100FF46D}">
   <ds:schemaRefs>
     <ds:schemaRef ds:uri="http://schemas.microsoft.com/office/2006/metadata/contentType"/>
@@ -3138,12 +3134,4 @@
     <ds:schemaRef ds:uri="http://schemas.microsoft.com/internal/obd"/>
   </ds:schemaRefs>
 </ds:datastoreItem>
-</file>
-
-<file path=customXml/itemProps4.xml><?xml version="1.0" encoding="utf-8"?>
-<ds:datastoreItem xmlns:ds="http://schemas.openxmlformats.org/officeDocument/2006/customXml" ds:itemID="{E5876C36-A6F2-4B44-960A-B8B4B435ECCD}">
-  <ds:schemaRefs>
-    <ds:schemaRef ds:uri="http://schemas.microsoft.com/sharepoint/v3/contenttype/forms"/>
-  </ds:schemaRefs>
-</ds:datastoreItem>
 </file>
--- a/backend/docx/SyllabusTemplate.docx
+++ b/backend/docx/SyllabusTemplate.docx
@@ -1,6 +1,6 @@
 
 <file path=word/document.xml><?xml version="1.0" encoding="utf-8"?>
-<w:document xmlns:wpc="http://schemas.microsoft.com/office/word/2010/wordprocessingCanvas" xmlns:cx="http://schemas.microsoft.com/office/drawing/2014/chartex" xmlns:cx1="http://schemas.microsoft.com/office/drawing/2015/9/8/chartex" xmlns:cx2="http://schemas.microsoft.com/office/drawing/2015/10/21/chartex" xmlns:cx3="http://schemas.microsoft.com/office/drawing/2016/5/9/chartex" xmlns:cx4="http://schemas.microsoft.com/office/drawing/2016/5/10/chartex" xmlns:cx5="http://schemas.microsoft.com/office/drawing/2016/5/11/chartex" xmlns:cx6="http://schemas.microsoft.com/office/drawing/2016/5/12/chartex" xmlns:cx7="http://schemas.microsoft.com/office/drawing/2016/5/13/chartex" xmlns:cx8="http://schemas.microsoft.com/office/drawing/2016/5/14/chartex" xmlns:mc="http://schemas.openxmlformats.org/markup-compatibility/2006" xmlns:aink="http://schemas.microsoft.com/office/drawing/2016/ink" xmlns:am3d="http://schemas.microsoft.com/office/drawing/2017/model3d" xmlns:o="urn:schemas-microsoft-com:office:office" xmlns:r="http://schemas.openxmlformats.org/officeDocument/2006/relationships" xmlns:m="http://schemas.openxmlformats.org/officeDocument/2006/math" xmlns:v="urn:schemas-microsoft-com:vml" xmlns:wp14="http://schemas.microsoft.com/office/word/2010/wordprocessingDrawing" xmlns:wp="http://schemas.openxmlformats.org/drawingml/2006/wordprocessingDrawing" xmlns:w10="urn:schemas-microsoft-com:office:word" xmlns:w="http://schemas.openxmlformats.org/wordprocessingml/2006/main" xmlns:w14="http://schemas.microsoft.com/office/word/2010/wordml" xmlns:w15="http://schemas.microsoft.com/office/word/2012/wordml" xmlns:w16cex="http://schemas.microsoft.com/office/word/2018/wordml/cex" xmlns:w16cid="http://schemas.microsoft.com/office/word/2016/wordml/cid" xmlns:w16="http://schemas.microsoft.com/office/word/2018/wordml" xmlns:w16sdtdh="http://schemas.microsoft.com/office/word/2020/wordml/sdtdatahash" xmlns:w16se="http://schemas.microsoft.com/office/word/2015/wordml/symex" xmlns:wpg="http://schemas.microsoft.com/office/word/2010/wordprocessingGroup" xmlns:wpi="http://schemas.microsoft.com/office/word/2010/wordprocessingInk" xmlns:wne="http://schemas.microsoft.com/office/word/2006/wordml" xmlns:wps="http://schemas.microsoft.com/office/word/2010/wordprocessingShape" mc:Ignorable="w14 w15 w16se w16cid w16 w16cex w16sdtdh wp14">
+<w:document xmlns:wpc="http://schemas.microsoft.com/office/word/2010/wordprocessingCanvas" xmlns:cx="http://schemas.microsoft.com/office/drawing/2014/chartex" xmlns:cx1="http://schemas.microsoft.com/office/drawing/2015/9/8/chartex" xmlns:cx2="http://schemas.microsoft.com/office/drawing/2015/10/21/chartex" xmlns:cx3="http://schemas.microsoft.com/office/drawing/2016/5/9/chartex" xmlns:cx4="http://schemas.microsoft.com/office/drawing/2016/5/10/chartex" xmlns:cx5="http://schemas.microsoft.com/office/drawing/2016/5/11/chartex" xmlns:cx6="http://schemas.microsoft.com/office/drawing/2016/5/12/chartex" xmlns:cx7="http://schemas.microsoft.com/office/drawing/2016/5/13/chartex" xmlns:cx8="http://schemas.microsoft.com/office/drawing/2016/5/14/chartex" xmlns:mc="http://schemas.openxmlformats.org/markup-compatibility/2006" xmlns:aink="http://schemas.microsoft.com/office/drawing/2016/ink" xmlns:am3d="http://schemas.microsoft.com/office/drawing/2017/model3d" xmlns:o="urn:schemas-microsoft-com:office:office" xmlns:oel="http://schemas.microsoft.com/office/2019/extlst" xmlns:r="http://schemas.openxmlformats.org/officeDocument/2006/relationships" xmlns:m="http://schemas.openxmlformats.org/officeDocument/2006/math" xmlns:v="urn:schemas-microsoft-com:vml" xmlns:wp14="http://schemas.microsoft.com/office/word/2010/wordprocessingDrawing" xmlns:wp="http://schemas.openxmlformats.org/drawingml/2006/wordprocessingDrawing" xmlns:w10="urn:schemas-microsoft-com:office:word" xmlns:w="http://schemas.openxmlformats.org/wordprocessingml/2006/main" xmlns:w14="http://schemas.microsoft.com/office/word/2010/wordml" xmlns:w15="http://schemas.microsoft.com/office/word/2012/wordml" xmlns:w16cex="http://schemas.microsoft.com/office/word/2018/wordml/cex" xmlns:w16cid="http://schemas.microsoft.com/office/word/2016/wordml/cid" xmlns:w16="http://schemas.microsoft.com/office/word/2018/wordml" xmlns:w16sdtdh="http://schemas.microsoft.com/office/word/2020/wordml/sdtdatahash" xmlns:w16se="http://schemas.microsoft.com/office/word/2015/wordml/symex" xmlns:wpg="http://schemas.microsoft.com/office/word/2010/wordprocessingGroup" xmlns:wpi="http://schemas.microsoft.com/office/word/2010/wordprocessingInk" xmlns:wne="http://schemas.microsoft.com/office/word/2006/wordml" xmlns:wps="http://schemas.microsoft.com/office/word/2010/wordprocessingShape" mc:Ignorable="w14 w15 w16se w16cid w16 w16cex w16sdtdh wp14">
   <w:body>
     <w:p>
       <w:pPr>
@@ -80,7 +80,7 @@
               </wp:anchor>
             </w:drawing>
           </mc:Choice>
-          <mc:Fallback xmlns:oel="http://schemas.microsoft.com/office/2019/extlst">
+          <mc:Fallback>
             <w:pict>
               <v:line w14:anchorId="583C21A8" id="Straight Connector 4" o:spid="_x0000_s1026" style="position:absolute;z-index:251662336;visibility:visible;mso-wrap-style:square;mso-wrap-distance-left:9pt;mso-wrap-distance-top:0;mso-wrap-distance-right:9pt;mso-wrap-distance-bottom:0;mso-position-horizontal:absolute;mso-position-horizontal-relative:text;mso-position-vertical:absolute;mso-position-vertical-relative:text" from="110.1pt,-4.75pt" to="110.7pt,92.45pt" o:gfxdata="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" strokecolor="#1f3763 [1604]" strokeweight="1pt">
                 <v:stroke joinstyle="miter"/>
@@ -247,7 +247,7 @@
               </wp:anchor>
             </w:drawing>
           </mc:Choice>
-          <mc:Fallback xmlns:a14="http://schemas.microsoft.com/office/drawing/2010/main" xmlns:pic="http://schemas.openxmlformats.org/drawingml/2006/picture" xmlns:a="http://schemas.openxmlformats.org/drawingml/2006/main" xmlns:oel="http://schemas.microsoft.com/office/2019/extlst">
+          <mc:Fallback xmlns:a="http://schemas.openxmlformats.org/drawingml/2006/main" xmlns:pic="http://schemas.openxmlformats.org/drawingml/2006/picture" xmlns:a14="http://schemas.microsoft.com/office/drawing/2010/main">
             <w:pict w14:anchorId="08122B22">
               <v:line id="Straight Connector 3" style="position:absolute;z-index:251640832;visibility:visible;mso-wrap-style:square;mso-wrap-distance-left:9pt;mso-wrap-distance-top:0;mso-wrap-distance-right:9pt;mso-wrap-distance-bottom:0;mso-position-horizontal:absolute;mso-position-horizontal-relative:text;mso-position-vertical:absolute;mso-position-vertical-relative:text" o:spid="_x0000_s1026" strokecolor="#1f3763 [1604]" strokeweight="1pt" from="104.4pt,-5.4pt" to="105pt,91.8pt" w14:anchorId="328FC97B" o:gfxdata="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">
                 <v:stroke joinstyle="miter"/>
@@ -322,7 +322,7 @@
               </wp:anchor>
             </w:drawing>
           </mc:Choice>
-          <mc:Fallback xmlns:a14="http://schemas.microsoft.com/office/drawing/2010/main" xmlns:pic="http://schemas.openxmlformats.org/drawingml/2006/picture" xmlns:a="http://schemas.openxmlformats.org/drawingml/2006/main" xmlns:oel="http://schemas.microsoft.com/office/2019/extlst">
+          <mc:Fallback xmlns:a="http://schemas.openxmlformats.org/drawingml/2006/main" xmlns:pic="http://schemas.openxmlformats.org/drawingml/2006/picture" xmlns:a14="http://schemas.microsoft.com/office/drawing/2010/main">
             <w:pict w14:anchorId="0F3FCE19">
               <v:line id="Straight Connector 2" style="position:absolute;z-index:251639808;visibility:visible;mso-wrap-style:square;mso-wrap-distance-left:9pt;mso-wrap-distance-top:0;mso-wrap-distance-right:9pt;mso-wrap-distance-bottom:0;mso-position-horizontal:absolute;mso-position-horizontal-relative:text;mso-position-vertical:absolute;mso-position-vertical-relative:text" o:spid="_x0000_s1026" strokecolor="#1f3763 [1604]" strokeweight="1pt" from="0,91.8pt" to="466.8pt,91.8pt" w14:anchorId="7ED6B9A8" o:gfxdata="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">
                 <v:stroke joinstyle="miter"/>
@@ -351,6 +351,7 @@
         </w:rPr>
         <w:t>${</w:t>
       </w:r>
+      <w:proofErr w:type="spellStart"/>
       <w:r>
         <w:rPr>
           <w:b/>
@@ -361,6 +362,7 @@
         </w:rPr>
         <w:t>subj_code</w:t>
       </w:r>
+      <w:proofErr w:type="spellEnd"/>
       <w:r>
         <w:rPr>
           <w:b/>
@@ -391,6 +393,7 @@
         </w:rPr>
         <w:t>{</w:t>
       </w:r>
+      <w:proofErr w:type="spellStart"/>
       <w:r>
         <w:rPr>
           <w:b/>
@@ -431,6 +434,7 @@
         </w:rPr>
         <w:t>ber</w:t>
       </w:r>
+      <w:proofErr w:type="spellEnd"/>
       <w:r>
         <w:rPr>
           <w:b/>
@@ -471,6 +475,7 @@
         </w:rPr>
         <w:t>{</w:t>
       </w:r>
+      <w:proofErr w:type="spellStart"/>
       <w:r>
         <w:rPr>
           <w:b/>
@@ -481,6 +486,7 @@
         </w:rPr>
         <w:t>course_title</w:t>
       </w:r>
+      <w:proofErr w:type="spellEnd"/>
       <w:r>
         <w:rPr>
           <w:b/>
@@ -708,9 +714,11 @@
       <w:r>
         <w:t>${</w:t>
       </w:r>
+      <w:proofErr w:type="spellStart"/>
       <w:r>
         <w:t>instructor_name</w:t>
       </w:r>
+      <w:proofErr w:type="spellEnd"/>
       <w:r>
         <w:t>}</w:t>
       </w:r>
@@ -729,9 +737,11 @@
       <w:r>
         <w:t>{</w:t>
       </w:r>
+      <w:proofErr w:type="spellStart"/>
       <w:r>
         <w:t>instructor_title</w:t>
       </w:r>
+      <w:proofErr w:type="spellEnd"/>
       <w:r>
         <w:t>}</w:t>
       </w:r>
@@ -742,7 +752,15 @@
         <w:t xml:space="preserve"> </w:t>
       </w:r>
       <w:r>
-        <w:t>&lt;foa&gt;</w:t>
+        <w:t>&lt;</w:t>
+      </w:r>
+      <w:proofErr w:type="spellStart"/>
+      <w:r>
+        <w:t>foa</w:t>
+      </w:r>
+      <w:proofErr w:type="spellEnd"/>
+      <w:r>
+        <w:t>&gt;</w:t>
       </w:r>
       <w:r>
         <w:t>(</w:t>
@@ -750,9 +768,11 @@
       <w:r>
         <w:t>${</w:t>
       </w:r>
+      <w:proofErr w:type="spellStart"/>
       <w:r>
         <w:t>form_of_address</w:t>
       </w:r>
+      <w:proofErr w:type="spellEnd"/>
       <w:r>
         <w:t>}</w:t>
       </w:r>
@@ -765,8 +785,13 @@
       <w:r>
         <w:t>/</w:t>
       </w:r>
-      <w:r>
-        <w:t>foa&gt;</w:t>
+      <w:proofErr w:type="spellStart"/>
+      <w:r>
+        <w:t>foa</w:t>
+      </w:r>
+      <w:proofErr w:type="spellEnd"/>
+      <w:r>
+        <w:t>&gt;</w:t>
       </w:r>
     </w:p>
     <w:p>
@@ -826,9 +851,11 @@
       <w:r>
         <w:t>${</w:t>
       </w:r>
+      <w:proofErr w:type="spellStart"/>
       <w:r>
         <w:t>office_location</w:t>
       </w:r>
+      <w:proofErr w:type="spellEnd"/>
       <w:r>
         <w:t>}</w:t>
       </w:r>
@@ -849,9 +876,11 @@
       <w:r>
         <w:t>${</w:t>
       </w:r>
+      <w:proofErr w:type="spellStart"/>
       <w:r>
         <w:t>office_hours</w:t>
       </w:r>
+      <w:proofErr w:type="spellEnd"/>
       <w:r>
         <w:t>}</w:t>
       </w:r>
@@ -868,6 +897,7 @@
           <w:lang w:val="fr-FR"/>
         </w:rPr>
       </w:pPr>
+      <w:proofErr w:type="gramStart"/>
       <w:r>
         <w:rPr>
           <w:lang w:val="fr-FR"/>
@@ -880,16 +910,25 @@
         </w:rPr>
         <w:t xml:space="preserve"> </w:t>
       </w:r>
+      <w:proofErr w:type="spellStart"/>
       <w:r>
         <w:rPr>
           <w:lang w:val="fr-FR"/>
         </w:rPr>
-        <w:t>additional_sections_syllabus_json</w:t>
-      </w:r>
+        <w:t>additional</w:t>
+      </w:r>
+      <w:proofErr w:type="gramEnd"/>
       <w:r>
         <w:rPr>
           <w:lang w:val="fr-FR"/>
         </w:rPr>
+        <w:t>_sections_syllabus_json</w:t>
+      </w:r>
+      <w:proofErr w:type="spellEnd"/>
+      <w:r>
+        <w:rPr>
+          <w:lang w:val="fr-FR"/>
+        </w:rPr>
         <w:t>}</w:t>
       </w:r>
     </w:p>
@@ -942,9 +981,11 @@
       <w:r>
         <w:t>${</w:t>
       </w:r>
+      <w:proofErr w:type="spellStart"/>
       <w:r>
         <w:t>course_description</w:t>
       </w:r>
+      <w:proofErr w:type="spellEnd"/>
       <w:r>
         <w:t>}</w:t>
       </w:r>
@@ -1155,7 +1196,7 @@
               </wp:anchor>
             </w:drawing>
           </mc:Choice>
-          <mc:Fallback xmlns:a14="http://schemas.microsoft.com/office/drawing/2010/main" xmlns:pic="http://schemas.openxmlformats.org/drawingml/2006/picture" xmlns:a="http://schemas.openxmlformats.org/drawingml/2006/main" xmlns:oel="http://schemas.microsoft.com/office/2019/extlst">
+          <mc:Fallback xmlns:a="http://schemas.openxmlformats.org/drawingml/2006/main" xmlns:pic="http://schemas.openxmlformats.org/drawingml/2006/picture" xmlns:a14="http://schemas.microsoft.com/office/drawing/2010/main">
             <w:pict w14:anchorId="474F2540">
               <v:group id="Group 9" style="position:absolute;margin-left:414.8pt;margin-top:12.15pt;width:52.55pt;height:282.7pt;z-index:251660288" coordsize="6673,35901" o:spid="_x0000_s1026" w14:anchorId="122F3E6F" o:gfxdata="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">
                 <v:shapetype id="_x0000_t75" coordsize="21600,21600" filled="f" stroked="f" o:spt="75" o:preferrelative="t" path="m@4@5l@4@11@9@11@9@5xe">
@@ -1220,7 +1261,15 @@
         <w:spacing w:after="0"/>
       </w:pPr>
       <w:r>
-        <w:t>${learning_outcomes}</w:t>
+        <w:t>${</w:t>
+      </w:r>
+      <w:proofErr w:type="spellStart"/>
+      <w:r>
+        <w:t>learning_outcomes</w:t>
+      </w:r>
+      <w:proofErr w:type="spellEnd"/>
+      <w:r>
+        <w:t>}</w:t>
       </w:r>
     </w:p>
     <w:p>
@@ -1318,7 +1367,15 @@
         <w:spacing w:after="0"/>
       </w:pPr>
       <w:r>
-        <w:t>${course_materials}</w:t>
+        <w:t>${</w:t>
+      </w:r>
+      <w:proofErr w:type="spellStart"/>
+      <w:r>
+        <w:t>course_materials</w:t>
+      </w:r>
+      <w:proofErr w:type="spellEnd"/>
+      <w:r>
+        <w:t>}</w:t>
       </w:r>
     </w:p>
     <w:p>
@@ -1382,94 +1439,10 @@
           <w:iCs w:val="0"/>
           <w:color w:val="auto"/>
         </w:rPr>
-        <w:t>${assmt_assignments_syllabus_json}</w:t>
-      </w:r>
-    </w:p>
-    <w:p>
-      <w:pPr>
-        <w:spacing w:after="0"/>
-        <w:rPr>
-          <w:rStyle w:val="Heading4Char"/>
-          <w:b/>
-          <w:bCs/>
-          <w:i w:val="0"/>
-          <w:iCs w:val="0"/>
-          <w:color w:val="1F3864" w:themeColor="accent1" w:themeShade="80"/>
-        </w:rPr>
-      </w:pPr>
-    </w:p>
-    <w:p>
-      <w:pPr>
-        <w:spacing w:after="0"/>
-      </w:pPr>
-    </w:p>
-    <w:p>
-      <w:pPr>
-        <w:spacing w:after="0"/>
-      </w:pPr>
-      <w:r>
-        <w:t>Students will be assigned the following final letter grades, based on the calculations coming from the course assessment section.</w:t>
-      </w:r>
-    </w:p>
-    <w:p>
-      <w:pPr>
-        <w:spacing w:after="0"/>
-      </w:pPr>
-    </w:p>
-    <w:p>
-      <w:pPr>
-        <w:spacing w:after="0"/>
-      </w:pPr>
-      <w:r>
-        <w:t>${grade_table_syllabus_list}</w:t>
-      </w:r>
-    </w:p>
-    <w:p>
-      <w:pPr>
-        <w:spacing w:after="0"/>
-      </w:pPr>
-    </w:p>
-    <w:p>
-      <w:pPr>
-        <w:spacing w:after="0"/>
-      </w:pPr>
-    </w:p>
-    <w:p>
-      <w:pPr>
-        <w:pStyle w:val="Heading3"/>
-        <w:rPr>
-          <w:b/>
-          <w:bCs/>
-          <w:color w:val="1F3864" w:themeColor="accent1" w:themeShade="80"/>
-          <w:sz w:val="26"/>
-          <w:szCs w:val="26"/>
-        </w:rPr>
-      </w:pPr>
-      <w:r>
-        <w:rPr>
-          <w:b/>
-          <w:bCs/>
-          <w:color w:val="1F3864" w:themeColor="accent1" w:themeShade="80"/>
-          <w:sz w:val="26"/>
-          <w:szCs w:val="26"/>
-        </w:rPr>
-        <w:t>Grading Policies</w:t>
-      </w:r>
-    </w:p>
-    <w:p>
-      <w:pPr>
-        <w:spacing w:after="0"/>
-        <w:rPr>
-          <w:rStyle w:val="Heading4Char"/>
-          <w:b/>
-          <w:bCs/>
-          <w:color w:val="1F3864" w:themeColor="accent1" w:themeShade="80"/>
-        </w:rPr>
-      </w:pPr>
-    </w:p>
-    <w:p>
-      <w:pPr>
-        <w:spacing w:after="0"/>
+        <w:t>${</w:t>
+      </w:r>
+      <w:proofErr w:type="spellStart"/>
+      <w:r>
         <w:rPr>
           <w:rStyle w:val="Heading4Char"/>
           <w:rFonts w:asciiTheme="minorHAnsi" w:hAnsiTheme="minorHAnsi" w:cstheme="minorHAnsi"/>
@@ -1477,7 +1450,9 @@
           <w:iCs w:val="0"/>
           <w:color w:val="auto"/>
         </w:rPr>
-      </w:pPr>
+        <w:t>assmt_assignments_syllabus_json</w:t>
+      </w:r>
+      <w:proofErr w:type="spellEnd"/>
       <w:r>
         <w:rPr>
           <w:rStyle w:val="Heading4Char"/>
@@ -1486,8 +1461,60 @@
           <w:iCs w:val="0"/>
           <w:color w:val="auto"/>
         </w:rPr>
-        <w:t>${grading_policies_syllabus_json}</w:t>
-      </w:r>
+        <w:t>}</w:t>
+      </w:r>
+    </w:p>
+    <w:p>
+      <w:pPr>
+        <w:spacing w:after="0"/>
+        <w:rPr>
+          <w:rStyle w:val="Heading4Char"/>
+          <w:b/>
+          <w:bCs/>
+          <w:i w:val="0"/>
+          <w:iCs w:val="0"/>
+          <w:color w:val="1F3864" w:themeColor="accent1" w:themeShade="80"/>
+        </w:rPr>
+      </w:pPr>
+    </w:p>
+    <w:p>
+      <w:pPr>
+        <w:spacing w:after="0"/>
+      </w:pPr>
+    </w:p>
+    <w:p>
+      <w:pPr>
+        <w:spacing w:after="0"/>
+      </w:pPr>
+      <w:r>
+        <w:t>Students will be assigned the following final letter grades, based on the calculations coming from the course assessment section.</w:t>
+      </w:r>
+    </w:p>
+    <w:p>
+      <w:pPr>
+        <w:spacing w:after="0"/>
+      </w:pPr>
+    </w:p>
+    <w:p>
+      <w:pPr>
+        <w:spacing w:after="0"/>
+      </w:pPr>
+      <w:r>
+        <w:t>${</w:t>
+      </w:r>
+      <w:proofErr w:type="spellStart"/>
+      <w:r>
+        <w:t>grade_table_syllabus_list</w:t>
+      </w:r>
+      <w:proofErr w:type="spellEnd"/>
+      <w:r>
+        <w:t>}</w:t>
+      </w:r>
+    </w:p>
+    <w:p>
+      <w:pPr>
+        <w:spacing w:after="0"/>
+      </w:pPr>
     </w:p>
     <w:p>
       <w:pPr>
@@ -1513,6 +1540,88 @@
           <w:sz w:val="26"/>
           <w:szCs w:val="26"/>
         </w:rPr>
+        <w:t>Grading Policies</w:t>
+      </w:r>
+    </w:p>
+    <w:p>
+      <w:pPr>
+        <w:spacing w:after="0"/>
+        <w:rPr>
+          <w:rStyle w:val="Heading4Char"/>
+          <w:b/>
+          <w:bCs/>
+          <w:color w:val="1F3864" w:themeColor="accent1" w:themeShade="80"/>
+        </w:rPr>
+      </w:pPr>
+    </w:p>
+    <w:p>
+      <w:pPr>
+        <w:spacing w:after="0"/>
+        <w:rPr>
+          <w:rStyle w:val="Heading4Char"/>
+          <w:rFonts w:asciiTheme="minorHAnsi" w:hAnsiTheme="minorHAnsi" w:cstheme="minorHAnsi"/>
+          <w:i w:val="0"/>
+          <w:iCs w:val="0"/>
+          <w:color w:val="auto"/>
+        </w:rPr>
+      </w:pPr>
+      <w:r>
+        <w:rPr>
+          <w:rStyle w:val="Heading4Char"/>
+          <w:rFonts w:asciiTheme="minorHAnsi" w:hAnsiTheme="minorHAnsi" w:cstheme="minorHAnsi"/>
+          <w:i w:val="0"/>
+          <w:iCs w:val="0"/>
+          <w:color w:val="auto"/>
+        </w:rPr>
+        <w:t>${</w:t>
+      </w:r>
+      <w:proofErr w:type="spellStart"/>
+      <w:r>
+        <w:rPr>
+          <w:rStyle w:val="Heading4Char"/>
+          <w:rFonts w:asciiTheme="minorHAnsi" w:hAnsiTheme="minorHAnsi" w:cstheme="minorHAnsi"/>
+          <w:i w:val="0"/>
+          <w:iCs w:val="0"/>
+          <w:color w:val="auto"/>
+        </w:rPr>
+        <w:t>grading_policies_syllabus_json</w:t>
+      </w:r>
+      <w:proofErr w:type="spellEnd"/>
+      <w:r>
+        <w:rPr>
+          <w:rStyle w:val="Heading4Char"/>
+          <w:rFonts w:asciiTheme="minorHAnsi" w:hAnsiTheme="minorHAnsi" w:cstheme="minorHAnsi"/>
+          <w:i w:val="0"/>
+          <w:iCs w:val="0"/>
+          <w:color w:val="auto"/>
+        </w:rPr>
+        <w:t>}</w:t>
+      </w:r>
+    </w:p>
+    <w:p>
+      <w:pPr>
+        <w:spacing w:after="0"/>
+      </w:pPr>
+    </w:p>
+    <w:p>
+      <w:pPr>
+        <w:pStyle w:val="Heading3"/>
+        <w:rPr>
+          <w:b/>
+          <w:bCs/>
+          <w:color w:val="1F3864" w:themeColor="accent1" w:themeShade="80"/>
+          <w:sz w:val="26"/>
+          <w:szCs w:val="26"/>
+        </w:rPr>
+      </w:pPr>
+      <w:r>
+        <w:rPr>
+          <w:b/>
+          <w:bCs/>
+          <w:color w:val="1F3864" w:themeColor="accent1" w:themeShade="80"/>
+          <w:sz w:val="26"/>
+          <w:szCs w:val="26"/>
+        </w:rPr>
         <w:t>Course and University Policies</w:t>
       </w:r>
       <w:r>
@@ -1531,13 +1640,26 @@
       <w:r>
         <w:t>${</w:t>
       </w:r>
-      <w:r>
-        <w:t>policy_statements}</w:t>
-      </w:r>
-    </w:p>
-    <w:p>
-      <w:r>
-        <w:t>${university_resources}</w:t>
+      <w:proofErr w:type="spellStart"/>
+      <w:r>
+        <w:t>policy_statements</w:t>
+      </w:r>
+      <w:proofErr w:type="spellEnd"/>
+      <w:r>
+        <w:t>}</w:t>
+      </w:r>
+    </w:p>
+    <w:p>
+      <w:r>
+        <w:t>${</w:t>
+      </w:r>
+      <w:proofErr w:type="spellStart"/>
+      <w:r>
+        <w:t>university_resources</w:t>
+      </w:r>
+      <w:proofErr w:type="spellEnd"/>
+      <w:r>
+        <w:t>}</w:t>
       </w:r>
     </w:p>
     <w:p>
@@ -1577,7 +1699,21 @@
     <w:p/>
     <w:p>
       <w:r>
-        <w:t>${course_schedule_list}</w:t>
+        <w:t>${</w:t>
+      </w:r>
+      <w:proofErr w:type="spellStart"/>
+      <w:r>
+        <w:t>course_schedule_</w:t>
+      </w:r>
+      <w:r>
+        <w:t>syllabus_</w:t>
+      </w:r>
+      <w:r>
+        <w:t>list</w:t>
+      </w:r>
+      <w:proofErr w:type="spellEnd"/>
+      <w:r>
+        <w:t>}</w:t>
       </w:r>
     </w:p>
     <w:p>
@@ -1602,7 +1738,7 @@
 </file>
 
 <file path=word/endnotes.xml><?xml version="1.0" encoding="utf-8"?>
-<w:endnotes xmlns:wpc="http://schemas.microsoft.com/office/word/2010/wordprocessingCanvas" xmlns:cx="http://schemas.microsoft.com/office/drawing/2014/chartex" xmlns:cx1="http://schemas.microsoft.com/office/drawing/2015/9/8/chartex" xmlns:cx2="http://schemas.microsoft.com/office/drawing/2015/10/21/chartex" xmlns:cx3="http://schemas.microsoft.com/office/drawing/2016/5/9/chartex" xmlns:cx4="http://schemas.microsoft.com/office/drawing/2016/5/10/chartex" xmlns:cx5="http://schemas.microsoft.com/office/drawing/2016/5/11/chartex" xmlns:cx6="http://schemas.microsoft.com/office/drawing/2016/5/12/chartex" xmlns:cx7="http://schemas.microsoft.com/office/drawing/2016/5/13/chartex" xmlns:cx8="http://schemas.microsoft.com/office/drawing/2016/5/14/chartex" xmlns:mc="http://schemas.openxmlformats.org/markup-compatibility/2006" xmlns:aink="http://schemas.microsoft.com/office/drawing/2016/ink" xmlns:am3d="http://schemas.microsoft.com/office/drawing/2017/model3d" xmlns:o="urn:schemas-microsoft-com:office:office" xmlns:r="http://schemas.openxmlformats.org/officeDocument/2006/relationships" xmlns:m="http://schemas.openxmlformats.org/officeDocument/2006/math" xmlns:v="urn:schemas-microsoft-com:vml" xmlns:wp14="http://schemas.microsoft.com/office/word/2010/wordprocessingDrawing" xmlns:wp="http://schemas.openxmlformats.org/drawingml/2006/wordprocessingDrawing" xmlns:w10="urn:schemas-microsoft-com:office:word" xmlns:w="http://schemas.openxmlformats.org/wordprocessingml/2006/main" xmlns:w14="http://schemas.microsoft.com/office/word/2010/wordml" xmlns:w15="http://schemas.microsoft.com/office/word/2012/wordml" xmlns:w16cex="http://schemas.microsoft.com/office/word/2018/wordml/cex" xmlns:w16cid="http://schemas.microsoft.com/office/word/2016/wordml/cid" xmlns:w16="http://schemas.microsoft.com/office/word/2018/wordml" xmlns:w16sdtdh="http://schemas.microsoft.com/office/word/2020/wordml/sdtdatahash" xmlns:w16se="http://schemas.microsoft.com/office/word/2015/wordml/symex" xmlns:wpg="http://schemas.microsoft.com/office/word/2010/wordprocessingGroup" xmlns:wpi="http://schemas.microsoft.com/office/word/2010/wordprocessingInk" xmlns:wne="http://schemas.microsoft.com/office/word/2006/wordml" xmlns:wps="http://schemas.microsoft.com/office/word/2010/wordprocessingShape" mc:Ignorable="w14 w15 w16se w16cid w16 w16cex w16sdtdh wp14">
+<w:endnotes xmlns:wpc="http://schemas.microsoft.com/office/word/2010/wordprocessingCanvas" xmlns:cx="http://schemas.microsoft.com/office/drawing/2014/chartex" xmlns:cx1="http://schemas.microsoft.com/office/drawing/2015/9/8/chartex" xmlns:cx2="http://schemas.microsoft.com/office/drawing/2015/10/21/chartex" xmlns:cx3="http://schemas.microsoft.com/office/drawing/2016/5/9/chartex" xmlns:cx4="http://schemas.microsoft.com/office/drawing/2016/5/10/chartex" xmlns:cx5="http://schemas.microsoft.com/office/drawing/2016/5/11/chartex" xmlns:cx6="http://schemas.microsoft.com/office/drawing/2016/5/12/chartex" xmlns:cx7="http://schemas.microsoft.com/office/drawing/2016/5/13/chartex" xmlns:cx8="http://schemas.microsoft.com/office/drawing/2016/5/14/chartex" xmlns:mc="http://schemas.openxmlformats.org/markup-compatibility/2006" xmlns:aink="http://schemas.microsoft.com/office/drawing/2016/ink" xmlns:am3d="http://schemas.microsoft.com/office/drawing/2017/model3d" xmlns:o="urn:schemas-microsoft-com:office:office" xmlns:oel="http://schemas.microsoft.com/office/2019/extlst" xmlns:r="http://schemas.openxmlformats.org/officeDocument/2006/relationships" xmlns:m="http://schemas.openxmlformats.org/officeDocument/2006/math" xmlns:v="urn:schemas-microsoft-com:vml" xmlns:wp14="http://schemas.microsoft.com/office/word/2010/wordprocessingDrawing" xmlns:wp="http://schemas.openxmlformats.org/drawingml/2006/wordprocessingDrawing" xmlns:w10="urn:schemas-microsoft-com:office:word" xmlns:w="http://schemas.openxmlformats.org/wordprocessingml/2006/main" xmlns:w14="http://schemas.microsoft.com/office/word/2010/wordml" xmlns:w15="http://schemas.microsoft.com/office/word/2012/wordml" xmlns:w16cex="http://schemas.microsoft.com/office/word/2018/wordml/cex" xmlns:w16cid="http://schemas.microsoft.com/office/word/2016/wordml/cid" xmlns:w16="http://schemas.microsoft.com/office/word/2018/wordml" xmlns:w16sdtdh="http://schemas.microsoft.com/office/word/2020/wordml/sdtdatahash" xmlns:w16se="http://schemas.microsoft.com/office/word/2015/wordml/symex" xmlns:wpg="http://schemas.microsoft.com/office/word/2010/wordprocessingGroup" xmlns:wpi="http://schemas.microsoft.com/office/word/2010/wordprocessingInk" xmlns:wne="http://schemas.microsoft.com/office/word/2006/wordml" xmlns:wps="http://schemas.microsoft.com/office/word/2010/wordprocessingShape" mc:Ignorable="w14 w15 w16se w16cid w16 w16cex w16sdtdh wp14">
   <w:endnote w:type="separator" w:id="-1">
     <w:p>
       <w:pPr>
@@ -1627,7 +1763,7 @@
 </file>
 
 <file path=word/footer1.xml><?xml version="1.0" encoding="utf-8"?>
-<w:ftr xmlns:wpc="http://schemas.microsoft.com/office/word/2010/wordprocessingCanvas" xmlns:cx="http://schemas.microsoft.com/office/drawing/2014/chartex" xmlns:cx1="http://schemas.microsoft.com/office/drawing/2015/9/8/chartex" xmlns:cx2="http://schemas.microsoft.com/office/drawing/2015/10/21/chartex" xmlns:cx3="http://schemas.microsoft.com/office/drawing/2016/5/9/chartex" xmlns:cx4="http://schemas.microsoft.com/office/drawing/2016/5/10/chartex" xmlns:cx5="http://schemas.microsoft.com/office/drawing/2016/5/11/chartex" xmlns:cx6="http://schemas.microsoft.com/office/drawing/2016/5/12/chartex" xmlns:cx7="http://schemas.microsoft.com/office/drawing/2016/5/13/chartex" xmlns:cx8="http://schemas.microsoft.com/office/drawing/2016/5/14/chartex" xmlns:mc="http://schemas.openxmlformats.org/markup-compatibility/2006" xmlns:aink="http://schemas.microsoft.com/office/drawing/2016/ink" xmlns:am3d="http://schemas.microsoft.com/office/drawing/2017/model3d" xmlns:o="urn:schemas-microsoft-com:office:office" xmlns:r="http://schemas.openxmlformats.org/officeDocument/2006/relationships" xmlns:m="http://schemas.openxmlformats.org/officeDocument/2006/math" xmlns:v="urn:schemas-microsoft-com:vml" xmlns:wp14="http://schemas.microsoft.com/office/word/2010/wordprocessingDrawing" xmlns:wp="http://schemas.openxmlformats.org/drawingml/2006/wordprocessingDrawing" xmlns:w10="urn:schemas-microsoft-com:office:word" xmlns:w="http://schemas.openxmlformats.org/wordprocessingml/2006/main" xmlns:w14="http://schemas.microsoft.com/office/word/2010/wordml" xmlns:w15="http://schemas.microsoft.com/office/word/2012/wordml" xmlns:w16cex="http://schemas.microsoft.com/office/word/2018/wordml/cex" xmlns:w16cid="http://schemas.microsoft.com/office/word/2016/wordml/cid" xmlns:w16="http://schemas.microsoft.com/office/word/2018/wordml" xmlns:w16sdtdh="http://schemas.microsoft.com/office/word/2020/wordml/sdtdatahash" xmlns:w16se="http://schemas.microsoft.com/office/word/2015/wordml/symex" xmlns:wpg="http://schemas.microsoft.com/office/word/2010/wordprocessingGroup" xmlns:wpi="http://schemas.microsoft.com/office/word/2010/wordprocessingInk" xmlns:wne="http://schemas.microsoft.com/office/word/2006/wordml" xmlns:wps="http://schemas.microsoft.com/office/word/2010/wordprocessingShape" mc:Ignorable="w14 w15 w16se w16cid w16 w16cex w16sdtdh wp14">
+<w:ftr xmlns:wpc="http://schemas.microsoft.com/office/word/2010/wordprocessingCanvas" xmlns:cx="http://schemas.microsoft.com/office/drawing/2014/chartex" xmlns:cx1="http://schemas.microsoft.com/office/drawing/2015/9/8/chartex" xmlns:cx2="http://schemas.microsoft.com/office/drawing/2015/10/21/chartex" xmlns:cx3="http://schemas.microsoft.com/office/drawing/2016/5/9/chartex" xmlns:cx4="http://schemas.microsoft.com/office/drawing/2016/5/10/chartex" xmlns:cx5="http://schemas.microsoft.com/office/drawing/2016/5/11/chartex" xmlns:cx6="http://schemas.microsoft.com/office/drawing/2016/5/12/chartex" xmlns:cx7="http://schemas.microsoft.com/office/drawing/2016/5/13/chartex" xmlns:cx8="http://schemas.microsoft.com/office/drawing/2016/5/14/chartex" xmlns:mc="http://schemas.openxmlformats.org/markup-compatibility/2006" xmlns:aink="http://schemas.microsoft.com/office/drawing/2016/ink" xmlns:am3d="http://schemas.microsoft.com/office/drawing/2017/model3d" xmlns:o="urn:schemas-microsoft-com:office:office" xmlns:oel="http://schemas.microsoft.com/office/2019/extlst" xmlns:r="http://schemas.openxmlformats.org/officeDocument/2006/relationships" xmlns:m="http://schemas.openxmlformats.org/officeDocument/2006/math" xmlns:v="urn:schemas-microsoft-com:vml" xmlns:wp14="http://schemas.microsoft.com/office/word/2010/wordprocessingDrawing" xmlns:wp="http://schemas.openxmlformats.org/drawingml/2006/wordprocessingDrawing" xmlns:w10="urn:schemas-microsoft-com:office:word" xmlns:w="http://schemas.openxmlformats.org/wordprocessingml/2006/main" xmlns:w14="http://schemas.microsoft.com/office/word/2010/wordml" xmlns:w15="http://schemas.microsoft.com/office/word/2012/wordml" xmlns:w16cex="http://schemas.microsoft.com/office/word/2018/wordml/cex" xmlns:w16cid="http://schemas.microsoft.com/office/word/2016/wordml/cid" xmlns:w16="http://schemas.microsoft.com/office/word/2018/wordml" xmlns:w16sdtdh="http://schemas.microsoft.com/office/word/2020/wordml/sdtdatahash" xmlns:w16se="http://schemas.microsoft.com/office/word/2015/wordml/symex" xmlns:wpg="http://schemas.microsoft.com/office/word/2010/wordprocessingGroup" xmlns:wpi="http://schemas.microsoft.com/office/word/2010/wordprocessingInk" xmlns:wne="http://schemas.microsoft.com/office/word/2006/wordml" xmlns:wps="http://schemas.microsoft.com/office/word/2010/wordprocessingShape" mc:Ignorable="w14 w15 w16se w16cid w16 w16cex w16sdtdh wp14">
   <w:sdt>
     <w:sdtPr>
       <w:id w:val="1982499631"/>
@@ -1680,7 +1816,7 @@
 </file>
 
 <file path=word/footnotes.xml><?xml version="1.0" encoding="utf-8"?>
-<w:footnotes xmlns:wpc="http://schemas.microsoft.com/office/word/2010/wordprocessingCanvas" xmlns:cx="http://schemas.microsoft.com/office/drawing/2014/chartex" xmlns:cx1="http://schemas.microsoft.com/office/drawing/2015/9/8/chartex" xmlns:cx2="http://schemas.microsoft.com/office/drawing/2015/10/21/chartex" xmlns:cx3="http://schemas.microsoft.com/office/drawing/2016/5/9/chartex" xmlns:cx4="http://schemas.microsoft.com/office/drawing/2016/5/10/chartex" xmlns:cx5="http://schemas.microsoft.com/office/drawing/2016/5/11/chartex" xmlns:cx6="http://schemas.microsoft.com/office/drawing/2016/5/12/chartex" xmlns:cx7="http://schemas.microsoft.com/office/drawing/2016/5/13/chartex" xmlns:cx8="http://schemas.microsoft.com/office/drawing/2016/5/14/chartex" xmlns:mc="http://schemas.openxmlformats.org/markup-compatibility/2006" xmlns:aink="http://schemas.microsoft.com/office/drawing/2016/ink" xmlns:am3d="http://schemas.microsoft.com/office/drawing/2017/model3d" xmlns:o="urn:schemas-microsoft-com:office:office" xmlns:r="http://schemas.openxmlformats.org/officeDocument/2006/relationships" xmlns:m="http://schemas.openxmlformats.org/officeDocument/2006/math" xmlns:v="urn:schemas-microsoft-com:vml" xmlns:wp14="http://schemas.microsoft.com/office/word/2010/wordprocessingDrawing" xmlns:wp="http://schemas.openxmlformats.org/drawingml/2006/wordprocessingDrawing" xmlns:w10="urn:schemas-microsoft-com:office:word" xmlns:w="http://schemas.openxmlformats.org/wordprocessingml/2006/main" xmlns:w14="http://schemas.microsoft.com/office/word/2010/wordml" xmlns:w15="http://schemas.microsoft.com/office/word/2012/wordml" xmlns:w16cex="http://schemas.microsoft.com/office/word/2018/wordml/cex" xmlns:w16cid="http://schemas.microsoft.com/office/word/2016/wordml/cid" xmlns:w16="http://schemas.microsoft.com/office/word/2018/wordml" xmlns:w16sdtdh="http://schemas.microsoft.com/office/word/2020/wordml/sdtdatahash" xmlns:w16se="http://schemas.microsoft.com/office/word/2015/wordml/symex" xmlns:wpg="http://schemas.microsoft.com/office/word/2010/wordprocessingGroup" xmlns:wpi="http://schemas.microsoft.com/office/word/2010/wordprocessingInk" xmlns:wne="http://schemas.microsoft.com/office/word/2006/wordml" xmlns:wps="http://schemas.microsoft.com/office/word/2010/wordprocessingShape" mc:Ignorable="w14 w15 w16se w16cid w16 w16cex w16sdtdh wp14">
+<w:footnotes xmlns:wpc="http://schemas.microsoft.com/office/word/2010/wordprocessingCanvas" xmlns:cx="http://schemas.microsoft.com/office/drawing/2014/chartex" xmlns:cx1="http://schemas.microsoft.com/office/drawing/2015/9/8/chartex" xmlns:cx2="http://schemas.microsoft.com/office/drawing/2015/10/21/chartex" xmlns:cx3="http://schemas.microsoft.com/office/drawing/2016/5/9/chartex" xmlns:cx4="http://schemas.microsoft.com/office/drawing/2016/5/10/chartex" xmlns:cx5="http://schemas.microsoft.com/office/drawing/2016/5/11/chartex" xmlns:cx6="http://schemas.microsoft.com/office/drawing/2016/5/12/chartex" xmlns:cx7="http://schemas.microsoft.com/office/drawing/2016/5/13/chartex" xmlns:cx8="http://schemas.microsoft.com/office/drawing/2016/5/14/chartex" xmlns:mc="http://schemas.openxmlformats.org/markup-compatibility/2006" xmlns:aink="http://schemas.microsoft.com/office/drawing/2016/ink" xmlns:am3d="http://schemas.microsoft.com/office/drawing/2017/model3d" xmlns:o="urn:schemas-microsoft-com:office:office" xmlns:oel="http://schemas.microsoft.com/office/2019/extlst" xmlns:r="http://schemas.openxmlformats.org/officeDocument/2006/relationships" xmlns:m="http://schemas.openxmlformats.org/officeDocument/2006/math" xmlns:v="urn:schemas-microsoft-com:vml" xmlns:wp14="http://schemas.microsoft.com/office/word/2010/wordprocessingDrawing" xmlns:wp="http://schemas.openxmlformats.org/drawingml/2006/wordprocessingDrawing" xmlns:w10="urn:schemas-microsoft-com:office:word" xmlns:w="http://schemas.openxmlformats.org/wordprocessingml/2006/main" xmlns:w14="http://schemas.microsoft.com/office/word/2010/wordml" xmlns:w15="http://schemas.microsoft.com/office/word/2012/wordml" xmlns:w16cex="http://schemas.microsoft.com/office/word/2018/wordml/cex" xmlns:w16cid="http://schemas.microsoft.com/office/word/2016/wordml/cid" xmlns:w16="http://schemas.microsoft.com/office/word/2018/wordml" xmlns:w16sdtdh="http://schemas.microsoft.com/office/word/2020/wordml/sdtdatahash" xmlns:w16se="http://schemas.microsoft.com/office/word/2015/wordml/symex" xmlns:wpg="http://schemas.microsoft.com/office/word/2010/wordprocessingGroup" xmlns:wpi="http://schemas.microsoft.com/office/word/2010/wordprocessingInk" xmlns:wne="http://schemas.microsoft.com/office/word/2006/wordml" xmlns:wps="http://schemas.microsoft.com/office/word/2010/wordprocessingShape" mc:Ignorable="w14 w15 w16se w16cid w16 w16cex w16sdtdh wp14">
   <w:footnote w:type="separator" w:id="-1">
     <w:p>
       <w:pPr>
@@ -1705,7 +1841,7 @@
 </file>
 
 <file path=word/numbering.xml><?xml version="1.0" encoding="utf-8"?>
-<w:numbering xmlns:wpc="http://schemas.microsoft.com/office/word/2010/wordprocessingCanvas" xmlns:cx="http://schemas.microsoft.com/office/drawing/2014/chartex" xmlns:cx1="http://schemas.microsoft.com/office/drawing/2015/9/8/chartex" xmlns:cx2="http://schemas.microsoft.com/office/drawing/2015/10/21/chartex" xmlns:cx3="http://schemas.microsoft.com/office/drawing/2016/5/9/chartex" xmlns:cx4="http://schemas.microsoft.com/office/drawing/2016/5/10/chartex" xmlns:cx5="http://schemas.microsoft.com/office/drawing/2016/5/11/chartex" xmlns:cx6="http://schemas.microsoft.com/office/drawing/2016/5/12/chartex" xmlns:cx7="http://schemas.microsoft.com/office/drawing/2016/5/13/chartex" xmlns:cx8="http://schemas.microsoft.com/office/drawing/2016/5/14/chartex" xmlns:mc="http://schemas.openxmlformats.org/markup-compatibility/2006" xmlns:aink="http://schemas.microsoft.com/office/drawing/2016/ink" xmlns:am3d="http://schemas.microsoft.com/office/drawing/2017/model3d" xmlns:o="urn:schemas-microsoft-com:office:office" xmlns:r="http://schemas.openxmlformats.org/officeDocument/2006/relationships" xmlns:m="http://schemas.openxmlformats.org/officeDocument/2006/math" xmlns:v="urn:schemas-microsoft-com:vml" xmlns:wp14="http://schemas.microsoft.com/office/word/2010/wordprocessingDrawing" xmlns:wp="http://schemas.openxmlformats.org/drawingml/2006/wordprocessingDrawing" xmlns:w10="urn:schemas-microsoft-com:office:word" xmlns:w="http://schemas.openxmlformats.org/wordprocessingml/2006/main" xmlns:w14="http://schemas.microsoft.com/office/word/2010/wordml" xmlns:w15="http://schemas.microsoft.com/office/word/2012/wordml" xmlns:w16cex="http://schemas.microsoft.com/office/word/2018/wordml/cex" xmlns:w16cid="http://schemas.microsoft.com/office/word/2016/wordml/cid" xmlns:w16="http://schemas.microsoft.com/office/word/2018/wordml" xmlns:w16sdtdh="http://schemas.microsoft.com/office/word/2020/wordml/sdtdatahash" xmlns:w16se="http://schemas.microsoft.com/office/word/2015/wordml/symex" xmlns:wpg="http://schemas.microsoft.com/office/word/2010/wordprocessingGroup" xmlns:wpi="http://schemas.microsoft.com/office/word/2010/wordprocessingInk" xmlns:wne="http://schemas.microsoft.com/office/word/2006/wordml" xmlns:wps="http://schemas.microsoft.com/office/word/2010/wordprocessingShape" mc:Ignorable="w14 w15 w16se w16cid w16 w16cex w16sdtdh wp14">
+<w:numbering xmlns:wpc="http://schemas.microsoft.com/office/word/2010/wordprocessingCanvas" xmlns:cx="http://schemas.microsoft.com/office/drawing/2014/chartex" xmlns:cx1="http://schemas.microsoft.com/office/drawing/2015/9/8/chartex" xmlns:cx2="http://schemas.microsoft.com/office/drawing/2015/10/21/chartex" xmlns:cx3="http://schemas.microsoft.com/office/drawing/2016/5/9/chartex" xmlns:cx4="http://schemas.microsoft.com/office/drawing/2016/5/10/chartex" xmlns:cx5="http://schemas.microsoft.com/office/drawing/2016/5/11/chartex" xmlns:cx6="http://schemas.microsoft.com/office/drawing/2016/5/12/chartex" xmlns:cx7="http://schemas.microsoft.com/office/drawing/2016/5/13/chartex" xmlns:cx8="http://schemas.microsoft.com/office/drawing/2016/5/14/chartex" xmlns:mc="http://schemas.openxmlformats.org/markup-compatibility/2006" xmlns:aink="http://schemas.microsoft.com/office/drawing/2016/ink" xmlns:am3d="http://schemas.microsoft.com/office/drawing/2017/model3d" xmlns:o="urn:schemas-microsoft-com:office:office" xmlns:oel="http://schemas.microsoft.com/office/2019/extlst" xmlns:r="http://schemas.openxmlformats.org/officeDocument/2006/relationships" xmlns:m="http://schemas.openxmlformats.org/officeDocument/2006/math" xmlns:v="urn:schemas-microsoft-com:vml" xmlns:wp14="http://schemas.microsoft.com/office/word/2010/wordprocessingDrawing" xmlns:wp="http://schemas.openxmlformats.org/drawingml/2006/wordprocessingDrawing" xmlns:w10="urn:schemas-microsoft-com:office:word" xmlns:w="http://schemas.openxmlformats.org/wordprocessingml/2006/main" xmlns:w14="http://schemas.microsoft.com/office/word/2010/wordml" xmlns:w15="http://schemas.microsoft.com/office/word/2012/wordml" xmlns:w16cex="http://schemas.microsoft.com/office/word/2018/wordml/cex" xmlns:w16cid="http://schemas.microsoft.com/office/word/2016/wordml/cid" xmlns:w16="http://schemas.microsoft.com/office/word/2018/wordml" xmlns:w16sdtdh="http://schemas.microsoft.com/office/word/2020/wordml/sdtdatahash" xmlns:w16se="http://schemas.microsoft.com/office/word/2015/wordml/symex" xmlns:wpg="http://schemas.microsoft.com/office/word/2010/wordprocessingGroup" xmlns:wpi="http://schemas.microsoft.com/office/word/2010/wordprocessingInk" xmlns:wne="http://schemas.microsoft.com/office/word/2006/wordml" xmlns:wps="http://schemas.microsoft.com/office/word/2010/wordprocessingShape" mc:Ignorable="w14 w15 w16se w16cid w16 w16cex w16sdtdh wp14">
   <w:abstractNum w:abstractNumId="0" w15:restartNumberingAfterBreak="0">
     <w:nsid w:val="5ACB5656"/>
     <w:multiLevelType w:val="hybridMultilevel"/>
@@ -1819,7 +1955,7 @@
       </w:rPr>
     </w:lvl>
   </w:abstractNum>
-  <w:num w:numId="1">
+  <w:num w:numId="1" w16cid:durableId="1489131867">
     <w:abstractNumId w:val="0"/>
   </w:num>
 </w:numbering>
@@ -2937,25 +3073,6 @@
 </file>
 
 <file path=customXml/item1.xml><?xml version="1.0" encoding="utf-8"?>
-<?mso-contentType ?>
-<FormTemplates xmlns="http://schemas.microsoft.com/sharepoint/v3/contenttype/forms">
-  <Display>DocumentLibraryForm</Display>
-  <Edit>DocumentLibraryForm</Edit>
-  <New>DocumentLibraryForm</New>
-</FormTemplates>
-</file>
-
-<file path=customXml/item2.xml><?xml version="1.0" encoding="utf-8"?>
-<p:properties xmlns:p="http://schemas.microsoft.com/office/2006/metadata/properties" xmlns:xsi="http://www.w3.org/2001/XMLSchema-instance" xmlns:pc="http://schemas.microsoft.com/office/infopath/2007/PartnerControls">
-  <documentManagement/>
-</p:properties>
-</file>
-
-<file path=customXml/item3.xml><?xml version="1.0" encoding="utf-8"?>
-<b:Sources xmlns:b="http://schemas.openxmlformats.org/officeDocument/2006/bibliography" xmlns="http://schemas.openxmlformats.org/officeDocument/2006/bibliography" SelectedStyle="\APASixthEditionOfficeOnline.xsl" StyleName="APA" Version="6"/>
-</file>
-
-<file path=customXml/item4.xml><?xml version="1.0" encoding="utf-8"?>
 <ct:contentTypeSchema xmlns:ct="http://schemas.microsoft.com/office/2006/metadata/contentType" xmlns:ma="http://schemas.microsoft.com/office/2006/metadata/properties/metaAttributes" ct:_="" ma:_="" ma:contentTypeName="Document" ma:contentTypeID="0x01010043AC30EE3931924C951949B01581249A" ma:contentTypeVersion="3" ma:contentTypeDescription="Create a new document." ma:contentTypeScope="" ma:versionID="ecba60cf1f3c2b4798aa357a3e04473e">
   <xsd:schema xmlns:xsd="http://www.w3.org/2001/XMLSchema" xmlns:xs="http://www.w3.org/2001/XMLSchema" xmlns:p="http://schemas.microsoft.com/office/2006/metadata/properties" xmlns:ns2="5e46cd92-5281-4aec-af6d-ce68d6323cf6" targetNamespace="http://schemas.microsoft.com/office/2006/metadata/properties" ma:root="true" ma:fieldsID="749246a7d39d1518a48c156f5ef050f5" ns2:_="">
     <xsd:import namespace="5e46cd92-5281-4aec-af6d-ce68d6323cf6"/>
@@ -3093,32 +3210,26 @@
 </ct:contentTypeSchema>
 </file>
 
-<file path=customXml/itemProps1.xml><?xml version="1.0" encoding="utf-8"?>
-<ds:datastoreItem xmlns:ds="http://schemas.openxmlformats.org/officeDocument/2006/customXml" ds:itemID="{E5876C36-A6F2-4B44-960A-B8B4B435ECCD}">
-  <ds:schemaRefs>
-    <ds:schemaRef ds:uri="http://schemas.microsoft.com/sharepoint/v3/contenttype/forms"/>
-  </ds:schemaRefs>
-</ds:datastoreItem>
+<file path=customXml/item2.xml><?xml version="1.0" encoding="utf-8"?>
+<b:Sources xmlns:b="http://schemas.openxmlformats.org/officeDocument/2006/bibliography" xmlns="http://schemas.openxmlformats.org/officeDocument/2006/bibliography" SelectedStyle="\APASixthEditionOfficeOnline.xsl" StyleName="APA" Version="6"/>
 </file>
 
-<file path=customXml/itemProps2.xml><?xml version="1.0" encoding="utf-8"?>
-<ds:datastoreItem xmlns:ds="http://schemas.openxmlformats.org/officeDocument/2006/customXml" ds:itemID="{509D1927-145B-4147-AE53-B018C6899FD0}">
-  <ds:schemaRefs>
-    <ds:schemaRef ds:uri="http://schemas.microsoft.com/office/2006/metadata/properties"/>
-    <ds:schemaRef ds:uri="http://schemas.microsoft.com/office/infopath/2007/PartnerControls"/>
-  </ds:schemaRefs>
-</ds:datastoreItem>
+<file path=customXml/item3.xml><?xml version="1.0" encoding="utf-8"?>
+<p:properties xmlns:p="http://schemas.microsoft.com/office/2006/metadata/properties" xmlns:xsi="http://www.w3.org/2001/XMLSchema-instance" xmlns:pc="http://schemas.microsoft.com/office/infopath/2007/PartnerControls">
+  <documentManagement/>
+</p:properties>
 </file>
 
-<file path=customXml/itemProps3.xml><?xml version="1.0" encoding="utf-8"?>
-<ds:datastoreItem xmlns:ds="http://schemas.openxmlformats.org/officeDocument/2006/customXml" ds:itemID="{99DD2AA0-78B3-40EA-8C1D-954E770C8D8A}">
-  <ds:schemaRefs>
-    <ds:schemaRef ds:uri="http://schemas.openxmlformats.org/officeDocument/2006/bibliography"/>
-  </ds:schemaRefs>
-</ds:datastoreItem>
+<file path=customXml/item4.xml><?xml version="1.0" encoding="utf-8"?>
+<?mso-contentType ?>
+<FormTemplates xmlns="http://schemas.microsoft.com/sharepoint/v3/contenttype/forms">
+  <Display>DocumentLibraryForm</Display>
+  <Edit>DocumentLibraryForm</Edit>
+  <New>DocumentLibraryForm</New>
+</FormTemplates>
 </file>
 
-<file path=customXml/itemProps4.xml><?xml version="1.0" encoding="utf-8"?>
+<file path=customXml/itemProps1.xml><?xml version="1.0" encoding="utf-8"?>
 <ds:datastoreItem xmlns:ds="http://schemas.openxmlformats.org/officeDocument/2006/customXml" ds:itemID="{D4AD5993-87D2-4E47-8D6E-96B6100FF46D}">
   <ds:schemaRefs>
     <ds:schemaRef ds:uri="http://schemas.microsoft.com/office/2006/metadata/contentType"/>
@@ -3134,4 +3245,29 @@
     <ds:schemaRef ds:uri="http://schemas.microsoft.com/internal/obd"/>
   </ds:schemaRefs>
 </ds:datastoreItem>
+</file>
+
+<file path=customXml/itemProps2.xml><?xml version="1.0" encoding="utf-8"?>
+<ds:datastoreItem xmlns:ds="http://schemas.openxmlformats.org/officeDocument/2006/customXml" ds:itemID="{99DD2AA0-78B3-40EA-8C1D-954E770C8D8A}">
+  <ds:schemaRefs>
+    <ds:schemaRef ds:uri="http://schemas.openxmlformats.org/officeDocument/2006/bibliography"/>
+  </ds:schemaRefs>
+</ds:datastoreItem>
+</file>
+
+<file path=customXml/itemProps3.xml><?xml version="1.0" encoding="utf-8"?>
+<ds:datastoreItem xmlns:ds="http://schemas.openxmlformats.org/officeDocument/2006/customXml" ds:itemID="{509D1927-145B-4147-AE53-B018C6899FD0}">
+  <ds:schemaRefs>
+    <ds:schemaRef ds:uri="http://schemas.microsoft.com/office/2006/metadata/properties"/>
+    <ds:schemaRef ds:uri="http://schemas.microsoft.com/office/infopath/2007/PartnerControls"/>
+  </ds:schemaRefs>
+</ds:datastoreItem>
+</file>
+
+<file path=customXml/itemProps4.xml><?xml version="1.0" encoding="utf-8"?>
+<ds:datastoreItem xmlns:ds="http://schemas.openxmlformats.org/officeDocument/2006/customXml" ds:itemID="{E5876C36-A6F2-4B44-960A-B8B4B435ECCD}">
+  <ds:schemaRefs>
+    <ds:schemaRef ds:uri="http://schemas.microsoft.com/sharepoint/v3/contenttype/forms"/>
+  </ds:schemaRefs>
+</ds:datastoreItem>
 </file>
--- a/backend/docx/SyllabusTemplate.docx
+++ b/backend/docx/SyllabusTemplate.docx
@@ -247,7 +247,7 @@
               </wp:anchor>
             </w:drawing>
           </mc:Choice>
-          <mc:Fallback xmlns:a="http://schemas.openxmlformats.org/drawingml/2006/main" xmlns:pic="http://schemas.openxmlformats.org/drawingml/2006/picture" xmlns:a14="http://schemas.microsoft.com/office/drawing/2010/main">
+          <mc:Fallback xmlns:a14="http://schemas.microsoft.com/office/drawing/2010/main" xmlns:pic="http://schemas.openxmlformats.org/drawingml/2006/picture" xmlns:a="http://schemas.openxmlformats.org/drawingml/2006/main">
             <w:pict w14:anchorId="08122B22">
               <v:line id="Straight Connector 3" style="position:absolute;z-index:251640832;visibility:visible;mso-wrap-style:square;mso-wrap-distance-left:9pt;mso-wrap-distance-top:0;mso-wrap-distance-right:9pt;mso-wrap-distance-bottom:0;mso-position-horizontal:absolute;mso-position-horizontal-relative:text;mso-position-vertical:absolute;mso-position-vertical-relative:text" o:spid="_x0000_s1026" strokecolor="#1f3763 [1604]" strokeweight="1pt" from="104.4pt,-5.4pt" to="105pt,91.8pt" w14:anchorId="328FC97B" o:gfxdata="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">
                 <v:stroke joinstyle="miter"/>
@@ -322,7 +322,7 @@
               </wp:anchor>
             </w:drawing>
           </mc:Choice>
-          <mc:Fallback xmlns:a="http://schemas.openxmlformats.org/drawingml/2006/main" xmlns:pic="http://schemas.openxmlformats.org/drawingml/2006/picture" xmlns:a14="http://schemas.microsoft.com/office/drawing/2010/main">
+          <mc:Fallback xmlns:a14="http://schemas.microsoft.com/office/drawing/2010/main" xmlns:pic="http://schemas.openxmlformats.org/drawingml/2006/picture" xmlns:a="http://schemas.openxmlformats.org/drawingml/2006/main">
             <w:pict w14:anchorId="0F3FCE19">
               <v:line id="Straight Connector 2" style="position:absolute;z-index:251639808;visibility:visible;mso-wrap-style:square;mso-wrap-distance-left:9pt;mso-wrap-distance-top:0;mso-wrap-distance-right:9pt;mso-wrap-distance-bottom:0;mso-position-horizontal:absolute;mso-position-horizontal-relative:text;mso-position-vertical:absolute;mso-position-vertical-relative:text" o:spid="_x0000_s1026" strokecolor="#1f3763 [1604]" strokeweight="1pt" from="0,91.8pt" to="466.8pt,91.8pt" w14:anchorId="7ED6B9A8" o:gfxdata="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">
                 <v:stroke joinstyle="miter"/>
@@ -351,7 +351,6 @@
         </w:rPr>
         <w:t>${</w:t>
       </w:r>
-      <w:proofErr w:type="spellStart"/>
       <w:r>
         <w:rPr>
           <w:b/>
@@ -362,7 +361,6 @@
         </w:rPr>
         <w:t>subj_code</w:t>
       </w:r>
-      <w:proofErr w:type="spellEnd"/>
       <w:r>
         <w:rPr>
           <w:b/>
@@ -381,6 +379,16 @@
           <w:sz w:val="26"/>
           <w:szCs w:val="26"/>
         </w:rPr>
+        <w:t xml:space="preserve"> </w:t>
+      </w:r>
+      <w:r>
+        <w:rPr>
+          <w:b/>
+          <w:bCs/>
+          <w:color w:val="1F3864" w:themeColor="accent1" w:themeShade="80"/>
+          <w:sz w:val="26"/>
+          <w:szCs w:val="26"/>
+        </w:rPr>
         <w:t>$</w:t>
       </w:r>
       <w:r>
@@ -393,7 +401,6 @@
         </w:rPr>
         <w:t>{</w:t>
       </w:r>
-      <w:proofErr w:type="spellStart"/>
       <w:r>
         <w:rPr>
           <w:b/>
@@ -434,7 +441,6 @@
         </w:rPr>
         <w:t>ber</w:t>
       </w:r>
-      <w:proofErr w:type="spellEnd"/>
       <w:r>
         <w:rPr>
           <w:b/>
@@ -453,7 +459,17 @@
           <w:sz w:val="26"/>
           <w:szCs w:val="26"/>
         </w:rPr>
-        <w:t xml:space="preserve">, </w:t>
+        <w:t>:</w:t>
+      </w:r>
+      <w:r>
+        <w:rPr>
+          <w:b/>
+          <w:bCs/>
+          <w:color w:val="1F3864" w:themeColor="accent1" w:themeShade="80"/>
+          <w:sz w:val="26"/>
+          <w:szCs w:val="26"/>
+        </w:rPr>
+        <w:t xml:space="preserve"> </w:t>
       </w:r>
       <w:r>
         <w:rPr>
@@ -475,7 +491,6 @@
         </w:rPr>
         <w:t>{</w:t>
       </w:r>
-      <w:proofErr w:type="spellStart"/>
       <w:r>
         <w:rPr>
           <w:b/>
@@ -486,7 +501,6 @@
         </w:rPr>
         <w:t>course_title</w:t>
       </w:r>
-      <w:proofErr w:type="spellEnd"/>
       <w:r>
         <w:rPr>
           <w:b/>
@@ -714,11 +728,9 @@
       <w:r>
         <w:t>${</w:t>
       </w:r>
-      <w:proofErr w:type="spellStart"/>
       <w:r>
         <w:t>instructor_name</w:t>
       </w:r>
-      <w:proofErr w:type="spellEnd"/>
       <w:r>
         <w:t>}</w:t>
       </w:r>
@@ -726,266 +738,229 @@
         <w:t>&lt;title&gt;</w:t>
       </w:r>
       <w:r>
+        <w:t xml:space="preserve"> (</w:t>
+      </w:r>
+      <w:r>
+        <w:t>$</w:t>
+      </w:r>
+      <w:r>
+        <w:t>{</w:t>
+      </w:r>
+      <w:r>
+        <w:t>instructor_title</w:t>
+      </w:r>
+      <w:r>
+        <w:t>}</w:t>
+      </w:r>
+      <w:r>
+        <w:t>)</w:t>
+      </w:r>
+      <w:r>
+        <w:t>&lt;/title&gt;</w:t>
+      </w:r>
+      <w:r>
+        <w:t xml:space="preserve"> </w:t>
+      </w:r>
+    </w:p>
+    <w:p>
+      <w:pPr>
+        <w:spacing w:after="0"/>
+      </w:pPr>
+      <w:r>
+        <w:t xml:space="preserve">Contact Info: </w:t>
+      </w:r>
+      <w:r>
+        <w:tab/>
+      </w:r>
+      <w:r>
+        <w:tab/>
+      </w:r>
+      <w:r>
+        <w:t xml:space="preserve">E-mail: </w:t>
+      </w:r>
+      <w:r>
+        <w:t>${</w:t>
+      </w:r>
+      <w:r>
+        <w:t>email</w:t>
+      </w:r>
+      <w:r>
+        <w:t>}</w:t>
+      </w:r>
+      <w:r>
+        <w:t>&lt;phone&gt;</w:t>
+      </w:r>
+      <w:r>
         <w:t>,</w:t>
       </w:r>
       <w:r>
+        <w:t xml:space="preserve"> Phone:</w:t>
+      </w:r>
+      <w:r>
         <w:t xml:space="preserve"> </w:t>
       </w:r>
       <w:r>
-        <w:t>$</w:t>
-      </w:r>
-      <w:r>
-        <w:t>{</w:t>
-      </w:r>
-      <w:proofErr w:type="spellStart"/>
-      <w:r>
-        <w:t>instructor_title</w:t>
-      </w:r>
-      <w:proofErr w:type="spellEnd"/>
+        <w:t>${</w:t>
+      </w:r>
+      <w:r>
+        <w:t>phone</w:t>
+      </w:r>
       <w:r>
         <w:t>}</w:t>
       </w:r>
       <w:r>
-        <w:t>&lt;/title&gt;</w:t>
-      </w:r>
-      <w:r>
+        <w:t>&lt;/phone&gt;</w:t>
+      </w:r>
+    </w:p>
+    <w:p>
+      <w:pPr>
+        <w:spacing w:after="0"/>
+      </w:pPr>
+      <w:r>
+        <w:t>Office Location:</w:t>
+      </w:r>
+      <w:r>
+        <w:tab/>
+      </w:r>
+      <w:r>
+        <w:tab/>
+      </w:r>
+      <w:r>
+        <w:t>${</w:t>
+      </w:r>
+      <w:r>
+        <w:t>office_location</w:t>
+      </w:r>
+      <w:r>
+        <w:t>}</w:t>
+      </w:r>
+    </w:p>
+    <w:p>
+      <w:pPr>
+        <w:spacing w:after="0"/>
+      </w:pPr>
+      <w:r>
+        <w:t>Office Hours:</w:t>
+      </w:r>
+      <w:r>
+        <w:tab/>
+      </w:r>
+      <w:r>
+        <w:tab/>
+      </w:r>
+      <w:r>
+        <w:t>${</w:t>
+      </w:r>
+      <w:r>
+        <w:t>office_hours</w:t>
+      </w:r>
+      <w:r>
+        <w:t>}</w:t>
+      </w:r>
+    </w:p>
+    <w:p>
+      <w:pPr>
+        <w:spacing w:after="0"/>
+      </w:pPr>
+    </w:p>
+    <w:p>
+      <w:pPr>
+        <w:spacing w:after="0"/>
+      </w:pPr>
+      <w:r>
+        <w:t>&lt;instructor_additional_information&gt;</w:t>
+      </w:r>
+    </w:p>
+    <w:p>
+      <w:pPr>
+        <w:spacing w:after="0"/>
+        <w:rPr>
+          <w:lang w:val="fr-FR"/>
+        </w:rPr>
+      </w:pPr>
+      <w:r>
+        <w:rPr>
+          <w:lang w:val="fr-FR"/>
+        </w:rPr>
+        <w:t>${</w:t>
+      </w:r>
+      <w:r>
+        <w:rPr>
+          <w:lang w:val="fr-FR"/>
+        </w:rPr>
         <w:t xml:space="preserve"> </w:t>
       </w:r>
       <w:r>
-        <w:t>&lt;</w:t>
-      </w:r>
-      <w:proofErr w:type="spellStart"/>
-      <w:r>
-        <w:t>foa</w:t>
-      </w:r>
-      <w:proofErr w:type="spellEnd"/>
-      <w:r>
-        <w:t>&gt;</w:t>
-      </w:r>
-      <w:r>
-        <w:t>(</w:t>
-      </w:r>
+        <w:rPr>
+          <w:lang w:val="fr-FR"/>
+        </w:rPr>
+        <w:t>instructor_additional_information</w:t>
+      </w:r>
+      <w:r>
+        <w:rPr>
+          <w:lang w:val="fr-FR"/>
+        </w:rPr>
+        <w:t>}</w:t>
+      </w:r>
+    </w:p>
+    <w:p>
+      <w:pPr>
+        <w:spacing w:after="0"/>
+        <w:rPr>
+          <w:lang w:val="fr-FR"/>
+        </w:rPr>
+      </w:pPr>
+      <w:r>
+        <w:rPr>
+          <w:lang w:val="fr-FR"/>
+        </w:rPr>
+        <w:t>&lt;/instructor_additional_information&gt;</w:t>
+      </w:r>
+    </w:p>
+    <w:p>
+      <w:pPr>
+        <w:spacing w:after="0"/>
+        <w:rPr>
+          <w:lang w:val="fr-FR"/>
+        </w:rPr>
+      </w:pPr>
+    </w:p>
+    <w:p>
+      <w:pPr>
+        <w:spacing w:after="0"/>
+        <w:rPr>
+          <w:rFonts w:asciiTheme="majorHAnsi" w:eastAsiaTheme="majorEastAsia" w:hAnsiTheme="majorHAnsi" w:cstheme="majorBidi"/>
+          <w:b/>
+          <w:bCs/>
+          <w:color w:val="1F3864" w:themeColor="accent1" w:themeShade="80"/>
+          <w:sz w:val="26"/>
+          <w:szCs w:val="26"/>
+          <w:lang w:val="fr-FR"/>
+        </w:rPr>
+      </w:pPr>
+      <w:r>
+        <w:rPr>
+          <w:rFonts w:asciiTheme="majorHAnsi" w:eastAsiaTheme="majorEastAsia" w:hAnsiTheme="majorHAnsi" w:cstheme="majorBidi"/>
+          <w:b/>
+          <w:bCs/>
+          <w:color w:val="1F3864" w:themeColor="accent1" w:themeShade="80"/>
+          <w:sz w:val="26"/>
+          <w:szCs w:val="26"/>
+          <w:lang w:val="fr-FR"/>
+        </w:rPr>
+        <w:t>Course Description</w:t>
+      </w:r>
+    </w:p>
+    <w:p>
+      <w:pPr>
+        <w:spacing w:after="0"/>
+      </w:pPr>
       <w:r>
         <w:t>${</w:t>
       </w:r>
-      <w:proofErr w:type="spellStart"/>
-      <w:r>
-        <w:t>form_of_address</w:t>
-      </w:r>
-      <w:proofErr w:type="spellEnd"/>
-      <w:r>
-        <w:t>}</w:t>
-      </w:r>
-      <w:r>
-        <w:t>)</w:t>
-      </w:r>
-      <w:r>
-        <w:t>&lt;</w:t>
-      </w:r>
-      <w:r>
-        <w:t>/</w:t>
-      </w:r>
-      <w:proofErr w:type="spellStart"/>
-      <w:r>
-        <w:t>foa</w:t>
-      </w:r>
-      <w:proofErr w:type="spellEnd"/>
-      <w:r>
-        <w:t>&gt;</w:t>
-      </w:r>
-    </w:p>
-    <w:p>
-      <w:pPr>
-        <w:spacing w:after="0"/>
-      </w:pPr>
-      <w:r>
-        <w:t xml:space="preserve">Contact Info: </w:t>
-      </w:r>
-      <w:r>
-        <w:tab/>
-      </w:r>
-      <w:r>
-        <w:tab/>
-      </w:r>
-      <w:r>
-        <w:t>${</w:t>
-      </w:r>
-      <w:r>
-        <w:t>email</w:t>
-      </w:r>
-      <w:r>
-        <w:t>}</w:t>
-      </w:r>
-      <w:r>
-        <w:t>&lt;phone&gt;</w:t>
-      </w:r>
-      <w:r>
-        <w:t xml:space="preserve">, </w:t>
-      </w:r>
-      <w:r>
-        <w:t>${</w:t>
-      </w:r>
-      <w:r>
-        <w:t>phone</w:t>
-      </w:r>
-      <w:r>
-        <w:t>}</w:t>
-      </w:r>
-      <w:r>
-        <w:t>&lt;/phone&gt;</w:t>
-      </w:r>
-    </w:p>
-    <w:p>
-      <w:pPr>
-        <w:spacing w:after="0"/>
-      </w:pPr>
-      <w:r>
-        <w:t>Office Location:</w:t>
-      </w:r>
-      <w:r>
-        <w:tab/>
-      </w:r>
-      <w:r>
-        <w:tab/>
-      </w:r>
-      <w:r>
-        <w:t>${</w:t>
-      </w:r>
-      <w:proofErr w:type="spellStart"/>
-      <w:r>
-        <w:t>office_location</w:t>
-      </w:r>
-      <w:proofErr w:type="spellEnd"/>
-      <w:r>
-        <w:t>}</w:t>
-      </w:r>
-    </w:p>
-    <w:p>
-      <w:pPr>
-        <w:spacing w:after="0"/>
-      </w:pPr>
-      <w:r>
-        <w:t>Office Hours:</w:t>
-      </w:r>
-      <w:r>
-        <w:tab/>
-      </w:r>
-      <w:r>
-        <w:tab/>
-      </w:r>
-      <w:r>
-        <w:t>${</w:t>
-      </w:r>
-      <w:proofErr w:type="spellStart"/>
-      <w:r>
-        <w:t>office_hours</w:t>
-      </w:r>
-      <w:proofErr w:type="spellEnd"/>
-      <w:r>
-        <w:t>}</w:t>
-      </w:r>
-    </w:p>
-    <w:p>
-      <w:pPr>
-        <w:spacing w:after="0"/>
-      </w:pPr>
-    </w:p>
-    <w:p>
-      <w:pPr>
-        <w:spacing w:after="0"/>
-        <w:rPr>
-          <w:lang w:val="fr-FR"/>
-        </w:rPr>
-      </w:pPr>
-      <w:proofErr w:type="gramStart"/>
-      <w:r>
-        <w:rPr>
-          <w:lang w:val="fr-FR"/>
-        </w:rPr>
-        <w:t>${</w:t>
-      </w:r>
-      <w:r>
-        <w:rPr>
-          <w:lang w:val="fr-FR"/>
-        </w:rPr>
-        <w:t xml:space="preserve"> </w:t>
-      </w:r>
-      <w:proofErr w:type="spellStart"/>
-      <w:r>
-        <w:rPr>
-          <w:lang w:val="fr-FR"/>
-        </w:rPr>
-        <w:t>additional</w:t>
-      </w:r>
-      <w:proofErr w:type="gramEnd"/>
-      <w:r>
-        <w:rPr>
-          <w:lang w:val="fr-FR"/>
-        </w:rPr>
-        <w:t>_sections_syllabus_json</w:t>
-      </w:r>
-      <w:proofErr w:type="spellEnd"/>
-      <w:r>
-        <w:rPr>
-          <w:lang w:val="fr-FR"/>
-        </w:rPr>
-        <w:t>}</w:t>
-      </w:r>
-    </w:p>
-    <w:p>
-      <w:pPr>
-        <w:spacing w:after="0"/>
-        <w:rPr>
-          <w:lang w:val="fr-FR"/>
-        </w:rPr>
-      </w:pPr>
-    </w:p>
-    <w:p>
-      <w:pPr>
-        <w:spacing w:after="0"/>
-        <w:rPr>
-          <w:rFonts w:asciiTheme="majorHAnsi" w:eastAsiaTheme="majorEastAsia" w:hAnsiTheme="majorHAnsi" w:cstheme="majorBidi"/>
-          <w:b/>
-          <w:bCs/>
-          <w:color w:val="1F3864" w:themeColor="accent1" w:themeShade="80"/>
-          <w:sz w:val="26"/>
-          <w:szCs w:val="26"/>
-          <w:lang w:val="fr-FR"/>
-        </w:rPr>
-      </w:pPr>
-      <w:r>
-        <w:rPr>
-          <w:rFonts w:asciiTheme="majorHAnsi" w:eastAsiaTheme="majorEastAsia" w:hAnsiTheme="majorHAnsi" w:cstheme="majorBidi"/>
-          <w:b/>
-          <w:bCs/>
-          <w:color w:val="1F3864" w:themeColor="accent1" w:themeShade="80"/>
-          <w:sz w:val="26"/>
-          <w:szCs w:val="26"/>
-          <w:lang w:val="fr-FR"/>
-        </w:rPr>
-        <w:t>Course Description</w:t>
-      </w:r>
-    </w:p>
-    <w:p>
-      <w:pPr>
-        <w:spacing w:after="0"/>
-        <w:rPr>
-          <w:lang w:val="fr-FR"/>
-        </w:rPr>
-      </w:pPr>
-    </w:p>
-    <w:p>
-      <w:pPr>
-        <w:spacing w:after="0"/>
-      </w:pPr>
-      <w:r>
-        <w:t>${</w:t>
-      </w:r>
-      <w:proofErr w:type="spellStart"/>
       <w:r>
         <w:t>course_description</w:t>
       </w:r>
-      <w:proofErr w:type="spellEnd"/>
       <w:r>
         <w:t>}</w:t>
       </w:r>
@@ -1196,7 +1171,7 @@
               </wp:anchor>
             </w:drawing>
           </mc:Choice>
-          <mc:Fallback xmlns:a="http://schemas.openxmlformats.org/drawingml/2006/main" xmlns:pic="http://schemas.openxmlformats.org/drawingml/2006/picture" xmlns:a14="http://schemas.microsoft.com/office/drawing/2010/main">
+          <mc:Fallback xmlns:a14="http://schemas.microsoft.com/office/drawing/2010/main" xmlns:pic="http://schemas.openxmlformats.org/drawingml/2006/picture" xmlns:a="http://schemas.openxmlformats.org/drawingml/2006/main">
             <w:pict w14:anchorId="474F2540">
               <v:group id="Group 9" style="position:absolute;margin-left:414.8pt;margin-top:12.15pt;width:52.55pt;height:282.7pt;z-index:251660288" coordsize="6673,35901" o:spid="_x0000_s1026" w14:anchorId="122F3E6F" o:gfxdata="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">
                 <v:shapetype id="_x0000_t75" coordsize="21600,21600" filled="f" stroked="f" o:spt="75" o:preferrelative="t" path="m@4@5l@4@11@9@11@9@5xe">
@@ -1253,8 +1228,17 @@
     </w:p>
     <w:p>
       <w:pPr>
-        <w:spacing w:after="0"/>
-      </w:pPr>
+        <w:pStyle w:val="Heading3"/>
+        <w:rPr>
+          <w:color w:val="1F3864" w:themeColor="accent1" w:themeShade="80"/>
+        </w:rPr>
+      </w:pPr>
+      <w:r>
+        <w:rPr>
+          <w:color w:val="1F3864" w:themeColor="accent1" w:themeShade="80"/>
+        </w:rPr>
+        <w:t>Upon completing this course, students will be able to:</w:t>
+      </w:r>
     </w:p>
     <w:p>
       <w:pPr>
@@ -1263,166 +1247,7 @@
       <w:r>
         <w:t>${</w:t>
       </w:r>
-      <w:proofErr w:type="spellStart"/>
-      <w:r>
-        <w:t>learning_outcomes</w:t>
-      </w:r>
-      <w:proofErr w:type="spellEnd"/>
-      <w:r>
-        <w:t>}</w:t>
-      </w:r>
-    </w:p>
-    <w:p>
-      <w:pPr>
-        <w:spacing w:after="0"/>
-      </w:pPr>
-    </w:p>
-    <w:p>
-      <w:pPr>
-        <w:spacing w:after="0"/>
-        <w:rPr>
-          <w:rFonts w:asciiTheme="majorHAnsi" w:eastAsiaTheme="majorEastAsia" w:hAnsiTheme="majorHAnsi" w:cstheme="majorBidi"/>
-          <w:b/>
-          <w:bCs/>
-          <w:color w:val="1F3864" w:themeColor="accent1" w:themeShade="80"/>
-          <w:sz w:val="26"/>
-          <w:szCs w:val="26"/>
-        </w:rPr>
-      </w:pPr>
-      <w:r>
-        <w:rPr>
-          <w:rFonts w:asciiTheme="majorHAnsi" w:eastAsiaTheme="majorEastAsia" w:hAnsiTheme="majorHAnsi" w:cstheme="majorBidi"/>
-          <w:b/>
-          <w:bCs/>
-          <w:color w:val="1F3864" w:themeColor="accent1" w:themeShade="80"/>
-          <w:sz w:val="26"/>
-          <w:szCs w:val="26"/>
-        </w:rPr>
-        <w:t>High Impact Practices</w:t>
-      </w:r>
-    </w:p>
-    <w:p>
-      <w:pPr>
-        <w:spacing w:after="0"/>
-      </w:pPr>
-    </w:p>
-    <w:p>
-      <w:pPr>
-        <w:spacing w:after="0"/>
-      </w:pPr>
-      <w:r>
-        <w:t>$</w:t>
-      </w:r>
-      <w:r>
-        <w:t>{</w:t>
-      </w:r>
-      <w:r>
-        <w:t>hip}</w:t>
-      </w:r>
-    </w:p>
-    <w:p>
-      <w:pPr>
-        <w:spacing w:after="0"/>
-        <w:rPr>
-          <w:rFonts w:asciiTheme="majorHAnsi" w:eastAsiaTheme="majorEastAsia" w:hAnsiTheme="majorHAnsi" w:cstheme="majorBidi"/>
-          <w:b/>
-          <w:bCs/>
-          <w:color w:val="1F3864" w:themeColor="accent1" w:themeShade="80"/>
-          <w:sz w:val="26"/>
-          <w:szCs w:val="26"/>
-        </w:rPr>
-      </w:pPr>
-    </w:p>
-    <w:p>
-      <w:pPr>
-        <w:spacing w:after="0"/>
-        <w:rPr>
-          <w:rFonts w:asciiTheme="majorHAnsi" w:eastAsiaTheme="majorEastAsia" w:hAnsiTheme="majorHAnsi" w:cstheme="majorBidi"/>
-          <w:b/>
-          <w:bCs/>
-          <w:color w:val="1F3864" w:themeColor="accent1" w:themeShade="80"/>
-          <w:sz w:val="26"/>
-          <w:szCs w:val="26"/>
-        </w:rPr>
-      </w:pPr>
-      <w:r>
-        <w:rPr>
-          <w:rFonts w:asciiTheme="majorHAnsi" w:eastAsiaTheme="majorEastAsia" w:hAnsiTheme="majorHAnsi" w:cstheme="majorBidi"/>
-          <w:b/>
-          <w:bCs/>
-          <w:color w:val="1F3864" w:themeColor="accent1" w:themeShade="80"/>
-          <w:sz w:val="26"/>
-          <w:szCs w:val="26"/>
-        </w:rPr>
-        <w:t>Learning Resources</w:t>
-      </w:r>
-    </w:p>
-    <w:p>
-      <w:pPr>
-        <w:spacing w:after="0"/>
-      </w:pPr>
-    </w:p>
-    <w:p>
-      <w:pPr>
-        <w:spacing w:after="0"/>
-      </w:pPr>
-      <w:r>
-        <w:t>${</w:t>
-      </w:r>
-      <w:proofErr w:type="spellStart"/>
-      <w:r>
-        <w:t>course_materials</w:t>
-      </w:r>
-      <w:proofErr w:type="spellEnd"/>
-      <w:r>
-        <w:t>}</w:t>
-      </w:r>
-    </w:p>
-    <w:p>
-      <w:pPr>
-        <w:spacing w:after="0"/>
-      </w:pPr>
-    </w:p>
-    <w:p>
-      <w:pPr>
-        <w:spacing w:after="0"/>
-        <w:rPr>
-          <w:rFonts w:asciiTheme="majorHAnsi" w:eastAsiaTheme="majorEastAsia" w:hAnsiTheme="majorHAnsi" w:cstheme="majorBidi"/>
-          <w:b/>
-          <w:bCs/>
-          <w:color w:val="1F3864" w:themeColor="accent1" w:themeShade="80"/>
-          <w:sz w:val="26"/>
-          <w:szCs w:val="26"/>
-        </w:rPr>
-      </w:pPr>
-      <w:r>
-        <w:rPr>
-          <w:rFonts w:asciiTheme="majorHAnsi" w:eastAsiaTheme="majorEastAsia" w:hAnsiTheme="majorHAnsi" w:cstheme="majorBidi"/>
-          <w:b/>
-          <w:bCs/>
-          <w:color w:val="1F3864" w:themeColor="accent1" w:themeShade="80"/>
-          <w:sz w:val="26"/>
-          <w:szCs w:val="26"/>
-        </w:rPr>
-        <w:t>Assessments</w:t>
-      </w:r>
-    </w:p>
-    <w:p>
-      <w:pPr>
-        <w:spacing w:after="0"/>
-        <w:rPr>
-          <w:rStyle w:val="Heading4Char"/>
-          <w:b/>
-          <w:bCs/>
-          <w:i w:val="0"/>
-          <w:iCs w:val="0"/>
-          <w:color w:val="1F3864" w:themeColor="accent1" w:themeShade="80"/>
-        </w:rPr>
-      </w:pPr>
-    </w:p>
-    <w:p>
-      <w:pPr>
-        <w:spacing w:after="0"/>
+      <w:r>
         <w:rPr>
           <w:rStyle w:val="Heading4Char"/>
           <w:rFonts w:asciiTheme="minorHAnsi" w:hAnsiTheme="minorHAnsi" w:cstheme="minorHAnsi"/>
@@ -1430,7 +1255,8 @@
           <w:iCs w:val="0"/>
           <w:color w:val="auto"/>
         </w:rPr>
-      </w:pPr>
+        <w:t xml:space="preserve"> </w:t>
+      </w:r>
       <w:r>
         <w:rPr>
           <w:rStyle w:val="Heading4Char"/>
@@ -1439,10 +1265,178 @@
           <w:iCs w:val="0"/>
           <w:color w:val="auto"/>
         </w:rPr>
-        <w:t>${</w:t>
-      </w:r>
-      <w:proofErr w:type="spellStart"/>
-      <w:r>
+        <w:t>lo_syllabus_json</w:t>
+      </w:r>
+      <w:r>
+        <w:t xml:space="preserve"> </w:t>
+      </w:r>
+      <w:r>
+        <w:t>}</w:t>
+      </w:r>
+    </w:p>
+    <w:p>
+      <w:pPr>
+        <w:spacing w:after="0"/>
+      </w:pPr>
+    </w:p>
+    <w:p>
+      <w:pPr>
+        <w:spacing w:after="0"/>
+      </w:pPr>
+      <w:r>
+        <w:t>&lt;HIP&gt;</w:t>
+      </w:r>
+    </w:p>
+    <w:p>
+      <w:pPr>
+        <w:spacing w:after="0"/>
+        <w:rPr>
+          <w:rFonts w:asciiTheme="majorHAnsi" w:eastAsiaTheme="majorEastAsia" w:hAnsiTheme="majorHAnsi" w:cstheme="majorBidi"/>
+          <w:b/>
+          <w:bCs/>
+          <w:color w:val="1F3864" w:themeColor="accent1" w:themeShade="80"/>
+          <w:sz w:val="26"/>
+          <w:szCs w:val="26"/>
+        </w:rPr>
+      </w:pPr>
+      <w:r>
+        <w:rPr>
+          <w:rFonts w:asciiTheme="majorHAnsi" w:eastAsiaTheme="majorEastAsia" w:hAnsiTheme="majorHAnsi" w:cstheme="majorBidi"/>
+          <w:b/>
+          <w:bCs/>
+          <w:color w:val="1F3864" w:themeColor="accent1" w:themeShade="80"/>
+          <w:sz w:val="26"/>
+          <w:szCs w:val="26"/>
+        </w:rPr>
+        <w:t>High Impact Practices</w:t>
+      </w:r>
+    </w:p>
+    <w:p>
+      <w:pPr>
+        <w:spacing w:after="0"/>
+      </w:pPr>
+      <w:r>
+        <w:t>$</w:t>
+      </w:r>
+      <w:r>
+        <w:t>{</w:t>
+      </w:r>
+      <w:r>
+        <w:t xml:space="preserve"> </w:t>
+      </w:r>
+      <w:r>
+        <w:t>hip</w:t>
+      </w:r>
+      <w:r>
+        <w:t xml:space="preserve"> </w:t>
+      </w:r>
+      <w:r>
+        <w:t>}</w:t>
+      </w:r>
+    </w:p>
+    <w:p>
+      <w:pPr>
+        <w:spacing w:after="0"/>
+      </w:pPr>
+      <w:r>
+        <w:t>&lt;/HIP&gt;</w:t>
+      </w:r>
+    </w:p>
+    <w:p>
+      <w:pPr>
+        <w:spacing w:after="0"/>
+        <w:rPr>
+          <w:rFonts w:asciiTheme="majorHAnsi" w:eastAsiaTheme="majorEastAsia" w:hAnsiTheme="majorHAnsi" w:cstheme="majorBidi"/>
+          <w:b/>
+          <w:bCs/>
+          <w:color w:val="1F3864" w:themeColor="accent1" w:themeShade="80"/>
+          <w:sz w:val="26"/>
+          <w:szCs w:val="26"/>
+        </w:rPr>
+      </w:pPr>
+    </w:p>
+    <w:p>
+      <w:pPr>
+        <w:spacing w:after="0"/>
+        <w:rPr>
+          <w:rFonts w:asciiTheme="majorHAnsi" w:eastAsiaTheme="majorEastAsia" w:hAnsiTheme="majorHAnsi" w:cstheme="majorBidi"/>
+          <w:b/>
+          <w:bCs/>
+          <w:color w:val="1F3864" w:themeColor="accent1" w:themeShade="80"/>
+          <w:sz w:val="26"/>
+          <w:szCs w:val="26"/>
+        </w:rPr>
+      </w:pPr>
+      <w:r>
+        <w:rPr>
+          <w:rFonts w:asciiTheme="majorHAnsi" w:eastAsiaTheme="majorEastAsia" w:hAnsiTheme="majorHAnsi" w:cstheme="majorBidi"/>
+          <w:b/>
+          <w:bCs/>
+          <w:color w:val="1F3864" w:themeColor="accent1" w:themeShade="80"/>
+          <w:sz w:val="26"/>
+          <w:szCs w:val="26"/>
+        </w:rPr>
+        <w:t>Learning Resources</w:t>
+      </w:r>
+    </w:p>
+    <w:p>
+      <w:pPr>
+        <w:spacing w:after="0"/>
+      </w:pPr>
+    </w:p>
+    <w:p>
+      <w:pPr>
+        <w:spacing w:after="0"/>
+      </w:pPr>
+      <w:r>
+        <w:t>${course_materials}</w:t>
+      </w:r>
+    </w:p>
+    <w:p>
+      <w:pPr>
+        <w:spacing w:after="0"/>
+      </w:pPr>
+    </w:p>
+    <w:p>
+      <w:pPr>
+        <w:spacing w:after="0"/>
+        <w:rPr>
+          <w:rFonts w:asciiTheme="majorHAnsi" w:eastAsiaTheme="majorEastAsia" w:hAnsiTheme="majorHAnsi" w:cstheme="majorBidi"/>
+          <w:b/>
+          <w:bCs/>
+          <w:color w:val="1F3864" w:themeColor="accent1" w:themeShade="80"/>
+          <w:sz w:val="26"/>
+          <w:szCs w:val="26"/>
+        </w:rPr>
+      </w:pPr>
+      <w:r>
+        <w:rPr>
+          <w:rFonts w:asciiTheme="majorHAnsi" w:eastAsiaTheme="majorEastAsia" w:hAnsiTheme="majorHAnsi" w:cstheme="majorBidi"/>
+          <w:b/>
+          <w:bCs/>
+          <w:color w:val="1F3864" w:themeColor="accent1" w:themeShade="80"/>
+          <w:sz w:val="26"/>
+          <w:szCs w:val="26"/>
+        </w:rPr>
+        <w:t>Assessments</w:t>
+      </w:r>
+    </w:p>
+    <w:p>
+      <w:pPr>
+        <w:spacing w:after="0"/>
+        <w:rPr>
+          <w:rStyle w:val="Heading4Char"/>
+          <w:b/>
+          <w:bCs/>
+          <w:i w:val="0"/>
+          <w:iCs w:val="0"/>
+          <w:color w:val="1F3864" w:themeColor="accent1" w:themeShade="80"/>
+        </w:rPr>
+      </w:pPr>
+    </w:p>
+    <w:p>
+      <w:pPr>
+        <w:spacing w:after="0"/>
         <w:rPr>
           <w:rStyle w:val="Heading4Char"/>
           <w:rFonts w:asciiTheme="minorHAnsi" w:hAnsiTheme="minorHAnsi" w:cstheme="minorHAnsi"/>
@@ -1450,9 +1444,7 @@
           <w:iCs w:val="0"/>
           <w:color w:val="auto"/>
         </w:rPr>
-        <w:t>assmt_assignments_syllabus_json</w:t>
-      </w:r>
-      <w:proofErr w:type="spellEnd"/>
+      </w:pPr>
       <w:r>
         <w:rPr>
           <w:rStyle w:val="Heading4Char"/>
@@ -1461,21 +1453,8 @@
           <w:iCs w:val="0"/>
           <w:color w:val="auto"/>
         </w:rPr>
-        <w:t>}</w:t>
-      </w:r>
-    </w:p>
-    <w:p>
-      <w:pPr>
-        <w:spacing w:after="0"/>
-        <w:rPr>
-          <w:rStyle w:val="Heading4Char"/>
-          <w:b/>
-          <w:bCs/>
-          <w:i w:val="0"/>
-          <w:iCs w:val="0"/>
-          <w:color w:val="1F3864" w:themeColor="accent1" w:themeShade="80"/>
-        </w:rPr>
-      </w:pPr>
+        <w:t>${assmt_assignments_syllabus_json}</w:t>
+      </w:r>
     </w:p>
     <w:p>
       <w:pPr>
@@ -1494,21 +1473,8 @@
       <w:pPr>
         <w:spacing w:after="0"/>
       </w:pPr>
-    </w:p>
-    <w:p>
-      <w:pPr>
-        <w:spacing w:after="0"/>
-      </w:pPr>
-      <w:r>
-        <w:t>${</w:t>
-      </w:r>
-      <w:proofErr w:type="spellStart"/>
-      <w:r>
-        <w:t>grade_table_syllabus_list</w:t>
-      </w:r>
-      <w:proofErr w:type="spellEnd"/>
-      <w:r>
-        <w:t>}</w:t>
+      <w:r>
+        <w:t>${grade_table_syllabus_list}</w:t>
       </w:r>
     </w:p>
     <w:p>
@@ -1573,29 +1539,7 @@
           <w:iCs w:val="0"/>
           <w:color w:val="auto"/>
         </w:rPr>
-        <w:t>${</w:t>
-      </w:r>
-      <w:proofErr w:type="spellStart"/>
-      <w:r>
-        <w:rPr>
-          <w:rStyle w:val="Heading4Char"/>
-          <w:rFonts w:asciiTheme="minorHAnsi" w:hAnsiTheme="minorHAnsi" w:cstheme="minorHAnsi"/>
-          <w:i w:val="0"/>
-          <w:iCs w:val="0"/>
-          <w:color w:val="auto"/>
-        </w:rPr>
-        <w:t>grading_policies_syllabus_json</w:t>
-      </w:r>
-      <w:proofErr w:type="spellEnd"/>
-      <w:r>
-        <w:rPr>
-          <w:rStyle w:val="Heading4Char"/>
-          <w:rFonts w:asciiTheme="minorHAnsi" w:hAnsiTheme="minorHAnsi" w:cstheme="minorHAnsi"/>
-          <w:i w:val="0"/>
-          <w:iCs w:val="0"/>
-          <w:color w:val="auto"/>
-        </w:rPr>
-        <w:t>}</w:t>
+        <w:t>${grading_policies_syllabus_json}</w:t>
       </w:r>
     </w:p>
     <w:p>
@@ -1635,31 +1579,9 @@
         <w:t xml:space="preserve"> and Resources</w:t>
       </w:r>
     </w:p>
-    <w:p/>
-    <w:p>
-      <w:r>
-        <w:t>${</w:t>
-      </w:r>
-      <w:proofErr w:type="spellStart"/>
-      <w:r>
-        <w:t>policy_statements</w:t>
-      </w:r>
-      <w:proofErr w:type="spellEnd"/>
-      <w:r>
-        <w:t>}</w:t>
-      </w:r>
-    </w:p>
-    <w:p>
-      <w:r>
-        <w:t>${</w:t>
-      </w:r>
-      <w:proofErr w:type="spellStart"/>
-      <w:r>
-        <w:t>university_resources</w:t>
-      </w:r>
-      <w:proofErr w:type="spellEnd"/>
-      <w:r>
-        <w:t>}</w:t>
+    <w:p>
+      <w:r>
+        <w:t>&lt;policy_statements&gt;&lt;/policy_statements&gt;</w:t>
       </w:r>
     </w:p>
     <w:p>
@@ -1693,27 +1615,28 @@
           <w:sz w:val="26"/>
           <w:szCs w:val="26"/>
         </w:rPr>
+        <w:t xml:space="preserve">Tentative </w:t>
+      </w:r>
+      <w:r>
+        <w:rPr>
+          <w:b/>
+          <w:bCs/>
+          <w:color w:val="1F3864" w:themeColor="accent1" w:themeShade="80"/>
+          <w:sz w:val="26"/>
+          <w:szCs w:val="26"/>
+        </w:rPr>
         <w:t>Course Schedule</w:t>
       </w:r>
     </w:p>
-    <w:p/>
-    <w:p>
-      <w:r>
-        <w:t>${</w:t>
-      </w:r>
-      <w:proofErr w:type="spellStart"/>
-      <w:r>
-        <w:t>course_schedule_</w:t>
+    <w:p>
+      <w:r>
+        <w:t>${course_schedule_</w:t>
       </w:r>
       <w:r>
         <w:t>syllabus_</w:t>
       </w:r>
       <w:r>
-        <w:t>list</w:t>
-      </w:r>
-      <w:proofErr w:type="spellEnd"/>
-      <w:r>
-        <w:t>}</w:t>
+        <w:t>list}</w:t>
       </w:r>
     </w:p>
     <w:p>
@@ -3073,6 +2996,16 @@
 </file>
 
 <file path=customXml/item1.xml><?xml version="1.0" encoding="utf-8"?>
+<p:properties xmlns:p="http://schemas.microsoft.com/office/2006/metadata/properties" xmlns:xsi="http://www.w3.org/2001/XMLSchema-instance" xmlns:pc="http://schemas.microsoft.com/office/infopath/2007/PartnerControls">
+  <documentManagement/>
+</p:properties>
+</file>
+
+<file path=customXml/item2.xml><?xml version="1.0" encoding="utf-8"?>
+<b:Sources xmlns:b="http://schemas.openxmlformats.org/officeDocument/2006/bibliography" xmlns="http://schemas.openxmlformats.org/officeDocument/2006/bibliography" SelectedStyle="\APASixthEditionOfficeOnline.xsl" StyleName="APA" Version="6"/>
+</file>
+
+<file path=customXml/item3.xml><?xml version="1.0" encoding="utf-8"?>
 <ct:contentTypeSchema xmlns:ct="http://schemas.microsoft.com/office/2006/metadata/contentType" xmlns:ma="http://schemas.microsoft.com/office/2006/metadata/properties/metaAttributes" ct:_="" ma:_="" ma:contentTypeName="Document" ma:contentTypeID="0x01010043AC30EE3931924C951949B01581249A" ma:contentTypeVersion="3" ma:contentTypeDescription="Create a new document." ma:contentTypeScope="" ma:versionID="ecba60cf1f3c2b4798aa357a3e04473e">
   <xsd:schema xmlns:xsd="http://www.w3.org/2001/XMLSchema" xmlns:xs="http://www.w3.org/2001/XMLSchema" xmlns:p="http://schemas.microsoft.com/office/2006/metadata/properties" xmlns:ns2="5e46cd92-5281-4aec-af6d-ce68d6323cf6" targetNamespace="http://schemas.microsoft.com/office/2006/metadata/properties" ma:root="true" ma:fieldsID="749246a7d39d1518a48c156f5ef050f5" ns2:_="">
     <xsd:import namespace="5e46cd92-5281-4aec-af6d-ce68d6323cf6"/>
@@ -3210,16 +3143,6 @@
 </ct:contentTypeSchema>
 </file>
 
-<file path=customXml/item2.xml><?xml version="1.0" encoding="utf-8"?>
-<b:Sources xmlns:b="http://schemas.openxmlformats.org/officeDocument/2006/bibliography" xmlns="http://schemas.openxmlformats.org/officeDocument/2006/bibliography" SelectedStyle="\APASixthEditionOfficeOnline.xsl" StyleName="APA" Version="6"/>
-</file>
-
-<file path=customXml/item3.xml><?xml version="1.0" encoding="utf-8"?>
-<p:properties xmlns:p="http://schemas.microsoft.com/office/2006/metadata/properties" xmlns:xsi="http://www.w3.org/2001/XMLSchema-instance" xmlns:pc="http://schemas.microsoft.com/office/infopath/2007/PartnerControls">
-  <documentManagement/>
-</p:properties>
-</file>
-
 <file path=customXml/item4.xml><?xml version="1.0" encoding="utf-8"?>
 <?mso-contentType ?>
 <FormTemplates xmlns="http://schemas.microsoft.com/sharepoint/v3/contenttype/forms">
@@ -3230,6 +3153,23 @@
 </file>
 
 <file path=customXml/itemProps1.xml><?xml version="1.0" encoding="utf-8"?>
+<ds:datastoreItem xmlns:ds="http://schemas.openxmlformats.org/officeDocument/2006/customXml" ds:itemID="{509D1927-145B-4147-AE53-B018C6899FD0}">
+  <ds:schemaRefs>
+    <ds:schemaRef ds:uri="http://schemas.microsoft.com/office/2006/metadata/properties"/>
+    <ds:schemaRef ds:uri="http://schemas.microsoft.com/office/infopath/2007/PartnerControls"/>
+  </ds:schemaRefs>
+</ds:datastoreItem>
+</file>
+
+<file path=customXml/itemProps2.xml><?xml version="1.0" encoding="utf-8"?>
+<ds:datastoreItem xmlns:ds="http://schemas.openxmlformats.org/officeDocument/2006/customXml" ds:itemID="{99DD2AA0-78B3-40EA-8C1D-954E770C8D8A}">
+  <ds:schemaRefs>
+    <ds:schemaRef ds:uri="http://schemas.openxmlformats.org/officeDocument/2006/bibliography"/>
+  </ds:schemaRefs>
+</ds:datastoreItem>
+</file>
+
+<file path=customXml/itemProps3.xml><?xml version="1.0" encoding="utf-8"?>
 <ds:datastoreItem xmlns:ds="http://schemas.openxmlformats.org/officeDocument/2006/customXml" ds:itemID="{D4AD5993-87D2-4E47-8D6E-96B6100FF46D}">
   <ds:schemaRefs>
     <ds:schemaRef ds:uri="http://schemas.microsoft.com/office/2006/metadata/contentType"/>
@@ -3247,23 +3187,6 @@
 </ds:datastoreItem>
 </file>
 
-<file path=customXml/itemProps2.xml><?xml version="1.0" encoding="utf-8"?>
-<ds:datastoreItem xmlns:ds="http://schemas.openxmlformats.org/officeDocument/2006/customXml" ds:itemID="{99DD2AA0-78B3-40EA-8C1D-954E770C8D8A}">
-  <ds:schemaRefs>
-    <ds:schemaRef ds:uri="http://schemas.openxmlformats.org/officeDocument/2006/bibliography"/>
-  </ds:schemaRefs>
-</ds:datastoreItem>
-</file>
-
-<file path=customXml/itemProps3.xml><?xml version="1.0" encoding="utf-8"?>
-<ds:datastoreItem xmlns:ds="http://schemas.openxmlformats.org/officeDocument/2006/customXml" ds:itemID="{509D1927-145B-4147-AE53-B018C6899FD0}">
-  <ds:schemaRefs>
-    <ds:schemaRef ds:uri="http://schemas.microsoft.com/office/2006/metadata/properties"/>
-    <ds:schemaRef ds:uri="http://schemas.microsoft.com/office/infopath/2007/PartnerControls"/>
-  </ds:schemaRefs>
-</ds:datastoreItem>
-</file>
-
 <file path=customXml/itemProps4.xml><?xml version="1.0" encoding="utf-8"?>
 <ds:datastoreItem xmlns:ds="http://schemas.openxmlformats.org/officeDocument/2006/customXml" ds:itemID="{E5876C36-A6F2-4B44-960A-B8B4B435ECCD}">
   <ds:schemaRefs>

--- a/backend/docx/SyllabusTemplate.docx
+++ b/backend/docx/SyllabusTemplate.docx
@@ -247,7 +247,7 @@
               </wp:anchor>
             </w:drawing>
           </mc:Choice>
-          <mc:Fallback xmlns:a14="http://schemas.microsoft.com/office/drawing/2010/main" xmlns:pic="http://schemas.openxmlformats.org/drawingml/2006/picture" xmlns:a="http://schemas.openxmlformats.org/drawingml/2006/main">
+          <mc:Fallback xmlns:a="http://schemas.openxmlformats.org/drawingml/2006/main" xmlns:pic="http://schemas.openxmlformats.org/drawingml/2006/picture" xmlns:a14="http://schemas.microsoft.com/office/drawing/2010/main">
             <w:pict w14:anchorId="08122B22">
               <v:line id="Straight Connector 3" style="position:absolute;z-index:251640832;visibility:visible;mso-wrap-style:square;mso-wrap-distance-left:9pt;mso-wrap-distance-top:0;mso-wrap-distance-right:9pt;mso-wrap-distance-bottom:0;mso-position-horizontal:absolute;mso-position-horizontal-relative:text;mso-position-vertical:absolute;mso-position-vertical-relative:text" o:spid="_x0000_s1026" strokecolor="#1f3763 [1604]" strokeweight="1pt" from="104.4pt,-5.4pt" to="105pt,91.8pt" w14:anchorId="328FC97B" o:gfxdata="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">
                 <v:stroke joinstyle="miter"/>
@@ -322,7 +322,7 @@
               </wp:anchor>
             </w:drawing>
           </mc:Choice>
-          <mc:Fallback xmlns:a14="http://schemas.microsoft.com/office/drawing/2010/main" xmlns:pic="http://schemas.openxmlformats.org/drawingml/2006/picture" xmlns:a="http://schemas.openxmlformats.org/drawingml/2006/main">
+          <mc:Fallback xmlns:a="http://schemas.openxmlformats.org/drawingml/2006/main" xmlns:pic="http://schemas.openxmlformats.org/drawingml/2006/picture" xmlns:a14="http://schemas.microsoft.com/office/drawing/2010/main">
             <w:pict w14:anchorId="0F3FCE19">
               <v:line id="Straight Connector 2" style="position:absolute;z-index:251639808;visibility:visible;mso-wrap-style:square;mso-wrap-distance-left:9pt;mso-wrap-distance-top:0;mso-wrap-distance-right:9pt;mso-wrap-distance-bottom:0;mso-position-horizontal:absolute;mso-position-horizontal-relative:text;mso-position-vertical:absolute;mso-position-vertical-relative:text" o:spid="_x0000_s1026" strokecolor="#1f3763 [1604]" strokeweight="1pt" from="0,91.8pt" to="466.8pt,91.8pt" w14:anchorId="7ED6B9A8" o:gfxdata="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">
                 <v:stroke joinstyle="miter"/>
@@ -351,6 +351,7 @@
         </w:rPr>
         <w:t>${</w:t>
       </w:r>
+      <w:proofErr w:type="spellStart"/>
       <w:r>
         <w:rPr>
           <w:b/>
@@ -361,6 +362,7 @@
         </w:rPr>
         <w:t>subj_code</w:t>
       </w:r>
+      <w:proofErr w:type="spellEnd"/>
       <w:r>
         <w:rPr>
           <w:b/>
@@ -401,6 +403,7 @@
         </w:rPr>
         <w:t>{</w:t>
       </w:r>
+      <w:proofErr w:type="spellStart"/>
       <w:r>
         <w:rPr>
           <w:b/>
@@ -441,6 +444,7 @@
         </w:rPr>
         <w:t>ber</w:t>
       </w:r>
+      <w:proofErr w:type="spellEnd"/>
       <w:r>
         <w:rPr>
           <w:b/>
@@ -491,6 +495,7 @@
         </w:rPr>
         <w:t>{</w:t>
       </w:r>
+      <w:proofErr w:type="spellStart"/>
       <w:r>
         <w:rPr>
           <w:b/>
@@ -501,6 +506,7 @@
         </w:rPr>
         <w:t>course_title</w:t>
       </w:r>
+      <w:proofErr w:type="spellEnd"/>
       <w:r>
         <w:rPr>
           <w:b/>
@@ -728,9 +734,11 @@
       <w:r>
         <w:t>${</w:t>
       </w:r>
+      <w:proofErr w:type="spellStart"/>
       <w:r>
         <w:t>instructor_name</w:t>
       </w:r>
+      <w:proofErr w:type="spellEnd"/>
       <w:r>
         <w:t>}</w:t>
       </w:r>
@@ -746,9 +754,11 @@
       <w:r>
         <w:t>{</w:t>
       </w:r>
+      <w:proofErr w:type="spellStart"/>
       <w:r>
         <w:t>instructor_title</w:t>
       </w:r>
+      <w:proofErr w:type="spellEnd"/>
       <w:r>
         <w:t>}</w:t>
       </w:r>
@@ -761,6 +771,9 @@
       <w:r>
         <w:t xml:space="preserve"> </w:t>
       </w:r>
+      <w:r>
+        <w:t>&lt;pronouns&gt;($instructor_pronouns)&lt;/pronouns&gt;</w:t>
+      </w:r>
     </w:p>
     <w:p>
       <w:pPr>
@@ -828,9 +841,11 @@
       <w:r>
         <w:t>${</w:t>
       </w:r>
+      <w:proofErr w:type="spellStart"/>
       <w:r>
         <w:t>office_location</w:t>
       </w:r>
+      <w:proofErr w:type="spellEnd"/>
       <w:r>
         <w:t>}</w:t>
       </w:r>
@@ -851,9 +866,11 @@
       <w:r>
         <w:t>${</w:t>
       </w:r>
+      <w:proofErr w:type="spellStart"/>
       <w:r>
         <w:t>office_hours</w:t>
       </w:r>
+      <w:proofErr w:type="spellEnd"/>
       <w:r>
         <w:t>}</w:t>
       </w:r>
@@ -868,7 +885,15 @@
         <w:spacing w:after="0"/>
       </w:pPr>
       <w:r>
-        <w:t>&lt;instructor_additional_information&gt;</w:t>
+        <w:t>&lt;</w:t>
+      </w:r>
+      <w:proofErr w:type="spellStart"/>
+      <w:r>
+        <w:t>instructor_additional_information</w:t>
+      </w:r>
+      <w:proofErr w:type="spellEnd"/>
+      <w:r>
+        <w:t>&gt;</w:t>
       </w:r>
     </w:p>
     <w:p>
@@ -878,6 +903,7 @@
           <w:lang w:val="fr-FR"/>
         </w:rPr>
       </w:pPr>
+      <w:proofErr w:type="gramStart"/>
       <w:r>
         <w:rPr>
           <w:lang w:val="fr-FR"/>
@@ -890,17 +916,54 @@
         </w:rPr>
         <w:t xml:space="preserve"> </w:t>
       </w:r>
+      <w:proofErr w:type="spellStart"/>
       <w:r>
         <w:rPr>
           <w:lang w:val="fr-FR"/>
         </w:rPr>
+        <w:t>instructor</w:t>
+      </w:r>
+      <w:proofErr w:type="gramEnd"/>
+      <w:r>
+        <w:rPr>
+          <w:lang w:val="fr-FR"/>
+        </w:rPr>
+        <w:t>_additional_information</w:t>
+      </w:r>
+      <w:proofErr w:type="spellEnd"/>
+      <w:r>
+        <w:rPr>
+          <w:lang w:val="fr-FR"/>
+        </w:rPr>
+        <w:t>}</w:t>
+      </w:r>
+    </w:p>
+    <w:p>
+      <w:pPr>
+        <w:spacing w:after="0"/>
+        <w:rPr>
+          <w:lang w:val="fr-FR"/>
+        </w:rPr>
+      </w:pPr>
+      <w:r>
+        <w:rPr>
+          <w:lang w:val="fr-FR"/>
+        </w:rPr>
+        <w:t>&lt;/</w:t>
+      </w:r>
+      <w:proofErr w:type="spellStart"/>
+      <w:r>
+        <w:rPr>
+          <w:lang w:val="fr-FR"/>
+        </w:rPr>
         <w:t>instructor_additional_information</w:t>
       </w:r>
+      <w:proofErr w:type="spellEnd"/>
       <w:r>
         <w:rPr>
           <w:lang w:val="fr-FR"/>
         </w:rPr>
-        <w:t>}</w:t>
+        <w:t>&gt;</w:t>
       </w:r>
     </w:p>
     <w:p>
@@ -910,44 +973,30 @@
           <w:lang w:val="fr-FR"/>
         </w:rPr>
       </w:pPr>
-      <w:r>
-        <w:rPr>
+    </w:p>
+    <w:p>
+      <w:pPr>
+        <w:spacing w:after="0"/>
+        <w:rPr>
+          <w:rFonts w:asciiTheme="majorHAnsi" w:eastAsiaTheme="majorEastAsia" w:hAnsiTheme="majorHAnsi" w:cstheme="majorBidi"/>
+          <w:b/>
+          <w:bCs/>
+          <w:color w:val="1F3864" w:themeColor="accent1" w:themeShade="80"/>
+          <w:sz w:val="26"/>
+          <w:szCs w:val="26"/>
           <w:lang w:val="fr-FR"/>
         </w:rPr>
-        <w:t>&lt;/instructor_additional_information&gt;</w:t>
-      </w:r>
-    </w:p>
-    <w:p>
-      <w:pPr>
-        <w:spacing w:after="0"/>
-        <w:rPr>
+      </w:pPr>
+      <w:r>
+        <w:rPr>
+          <w:rFonts w:asciiTheme="majorHAnsi" w:eastAsiaTheme="majorEastAsia" w:hAnsiTheme="majorHAnsi" w:cstheme="majorBidi"/>
+          <w:b/>
+          <w:bCs/>
+          <w:color w:val="1F3864" w:themeColor="accent1" w:themeShade="80"/>
+          <w:sz w:val="26"/>
+          <w:szCs w:val="26"/>
           <w:lang w:val="fr-FR"/>
         </w:rPr>
-      </w:pPr>
-    </w:p>
-    <w:p>
-      <w:pPr>
-        <w:spacing w:after="0"/>
-        <w:rPr>
-          <w:rFonts w:asciiTheme="majorHAnsi" w:eastAsiaTheme="majorEastAsia" w:hAnsiTheme="majorHAnsi" w:cstheme="majorBidi"/>
-          <w:b/>
-          <w:bCs/>
-          <w:color w:val="1F3864" w:themeColor="accent1" w:themeShade="80"/>
-          <w:sz w:val="26"/>
-          <w:szCs w:val="26"/>
-          <w:lang w:val="fr-FR"/>
-        </w:rPr>
-      </w:pPr>
-      <w:r>
-        <w:rPr>
-          <w:rFonts w:asciiTheme="majorHAnsi" w:eastAsiaTheme="majorEastAsia" w:hAnsiTheme="majorHAnsi" w:cstheme="majorBidi"/>
-          <w:b/>
-          <w:bCs/>
-          <w:color w:val="1F3864" w:themeColor="accent1" w:themeShade="80"/>
-          <w:sz w:val="26"/>
-          <w:szCs w:val="26"/>
-          <w:lang w:val="fr-FR"/>
-        </w:rPr>
         <w:t>Course Description</w:t>
       </w:r>
     </w:p>
@@ -958,9 +1007,11 @@
       <w:r>
         <w:t>${</w:t>
       </w:r>
+      <w:proofErr w:type="spellStart"/>
       <w:r>
         <w:t>course_description</w:t>
       </w:r>
+      <w:proofErr w:type="spellEnd"/>
       <w:r>
         <w:t>}</w:t>
       </w:r>
@@ -1171,7 +1222,7 @@
               </wp:anchor>
             </w:drawing>
           </mc:Choice>
-          <mc:Fallback xmlns:a14="http://schemas.microsoft.com/office/drawing/2010/main" xmlns:pic="http://schemas.openxmlformats.org/drawingml/2006/picture" xmlns:a="http://schemas.openxmlformats.org/drawingml/2006/main">
+          <mc:Fallback xmlns:a="http://schemas.openxmlformats.org/drawingml/2006/main" xmlns:pic="http://schemas.openxmlformats.org/drawingml/2006/picture" xmlns:a14="http://schemas.microsoft.com/office/drawing/2010/main">
             <w:pict w14:anchorId="474F2540">
               <v:group id="Group 9" style="position:absolute;margin-left:414.8pt;margin-top:12.15pt;width:52.55pt;height:282.7pt;z-index:251660288" coordsize="6673,35901" o:spid="_x0000_s1026" w14:anchorId="122F3E6F" o:gfxdata="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">
                 <v:shapetype id="_x0000_t75" coordsize="21600,21600" filled="f" stroked="f" o:spt="75" o:preferrelative="t" path="m@4@5l@4@11@9@11@9@5xe">
@@ -1257,6 +1308,7 @@
         </w:rPr>
         <w:t xml:space="preserve"> </w:t>
       </w:r>
+      <w:proofErr w:type="spellStart"/>
       <w:r>
         <w:rPr>
           <w:rStyle w:val="Heading4Char"/>
@@ -1267,6 +1319,7 @@
         </w:rPr>
         <w:t>lo_syllabus_json</w:t>
       </w:r>
+      <w:proofErr w:type="spellEnd"/>
       <w:r>
         <w:t xml:space="preserve"> </w:t>
       </w:r>
@@ -1389,7 +1442,15 @@
         <w:spacing w:after="0"/>
       </w:pPr>
       <w:r>
-        <w:t>${course_materials}</w:t>
+        <w:t>${</w:t>
+      </w:r>
+      <w:proofErr w:type="spellStart"/>
+      <w:r>
+        <w:t>course_materials</w:t>
+      </w:r>
+      <w:proofErr w:type="spellEnd"/>
+      <w:r>
+        <w:t>}</w:t>
       </w:r>
     </w:p>
     <w:p>
@@ -1453,76 +1514,10 @@
           <w:iCs w:val="0"/>
           <w:color w:val="auto"/>
         </w:rPr>
-        <w:t>${assmt_assignments_syllabus_json}</w:t>
-      </w:r>
-    </w:p>
-    <w:p>
-      <w:pPr>
-        <w:spacing w:after="0"/>
-      </w:pPr>
-    </w:p>
-    <w:p>
-      <w:pPr>
-        <w:spacing w:after="0"/>
-      </w:pPr>
-      <w:r>
-        <w:t>Students will be assigned the following final letter grades, based on the calculations coming from the course assessment section.</w:t>
-      </w:r>
-    </w:p>
-    <w:p>
-      <w:pPr>
-        <w:spacing w:after="0"/>
-      </w:pPr>
-      <w:r>
-        <w:t>${grade_table_syllabus_list}</w:t>
-      </w:r>
-    </w:p>
-    <w:p>
-      <w:pPr>
-        <w:spacing w:after="0"/>
-      </w:pPr>
-    </w:p>
-    <w:p>
-      <w:pPr>
-        <w:spacing w:after="0"/>
-      </w:pPr>
-    </w:p>
-    <w:p>
-      <w:pPr>
-        <w:pStyle w:val="Heading3"/>
-        <w:rPr>
-          <w:b/>
-          <w:bCs/>
-          <w:color w:val="1F3864" w:themeColor="accent1" w:themeShade="80"/>
-          <w:sz w:val="26"/>
-          <w:szCs w:val="26"/>
-        </w:rPr>
-      </w:pPr>
-      <w:r>
-        <w:rPr>
-          <w:b/>
-          <w:bCs/>
-          <w:color w:val="1F3864" w:themeColor="accent1" w:themeShade="80"/>
-          <w:sz w:val="26"/>
-          <w:szCs w:val="26"/>
-        </w:rPr>
-        <w:t>Grading Policies</w:t>
-      </w:r>
-    </w:p>
-    <w:p>
-      <w:pPr>
-        <w:spacing w:after="0"/>
-        <w:rPr>
-          <w:rStyle w:val="Heading4Char"/>
-          <w:b/>
-          <w:bCs/>
-          <w:color w:val="1F3864" w:themeColor="accent1" w:themeShade="80"/>
-        </w:rPr>
-      </w:pPr>
-    </w:p>
-    <w:p>
-      <w:pPr>
-        <w:spacing w:after="0"/>
+        <w:t>${</w:t>
+      </w:r>
+      <w:proofErr w:type="spellStart"/>
+      <w:r>
         <w:rPr>
           <w:rStyle w:val="Heading4Char"/>
           <w:rFonts w:asciiTheme="minorHAnsi" w:hAnsiTheme="minorHAnsi" w:cstheme="minorHAnsi"/>
@@ -1530,7 +1525,9 @@
           <w:iCs w:val="0"/>
           <w:color w:val="auto"/>
         </w:rPr>
-      </w:pPr>
+        <w:t>assmt_assignments_syllabus_json</w:t>
+      </w:r>
+      <w:proofErr w:type="spellEnd"/>
       <w:r>
         <w:rPr>
           <w:rStyle w:val="Heading4Char"/>
@@ -1539,8 +1536,42 @@
           <w:iCs w:val="0"/>
           <w:color w:val="auto"/>
         </w:rPr>
-        <w:t>${grading_policies_syllabus_json}</w:t>
-      </w:r>
+        <w:t>}</w:t>
+      </w:r>
+    </w:p>
+    <w:p>
+      <w:pPr>
+        <w:spacing w:after="0"/>
+      </w:pPr>
+    </w:p>
+    <w:p>
+      <w:pPr>
+        <w:spacing w:after="0"/>
+      </w:pPr>
+      <w:r>
+        <w:t>Students will be assigned the following final letter grades, based on the calculations coming from the course assessment section.</w:t>
+      </w:r>
+    </w:p>
+    <w:p>
+      <w:pPr>
+        <w:spacing w:after="0"/>
+      </w:pPr>
+      <w:r>
+        <w:t>${</w:t>
+      </w:r>
+      <w:proofErr w:type="spellStart"/>
+      <w:r>
+        <w:t>grade_table_syllabus_list</w:t>
+      </w:r>
+      <w:proofErr w:type="spellEnd"/>
+      <w:r>
+        <w:t>}</w:t>
+      </w:r>
+    </w:p>
+    <w:p>
+      <w:pPr>
+        <w:spacing w:after="0"/>
+      </w:pPr>
     </w:p>
     <w:p>
       <w:pPr>
@@ -1566,6 +1597,88 @@
           <w:sz w:val="26"/>
           <w:szCs w:val="26"/>
         </w:rPr>
+        <w:t>Grading Policies</w:t>
+      </w:r>
+    </w:p>
+    <w:p>
+      <w:pPr>
+        <w:spacing w:after="0"/>
+        <w:rPr>
+          <w:rStyle w:val="Heading4Char"/>
+          <w:b/>
+          <w:bCs/>
+          <w:color w:val="1F3864" w:themeColor="accent1" w:themeShade="80"/>
+        </w:rPr>
+      </w:pPr>
+    </w:p>
+    <w:p>
+      <w:pPr>
+        <w:spacing w:after="0"/>
+        <w:rPr>
+          <w:rStyle w:val="Heading4Char"/>
+          <w:rFonts w:asciiTheme="minorHAnsi" w:hAnsiTheme="minorHAnsi" w:cstheme="minorHAnsi"/>
+          <w:i w:val="0"/>
+          <w:iCs w:val="0"/>
+          <w:color w:val="auto"/>
+        </w:rPr>
+      </w:pPr>
+      <w:r>
+        <w:rPr>
+          <w:rStyle w:val="Heading4Char"/>
+          <w:rFonts w:asciiTheme="minorHAnsi" w:hAnsiTheme="minorHAnsi" w:cstheme="minorHAnsi"/>
+          <w:i w:val="0"/>
+          <w:iCs w:val="0"/>
+          <w:color w:val="auto"/>
+        </w:rPr>
+        <w:t>${</w:t>
+      </w:r>
+      <w:proofErr w:type="spellStart"/>
+      <w:r>
+        <w:rPr>
+          <w:rStyle w:val="Heading4Char"/>
+          <w:rFonts w:asciiTheme="minorHAnsi" w:hAnsiTheme="minorHAnsi" w:cstheme="minorHAnsi"/>
+          <w:i w:val="0"/>
+          <w:iCs w:val="0"/>
+          <w:color w:val="auto"/>
+        </w:rPr>
+        <w:t>grading_policies_syllabus_json</w:t>
+      </w:r>
+      <w:proofErr w:type="spellEnd"/>
+      <w:r>
+        <w:rPr>
+          <w:rStyle w:val="Heading4Char"/>
+          <w:rFonts w:asciiTheme="minorHAnsi" w:hAnsiTheme="minorHAnsi" w:cstheme="minorHAnsi"/>
+          <w:i w:val="0"/>
+          <w:iCs w:val="0"/>
+          <w:color w:val="auto"/>
+        </w:rPr>
+        <w:t>}</w:t>
+      </w:r>
+    </w:p>
+    <w:p>
+      <w:pPr>
+        <w:spacing w:after="0"/>
+      </w:pPr>
+    </w:p>
+    <w:p>
+      <w:pPr>
+        <w:pStyle w:val="Heading3"/>
+        <w:rPr>
+          <w:b/>
+          <w:bCs/>
+          <w:color w:val="1F3864" w:themeColor="accent1" w:themeShade="80"/>
+          <w:sz w:val="26"/>
+          <w:szCs w:val="26"/>
+        </w:rPr>
+      </w:pPr>
+      <w:r>
+        <w:rPr>
+          <w:b/>
+          <w:bCs/>
+          <w:color w:val="1F3864" w:themeColor="accent1" w:themeShade="80"/>
+          <w:sz w:val="26"/>
+          <w:szCs w:val="26"/>
+        </w:rPr>
         <w:t>Course and University Policies</w:t>
       </w:r>
       <w:r>
@@ -1581,7 +1694,23 @@
     </w:p>
     <w:p>
       <w:r>
-        <w:t>&lt;policy_statements&gt;&lt;/policy_statements&gt;</w:t>
+        <w:t>&lt;</w:t>
+      </w:r>
+      <w:proofErr w:type="spellStart"/>
+      <w:r>
+        <w:t>policy_statements</w:t>
+      </w:r>
+      <w:proofErr w:type="spellEnd"/>
+      <w:r>
+        <w:t>&gt;&lt;/</w:t>
+      </w:r>
+      <w:proofErr w:type="spellStart"/>
+      <w:r>
+        <w:t>policy_statements</w:t>
+      </w:r>
+      <w:proofErr w:type="spellEnd"/>
+      <w:r>
+        <w:t>&gt;</w:t>
       </w:r>
     </w:p>
     <w:p>
@@ -1630,13 +1759,21 @@
     </w:p>
     <w:p>
       <w:r>
-        <w:t>${course_schedule_</w:t>
+        <w:t>${</w:t>
+      </w:r>
+      <w:proofErr w:type="spellStart"/>
+      <w:r>
+        <w:t>course_schedule_</w:t>
       </w:r>
       <w:r>
         <w:t>syllabus_</w:t>
       </w:r>
       <w:r>
-        <w:t>list}</w:t>
+        <w:t>list</w:t>
+      </w:r>
+      <w:proofErr w:type="spellEnd"/>
+      <w:r>
+        <w:t>}</w:t>
       </w:r>
     </w:p>
     <w:p>
@@ -2996,16 +3133,25 @@
 </file>
 
 <file path=customXml/item1.xml><?xml version="1.0" encoding="utf-8"?>
+<b:Sources xmlns:b="http://schemas.openxmlformats.org/officeDocument/2006/bibliography" xmlns="http://schemas.openxmlformats.org/officeDocument/2006/bibliography" SelectedStyle="\APASixthEditionOfficeOnline.xsl" StyleName="APA" Version="6"/>
+</file>
+
+<file path=customXml/item2.xml><?xml version="1.0" encoding="utf-8"?>
 <p:properties xmlns:p="http://schemas.microsoft.com/office/2006/metadata/properties" xmlns:xsi="http://www.w3.org/2001/XMLSchema-instance" xmlns:pc="http://schemas.microsoft.com/office/infopath/2007/PartnerControls">
   <documentManagement/>
 </p:properties>
 </file>
 
-<file path=customXml/item2.xml><?xml version="1.0" encoding="utf-8"?>
-<b:Sources xmlns:b="http://schemas.openxmlformats.org/officeDocument/2006/bibliography" xmlns="http://schemas.openxmlformats.org/officeDocument/2006/bibliography" SelectedStyle="\APASixthEditionOfficeOnline.xsl" StyleName="APA" Version="6"/>
+<file path=customXml/item3.xml><?xml version="1.0" encoding="utf-8"?>
+<?mso-contentType ?>
+<FormTemplates xmlns="http://schemas.microsoft.com/sharepoint/v3/contenttype/forms">
+  <Display>DocumentLibraryForm</Display>
+  <Edit>DocumentLibraryForm</Edit>
+  <New>DocumentLibraryForm</New>
+</FormTemplates>
 </file>
 
-<file path=customXml/item3.xml><?xml version="1.0" encoding="utf-8"?>
+<file path=customXml/item4.xml><?xml version="1.0" encoding="utf-8"?>
 <ct:contentTypeSchema xmlns:ct="http://schemas.microsoft.com/office/2006/metadata/contentType" xmlns:ma="http://schemas.microsoft.com/office/2006/metadata/properties/metaAttributes" ct:_="" ma:_="" ma:contentTypeName="Document" ma:contentTypeID="0x01010043AC30EE3931924C951949B01581249A" ma:contentTypeVersion="3" ma:contentTypeDescription="Create a new document." ma:contentTypeScope="" ma:versionID="ecba60cf1f3c2b4798aa357a3e04473e">
   <xsd:schema xmlns:xsd="http://www.w3.org/2001/XMLSchema" xmlns:xs="http://www.w3.org/2001/XMLSchema" xmlns:p="http://schemas.microsoft.com/office/2006/metadata/properties" xmlns:ns2="5e46cd92-5281-4aec-af6d-ce68d6323cf6" targetNamespace="http://schemas.microsoft.com/office/2006/metadata/properties" ma:root="true" ma:fieldsID="749246a7d39d1518a48c156f5ef050f5" ns2:_="">
     <xsd:import namespace="5e46cd92-5281-4aec-af6d-ce68d6323cf6"/>
@@ -3143,16 +3289,15 @@
 </ct:contentTypeSchema>
 </file>
 
-<file path=customXml/item4.xml><?xml version="1.0" encoding="utf-8"?>
-<?mso-contentType ?>
-<FormTemplates xmlns="http://schemas.microsoft.com/sharepoint/v3/contenttype/forms">
-  <Display>DocumentLibraryForm</Display>
-  <Edit>DocumentLibraryForm</Edit>
-  <New>DocumentLibraryForm</New>
-</FormTemplates>
+<file path=customXml/itemProps1.xml><?xml version="1.0" encoding="utf-8"?>
+<ds:datastoreItem xmlns:ds="http://schemas.openxmlformats.org/officeDocument/2006/customXml" ds:itemID="{99DD2AA0-78B3-40EA-8C1D-954E770C8D8A}">
+  <ds:schemaRefs>
+    <ds:schemaRef ds:uri="http://schemas.openxmlformats.org/officeDocument/2006/bibliography"/>
+  </ds:schemaRefs>
+</ds:datastoreItem>
 </file>
 
-<file path=customXml/itemProps1.xml><?xml version="1.0" encoding="utf-8"?>
+<file path=customXml/itemProps2.xml><?xml version="1.0" encoding="utf-8"?>
 <ds:datastoreItem xmlns:ds="http://schemas.openxmlformats.org/officeDocument/2006/customXml" ds:itemID="{509D1927-145B-4147-AE53-B018C6899FD0}">
   <ds:schemaRefs>
     <ds:schemaRef ds:uri="http://schemas.microsoft.com/office/2006/metadata/properties"/>
@@ -3161,15 +3306,15 @@
 </ds:datastoreItem>
 </file>
 
-<file path=customXml/itemProps2.xml><?xml version="1.0" encoding="utf-8"?>
-<ds:datastoreItem xmlns:ds="http://schemas.openxmlformats.org/officeDocument/2006/customXml" ds:itemID="{99DD2AA0-78B3-40EA-8C1D-954E770C8D8A}">
+<file path=customXml/itemProps3.xml><?xml version="1.0" encoding="utf-8"?>
+<ds:datastoreItem xmlns:ds="http://schemas.openxmlformats.org/officeDocument/2006/customXml" ds:itemID="{E5876C36-A6F2-4B44-960A-B8B4B435ECCD}">
   <ds:schemaRefs>
-    <ds:schemaRef ds:uri="http://schemas.openxmlformats.org/officeDocument/2006/bibliography"/>
+    <ds:schemaRef ds:uri="http://schemas.microsoft.com/sharepoint/v3/contenttype/forms"/>
   </ds:schemaRefs>
 </ds:datastoreItem>
 </file>
 
-<file path=customXml/itemProps3.xml><?xml version="1.0" encoding="utf-8"?>
+<file path=customXml/itemProps4.xml><?xml version="1.0" encoding="utf-8"?>
 <ds:datastoreItem xmlns:ds="http://schemas.openxmlformats.org/officeDocument/2006/customXml" ds:itemID="{D4AD5993-87D2-4E47-8D6E-96B6100FF46D}">
   <ds:schemaRefs>
     <ds:schemaRef ds:uri="http://schemas.microsoft.com/office/2006/metadata/contentType"/>
@@ -3185,12 +3330,4 @@
     <ds:schemaRef ds:uri="http://schemas.microsoft.com/internal/obd"/>
   </ds:schemaRefs>
 </ds:datastoreItem>
-</file>
-
-<file path=customXml/itemProps4.xml><?xml version="1.0" encoding="utf-8"?>
-<ds:datastoreItem xmlns:ds="http://schemas.openxmlformats.org/officeDocument/2006/customXml" ds:itemID="{E5876C36-A6F2-4B44-960A-B8B4B435ECCD}">
-  <ds:schemaRefs>
-    <ds:schemaRef ds:uri="http://schemas.microsoft.com/sharepoint/v3/contenttype/forms"/>
-  </ds:schemaRefs>
-</ds:datastoreItem>
 </file>
--- a/backend/docx/SyllabusTemplate.docx
+++ b/backend/docx/SyllabusTemplate.docx
@@ -772,7 +772,30 @@
         <w:t xml:space="preserve"> </w:t>
       </w:r>
       <w:r>
-        <w:t>&lt;pronouns&gt;($instructor_pronouns)&lt;/pronouns&gt;</w:t>
+        <w:t>&lt;pronouns&gt;</w:t>
+      </w:r>
+      <w:r>
+        <w:t>(</w:t>
+      </w:r>
+      <w:r>
+        <w:t>$</w:t>
+      </w:r>
+      <w:r>
+        <w:t>{</w:t>
+      </w:r>
+      <w:proofErr w:type="spellStart"/>
+      <w:r>
+        <w:t>instructor_pronouns</w:t>
+      </w:r>
+      <w:proofErr w:type="spellEnd"/>
+      <w:r>
+        <w:t>}</w:t>
+      </w:r>
+      <w:r>
+        <w:t>)</w:t>
+      </w:r>
+      <w:r>
+        <w:t>&lt;/pronouns&gt;</w:t>
       </w:r>
     </w:p>
     <w:p>

--- a/backend/docx/SyllabusTemplate.docx
+++ b/backend/docx/SyllabusTemplate.docx
@@ -247,7 +247,7 @@
               </wp:anchor>
             </w:drawing>
           </mc:Choice>
-          <mc:Fallback xmlns:a="http://schemas.openxmlformats.org/drawingml/2006/main" xmlns:pic="http://schemas.openxmlformats.org/drawingml/2006/picture" xmlns:a14="http://schemas.microsoft.com/office/drawing/2010/main">
+          <mc:Fallback xmlns:a14="http://schemas.microsoft.com/office/drawing/2010/main" xmlns:pic="http://schemas.openxmlformats.org/drawingml/2006/picture" xmlns:a="http://schemas.openxmlformats.org/drawingml/2006/main">
             <w:pict w14:anchorId="08122B22">
               <v:line id="Straight Connector 3" style="position:absolute;z-index:251640832;visibility:visible;mso-wrap-style:square;mso-wrap-distance-left:9pt;mso-wrap-distance-top:0;mso-wrap-distance-right:9pt;mso-wrap-distance-bottom:0;mso-position-horizontal:absolute;mso-position-horizontal-relative:text;mso-position-vertical:absolute;mso-position-vertical-relative:text" o:spid="_x0000_s1026" strokecolor="#1f3763 [1604]" strokeweight="1pt" from="104.4pt,-5.4pt" to="105pt,91.8pt" w14:anchorId="328FC97B" o:gfxdata="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">
                 <v:stroke joinstyle="miter"/>
@@ -322,7 +322,7 @@
               </wp:anchor>
             </w:drawing>
           </mc:Choice>
-          <mc:Fallback xmlns:a="http://schemas.openxmlformats.org/drawingml/2006/main" xmlns:pic="http://schemas.openxmlformats.org/drawingml/2006/picture" xmlns:a14="http://schemas.microsoft.com/office/drawing/2010/main">
+          <mc:Fallback xmlns:a14="http://schemas.microsoft.com/office/drawing/2010/main" xmlns:pic="http://schemas.openxmlformats.org/drawingml/2006/picture" xmlns:a="http://schemas.openxmlformats.org/drawingml/2006/main">
             <w:pict w14:anchorId="0F3FCE19">
               <v:line id="Straight Connector 2" style="position:absolute;z-index:251639808;visibility:visible;mso-wrap-style:square;mso-wrap-distance-left:9pt;mso-wrap-distance-top:0;mso-wrap-distance-right:9pt;mso-wrap-distance-bottom:0;mso-position-horizontal:absolute;mso-position-horizontal-relative:text;mso-position-vertical:absolute;mso-position-vertical-relative:text" o:spid="_x0000_s1026" strokecolor="#1f3763 [1604]" strokeweight="1pt" from="0,91.8pt" to="466.8pt,91.8pt" w14:anchorId="7ED6B9A8" o:gfxdata="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">
                 <v:stroke joinstyle="miter"/>
@@ -1245,7 +1245,7 @@
               </wp:anchor>
             </w:drawing>
           </mc:Choice>
-          <mc:Fallback xmlns:a="http://schemas.openxmlformats.org/drawingml/2006/main" xmlns:pic="http://schemas.openxmlformats.org/drawingml/2006/picture" xmlns:a14="http://schemas.microsoft.com/office/drawing/2010/main">
+          <mc:Fallback xmlns:a14="http://schemas.microsoft.com/office/drawing/2010/main" xmlns:pic="http://schemas.openxmlformats.org/drawingml/2006/picture" xmlns:a="http://schemas.openxmlformats.org/drawingml/2006/main">
             <w:pict w14:anchorId="474F2540">
               <v:group id="Group 9" style="position:absolute;margin-left:414.8pt;margin-top:12.15pt;width:52.55pt;height:282.7pt;z-index:251660288" coordsize="6673,35901" o:spid="_x0000_s1026" w14:anchorId="122F3E6F" o:gfxdata="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">
                 <v:shapetype id="_x0000_t75" coordsize="21600,21600" filled="f" stroked="f" o:spt="75" o:preferrelative="t" path="m@4@5l@4@11@9@11@9@5xe">
@@ -1926,6 +1926,24 @@
 <file path=word/numbering.xml><?xml version="1.0" encoding="utf-8"?>
 <w:numbering xmlns:wpc="http://schemas.microsoft.com/office/word/2010/wordprocessingCanvas" xmlns:cx="http://schemas.microsoft.com/office/drawing/2014/chartex" xmlns:cx1="http://schemas.microsoft.com/office/drawing/2015/9/8/chartex" xmlns:cx2="http://schemas.microsoft.com/office/drawing/2015/10/21/chartex" xmlns:cx3="http://schemas.microsoft.com/office/drawing/2016/5/9/chartex" xmlns:cx4="http://schemas.microsoft.com/office/drawing/2016/5/10/chartex" xmlns:cx5="http://schemas.microsoft.com/office/drawing/2016/5/11/chartex" xmlns:cx6="http://schemas.microsoft.com/office/drawing/2016/5/12/chartex" xmlns:cx7="http://schemas.microsoft.com/office/drawing/2016/5/13/chartex" xmlns:cx8="http://schemas.microsoft.com/office/drawing/2016/5/14/chartex" xmlns:mc="http://schemas.openxmlformats.org/markup-compatibility/2006" xmlns:aink="http://schemas.microsoft.com/office/drawing/2016/ink" xmlns:am3d="http://schemas.microsoft.com/office/drawing/2017/model3d" xmlns:o="urn:schemas-microsoft-com:office:office" xmlns:oel="http://schemas.microsoft.com/office/2019/extlst" xmlns:r="http://schemas.openxmlformats.org/officeDocument/2006/relationships" xmlns:m="http://schemas.openxmlformats.org/officeDocument/2006/math" xmlns:v="urn:schemas-microsoft-com:vml" xmlns:wp14="http://schemas.microsoft.com/office/word/2010/wordprocessingDrawing" xmlns:wp="http://schemas.openxmlformats.org/drawingml/2006/wordprocessingDrawing" xmlns:w10="urn:schemas-microsoft-com:office:word" xmlns:w="http://schemas.openxmlformats.org/wordprocessingml/2006/main" xmlns:w14="http://schemas.microsoft.com/office/word/2010/wordml" xmlns:w15="http://schemas.microsoft.com/office/word/2012/wordml" xmlns:w16cex="http://schemas.microsoft.com/office/word/2018/wordml/cex" xmlns:w16cid="http://schemas.microsoft.com/office/word/2016/wordml/cid" xmlns:w16="http://schemas.microsoft.com/office/word/2018/wordml" xmlns:w16sdtdh="http://schemas.microsoft.com/office/word/2020/wordml/sdtdatahash" xmlns:w16se="http://schemas.microsoft.com/office/word/2015/wordml/symex" xmlns:wpg="http://schemas.microsoft.com/office/word/2010/wordprocessingGroup" xmlns:wpi="http://schemas.microsoft.com/office/word/2010/wordprocessingInk" xmlns:wne="http://schemas.microsoft.com/office/word/2006/wordml" xmlns:wps="http://schemas.microsoft.com/office/word/2010/wordprocessingShape" mc:Ignorable="w14 w15 w16se w16cid w16 w16cex w16sdtdh wp14">
   <w:abstractNum w:abstractNumId="0" w15:restartNumberingAfterBreak="0">
+    <w:nsid w:val="FFFFFF88"/>
+    <w:multiLevelType w:val="singleLevel"/>
+    <w:tmpl w:val="B4B04BEC"/>
+    <w:lvl w:ilvl="0">
+      <w:start w:val="1"/>
+      <w:numFmt w:val="decimal"/>
+      <w:pStyle w:val="ListNumber"/>
+      <w:lvlText w:val="%1."/>
+      <w:lvlJc w:val="left"/>
+      <w:pPr>
+        <w:tabs>
+          <w:tab w:val="num" w:pos="360"/>
+        </w:tabs>
+        <w:ind w:left="360" w:hanging="360"/>
+      </w:pPr>
+    </w:lvl>
+  </w:abstractNum>
+  <w:abstractNum w:abstractNumId="1" w15:restartNumberingAfterBreak="0">
     <w:nsid w:val="5ACB5656"/>
     <w:multiLevelType w:val="hybridMultilevel"/>
     <w:tmpl w:val="DF9015E4"/>
@@ -2039,6 +2057,9 @@
     </w:lvl>
   </w:abstractNum>
   <w:num w:numId="1" w16cid:durableId="1489131867">
+    <w:abstractNumId w:val="1"/>
+  </w:num>
+  <w:num w:numId="2" w16cid:durableId="600335465">
     <w:abstractNumId w:val="0"/>
   </w:num>
 </w:numbering>
@@ -2857,6 +2878,30 @@
       <w:szCs w:val="20"/>
     </w:rPr>
   </w:style>
+  <w:style w:type="paragraph" w:customStyle="1" w:styleId="NumberedList">
+    <w:name w:val="Numbered List"/>
+    <w:basedOn w:val="ListNumber"/>
+    <w:next w:val="Default"/>
+    <w:qFormat/>
+    <w:rsid w:val="007B7F8D"/>
+    <w:pPr>
+      <w:spacing w:after="0"/>
+    </w:pPr>
+  </w:style>
+  <w:style w:type="paragraph" w:styleId="ListNumber">
+    <w:name w:val="List Number"/>
+    <w:basedOn w:val="Normal"/>
+    <w:uiPriority w:val="99"/>
+    <w:semiHidden/>
+    <w:unhideWhenUsed/>
+    <w:rsid w:val="007B7F8D"/>
+    <w:pPr>
+      <w:numPr>
+        <w:numId w:val="2"/>
+      </w:numPr>
+      <w:contextualSpacing/>
+    </w:pPr>
+  </w:style>
 </w:styles>
 </file>
 
@@ -3156,25 +3201,6 @@
 </file>
 
 <file path=customXml/item1.xml><?xml version="1.0" encoding="utf-8"?>
-<b:Sources xmlns:b="http://schemas.openxmlformats.org/officeDocument/2006/bibliography" xmlns="http://schemas.openxmlformats.org/officeDocument/2006/bibliography" SelectedStyle="\APASixthEditionOfficeOnline.xsl" StyleName="APA" Version="6"/>
-</file>
-
-<file path=customXml/item2.xml><?xml version="1.0" encoding="utf-8"?>
-<p:properties xmlns:p="http://schemas.microsoft.com/office/2006/metadata/properties" xmlns:xsi="http://www.w3.org/2001/XMLSchema-instance" xmlns:pc="http://schemas.microsoft.com/office/infopath/2007/PartnerControls">
-  <documentManagement/>
-</p:properties>
-</file>
-
-<file path=customXml/item3.xml><?xml version="1.0" encoding="utf-8"?>
-<?mso-contentType ?>
-<FormTemplates xmlns="http://schemas.microsoft.com/sharepoint/v3/contenttype/forms">
-  <Display>DocumentLibraryForm</Display>
-  <Edit>DocumentLibraryForm</Edit>
-  <New>DocumentLibraryForm</New>
-</FormTemplates>
-</file>
-
-<file path=customXml/item4.xml><?xml version="1.0" encoding="utf-8"?>
 <ct:contentTypeSchema xmlns:ct="http://schemas.microsoft.com/office/2006/metadata/contentType" xmlns:ma="http://schemas.microsoft.com/office/2006/metadata/properties/metaAttributes" ct:_="" ma:_="" ma:contentTypeName="Document" ma:contentTypeID="0x01010043AC30EE3931924C951949B01581249A" ma:contentTypeVersion="3" ma:contentTypeDescription="Create a new document." ma:contentTypeScope="" ma:versionID="ecba60cf1f3c2b4798aa357a3e04473e">
   <xsd:schema xmlns:xsd="http://www.w3.org/2001/XMLSchema" xmlns:xs="http://www.w3.org/2001/XMLSchema" xmlns:p="http://schemas.microsoft.com/office/2006/metadata/properties" xmlns:ns2="5e46cd92-5281-4aec-af6d-ce68d6323cf6" targetNamespace="http://schemas.microsoft.com/office/2006/metadata/properties" ma:root="true" ma:fieldsID="749246a7d39d1518a48c156f5ef050f5" ns2:_="">
     <xsd:import namespace="5e46cd92-5281-4aec-af6d-ce68d6323cf6"/>
@@ -3312,32 +3338,26 @@
 </ct:contentTypeSchema>
 </file>
 
-<file path=customXml/itemProps1.xml><?xml version="1.0" encoding="utf-8"?>
-<ds:datastoreItem xmlns:ds="http://schemas.openxmlformats.org/officeDocument/2006/customXml" ds:itemID="{99DD2AA0-78B3-40EA-8C1D-954E770C8D8A}">
-  <ds:schemaRefs>
-    <ds:schemaRef ds:uri="http://schemas.openxmlformats.org/officeDocument/2006/bibliography"/>
-  </ds:schemaRefs>
-</ds:datastoreItem>
+<file path=customXml/item2.xml><?xml version="1.0" encoding="utf-8"?>
+<?mso-contentType ?>
+<FormTemplates xmlns="http://schemas.microsoft.com/sharepoint/v3/contenttype/forms">
+  <Display>DocumentLibraryForm</Display>
+  <Edit>DocumentLibraryForm</Edit>
+  <New>DocumentLibraryForm</New>
+</FormTemplates>
 </file>
 
-<file path=customXml/itemProps2.xml><?xml version="1.0" encoding="utf-8"?>
-<ds:datastoreItem xmlns:ds="http://schemas.openxmlformats.org/officeDocument/2006/customXml" ds:itemID="{509D1927-145B-4147-AE53-B018C6899FD0}">
-  <ds:schemaRefs>
-    <ds:schemaRef ds:uri="http://schemas.microsoft.com/office/2006/metadata/properties"/>
-    <ds:schemaRef ds:uri="http://schemas.microsoft.com/office/infopath/2007/PartnerControls"/>
-  </ds:schemaRefs>
-</ds:datastoreItem>
+<file path=customXml/item3.xml><?xml version="1.0" encoding="utf-8"?>
+<p:properties xmlns:p="http://schemas.microsoft.com/office/2006/metadata/properties" xmlns:xsi="http://www.w3.org/2001/XMLSchema-instance" xmlns:pc="http://schemas.microsoft.com/office/infopath/2007/PartnerControls">
+  <documentManagement/>
+</p:properties>
 </file>
 
-<file path=customXml/itemProps3.xml><?xml version="1.0" encoding="utf-8"?>
-<ds:datastoreItem xmlns:ds="http://schemas.openxmlformats.org/officeDocument/2006/customXml" ds:itemID="{E5876C36-A6F2-4B44-960A-B8B4B435ECCD}">
-  <ds:schemaRefs>
-    <ds:schemaRef ds:uri="http://schemas.microsoft.com/sharepoint/v3/contenttype/forms"/>
-  </ds:schemaRefs>
-</ds:datastoreItem>
+<file path=customXml/item4.xml><?xml version="1.0" encoding="utf-8"?>
+<b:Sources xmlns:b="http://schemas.openxmlformats.org/officeDocument/2006/bibliography" xmlns="http://schemas.openxmlformats.org/officeDocument/2006/bibliography" SelectedStyle="\APASixthEditionOfficeOnline.xsl" StyleName="APA" Version="6"/>
 </file>
 
-<file path=customXml/itemProps4.xml><?xml version="1.0" encoding="utf-8"?>
+<file path=customXml/itemProps1.xml><?xml version="1.0" encoding="utf-8"?>
 <ds:datastoreItem xmlns:ds="http://schemas.openxmlformats.org/officeDocument/2006/customXml" ds:itemID="{D4AD5993-87D2-4E47-8D6E-96B6100FF46D}">
   <ds:schemaRefs>
     <ds:schemaRef ds:uri="http://schemas.microsoft.com/office/2006/metadata/contentType"/>
@@ -3353,4 +3373,29 @@
     <ds:schemaRef ds:uri="http://schemas.microsoft.com/internal/obd"/>
   </ds:schemaRefs>
 </ds:datastoreItem>
+</file>
+
+<file path=customXml/itemProps2.xml><?xml version="1.0" encoding="utf-8"?>
+<ds:datastoreItem xmlns:ds="http://schemas.openxmlformats.org/officeDocument/2006/customXml" ds:itemID="{E5876C36-A6F2-4B44-960A-B8B4B435ECCD}">
+  <ds:schemaRefs>
+    <ds:schemaRef ds:uri="http://schemas.microsoft.com/sharepoint/v3/contenttype/forms"/>
+  </ds:schemaRefs>
+</ds:datastoreItem>
+</file>
+
+<file path=customXml/itemProps3.xml><?xml version="1.0" encoding="utf-8"?>
+<ds:datastoreItem xmlns:ds="http://schemas.openxmlformats.org/officeDocument/2006/customXml" ds:itemID="{509D1927-145B-4147-AE53-B018C6899FD0}">
+  <ds:schemaRefs>
+    <ds:schemaRef ds:uri="http://schemas.microsoft.com/office/2006/metadata/properties"/>
+    <ds:schemaRef ds:uri="http://schemas.microsoft.com/office/infopath/2007/PartnerControls"/>
+  </ds:schemaRefs>
+</ds:datastoreItem>
+</file>
+
+<file path=customXml/itemProps4.xml><?xml version="1.0" encoding="utf-8"?>
+<ds:datastoreItem xmlns:ds="http://schemas.openxmlformats.org/officeDocument/2006/customXml" ds:itemID="{99DD2AA0-78B3-40EA-8C1D-954E770C8D8A}">
+  <ds:schemaRefs>
+    <ds:schemaRef ds:uri="http://schemas.openxmlformats.org/officeDocument/2006/bibliography"/>
+  </ds:schemaRefs>
+</ds:datastoreItem>
 </file>
--- a/backend/docx/SyllabusTemplate.docx
+++ b/backend/docx/SyllabusTemplate.docx
@@ -351,7 +351,6 @@
         </w:rPr>
         <w:t>${</w:t>
       </w:r>
-      <w:proofErr w:type="spellStart"/>
       <w:r>
         <w:rPr>
           <w:b/>
@@ -362,7 +361,6 @@
         </w:rPr>
         <w:t>subj_code</w:t>
       </w:r>
-      <w:proofErr w:type="spellEnd"/>
       <w:r>
         <w:rPr>
           <w:b/>
@@ -403,7 +401,6 @@
         </w:rPr>
         <w:t>{</w:t>
       </w:r>
-      <w:proofErr w:type="spellStart"/>
       <w:r>
         <w:rPr>
           <w:b/>
@@ -444,7 +441,6 @@
         </w:rPr>
         <w:t>ber</w:t>
       </w:r>
-      <w:proofErr w:type="spellEnd"/>
       <w:r>
         <w:rPr>
           <w:b/>
@@ -495,7 +491,6 @@
         </w:rPr>
         <w:t>{</w:t>
       </w:r>
-      <w:proofErr w:type="spellStart"/>
       <w:r>
         <w:rPr>
           <w:b/>
@@ -506,7 +501,6 @@
         </w:rPr>
         <w:t>course_title</w:t>
       </w:r>
-      <w:proofErr w:type="spellEnd"/>
       <w:r>
         <w:rPr>
           <w:b/>
@@ -672,14 +666,6 @@
       </w:r>
     </w:p>
     <w:p/>
-    <w:p>
-      <w:pPr>
-        <w:pStyle w:val="Heading2"/>
-        <w:rPr>
-          <w:color w:val="1F3864" w:themeColor="accent1" w:themeShade="80"/>
-        </w:rPr>
-      </w:pPr>
-    </w:p>
     <w:p>
       <w:pPr>
         <w:pStyle w:val="Heading2"/>
@@ -690,6 +676,17 @@
           <w:color w:val="1F3864" w:themeColor="accent1" w:themeShade="80"/>
         </w:rPr>
       </w:pPr>
+    </w:p>
+    <w:p>
+      <w:pPr>
+        <w:pStyle w:val="Heading2"/>
+        <w:spacing w:before="0"/>
+        <w:rPr>
+          <w:b/>
+          <w:bCs/>
+          <w:color w:val="1F3864" w:themeColor="accent1" w:themeShade="80"/>
+        </w:rPr>
+      </w:pPr>
       <w:r>
         <w:rPr>
           <w:b/>
@@ -734,11 +731,9 @@
       <w:r>
         <w:t>${</w:t>
       </w:r>
-      <w:proofErr w:type="spellStart"/>
       <w:r>
         <w:t>instructor_name</w:t>
       </w:r>
-      <w:proofErr w:type="spellEnd"/>
       <w:r>
         <w:t>}</w:t>
       </w:r>
@@ -754,11 +749,9 @@
       <w:r>
         <w:t>{</w:t>
       </w:r>
-      <w:proofErr w:type="spellStart"/>
       <w:r>
         <w:t>instructor_title</w:t>
       </w:r>
-      <w:proofErr w:type="spellEnd"/>
       <w:r>
         <w:t>}</w:t>
       </w:r>
@@ -783,11 +776,9 @@
       <w:r>
         <w:t>{</w:t>
       </w:r>
-      <w:proofErr w:type="spellStart"/>
       <w:r>
         <w:t>instructor_pronouns</w:t>
       </w:r>
-      <w:proofErr w:type="spellEnd"/>
       <w:r>
         <w:t>}</w:t>
       </w:r>
@@ -864,11 +855,9 @@
       <w:r>
         <w:t>${</w:t>
       </w:r>
-      <w:proofErr w:type="spellStart"/>
       <w:r>
         <w:t>office_location</w:t>
       </w:r>
-      <w:proofErr w:type="spellEnd"/>
       <w:r>
         <w:t>}</w:t>
       </w:r>
@@ -889,11 +878,9 @@
       <w:r>
         <w:t>${</w:t>
       </w:r>
-      <w:proofErr w:type="spellStart"/>
       <w:r>
         <w:t>office_hours</w:t>
       </w:r>
-      <w:proofErr w:type="spellEnd"/>
       <w:r>
         <w:t>}</w:t>
       </w:r>
@@ -908,133 +895,99 @@
         <w:spacing w:after="0"/>
       </w:pPr>
       <w:r>
-        <w:t>&lt;</w:t>
-      </w:r>
-      <w:proofErr w:type="spellStart"/>
-      <w:r>
+        <w:t>&lt;instructor_additional_information&gt;</w:t>
+      </w:r>
+    </w:p>
+    <w:p>
+      <w:pPr>
+        <w:spacing w:after="0"/>
+        <w:rPr>
+          <w:lang w:val="fr-FR"/>
+        </w:rPr>
+      </w:pPr>
+      <w:r>
+        <w:rPr>
+          <w:lang w:val="fr-FR"/>
+        </w:rPr>
+        <w:t>${</w:t>
+      </w:r>
+      <w:r>
+        <w:rPr>
+          <w:lang w:val="fr-FR"/>
+        </w:rPr>
+        <w:t xml:space="preserve"> </w:t>
+      </w:r>
+      <w:r>
+        <w:rPr>
+          <w:lang w:val="fr-FR"/>
+        </w:rPr>
         <w:t>instructor_additional_information</w:t>
       </w:r>
-      <w:proofErr w:type="spellEnd"/>
-      <w:r>
-        <w:t>&gt;</w:t>
-      </w:r>
-    </w:p>
-    <w:p>
-      <w:pPr>
-        <w:spacing w:after="0"/>
+      <w:r>
         <w:rPr>
           <w:lang w:val="fr-FR"/>
         </w:rPr>
-      </w:pPr>
-      <w:proofErr w:type="gramStart"/>
-      <w:r>
+        <w:t>}</w:t>
+      </w:r>
+    </w:p>
+    <w:p>
+      <w:pPr>
+        <w:spacing w:after="0"/>
         <w:rPr>
           <w:lang w:val="fr-FR"/>
         </w:rPr>
+      </w:pPr>
+      <w:r>
+        <w:rPr>
+          <w:lang w:val="fr-FR"/>
+        </w:rPr>
+        <w:t>&lt;/instructor_additional_information&gt;</w:t>
+      </w:r>
+    </w:p>
+    <w:p>
+      <w:pPr>
+        <w:spacing w:after="0"/>
+        <w:rPr>
+          <w:lang w:val="fr-FR"/>
+        </w:rPr>
+      </w:pPr>
+    </w:p>
+    <w:p>
+      <w:pPr>
+        <w:spacing w:after="0"/>
+        <w:rPr>
+          <w:rFonts w:asciiTheme="majorHAnsi" w:eastAsiaTheme="majorEastAsia" w:hAnsiTheme="majorHAnsi" w:cstheme="majorBidi"/>
+          <w:b/>
+          <w:bCs/>
+          <w:color w:val="1F3864" w:themeColor="accent1" w:themeShade="80"/>
+          <w:sz w:val="26"/>
+          <w:szCs w:val="26"/>
+          <w:lang w:val="fr-FR"/>
+        </w:rPr>
+      </w:pPr>
+      <w:r>
+        <w:rPr>
+          <w:rFonts w:asciiTheme="majorHAnsi" w:eastAsiaTheme="majorEastAsia" w:hAnsiTheme="majorHAnsi" w:cstheme="majorBidi"/>
+          <w:b/>
+          <w:bCs/>
+          <w:color w:val="1F3864" w:themeColor="accent1" w:themeShade="80"/>
+          <w:sz w:val="26"/>
+          <w:szCs w:val="26"/>
+          <w:lang w:val="fr-FR"/>
+        </w:rPr>
+        <w:t>Course Description</w:t>
+      </w:r>
+    </w:p>
+    <w:p>
+      <w:pPr>
+        <w:spacing w:after="0"/>
+      </w:pPr>
+      <w:r>
         <w:t>${</w:t>
       </w:r>
       <w:r>
-        <w:rPr>
-          <w:lang w:val="fr-FR"/>
-        </w:rPr>
-        <w:t xml:space="preserve"> </w:t>
-      </w:r>
-      <w:proofErr w:type="spellStart"/>
-      <w:r>
-        <w:rPr>
-          <w:lang w:val="fr-FR"/>
-        </w:rPr>
-        <w:t>instructor</w:t>
-      </w:r>
-      <w:proofErr w:type="gramEnd"/>
-      <w:r>
-        <w:rPr>
-          <w:lang w:val="fr-FR"/>
-        </w:rPr>
-        <w:t>_additional_information</w:t>
-      </w:r>
-      <w:proofErr w:type="spellEnd"/>
-      <w:r>
-        <w:rPr>
-          <w:lang w:val="fr-FR"/>
-        </w:rPr>
-        <w:t>}</w:t>
-      </w:r>
-    </w:p>
-    <w:p>
-      <w:pPr>
-        <w:spacing w:after="0"/>
-        <w:rPr>
-          <w:lang w:val="fr-FR"/>
-        </w:rPr>
-      </w:pPr>
-      <w:r>
-        <w:rPr>
-          <w:lang w:val="fr-FR"/>
-        </w:rPr>
-        <w:t>&lt;/</w:t>
-      </w:r>
-      <w:proofErr w:type="spellStart"/>
-      <w:r>
-        <w:rPr>
-          <w:lang w:val="fr-FR"/>
-        </w:rPr>
-        <w:t>instructor_additional_information</w:t>
-      </w:r>
-      <w:proofErr w:type="spellEnd"/>
-      <w:r>
-        <w:rPr>
-          <w:lang w:val="fr-FR"/>
-        </w:rPr>
-        <w:t>&gt;</w:t>
-      </w:r>
-    </w:p>
-    <w:p>
-      <w:pPr>
-        <w:spacing w:after="0"/>
-        <w:rPr>
-          <w:lang w:val="fr-FR"/>
-        </w:rPr>
-      </w:pPr>
-    </w:p>
-    <w:p>
-      <w:pPr>
-        <w:spacing w:after="0"/>
-        <w:rPr>
-          <w:rFonts w:asciiTheme="majorHAnsi" w:eastAsiaTheme="majorEastAsia" w:hAnsiTheme="majorHAnsi" w:cstheme="majorBidi"/>
-          <w:b/>
-          <w:bCs/>
-          <w:color w:val="1F3864" w:themeColor="accent1" w:themeShade="80"/>
-          <w:sz w:val="26"/>
-          <w:szCs w:val="26"/>
-          <w:lang w:val="fr-FR"/>
-        </w:rPr>
-      </w:pPr>
-      <w:r>
-        <w:rPr>
-          <w:rFonts w:asciiTheme="majorHAnsi" w:eastAsiaTheme="majorEastAsia" w:hAnsiTheme="majorHAnsi" w:cstheme="majorBidi"/>
-          <w:b/>
-          <w:bCs/>
-          <w:color w:val="1F3864" w:themeColor="accent1" w:themeShade="80"/>
-          <w:sz w:val="26"/>
-          <w:szCs w:val="26"/>
-          <w:lang w:val="fr-FR"/>
-        </w:rPr>
-        <w:t>Course Description</w:t>
-      </w:r>
-    </w:p>
-    <w:p>
-      <w:pPr>
-        <w:spacing w:after="0"/>
-      </w:pPr>
-      <w:r>
-        <w:t>${</w:t>
-      </w:r>
-      <w:proofErr w:type="spellStart"/>
-      <w:r>
         <w:t>course_description</w:t>
       </w:r>
-      <w:proofErr w:type="spellEnd"/>
       <w:r>
         <w:t>}</w:t>
       </w:r>
@@ -1331,7 +1284,6 @@
         </w:rPr>
         <w:t xml:space="preserve"> </w:t>
       </w:r>
-      <w:proofErr w:type="spellStart"/>
       <w:r>
         <w:rPr>
           <w:rStyle w:val="Heading4Char"/>
@@ -1342,7 +1294,6 @@
         </w:rPr>
         <w:t>lo_syllabus_json</w:t>
       </w:r>
-      <w:proofErr w:type="spellEnd"/>
       <w:r>
         <w:t xml:space="preserve"> </w:t>
       </w:r>
@@ -1465,16 +1416,13 @@
         <w:spacing w:after="0"/>
       </w:pPr>
       <w:r>
-        <w:t>${</w:t>
-      </w:r>
-      <w:proofErr w:type="spellStart"/>
-      <w:r>
-        <w:t>course_materials</w:t>
-      </w:r>
-      <w:proofErr w:type="spellEnd"/>
-      <w:r>
-        <w:t>}</w:t>
-      </w:r>
+        <w:t>${course_materials}</w:t>
+      </w:r>
+    </w:p>
+    <w:p>
+      <w:pPr>
+        <w:spacing w:after="0"/>
+      </w:pPr>
     </w:p>
     <w:p>
       <w:pPr>
@@ -1503,6 +1451,27 @@
           <w:szCs w:val="26"/>
         </w:rPr>
         <w:t>Assessments</w:t>
+      </w:r>
+    </w:p>
+    <w:p>
+      <w:pPr>
+        <w:spacing w:after="0"/>
+        <w:rPr>
+          <w:rStyle w:val="Heading4Char"/>
+          <w:b/>
+          <w:bCs/>
+          <w:i w:val="0"/>
+          <w:iCs w:val="0"/>
+          <w:color w:val="1F3864" w:themeColor="accent1" w:themeShade="80"/>
+        </w:rPr>
+      </w:pPr>
+    </w:p>
+    <w:p>
+      <w:pPr>
+        <w:spacing w:after="0"/>
+      </w:pPr>
+      <w:r>
+        <w:t>The final course grade will be calculated using the following assessments:</w:t>
       </w:r>
     </w:p>
     <w:p>
@@ -1537,10 +1506,17 @@
           <w:iCs w:val="0"/>
           <w:color w:val="auto"/>
         </w:rPr>
-        <w:t>${</w:t>
-      </w:r>
-      <w:proofErr w:type="spellStart"/>
-      <w:r>
+        <w:t>${assmt_assignments_syllabus_json}</w:t>
+      </w:r>
+    </w:p>
+    <w:p>
+      <w:pPr>
+        <w:spacing w:after="0"/>
+      </w:pPr>
+    </w:p>
+    <w:p>
+      <w:pPr>
+        <w:spacing w:after="0"/>
         <w:rPr>
           <w:rStyle w:val="Heading4Char"/>
           <w:rFonts w:asciiTheme="minorHAnsi" w:hAnsiTheme="minorHAnsi" w:cstheme="minorHAnsi"/>
@@ -1548,9 +1524,7 @@
           <w:iCs w:val="0"/>
           <w:color w:val="auto"/>
         </w:rPr>
-        <w:t>assmt_assignments_syllabus_json</w:t>
-      </w:r>
-      <w:proofErr w:type="spellEnd"/>
+      </w:pPr>
       <w:r>
         <w:rPr>
           <w:rStyle w:val="Heading4Char"/>
@@ -1559,7 +1533,7 @@
           <w:iCs w:val="0"/>
           <w:color w:val="auto"/>
         </w:rPr>
-        <w:t>}</w:t>
+        <w:t>${assmt_assignments_syllabus_json}</w:t>
       </w:r>
     </w:p>
     <w:p>
@@ -1580,21 +1554,8 @@
         <w:spacing w:after="0"/>
       </w:pPr>
       <w:r>
-        <w:t>${</w:t>
-      </w:r>
-      <w:proofErr w:type="spellStart"/>
-      <w:r>
-        <w:t>grade_table_syllabus_list</w:t>
-      </w:r>
-      <w:proofErr w:type="spellEnd"/>
-      <w:r>
-        <w:t>}</w:t>
-      </w:r>
-    </w:p>
-    <w:p>
-      <w:pPr>
-        <w:spacing w:after="0"/>
-      </w:pPr>
+        <w:t>${grade_table_syllabus_list}</w:t>
+      </w:r>
     </w:p>
     <w:p>
       <w:pPr>
@@ -1653,29 +1614,7 @@
           <w:iCs w:val="0"/>
           <w:color w:val="auto"/>
         </w:rPr>
-        <w:t>${</w:t>
-      </w:r>
-      <w:proofErr w:type="spellStart"/>
-      <w:r>
-        <w:rPr>
-          <w:rStyle w:val="Heading4Char"/>
-          <w:rFonts w:asciiTheme="minorHAnsi" w:hAnsiTheme="minorHAnsi" w:cstheme="minorHAnsi"/>
-          <w:i w:val="0"/>
-          <w:iCs w:val="0"/>
-          <w:color w:val="auto"/>
-        </w:rPr>
-        <w:t>grading_policies_syllabus_json</w:t>
-      </w:r>
-      <w:proofErr w:type="spellEnd"/>
-      <w:r>
-        <w:rPr>
-          <w:rStyle w:val="Heading4Char"/>
-          <w:rFonts w:asciiTheme="minorHAnsi" w:hAnsiTheme="minorHAnsi" w:cstheme="minorHAnsi"/>
-          <w:i w:val="0"/>
-          <w:iCs w:val="0"/>
-          <w:color w:val="auto"/>
-        </w:rPr>
-        <w:t>}</w:t>
+        <w:t>${grading_policies_syllabus_json}</w:t>
       </w:r>
     </w:p>
     <w:p>
@@ -1717,23 +1656,7 @@
     </w:p>
     <w:p>
       <w:r>
-        <w:t>&lt;</w:t>
-      </w:r>
-      <w:proofErr w:type="spellStart"/>
-      <w:r>
-        <w:t>policy_statements</w:t>
-      </w:r>
-      <w:proofErr w:type="spellEnd"/>
-      <w:r>
-        <w:t>&gt;&lt;/</w:t>
-      </w:r>
-      <w:proofErr w:type="spellStart"/>
-      <w:r>
-        <w:t>policy_statements</w:t>
-      </w:r>
-      <w:proofErr w:type="spellEnd"/>
-      <w:r>
-        <w:t>&gt;</w:t>
+        <w:t>&lt;policy_statements&gt;&lt;/policy_statements&gt;</w:t>
       </w:r>
     </w:p>
     <w:p>
@@ -1782,21 +1705,13 @@
     </w:p>
     <w:p>
       <w:r>
-        <w:t>${</w:t>
-      </w:r>
-      <w:proofErr w:type="spellStart"/>
-      <w:r>
-        <w:t>course_schedule_</w:t>
+        <w:t>${course_schedule_</w:t>
       </w:r>
       <w:r>
         <w:t>syllabus_</w:t>
       </w:r>
       <w:r>
-        <w:t>list</w:t>
-      </w:r>
-      <w:proofErr w:type="spellEnd"/>
-      <w:r>
-        <w:t>}</w:t>
+        <w:t>list}</w:t>
       </w:r>
     </w:p>
     <w:p>
@@ -1831,6 +1746,7 @@
         <w:separator/>
       </w:r>
     </w:p>
+    <w:p/>
   </w:endnote>
   <w:endnote w:type="continuationSeparator" w:id="0">
     <w:p>
@@ -1841,6 +1757,7 @@
         <w:continuationSeparator/>
       </w:r>
     </w:p>
+    <w:p/>
   </w:endnote>
 </w:endnotes>
 </file>
@@ -1895,6 +1812,7 @@
       <w:pStyle w:val="Footer"/>
     </w:pPr>
   </w:p>
+  <w:p/>
 </w:ftr>
 </file>
 
@@ -1909,6 +1827,7 @@
         <w:separator/>
       </w:r>
     </w:p>
+    <w:p/>
   </w:footnote>
   <w:footnote w:type="continuationSeparator" w:id="0">
     <w:p>
@@ -1919,6 +1838,7 @@
         <w:continuationSeparator/>
       </w:r>
     </w:p>
+    <w:p/>
   </w:footnote>
 </w:footnotes>
 </file>
@@ -1928,7 +1848,7 @@
   <w:abstractNum w:abstractNumId="0" w15:restartNumberingAfterBreak="0">
     <w:nsid w:val="FFFFFF88"/>
     <w:multiLevelType w:val="singleLevel"/>
-    <w:tmpl w:val="B4B04BEC"/>
+    <w:tmpl w:val="805A9E74"/>
     <w:lvl w:ilvl="0">
       <w:start w:val="1"/>
       <w:numFmt w:val="decimal"/>
@@ -1944,12 +1864,34 @@
     </w:lvl>
   </w:abstractNum>
   <w:abstractNum w:abstractNumId="1" w15:restartNumberingAfterBreak="0">
+    <w:nsid w:val="FFFFFF89"/>
+    <w:multiLevelType w:val="singleLevel"/>
+    <w:tmpl w:val="FC82B1FE"/>
+    <w:lvl w:ilvl="0">
+      <w:start w:val="1"/>
+      <w:numFmt w:val="bullet"/>
+      <w:pStyle w:val="ListBullet"/>
+      <w:lvlText w:val=""/>
+      <w:lvlJc w:val="left"/>
+      <w:pPr>
+        <w:tabs>
+          <w:tab w:val="num" w:pos="360"/>
+        </w:tabs>
+        <w:ind w:left="360" w:hanging="360"/>
+      </w:pPr>
+      <w:rPr>
+        <w:rFonts w:ascii="Symbol" w:hAnsi="Symbol" w:hint="default"/>
+      </w:rPr>
+    </w:lvl>
+  </w:abstractNum>
+  <w:abstractNum w:abstractNumId="2" w15:restartNumberingAfterBreak="0">
     <w:nsid w:val="5ACB5656"/>
     <w:multiLevelType w:val="hybridMultilevel"/>
-    <w:tmpl w:val="DF9015E4"/>
-    <w:lvl w:ilvl="0" w:tplc="04090001">
+    <w:tmpl w:val="BA527AE2"/>
+    <w:lvl w:ilvl="0" w:tplc="C506ECDA">
       <w:start w:val="1"/>
       <w:numFmt w:val="bullet"/>
+      <w:pStyle w:val="BulletList"/>
       <w:lvlText w:val=""/>
       <w:lvlJc w:val="left"/>
       <w:pPr>
@@ -2056,11 +1998,103 @@
       </w:rPr>
     </w:lvl>
   </w:abstractNum>
+  <w:abstractNum w:abstractNumId="3" w15:restartNumberingAfterBreak="0">
+    <w:nsid w:val="64183B12"/>
+    <w:multiLevelType w:val="multilevel"/>
+    <w:tmpl w:val="0409001F"/>
+    <w:lvl w:ilvl="0">
+      <w:start w:val="1"/>
+      <w:numFmt w:val="decimal"/>
+      <w:lvlText w:val="%1."/>
+      <w:lvlJc w:val="left"/>
+      <w:pPr>
+        <w:ind w:left="360" w:hanging="360"/>
+      </w:pPr>
+    </w:lvl>
+    <w:lvl w:ilvl="1">
+      <w:start w:val="1"/>
+      <w:numFmt w:val="decimal"/>
+      <w:lvlText w:val="%1.%2."/>
+      <w:lvlJc w:val="left"/>
+      <w:pPr>
+        <w:ind w:left="792" w:hanging="432"/>
+      </w:pPr>
+    </w:lvl>
+    <w:lvl w:ilvl="2">
+      <w:start w:val="1"/>
+      <w:numFmt w:val="decimal"/>
+      <w:lvlText w:val="%1.%2.%3."/>
+      <w:lvlJc w:val="left"/>
+      <w:pPr>
+        <w:ind w:left="1224" w:hanging="504"/>
+      </w:pPr>
+    </w:lvl>
+    <w:lvl w:ilvl="3">
+      <w:start w:val="1"/>
+      <w:numFmt w:val="decimal"/>
+      <w:lvlText w:val="%1.%2.%3.%4."/>
+      <w:lvlJc w:val="left"/>
+      <w:pPr>
+        <w:ind w:left="1728" w:hanging="648"/>
+      </w:pPr>
+    </w:lvl>
+    <w:lvl w:ilvl="4">
+      <w:start w:val="1"/>
+      <w:numFmt w:val="decimal"/>
+      <w:lvlText w:val="%1.%2.%3.%4.%5."/>
+      <w:lvlJc w:val="left"/>
+      <w:pPr>
+        <w:ind w:left="2232" w:hanging="792"/>
+      </w:pPr>
+    </w:lvl>
+    <w:lvl w:ilvl="5">
+      <w:start w:val="1"/>
+      <w:numFmt w:val="decimal"/>
+      <w:lvlText w:val="%1.%2.%3.%4.%5.%6."/>
+      <w:lvlJc w:val="left"/>
+      <w:pPr>
+        <w:ind w:left="2736" w:hanging="936"/>
+      </w:pPr>
+    </w:lvl>
+    <w:lvl w:ilvl="6">
+      <w:start w:val="1"/>
+      <w:numFmt w:val="decimal"/>
+      <w:lvlText w:val="%1.%2.%3.%4.%5.%6.%7."/>
+      <w:lvlJc w:val="left"/>
+      <w:pPr>
+        <w:ind w:left="3240" w:hanging="1080"/>
+      </w:pPr>
+    </w:lvl>
+    <w:lvl w:ilvl="7">
+      <w:start w:val="1"/>
+      <w:numFmt w:val="decimal"/>
+      <w:lvlText w:val="%1.%2.%3.%4.%5.%6.%7.%8."/>
+      <w:lvlJc w:val="left"/>
+      <w:pPr>
+        <w:ind w:left="3744" w:hanging="1224"/>
+      </w:pPr>
+    </w:lvl>
+    <w:lvl w:ilvl="8">
+      <w:start w:val="1"/>
+      <w:numFmt w:val="decimal"/>
+      <w:lvlText w:val="%1.%2.%3.%4.%5.%6.%7.%8.%9."/>
+      <w:lvlJc w:val="left"/>
+      <w:pPr>
+        <w:ind w:left="4320" w:hanging="1440"/>
+      </w:pPr>
+    </w:lvl>
+  </w:abstractNum>
   <w:num w:numId="1" w16cid:durableId="1489131867">
-    <w:abstractNumId w:val="1"/>
+    <w:abstractNumId w:val="2"/>
   </w:num>
   <w:num w:numId="2" w16cid:durableId="600335465">
     <w:abstractNumId w:val="0"/>
+  </w:num>
+  <w:num w:numId="3" w16cid:durableId="1628462195">
+    <w:abstractNumId w:val="1"/>
+  </w:num>
+  <w:num w:numId="4" w16cid:durableId="202060863">
+    <w:abstractNumId w:val="3"/>
   </w:num>
 </w:numbering>
 </file>
@@ -2902,6 +2936,67 @@
       <w:contextualSpacing/>
     </w:pPr>
   </w:style>
+  <w:style w:type="paragraph" w:styleId="ListBullet">
+    <w:name w:val="List Bullet"/>
+    <w:basedOn w:val="Normal"/>
+    <w:link w:val="ListBulletChar"/>
+    <w:uiPriority w:val="99"/>
+    <w:semiHidden/>
+    <w:unhideWhenUsed/>
+    <w:rsid w:val="00436043"/>
+    <w:pPr>
+      <w:numPr>
+        <w:numId w:val="3"/>
+      </w:numPr>
+      <w:contextualSpacing/>
+    </w:pPr>
+  </w:style>
+  <w:style w:type="character" w:customStyle="1" w:styleId="ListBulletChar">
+    <w:name w:val="List Bullet Char"/>
+    <w:basedOn w:val="DefaultParagraphFont"/>
+    <w:link w:val="ListBullet"/>
+    <w:uiPriority w:val="99"/>
+    <w:semiHidden/>
+    <w:rsid w:val="00436043"/>
+  </w:style>
+  <w:style w:type="paragraph" w:customStyle="1" w:styleId="BulletList">
+    <w:name w:val="Bullet List"/>
+    <w:basedOn w:val="ListParagraph"/>
+    <w:qFormat/>
+    <w:rsid w:val="00B95529"/>
+    <w:pPr>
+      <w:numPr>
+        <w:numId w:val="1"/>
+      </w:numPr>
+      <w:spacing w:after="0"/>
+    </w:pPr>
+  </w:style>
+  <w:style w:type="character" w:customStyle="1" w:styleId="ListItemTitle">
+    <w:name w:val="List Item Title"/>
+    <w:basedOn w:val="Heading4Char"/>
+    <w:uiPriority w:val="1"/>
+    <w:qFormat/>
+    <w:rsid w:val="001904C5"/>
+    <w:rPr>
+      <w:rFonts w:asciiTheme="majorHAnsi" w:eastAsiaTheme="majorEastAsia" w:hAnsiTheme="majorHAnsi" w:cstheme="majorBidi"/>
+      <w:i/>
+      <w:iCs/>
+      <w:color w:val="1F3864" w:themeColor="accent1" w:themeShade="80"/>
+    </w:rPr>
+  </w:style>
+  <w:style w:type="paragraph" w:customStyle="1" w:styleId="CPTNumberedList">
+    <w:name w:val="CPT Numbered List"/>
+    <w:basedOn w:val="NumberedList"/>
+    <w:qFormat/>
+    <w:rsid w:val="00AE38AC"/>
+    <w:pPr>
+      <w:tabs>
+        <w:tab w:val="clear" w:pos="360"/>
+        <w:tab w:val="num" w:pos="720"/>
+      </w:tabs>
+      <w:ind w:left="720"/>
+    </w:pPr>
+  </w:style>
 </w:styles>
 </file>
 
@@ -3201,6 +3296,25 @@
 </file>
 
 <file path=customXml/item1.xml><?xml version="1.0" encoding="utf-8"?>
+<?mso-contentType ?>
+<FormTemplates xmlns="http://schemas.microsoft.com/sharepoint/v3/contenttype/forms">
+  <Display>DocumentLibraryForm</Display>
+  <Edit>DocumentLibraryForm</Edit>
+  <New>DocumentLibraryForm</New>
+</FormTemplates>
+</file>
+
+<file path=customXml/item2.xml><?xml version="1.0" encoding="utf-8"?>
+<p:properties xmlns:p="http://schemas.microsoft.com/office/2006/metadata/properties" xmlns:xsi="http://www.w3.org/2001/XMLSchema-instance" xmlns:pc="http://schemas.microsoft.com/office/infopath/2007/PartnerControls">
+  <documentManagement/>
+</p:properties>
+</file>
+
+<file path=customXml/item3.xml><?xml version="1.0" encoding="utf-8"?>
+<b:Sources xmlns:b="http://schemas.openxmlformats.org/officeDocument/2006/bibliography" xmlns="http://schemas.openxmlformats.org/officeDocument/2006/bibliography" SelectedStyle="\APASixthEditionOfficeOnline.xsl" StyleName="APA" Version="6"/>
+</file>
+
+<file path=customXml/item4.xml><?xml version="1.0" encoding="utf-8"?>
 <ct:contentTypeSchema xmlns:ct="http://schemas.microsoft.com/office/2006/metadata/contentType" xmlns:ma="http://schemas.microsoft.com/office/2006/metadata/properties/metaAttributes" ct:_="" ma:_="" ma:contentTypeName="Document" ma:contentTypeID="0x01010043AC30EE3931924C951949B01581249A" ma:contentTypeVersion="3" ma:contentTypeDescription="Create a new document." ma:contentTypeScope="" ma:versionID="ecba60cf1f3c2b4798aa357a3e04473e">
   <xsd:schema xmlns:xsd="http://www.w3.org/2001/XMLSchema" xmlns:xs="http://www.w3.org/2001/XMLSchema" xmlns:p="http://schemas.microsoft.com/office/2006/metadata/properties" xmlns:ns2="5e46cd92-5281-4aec-af6d-ce68d6323cf6" targetNamespace="http://schemas.microsoft.com/office/2006/metadata/properties" ma:root="true" ma:fieldsID="749246a7d39d1518a48c156f5ef050f5" ns2:_="">
     <xsd:import namespace="5e46cd92-5281-4aec-af6d-ce68d6323cf6"/>
@@ -3338,26 +3452,32 @@
 </ct:contentTypeSchema>
 </file>
 
-<file path=customXml/item2.xml><?xml version="1.0" encoding="utf-8"?>
-<?mso-contentType ?>
-<FormTemplates xmlns="http://schemas.microsoft.com/sharepoint/v3/contenttype/forms">
-  <Display>DocumentLibraryForm</Display>
-  <Edit>DocumentLibraryForm</Edit>
-  <New>DocumentLibraryForm</New>
-</FormTemplates>
+<file path=customXml/itemProps1.xml><?xml version="1.0" encoding="utf-8"?>
+<ds:datastoreItem xmlns:ds="http://schemas.openxmlformats.org/officeDocument/2006/customXml" ds:itemID="{E5876C36-A6F2-4B44-960A-B8B4B435ECCD}">
+  <ds:schemaRefs>
+    <ds:schemaRef ds:uri="http://schemas.microsoft.com/sharepoint/v3/contenttype/forms"/>
+  </ds:schemaRefs>
+</ds:datastoreItem>
 </file>
 
-<file path=customXml/item3.xml><?xml version="1.0" encoding="utf-8"?>
-<p:properties xmlns:p="http://schemas.microsoft.com/office/2006/metadata/properties" xmlns:xsi="http://www.w3.org/2001/XMLSchema-instance" xmlns:pc="http://schemas.microsoft.com/office/infopath/2007/PartnerControls">
-  <documentManagement/>
-</p:properties>
+<file path=customXml/itemProps2.xml><?xml version="1.0" encoding="utf-8"?>
+<ds:datastoreItem xmlns:ds="http://schemas.openxmlformats.org/officeDocument/2006/customXml" ds:itemID="{509D1927-145B-4147-AE53-B018C6899FD0}">
+  <ds:schemaRefs>
+    <ds:schemaRef ds:uri="http://schemas.microsoft.com/office/2006/metadata/properties"/>
+    <ds:schemaRef ds:uri="http://schemas.microsoft.com/office/infopath/2007/PartnerControls"/>
+  </ds:schemaRefs>
+</ds:datastoreItem>
 </file>
 
-<file path=customXml/item4.xml><?xml version="1.0" encoding="utf-8"?>
-<b:Sources xmlns:b="http://schemas.openxmlformats.org/officeDocument/2006/bibliography" xmlns="http://schemas.openxmlformats.org/officeDocument/2006/bibliography" SelectedStyle="\APASixthEditionOfficeOnline.xsl" StyleName="APA" Version="6"/>
+<file path=customXml/itemProps3.xml><?xml version="1.0" encoding="utf-8"?>
+<ds:datastoreItem xmlns:ds="http://schemas.openxmlformats.org/officeDocument/2006/customXml" ds:itemID="{99DD2AA0-78B3-40EA-8C1D-954E770C8D8A}">
+  <ds:schemaRefs>
+    <ds:schemaRef ds:uri="http://schemas.openxmlformats.org/officeDocument/2006/bibliography"/>
+  </ds:schemaRefs>
+</ds:datastoreItem>
 </file>
 
-<file path=customXml/itemProps1.xml><?xml version="1.0" encoding="utf-8"?>
+<file path=customXml/itemProps4.xml><?xml version="1.0" encoding="utf-8"?>
 <ds:datastoreItem xmlns:ds="http://schemas.openxmlformats.org/officeDocument/2006/customXml" ds:itemID="{D4AD5993-87D2-4E47-8D6E-96B6100FF46D}">
   <ds:schemaRefs>
     <ds:schemaRef ds:uri="http://schemas.microsoft.com/office/2006/metadata/contentType"/>
@@ -3373,29 +3493,4 @@
     <ds:schemaRef ds:uri="http://schemas.microsoft.com/internal/obd"/>
   </ds:schemaRefs>
 </ds:datastoreItem>
-</file>
-
-<file path=customXml/itemProps2.xml><?xml version="1.0" encoding="utf-8"?>
-<ds:datastoreItem xmlns:ds="http://schemas.openxmlformats.org/officeDocument/2006/customXml" ds:itemID="{E5876C36-A6F2-4B44-960A-B8B4B435ECCD}">
-  <ds:schemaRefs>
-    <ds:schemaRef ds:uri="http://schemas.microsoft.com/sharepoint/v3/contenttype/forms"/>
-  </ds:schemaRefs>
-</ds:datastoreItem>
-</file>
-
-<file path=customXml/itemProps3.xml><?xml version="1.0" encoding="utf-8"?>
-<ds:datastoreItem xmlns:ds="http://schemas.openxmlformats.org/officeDocument/2006/customXml" ds:itemID="{509D1927-145B-4147-AE53-B018C6899FD0}">
-  <ds:schemaRefs>
-    <ds:schemaRef ds:uri="http://schemas.microsoft.com/office/2006/metadata/properties"/>
-    <ds:schemaRef ds:uri="http://schemas.microsoft.com/office/infopath/2007/PartnerControls"/>
-  </ds:schemaRefs>
-</ds:datastoreItem>
-</file>
-
-<file path=customXml/itemProps4.xml><?xml version="1.0" encoding="utf-8"?>
-<ds:datastoreItem xmlns:ds="http://schemas.openxmlformats.org/officeDocument/2006/customXml" ds:itemID="{99DD2AA0-78B3-40EA-8C1D-954E770C8D8A}">
-  <ds:schemaRefs>
-    <ds:schemaRef ds:uri="http://schemas.openxmlformats.org/officeDocument/2006/bibliography"/>
-  </ds:schemaRefs>
-</ds:datastoreItem>
 </file>
--- a/backend/docx/SyllabusTemplate.docx
+++ b/backend/docx/SyllabusTemplate.docx
@@ -247,7 +247,7 @@
               </wp:anchor>
             </w:drawing>
           </mc:Choice>
-          <mc:Fallback xmlns:a14="http://schemas.microsoft.com/office/drawing/2010/main" xmlns:pic="http://schemas.openxmlformats.org/drawingml/2006/picture" xmlns:a="http://schemas.openxmlformats.org/drawingml/2006/main">
+          <mc:Fallback xmlns:a="http://schemas.openxmlformats.org/drawingml/2006/main" xmlns:pic="http://schemas.openxmlformats.org/drawingml/2006/picture" xmlns:a14="http://schemas.microsoft.com/office/drawing/2010/main">
             <w:pict w14:anchorId="08122B22">
               <v:line id="Straight Connector 3" style="position:absolute;z-index:251640832;visibility:visible;mso-wrap-style:square;mso-wrap-distance-left:9pt;mso-wrap-distance-top:0;mso-wrap-distance-right:9pt;mso-wrap-distance-bottom:0;mso-position-horizontal:absolute;mso-position-horizontal-relative:text;mso-position-vertical:absolute;mso-position-vertical-relative:text" o:spid="_x0000_s1026" strokecolor="#1f3763 [1604]" strokeweight="1pt" from="104.4pt,-5.4pt" to="105pt,91.8pt" w14:anchorId="328FC97B" o:gfxdata="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">
                 <v:stroke joinstyle="miter"/>
@@ -322,7 +322,7 @@
               </wp:anchor>
             </w:drawing>
           </mc:Choice>
-          <mc:Fallback xmlns:a14="http://schemas.microsoft.com/office/drawing/2010/main" xmlns:pic="http://schemas.openxmlformats.org/drawingml/2006/picture" xmlns:a="http://schemas.openxmlformats.org/drawingml/2006/main">
+          <mc:Fallback xmlns:a="http://schemas.openxmlformats.org/drawingml/2006/main" xmlns:pic="http://schemas.openxmlformats.org/drawingml/2006/picture" xmlns:a14="http://schemas.microsoft.com/office/drawing/2010/main">
             <w:pict w14:anchorId="0F3FCE19">
               <v:line id="Straight Connector 2" style="position:absolute;z-index:251639808;visibility:visible;mso-wrap-style:square;mso-wrap-distance-left:9pt;mso-wrap-distance-top:0;mso-wrap-distance-right:9pt;mso-wrap-distance-bottom:0;mso-position-horizontal:absolute;mso-position-horizontal-relative:text;mso-position-vertical:absolute;mso-position-vertical-relative:text" o:spid="_x0000_s1026" strokecolor="#1f3763 [1604]" strokeweight="1pt" from="0,91.8pt" to="466.8pt,91.8pt" w14:anchorId="7ED6B9A8" o:gfxdata="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">
                 <v:stroke joinstyle="miter"/>
@@ -910,12 +910,6 @@
           <w:lang w:val="fr-FR"/>
         </w:rPr>
         <w:t>${</w:t>
-      </w:r>
-      <w:r>
-        <w:rPr>
-          <w:lang w:val="fr-FR"/>
-        </w:rPr>
-        <w:t xml:space="preserve"> </w:t>
       </w:r>
       <w:r>
         <w:rPr>
@@ -1198,7 +1192,7 @@
               </wp:anchor>
             </w:drawing>
           </mc:Choice>
-          <mc:Fallback xmlns:a14="http://schemas.microsoft.com/office/drawing/2010/main" xmlns:pic="http://schemas.openxmlformats.org/drawingml/2006/picture" xmlns:a="http://schemas.openxmlformats.org/drawingml/2006/main">
+          <mc:Fallback xmlns:a="http://schemas.openxmlformats.org/drawingml/2006/main" xmlns:pic="http://schemas.openxmlformats.org/drawingml/2006/picture" xmlns:a14="http://schemas.microsoft.com/office/drawing/2010/main">
             <w:pict w14:anchorId="474F2540">
               <v:group id="Group 9" style="position:absolute;margin-left:414.8pt;margin-top:12.15pt;width:52.55pt;height:282.7pt;z-index:251660288" coordsize="6673,35901" o:spid="_x0000_s1026" w14:anchorId="122F3E6F" o:gfxdata="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">
                 <v:shapetype id="_x0000_t75" coordsize="21600,21600" filled="f" stroked="f" o:spt="75" o:preferrelative="t" path="m@4@5l@4@11@9@11@9@5xe">
@@ -3296,12 +3290,7 @@
 </file>
 
 <file path=customXml/item1.xml><?xml version="1.0" encoding="utf-8"?>
-<?mso-contentType ?>
-<FormTemplates xmlns="http://schemas.microsoft.com/sharepoint/v3/contenttype/forms">
-  <Display>DocumentLibraryForm</Display>
-  <Edit>DocumentLibraryForm</Edit>
-  <New>DocumentLibraryForm</New>
-</FormTemplates>
+<b:Sources xmlns:b="http://schemas.openxmlformats.org/officeDocument/2006/bibliography" xmlns="http://schemas.openxmlformats.org/officeDocument/2006/bibliography" SelectedStyle="\APASixthEditionOfficeOnline.xsl" StyleName="APA" Version="6"/>
 </file>
 
 <file path=customXml/item2.xml><?xml version="1.0" encoding="utf-8"?>
@@ -3311,7 +3300,12 @@
 </file>
 
 <file path=customXml/item3.xml><?xml version="1.0" encoding="utf-8"?>
-<b:Sources xmlns:b="http://schemas.openxmlformats.org/officeDocument/2006/bibliography" xmlns="http://schemas.openxmlformats.org/officeDocument/2006/bibliography" SelectedStyle="\APASixthEditionOfficeOnline.xsl" StyleName="APA" Version="6"/>
+<?mso-contentType ?>
+<FormTemplates xmlns="http://schemas.microsoft.com/sharepoint/v3/contenttype/forms">
+  <Display>DocumentLibraryForm</Display>
+  <Edit>DocumentLibraryForm</Edit>
+  <New>DocumentLibraryForm</New>
+</FormTemplates>
 </file>
 
 <file path=customXml/item4.xml><?xml version="1.0" encoding="utf-8"?>
@@ -3453,9 +3447,9 @@
 </file>
 
 <file path=customXml/itemProps1.xml><?xml version="1.0" encoding="utf-8"?>
-<ds:datastoreItem xmlns:ds="http://schemas.openxmlformats.org/officeDocument/2006/customXml" ds:itemID="{E5876C36-A6F2-4B44-960A-B8B4B435ECCD}">
+<ds:datastoreItem xmlns:ds="http://schemas.openxmlformats.org/officeDocument/2006/customXml" ds:itemID="{99DD2AA0-78B3-40EA-8C1D-954E770C8D8A}">
   <ds:schemaRefs>
-    <ds:schemaRef ds:uri="http://schemas.microsoft.com/sharepoint/v3/contenttype/forms"/>
+    <ds:schemaRef ds:uri="http://schemas.openxmlformats.org/officeDocument/2006/bibliography"/>
   </ds:schemaRefs>
 </ds:datastoreItem>
 </file>
@@ -3470,9 +3464,9 @@
 </file>
 
 <file path=customXml/itemProps3.xml><?xml version="1.0" encoding="utf-8"?>
-<ds:datastoreItem xmlns:ds="http://schemas.openxmlformats.org/officeDocument/2006/customXml" ds:itemID="{99DD2AA0-78B3-40EA-8C1D-954E770C8D8A}">
+<ds:datastoreItem xmlns:ds="http://schemas.openxmlformats.org/officeDocument/2006/customXml" ds:itemID="{E5876C36-A6F2-4B44-960A-B8B4B435ECCD}">
   <ds:schemaRefs>
-    <ds:schemaRef ds:uri="http://schemas.openxmlformats.org/officeDocument/2006/bibliography"/>
+    <ds:schemaRef ds:uri="http://schemas.microsoft.com/sharepoint/v3/contenttype/forms"/>
   </ds:schemaRefs>
 </ds:datastoreItem>
 </file>

--- a/backend/docx/SyllabusTemplate.docx
+++ b/backend/docx/SyllabusTemplate.docx
@@ -247,7 +247,7 @@
               </wp:anchor>
             </w:drawing>
           </mc:Choice>
-          <mc:Fallback xmlns:a="http://schemas.openxmlformats.org/drawingml/2006/main" xmlns:pic="http://schemas.openxmlformats.org/drawingml/2006/picture" xmlns:a14="http://schemas.microsoft.com/office/drawing/2010/main">
+          <mc:Fallback xmlns:a14="http://schemas.microsoft.com/office/drawing/2010/main" xmlns:pic="http://schemas.openxmlformats.org/drawingml/2006/picture" xmlns:a="http://schemas.openxmlformats.org/drawingml/2006/main">
             <w:pict w14:anchorId="08122B22">
               <v:line id="Straight Connector 3" style="position:absolute;z-index:251640832;visibility:visible;mso-wrap-style:square;mso-wrap-distance-left:9pt;mso-wrap-distance-top:0;mso-wrap-distance-right:9pt;mso-wrap-distance-bottom:0;mso-position-horizontal:absolute;mso-position-horizontal-relative:text;mso-position-vertical:absolute;mso-position-vertical-relative:text" o:spid="_x0000_s1026" strokecolor="#1f3763 [1604]" strokeweight="1pt" from="104.4pt,-5.4pt" to="105pt,91.8pt" w14:anchorId="328FC97B" o:gfxdata="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">
                 <v:stroke joinstyle="miter"/>
@@ -322,7 +322,7 @@
               </wp:anchor>
             </w:drawing>
           </mc:Choice>
-          <mc:Fallback xmlns:a="http://schemas.openxmlformats.org/drawingml/2006/main" xmlns:pic="http://schemas.openxmlformats.org/drawingml/2006/picture" xmlns:a14="http://schemas.microsoft.com/office/drawing/2010/main">
+          <mc:Fallback xmlns:a14="http://schemas.microsoft.com/office/drawing/2010/main" xmlns:pic="http://schemas.openxmlformats.org/drawingml/2006/picture" xmlns:a="http://schemas.openxmlformats.org/drawingml/2006/main">
             <w:pict w14:anchorId="0F3FCE19">
               <v:line id="Straight Connector 2" style="position:absolute;z-index:251639808;visibility:visible;mso-wrap-style:square;mso-wrap-distance-left:9pt;mso-wrap-distance-top:0;mso-wrap-distance-right:9pt;mso-wrap-distance-bottom:0;mso-position-horizontal:absolute;mso-position-horizontal-relative:text;mso-position-vertical:absolute;mso-position-vertical-relative:text" o:spid="_x0000_s1026" strokecolor="#1f3763 [1604]" strokeweight="1pt" from="0,91.8pt" to="466.8pt,91.8pt" w14:anchorId="7ED6B9A8" o:gfxdata="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">
                 <v:stroke joinstyle="miter"/>
@@ -351,6 +351,7 @@
         </w:rPr>
         <w:t>${</w:t>
       </w:r>
+      <w:proofErr w:type="spellStart"/>
       <w:r>
         <w:rPr>
           <w:b/>
@@ -361,6 +362,7 @@
         </w:rPr>
         <w:t>subj_code</w:t>
       </w:r>
+      <w:proofErr w:type="spellEnd"/>
       <w:r>
         <w:rPr>
           <w:b/>
@@ -401,6 +403,7 @@
         </w:rPr>
         <w:t>{</w:t>
       </w:r>
+      <w:proofErr w:type="spellStart"/>
       <w:r>
         <w:rPr>
           <w:b/>
@@ -441,6 +444,7 @@
         </w:rPr>
         <w:t>ber</w:t>
       </w:r>
+      <w:proofErr w:type="spellEnd"/>
       <w:r>
         <w:rPr>
           <w:b/>
@@ -491,6 +495,7 @@
         </w:rPr>
         <w:t>{</w:t>
       </w:r>
+      <w:proofErr w:type="spellStart"/>
       <w:r>
         <w:rPr>
           <w:b/>
@@ -501,6 +506,7 @@
         </w:rPr>
         <w:t>course_title</w:t>
       </w:r>
+      <w:proofErr w:type="spellEnd"/>
       <w:r>
         <w:rPr>
           <w:b/>
@@ -731,9 +737,11 @@
       <w:r>
         <w:t>${</w:t>
       </w:r>
+      <w:proofErr w:type="spellStart"/>
       <w:r>
         <w:t>instructor_name</w:t>
       </w:r>
+      <w:proofErr w:type="spellEnd"/>
       <w:r>
         <w:t>}</w:t>
       </w:r>
@@ -749,9 +757,11 @@
       <w:r>
         <w:t>{</w:t>
       </w:r>
+      <w:proofErr w:type="spellStart"/>
       <w:r>
         <w:t>instructor_title</w:t>
       </w:r>
+      <w:proofErr w:type="spellEnd"/>
       <w:r>
         <w:t>}</w:t>
       </w:r>
@@ -776,9 +786,11 @@
       <w:r>
         <w:t>{</w:t>
       </w:r>
+      <w:proofErr w:type="spellStart"/>
       <w:r>
         <w:t>instructor_pronouns</w:t>
       </w:r>
+      <w:proofErr w:type="spellEnd"/>
       <w:r>
         <w:t>}</w:t>
       </w:r>
@@ -855,9 +867,11 @@
       <w:r>
         <w:t>${</w:t>
       </w:r>
+      <w:proofErr w:type="spellStart"/>
       <w:r>
         <w:t>office_location</w:t>
       </w:r>
+      <w:proofErr w:type="spellEnd"/>
       <w:r>
         <w:t>}</w:t>
       </w:r>
@@ -878,9 +892,11 @@
       <w:r>
         <w:t>${</w:t>
       </w:r>
+      <w:proofErr w:type="spellStart"/>
       <w:r>
         <w:t>office_hours</w:t>
       </w:r>
+      <w:proofErr w:type="spellEnd"/>
       <w:r>
         <w:t>}</w:t>
       </w:r>
@@ -895,7 +911,15 @@
         <w:spacing w:after="0"/>
       </w:pPr>
       <w:r>
-        <w:t>&lt;instructor_additional_information&gt;</w:t>
+        <w:t>&lt;</w:t>
+      </w:r>
+      <w:proofErr w:type="spellStart"/>
+      <w:r>
+        <w:t>instructor_additional_information</w:t>
+      </w:r>
+      <w:proofErr w:type="spellEnd"/>
+      <w:r>
+        <w:t>&gt;</w:t>
       </w:r>
     </w:p>
     <w:p>
@@ -911,12 +935,14 @@
         </w:rPr>
         <w:t>${</w:t>
       </w:r>
+      <w:proofErr w:type="spellStart"/>
       <w:r>
         <w:rPr>
           <w:lang w:val="fr-FR"/>
         </w:rPr>
         <w:t>instructor_additional_information</w:t>
       </w:r>
+      <w:proofErr w:type="spellEnd"/>
       <w:r>
         <w:rPr>
           <w:lang w:val="fr-FR"/>
@@ -935,15 +961,29 @@
         <w:rPr>
           <w:lang w:val="fr-FR"/>
         </w:rPr>
-        <w:t>&lt;/instructor_additional_information&gt;</w:t>
-      </w:r>
-    </w:p>
-    <w:p>
-      <w:pPr>
-        <w:spacing w:after="0"/>
+        <w:t>&lt;/</w:t>
+      </w:r>
+      <w:proofErr w:type="spellStart"/>
+      <w:r>
         <w:rPr>
           <w:lang w:val="fr-FR"/>
         </w:rPr>
+        <w:t>instructor_additional_information</w:t>
+      </w:r>
+      <w:proofErr w:type="spellEnd"/>
+      <w:r>
+        <w:rPr>
+          <w:lang w:val="fr-FR"/>
+        </w:rPr>
+        <w:t>&gt;</w:t>
+      </w:r>
+    </w:p>
+    <w:p>
+      <w:pPr>
+        <w:spacing w:after="0"/>
+        <w:rPr>
+          <w:lang w:val="fr-FR"/>
+        </w:rPr>
       </w:pPr>
     </w:p>
     <w:p>
@@ -979,9 +1019,11 @@
       <w:r>
         <w:t>${</w:t>
       </w:r>
+      <w:proofErr w:type="spellStart"/>
       <w:r>
         <w:t>course_description</w:t>
       </w:r>
+      <w:proofErr w:type="spellEnd"/>
       <w:r>
         <w:t>}</w:t>
       </w:r>
@@ -1192,7 +1234,7 @@
               </wp:anchor>
             </w:drawing>
           </mc:Choice>
-          <mc:Fallback xmlns:a="http://schemas.openxmlformats.org/drawingml/2006/main" xmlns:pic="http://schemas.openxmlformats.org/drawingml/2006/picture" xmlns:a14="http://schemas.microsoft.com/office/drawing/2010/main">
+          <mc:Fallback xmlns:a14="http://schemas.microsoft.com/office/drawing/2010/main" xmlns:pic="http://schemas.openxmlformats.org/drawingml/2006/picture" xmlns:a="http://schemas.openxmlformats.org/drawingml/2006/main">
             <w:pict w14:anchorId="474F2540">
               <v:group id="Group 9" style="position:absolute;margin-left:414.8pt;margin-top:12.15pt;width:52.55pt;height:282.7pt;z-index:251660288" coordsize="6673,35901" o:spid="_x0000_s1026" w14:anchorId="122F3E6F" o:gfxdata="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">
                 <v:shapetype id="_x0000_t75" coordsize="21600,21600" filled="f" stroked="f" o:spt="75" o:preferrelative="t" path="m@4@5l@4@11@9@11@9@5xe">
@@ -1278,6 +1320,7 @@
         </w:rPr>
         <w:t xml:space="preserve"> </w:t>
       </w:r>
+      <w:proofErr w:type="spellStart"/>
       <w:r>
         <w:rPr>
           <w:rStyle w:val="Heading4Char"/>
@@ -1288,6 +1331,7 @@
         </w:rPr>
         <w:t>lo_syllabus_json</w:t>
       </w:r>
+      <w:proofErr w:type="spellEnd"/>
       <w:r>
         <w:t xml:space="preserve"> </w:t>
       </w:r>
@@ -1410,7 +1454,15 @@
         <w:spacing w:after="0"/>
       </w:pPr>
       <w:r>
-        <w:t>${course_materials}</w:t>
+        <w:t>${</w:t>
+      </w:r>
+      <w:proofErr w:type="spellStart"/>
+      <w:r>
+        <w:t>course_materials</w:t>
+      </w:r>
+      <w:proofErr w:type="spellEnd"/>
+      <w:r>
+        <w:t>}</w:t>
       </w:r>
     </w:p>
     <w:p>
@@ -1500,17 +1552,10 @@
           <w:iCs w:val="0"/>
           <w:color w:val="auto"/>
         </w:rPr>
-        <w:t>${assmt_assignments_syllabus_json}</w:t>
-      </w:r>
-    </w:p>
-    <w:p>
-      <w:pPr>
-        <w:spacing w:after="0"/>
-      </w:pPr>
-    </w:p>
-    <w:p>
-      <w:pPr>
-        <w:spacing w:after="0"/>
+        <w:t>${</w:t>
+      </w:r>
+      <w:proofErr w:type="spellStart"/>
+      <w:r>
         <w:rPr>
           <w:rStyle w:val="Heading4Char"/>
           <w:rFonts w:asciiTheme="minorHAnsi" w:hAnsiTheme="minorHAnsi" w:cstheme="minorHAnsi"/>
@@ -1518,7 +1563,9 @@
           <w:iCs w:val="0"/>
           <w:color w:val="auto"/>
         </w:rPr>
-      </w:pPr>
+        <w:t>assmt_assignments_syllabus_json</w:t>
+      </w:r>
+      <w:proofErr w:type="spellEnd"/>
       <w:r>
         <w:rPr>
           <w:rStyle w:val="Heading4Char"/>
@@ -1527,66 +1574,12 @@
           <w:iCs w:val="0"/>
           <w:color w:val="auto"/>
         </w:rPr>
-        <w:t>${assmt_assignments_syllabus_json}</w:t>
-      </w:r>
-    </w:p>
-    <w:p>
-      <w:pPr>
-        <w:spacing w:after="0"/>
-      </w:pPr>
-    </w:p>
-    <w:p>
-      <w:pPr>
-        <w:spacing w:after="0"/>
-      </w:pPr>
-      <w:r>
-        <w:t>Students will be assigned the following final letter grades, based on the calculations coming from the course assessment section.</w:t>
-      </w:r>
-    </w:p>
-    <w:p>
-      <w:pPr>
-        <w:spacing w:after="0"/>
-      </w:pPr>
-      <w:r>
-        <w:t>${grade_table_syllabus_list}</w:t>
-      </w:r>
-    </w:p>
-    <w:p>
-      <w:pPr>
-        <w:spacing w:after="0"/>
-      </w:pPr>
-    </w:p>
-    <w:p>
-      <w:pPr>
-        <w:pStyle w:val="Heading3"/>
-        <w:rPr>
-          <w:b/>
-          <w:bCs/>
-          <w:color w:val="1F3864" w:themeColor="accent1" w:themeShade="80"/>
-          <w:sz w:val="26"/>
-          <w:szCs w:val="26"/>
-        </w:rPr>
-      </w:pPr>
-      <w:r>
-        <w:rPr>
-          <w:b/>
-          <w:bCs/>
-          <w:color w:val="1F3864" w:themeColor="accent1" w:themeShade="80"/>
-          <w:sz w:val="26"/>
-          <w:szCs w:val="26"/>
-        </w:rPr>
-        <w:t>Grading Policies</w:t>
-      </w:r>
-    </w:p>
-    <w:p>
-      <w:pPr>
-        <w:spacing w:after="0"/>
-        <w:rPr>
-          <w:rStyle w:val="Heading4Char"/>
-          <w:b/>
-          <w:bCs/>
-          <w:color w:val="1F3864" w:themeColor="accent1" w:themeShade="80"/>
-        </w:rPr>
+        <w:t>}</w:t>
+      </w:r>
+    </w:p>
+    <w:p>
+      <w:pPr>
+        <w:spacing w:after="0"/>
       </w:pPr>
     </w:p>
     <w:p>
@@ -1608,7 +1601,58 @@
           <w:iCs w:val="0"/>
           <w:color w:val="auto"/>
         </w:rPr>
-        <w:t>${grading_policies_syllabus_json}</w:t>
+        <w:t>${</w:t>
+      </w:r>
+      <w:proofErr w:type="spellStart"/>
+      <w:r>
+        <w:rPr>
+          <w:rStyle w:val="Heading4Char"/>
+          <w:rFonts w:asciiTheme="minorHAnsi" w:hAnsiTheme="minorHAnsi" w:cstheme="minorHAnsi"/>
+          <w:i w:val="0"/>
+          <w:iCs w:val="0"/>
+          <w:color w:val="auto"/>
+        </w:rPr>
+        <w:t>assmt_assignments_syllabus_json</w:t>
+      </w:r>
+      <w:proofErr w:type="spellEnd"/>
+      <w:r>
+        <w:rPr>
+          <w:rStyle w:val="Heading4Char"/>
+          <w:rFonts w:asciiTheme="minorHAnsi" w:hAnsiTheme="minorHAnsi" w:cstheme="minorHAnsi"/>
+          <w:i w:val="0"/>
+          <w:iCs w:val="0"/>
+          <w:color w:val="auto"/>
+        </w:rPr>
+        <w:t>}</w:t>
+      </w:r>
+    </w:p>
+    <w:p>
+      <w:pPr>
+        <w:spacing w:after="0"/>
+      </w:pPr>
+    </w:p>
+    <w:p>
+      <w:pPr>
+        <w:spacing w:after="0"/>
+      </w:pPr>
+      <w:r>
+        <w:t>Students will be assigned the following final letter grades, based on the calculations coming from the course assessment section.</w:t>
+      </w:r>
+    </w:p>
+    <w:p>
+      <w:pPr>
+        <w:spacing w:after="0"/>
+      </w:pPr>
+      <w:r>
+        <w:t>${</w:t>
+      </w:r>
+      <w:proofErr w:type="spellStart"/>
+      <w:r>
+        <w:t>grade_table_syllabus_list</w:t>
+      </w:r>
+      <w:proofErr w:type="spellEnd"/>
+      <w:r>
+        <w:t>}</w:t>
       </w:r>
     </w:p>
     <w:p>
@@ -1635,6 +1679,88 @@
           <w:sz w:val="26"/>
           <w:szCs w:val="26"/>
         </w:rPr>
+        <w:t>Grading Policies</w:t>
+      </w:r>
+    </w:p>
+    <w:p>
+      <w:pPr>
+        <w:spacing w:after="0"/>
+        <w:rPr>
+          <w:rStyle w:val="Heading4Char"/>
+          <w:b/>
+          <w:bCs/>
+          <w:color w:val="1F3864" w:themeColor="accent1" w:themeShade="80"/>
+        </w:rPr>
+      </w:pPr>
+    </w:p>
+    <w:p>
+      <w:pPr>
+        <w:spacing w:after="0"/>
+        <w:rPr>
+          <w:rStyle w:val="Heading4Char"/>
+          <w:rFonts w:asciiTheme="minorHAnsi" w:hAnsiTheme="minorHAnsi" w:cstheme="minorHAnsi"/>
+          <w:i w:val="0"/>
+          <w:iCs w:val="0"/>
+          <w:color w:val="auto"/>
+        </w:rPr>
+      </w:pPr>
+      <w:r>
+        <w:rPr>
+          <w:rStyle w:val="Heading4Char"/>
+          <w:rFonts w:asciiTheme="minorHAnsi" w:hAnsiTheme="minorHAnsi" w:cstheme="minorHAnsi"/>
+          <w:i w:val="0"/>
+          <w:iCs w:val="0"/>
+          <w:color w:val="auto"/>
+        </w:rPr>
+        <w:t>${</w:t>
+      </w:r>
+      <w:proofErr w:type="spellStart"/>
+      <w:r>
+        <w:rPr>
+          <w:rStyle w:val="Heading4Char"/>
+          <w:rFonts w:asciiTheme="minorHAnsi" w:hAnsiTheme="minorHAnsi" w:cstheme="minorHAnsi"/>
+          <w:i w:val="0"/>
+          <w:iCs w:val="0"/>
+          <w:color w:val="auto"/>
+        </w:rPr>
+        <w:t>grading_policies_syllabus_json</w:t>
+      </w:r>
+      <w:proofErr w:type="spellEnd"/>
+      <w:r>
+        <w:rPr>
+          <w:rStyle w:val="Heading4Char"/>
+          <w:rFonts w:asciiTheme="minorHAnsi" w:hAnsiTheme="minorHAnsi" w:cstheme="minorHAnsi"/>
+          <w:i w:val="0"/>
+          <w:iCs w:val="0"/>
+          <w:color w:val="auto"/>
+        </w:rPr>
+        <w:t>}</w:t>
+      </w:r>
+    </w:p>
+    <w:p>
+      <w:pPr>
+        <w:spacing w:after="0"/>
+      </w:pPr>
+    </w:p>
+    <w:p>
+      <w:pPr>
+        <w:pStyle w:val="Heading3"/>
+        <w:rPr>
+          <w:b/>
+          <w:bCs/>
+          <w:color w:val="1F3864" w:themeColor="accent1" w:themeShade="80"/>
+          <w:sz w:val="26"/>
+          <w:szCs w:val="26"/>
+        </w:rPr>
+      </w:pPr>
+      <w:r>
+        <w:rPr>
+          <w:b/>
+          <w:bCs/>
+          <w:color w:val="1F3864" w:themeColor="accent1" w:themeShade="80"/>
+          <w:sz w:val="26"/>
+          <w:szCs w:val="26"/>
+        </w:rPr>
         <w:t>Course and University Policies</w:t>
       </w:r>
       <w:r>
@@ -1650,7 +1776,23 @@
     </w:p>
     <w:p>
       <w:r>
-        <w:t>&lt;policy_statements&gt;&lt;/policy_statements&gt;</w:t>
+        <w:t>&lt;</w:t>
+      </w:r>
+      <w:proofErr w:type="spellStart"/>
+      <w:r>
+        <w:t>policy_statements</w:t>
+      </w:r>
+      <w:proofErr w:type="spellEnd"/>
+      <w:r>
+        <w:t>&gt;&lt;/</w:t>
+      </w:r>
+      <w:proofErr w:type="spellStart"/>
+      <w:r>
+        <w:t>policy_statements</w:t>
+      </w:r>
+      <w:proofErr w:type="spellEnd"/>
+      <w:r>
+        <w:t>&gt;</w:t>
       </w:r>
     </w:p>
     <w:p>
@@ -1699,24 +1841,51 @@
     </w:p>
     <w:p>
       <w:r>
-        <w:t>${course_schedule_</w:t>
+        <w:t>${</w:t>
+      </w:r>
+      <w:proofErr w:type="spellStart"/>
+      <w:r>
+        <w:t>course_schedule_</w:t>
       </w:r>
       <w:r>
         <w:t>syllabus_</w:t>
       </w:r>
       <w:r>
-        <w:t>list}</w:t>
-      </w:r>
-    </w:p>
-    <w:p>
-      <w:pPr>
-        <w:spacing w:after="0"/>
-      </w:pPr>
-    </w:p>
-    <w:p>
-      <w:pPr>
-        <w:spacing w:after="0"/>
-      </w:pPr>
+        <w:t>list</w:t>
+      </w:r>
+      <w:proofErr w:type="spellEnd"/>
+      <w:r>
+        <w:t>}</w:t>
+      </w:r>
+    </w:p>
+    <w:p>
+      <w:pPr>
+        <w:spacing w:after="0"/>
+      </w:pPr>
+    </w:p>
+    <w:p>
+      <w:pPr>
+        <w:spacing w:after="0"/>
+      </w:pPr>
+    </w:p>
+    <w:p>
+      <w:pPr>
+        <w:spacing w:after="0"/>
+      </w:pPr>
+      <w:r>
+        <w:t>${</w:t>
+      </w:r>
+      <w:proofErr w:type="spellStart"/>
+      <w:r>
+        <w:t>additional_sections</w:t>
+      </w:r>
+      <w:r>
+        <w:t>_syllabus</w:t>
+      </w:r>
+      <w:proofErr w:type="spellEnd"/>
+      <w:r>
+        <w:t>}</w:t>
+      </w:r>
     </w:p>
     <w:sectPr>
       <w:footerReference w:type="default" r:id="rId22"/>
@@ -3290,25 +3459,6 @@
 </file>
 
 <file path=customXml/item1.xml><?xml version="1.0" encoding="utf-8"?>
-<b:Sources xmlns:b="http://schemas.openxmlformats.org/officeDocument/2006/bibliography" xmlns="http://schemas.openxmlformats.org/officeDocument/2006/bibliography" SelectedStyle="\APASixthEditionOfficeOnline.xsl" StyleName="APA" Version="6"/>
-</file>
-
-<file path=customXml/item2.xml><?xml version="1.0" encoding="utf-8"?>
-<p:properties xmlns:p="http://schemas.microsoft.com/office/2006/metadata/properties" xmlns:xsi="http://www.w3.org/2001/XMLSchema-instance" xmlns:pc="http://schemas.microsoft.com/office/infopath/2007/PartnerControls">
-  <documentManagement/>
-</p:properties>
-</file>
-
-<file path=customXml/item3.xml><?xml version="1.0" encoding="utf-8"?>
-<?mso-contentType ?>
-<FormTemplates xmlns="http://schemas.microsoft.com/sharepoint/v3/contenttype/forms">
-  <Display>DocumentLibraryForm</Display>
-  <Edit>DocumentLibraryForm</Edit>
-  <New>DocumentLibraryForm</New>
-</FormTemplates>
-</file>
-
-<file path=customXml/item4.xml><?xml version="1.0" encoding="utf-8"?>
 <ct:contentTypeSchema xmlns:ct="http://schemas.microsoft.com/office/2006/metadata/contentType" xmlns:ma="http://schemas.microsoft.com/office/2006/metadata/properties/metaAttributes" ct:_="" ma:_="" ma:contentTypeName="Document" ma:contentTypeID="0x01010043AC30EE3931924C951949B01581249A" ma:contentTypeVersion="3" ma:contentTypeDescription="Create a new document." ma:contentTypeScope="" ma:versionID="ecba60cf1f3c2b4798aa357a3e04473e">
   <xsd:schema xmlns:xsd="http://www.w3.org/2001/XMLSchema" xmlns:xs="http://www.w3.org/2001/XMLSchema" xmlns:p="http://schemas.microsoft.com/office/2006/metadata/properties" xmlns:ns2="5e46cd92-5281-4aec-af6d-ce68d6323cf6" targetNamespace="http://schemas.microsoft.com/office/2006/metadata/properties" ma:root="true" ma:fieldsID="749246a7d39d1518a48c156f5ef050f5" ns2:_="">
     <xsd:import namespace="5e46cd92-5281-4aec-af6d-ce68d6323cf6"/>
@@ -3446,32 +3596,26 @@
 </ct:contentTypeSchema>
 </file>
 
-<file path=customXml/itemProps1.xml><?xml version="1.0" encoding="utf-8"?>
-<ds:datastoreItem xmlns:ds="http://schemas.openxmlformats.org/officeDocument/2006/customXml" ds:itemID="{99DD2AA0-78B3-40EA-8C1D-954E770C8D8A}">
-  <ds:schemaRefs>
-    <ds:schemaRef ds:uri="http://schemas.openxmlformats.org/officeDocument/2006/bibliography"/>
-  </ds:schemaRefs>
-</ds:datastoreItem>
+<file path=customXml/item2.xml><?xml version="1.0" encoding="utf-8"?>
+<?mso-contentType ?>
+<FormTemplates xmlns="http://schemas.microsoft.com/sharepoint/v3/contenttype/forms">
+  <Display>DocumentLibraryForm</Display>
+  <Edit>DocumentLibraryForm</Edit>
+  <New>DocumentLibraryForm</New>
+</FormTemplates>
 </file>
 
-<file path=customXml/itemProps2.xml><?xml version="1.0" encoding="utf-8"?>
-<ds:datastoreItem xmlns:ds="http://schemas.openxmlformats.org/officeDocument/2006/customXml" ds:itemID="{509D1927-145B-4147-AE53-B018C6899FD0}">
-  <ds:schemaRefs>
-    <ds:schemaRef ds:uri="http://schemas.microsoft.com/office/2006/metadata/properties"/>
-    <ds:schemaRef ds:uri="http://schemas.microsoft.com/office/infopath/2007/PartnerControls"/>
-  </ds:schemaRefs>
-</ds:datastoreItem>
+<file path=customXml/item3.xml><?xml version="1.0" encoding="utf-8"?>
+<p:properties xmlns:p="http://schemas.microsoft.com/office/2006/metadata/properties" xmlns:xsi="http://www.w3.org/2001/XMLSchema-instance" xmlns:pc="http://schemas.microsoft.com/office/infopath/2007/PartnerControls">
+  <documentManagement/>
+</p:properties>
 </file>
 
-<file path=customXml/itemProps3.xml><?xml version="1.0" encoding="utf-8"?>
-<ds:datastoreItem xmlns:ds="http://schemas.openxmlformats.org/officeDocument/2006/customXml" ds:itemID="{E5876C36-A6F2-4B44-960A-B8B4B435ECCD}">
-  <ds:schemaRefs>
-    <ds:schemaRef ds:uri="http://schemas.microsoft.com/sharepoint/v3/contenttype/forms"/>
-  </ds:schemaRefs>
-</ds:datastoreItem>
+<file path=customXml/item4.xml><?xml version="1.0" encoding="utf-8"?>
+<b:Sources xmlns:b="http://schemas.openxmlformats.org/officeDocument/2006/bibliography" xmlns="http://schemas.openxmlformats.org/officeDocument/2006/bibliography" SelectedStyle="\APASixthEditionOfficeOnline.xsl" StyleName="APA" Version="6"/>
 </file>
 
-<file path=customXml/itemProps4.xml><?xml version="1.0" encoding="utf-8"?>
+<file path=customXml/itemProps1.xml><?xml version="1.0" encoding="utf-8"?>
 <ds:datastoreItem xmlns:ds="http://schemas.openxmlformats.org/officeDocument/2006/customXml" ds:itemID="{D4AD5993-87D2-4E47-8D6E-96B6100FF46D}">
   <ds:schemaRefs>
     <ds:schemaRef ds:uri="http://schemas.microsoft.com/office/2006/metadata/contentType"/>
@@ -3487,4 +3631,29 @@
     <ds:schemaRef ds:uri="http://schemas.microsoft.com/internal/obd"/>
   </ds:schemaRefs>
 </ds:datastoreItem>
+</file>
+
+<file path=customXml/itemProps2.xml><?xml version="1.0" encoding="utf-8"?>
+<ds:datastoreItem xmlns:ds="http://schemas.openxmlformats.org/officeDocument/2006/customXml" ds:itemID="{E5876C36-A6F2-4B44-960A-B8B4B435ECCD}">
+  <ds:schemaRefs>
+    <ds:schemaRef ds:uri="http://schemas.microsoft.com/sharepoint/v3/contenttype/forms"/>
+  </ds:schemaRefs>
+</ds:datastoreItem>
+</file>
+
+<file path=customXml/itemProps3.xml><?xml version="1.0" encoding="utf-8"?>
+<ds:datastoreItem xmlns:ds="http://schemas.openxmlformats.org/officeDocument/2006/customXml" ds:itemID="{509D1927-145B-4147-AE53-B018C6899FD0}">
+  <ds:schemaRefs>
+    <ds:schemaRef ds:uri="http://schemas.microsoft.com/office/2006/metadata/properties"/>
+    <ds:schemaRef ds:uri="http://schemas.microsoft.com/office/infopath/2007/PartnerControls"/>
+  </ds:schemaRefs>
+</ds:datastoreItem>
+</file>
+
+<file path=customXml/itemProps4.xml><?xml version="1.0" encoding="utf-8"?>
+<ds:datastoreItem xmlns:ds="http://schemas.openxmlformats.org/officeDocument/2006/customXml" ds:itemID="{99DD2AA0-78B3-40EA-8C1D-954E770C8D8A}">
+  <ds:schemaRefs>
+    <ds:schemaRef ds:uri="http://schemas.openxmlformats.org/officeDocument/2006/bibliography"/>
+  </ds:schemaRefs>
+</ds:datastoreItem>
 </file>
--- a/backend/docx/SyllabusTemplate.docx
+++ b/backend/docx/SyllabusTemplate.docx
@@ -247,7 +247,7 @@
               </wp:anchor>
             </w:drawing>
           </mc:Choice>
-          <mc:Fallback xmlns:a14="http://schemas.microsoft.com/office/drawing/2010/main" xmlns:pic="http://schemas.openxmlformats.org/drawingml/2006/picture" xmlns:a="http://schemas.openxmlformats.org/drawingml/2006/main">
+          <mc:Fallback xmlns:a="http://schemas.openxmlformats.org/drawingml/2006/main" xmlns:pic="http://schemas.openxmlformats.org/drawingml/2006/picture" xmlns:a14="http://schemas.microsoft.com/office/drawing/2010/main">
             <w:pict w14:anchorId="08122B22">
               <v:line id="Straight Connector 3" style="position:absolute;z-index:251640832;visibility:visible;mso-wrap-style:square;mso-wrap-distance-left:9pt;mso-wrap-distance-top:0;mso-wrap-distance-right:9pt;mso-wrap-distance-bottom:0;mso-position-horizontal:absolute;mso-position-horizontal-relative:text;mso-position-vertical:absolute;mso-position-vertical-relative:text" o:spid="_x0000_s1026" strokecolor="#1f3763 [1604]" strokeweight="1pt" from="104.4pt,-5.4pt" to="105pt,91.8pt" w14:anchorId="328FC97B" o:gfxdata="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">
                 <v:stroke joinstyle="miter"/>
@@ -322,7 +322,7 @@
               </wp:anchor>
             </w:drawing>
           </mc:Choice>
-          <mc:Fallback xmlns:a14="http://schemas.microsoft.com/office/drawing/2010/main" xmlns:pic="http://schemas.openxmlformats.org/drawingml/2006/picture" xmlns:a="http://schemas.openxmlformats.org/drawingml/2006/main">
+          <mc:Fallback xmlns:a="http://schemas.openxmlformats.org/drawingml/2006/main" xmlns:pic="http://schemas.openxmlformats.org/drawingml/2006/picture" xmlns:a14="http://schemas.microsoft.com/office/drawing/2010/main">
             <w:pict w14:anchorId="0F3FCE19">
               <v:line id="Straight Connector 2" style="position:absolute;z-index:251639808;visibility:visible;mso-wrap-style:square;mso-wrap-distance-left:9pt;mso-wrap-distance-top:0;mso-wrap-distance-right:9pt;mso-wrap-distance-bottom:0;mso-position-horizontal:absolute;mso-position-horizontal-relative:text;mso-position-vertical:absolute;mso-position-vertical-relative:text" o:spid="_x0000_s1026" strokecolor="#1f3763 [1604]" strokeweight="1pt" from="0,91.8pt" to="466.8pt,91.8pt" w14:anchorId="7ED6B9A8" o:gfxdata="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">
                 <v:stroke joinstyle="miter"/>
@@ -351,7 +351,6 @@
         </w:rPr>
         <w:t>${</w:t>
       </w:r>
-      <w:proofErr w:type="spellStart"/>
       <w:r>
         <w:rPr>
           <w:b/>
@@ -362,7 +361,6 @@
         </w:rPr>
         <w:t>subj_code</w:t>
       </w:r>
-      <w:proofErr w:type="spellEnd"/>
       <w:r>
         <w:rPr>
           <w:b/>
@@ -403,7 +401,6 @@
         </w:rPr>
         <w:t>{</w:t>
       </w:r>
-      <w:proofErr w:type="spellStart"/>
       <w:r>
         <w:rPr>
           <w:b/>
@@ -444,7 +441,6 @@
         </w:rPr>
         <w:t>ber</w:t>
       </w:r>
-      <w:proofErr w:type="spellEnd"/>
       <w:r>
         <w:rPr>
           <w:b/>
@@ -495,7 +491,6 @@
         </w:rPr>
         <w:t>{</w:t>
       </w:r>
-      <w:proofErr w:type="spellStart"/>
       <w:r>
         <w:rPr>
           <w:b/>
@@ -506,7 +501,6 @@
         </w:rPr>
         <w:t>course_title</w:t>
       </w:r>
-      <w:proofErr w:type="spellEnd"/>
       <w:r>
         <w:rPr>
           <w:b/>
@@ -737,11 +731,9 @@
       <w:r>
         <w:t>${</w:t>
       </w:r>
-      <w:proofErr w:type="spellStart"/>
       <w:r>
         <w:t>instructor_name</w:t>
       </w:r>
-      <w:proofErr w:type="spellEnd"/>
       <w:r>
         <w:t>}</w:t>
       </w:r>
@@ -757,11 +749,9 @@
       <w:r>
         <w:t>{</w:t>
       </w:r>
-      <w:proofErr w:type="spellStart"/>
       <w:r>
         <w:t>instructor_title</w:t>
       </w:r>
-      <w:proofErr w:type="spellEnd"/>
       <w:r>
         <w:t>}</w:t>
       </w:r>
@@ -786,11 +776,9 @@
       <w:r>
         <w:t>{</w:t>
       </w:r>
-      <w:proofErr w:type="spellStart"/>
       <w:r>
         <w:t>instructor_pronouns</w:t>
       </w:r>
-      <w:proofErr w:type="spellEnd"/>
       <w:r>
         <w:t>}</w:t>
       </w:r>
@@ -867,11 +855,9 @@
       <w:r>
         <w:t>${</w:t>
       </w:r>
-      <w:proofErr w:type="spellStart"/>
       <w:r>
         <w:t>office_location</w:t>
       </w:r>
-      <w:proofErr w:type="spellEnd"/>
       <w:r>
         <w:t>}</w:t>
       </w:r>
@@ -892,11 +878,9 @@
       <w:r>
         <w:t>${</w:t>
       </w:r>
-      <w:proofErr w:type="spellStart"/>
       <w:r>
         <w:t>office_hours</w:t>
       </w:r>
-      <w:proofErr w:type="spellEnd"/>
       <w:r>
         <w:t>}</w:t>
       </w:r>
@@ -911,119 +895,93 @@
         <w:spacing w:after="0"/>
       </w:pPr>
       <w:r>
-        <w:t>&lt;</w:t>
-      </w:r>
-      <w:proofErr w:type="spellStart"/>
-      <w:r>
+        <w:t>&lt;instructor_additional_information&gt;</w:t>
+      </w:r>
+    </w:p>
+    <w:p>
+      <w:pPr>
+        <w:spacing w:after="0"/>
+        <w:rPr>
+          <w:lang w:val="fr-FR"/>
+        </w:rPr>
+      </w:pPr>
+      <w:r>
+        <w:rPr>
+          <w:lang w:val="fr-FR"/>
+        </w:rPr>
+        <w:t>${</w:t>
+      </w:r>
+      <w:r>
+        <w:rPr>
+          <w:lang w:val="fr-FR"/>
+        </w:rPr>
         <w:t>instructor_additional_information</w:t>
       </w:r>
-      <w:proofErr w:type="spellEnd"/>
-      <w:r>
-        <w:t>&gt;</w:t>
-      </w:r>
-    </w:p>
-    <w:p>
-      <w:pPr>
-        <w:spacing w:after="0"/>
+      <w:r>
         <w:rPr>
           <w:lang w:val="fr-FR"/>
         </w:rPr>
-      </w:pPr>
-      <w:r>
+        <w:t>}</w:t>
+      </w:r>
+    </w:p>
+    <w:p>
+      <w:pPr>
+        <w:spacing w:after="0"/>
         <w:rPr>
           <w:lang w:val="fr-FR"/>
         </w:rPr>
+      </w:pPr>
+      <w:r>
+        <w:rPr>
+          <w:lang w:val="fr-FR"/>
+        </w:rPr>
+        <w:t>&lt;/instructor_additional_information&gt;</w:t>
+      </w:r>
+    </w:p>
+    <w:p>
+      <w:pPr>
+        <w:spacing w:after="0"/>
+        <w:rPr>
+          <w:lang w:val="fr-FR"/>
+        </w:rPr>
+      </w:pPr>
+    </w:p>
+    <w:p>
+      <w:pPr>
+        <w:spacing w:after="0"/>
+        <w:rPr>
+          <w:rFonts w:asciiTheme="majorHAnsi" w:eastAsiaTheme="majorEastAsia" w:hAnsiTheme="majorHAnsi" w:cstheme="majorBidi"/>
+          <w:b/>
+          <w:bCs/>
+          <w:color w:val="1F3864" w:themeColor="accent1" w:themeShade="80"/>
+          <w:sz w:val="26"/>
+          <w:szCs w:val="26"/>
+          <w:lang w:val="fr-FR"/>
+        </w:rPr>
+      </w:pPr>
+      <w:r>
+        <w:rPr>
+          <w:rFonts w:asciiTheme="majorHAnsi" w:eastAsiaTheme="majorEastAsia" w:hAnsiTheme="majorHAnsi" w:cstheme="majorBidi"/>
+          <w:b/>
+          <w:bCs/>
+          <w:color w:val="1F3864" w:themeColor="accent1" w:themeShade="80"/>
+          <w:sz w:val="26"/>
+          <w:szCs w:val="26"/>
+          <w:lang w:val="fr-FR"/>
+        </w:rPr>
+        <w:t>Course Description</w:t>
+      </w:r>
+    </w:p>
+    <w:p>
+      <w:pPr>
+        <w:spacing w:after="0"/>
+      </w:pPr>
+      <w:r>
         <w:t>${</w:t>
       </w:r>
-      <w:proofErr w:type="spellStart"/>
-      <w:r>
-        <w:rPr>
-          <w:lang w:val="fr-FR"/>
-        </w:rPr>
-        <w:t>instructor_additional_information</w:t>
-      </w:r>
-      <w:proofErr w:type="spellEnd"/>
-      <w:r>
-        <w:rPr>
-          <w:lang w:val="fr-FR"/>
-        </w:rPr>
-        <w:t>}</w:t>
-      </w:r>
-    </w:p>
-    <w:p>
-      <w:pPr>
-        <w:spacing w:after="0"/>
-        <w:rPr>
-          <w:lang w:val="fr-FR"/>
-        </w:rPr>
-      </w:pPr>
-      <w:r>
-        <w:rPr>
-          <w:lang w:val="fr-FR"/>
-        </w:rPr>
-        <w:t>&lt;/</w:t>
-      </w:r>
-      <w:proofErr w:type="spellStart"/>
-      <w:r>
-        <w:rPr>
-          <w:lang w:val="fr-FR"/>
-        </w:rPr>
-        <w:t>instructor_additional_information</w:t>
-      </w:r>
-      <w:proofErr w:type="spellEnd"/>
-      <w:r>
-        <w:rPr>
-          <w:lang w:val="fr-FR"/>
-        </w:rPr>
-        <w:t>&gt;</w:t>
-      </w:r>
-    </w:p>
-    <w:p>
-      <w:pPr>
-        <w:spacing w:after="0"/>
-        <w:rPr>
-          <w:lang w:val="fr-FR"/>
-        </w:rPr>
-      </w:pPr>
-    </w:p>
-    <w:p>
-      <w:pPr>
-        <w:spacing w:after="0"/>
-        <w:rPr>
-          <w:rFonts w:asciiTheme="majorHAnsi" w:eastAsiaTheme="majorEastAsia" w:hAnsiTheme="majorHAnsi" w:cstheme="majorBidi"/>
-          <w:b/>
-          <w:bCs/>
-          <w:color w:val="1F3864" w:themeColor="accent1" w:themeShade="80"/>
-          <w:sz w:val="26"/>
-          <w:szCs w:val="26"/>
-          <w:lang w:val="fr-FR"/>
-        </w:rPr>
-      </w:pPr>
-      <w:r>
-        <w:rPr>
-          <w:rFonts w:asciiTheme="majorHAnsi" w:eastAsiaTheme="majorEastAsia" w:hAnsiTheme="majorHAnsi" w:cstheme="majorBidi"/>
-          <w:b/>
-          <w:bCs/>
-          <w:color w:val="1F3864" w:themeColor="accent1" w:themeShade="80"/>
-          <w:sz w:val="26"/>
-          <w:szCs w:val="26"/>
-          <w:lang w:val="fr-FR"/>
-        </w:rPr>
-        <w:t>Course Description</w:t>
-      </w:r>
-    </w:p>
-    <w:p>
-      <w:pPr>
-        <w:spacing w:after="0"/>
-      </w:pPr>
-      <w:r>
-        <w:t>${</w:t>
-      </w:r>
-      <w:proofErr w:type="spellStart"/>
       <w:r>
         <w:t>course_description</w:t>
       </w:r>
-      <w:proofErr w:type="spellEnd"/>
       <w:r>
         <w:t>}</w:t>
       </w:r>
@@ -1234,7 +1192,7 @@
               </wp:anchor>
             </w:drawing>
           </mc:Choice>
-          <mc:Fallback xmlns:a14="http://schemas.microsoft.com/office/drawing/2010/main" xmlns:pic="http://schemas.openxmlformats.org/drawingml/2006/picture" xmlns:a="http://schemas.openxmlformats.org/drawingml/2006/main">
+          <mc:Fallback xmlns:a="http://schemas.openxmlformats.org/drawingml/2006/main" xmlns:pic="http://schemas.openxmlformats.org/drawingml/2006/picture" xmlns:a14="http://schemas.microsoft.com/office/drawing/2010/main">
             <w:pict w14:anchorId="474F2540">
               <v:group id="Group 9" style="position:absolute;margin-left:414.8pt;margin-top:12.15pt;width:52.55pt;height:282.7pt;z-index:251660288" coordsize="6673,35901" o:spid="_x0000_s1026" w14:anchorId="122F3E6F" o:gfxdata="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">
                 <v:shapetype id="_x0000_t75" coordsize="21600,21600" filled="f" stroked="f" o:spt="75" o:preferrelative="t" path="m@4@5l@4@11@9@11@9@5xe">
@@ -1318,10 +1276,176 @@
           <w:iCs w:val="0"/>
           <w:color w:val="auto"/>
         </w:rPr>
-        <w:t xml:space="preserve"> </w:t>
-      </w:r>
-      <w:proofErr w:type="spellStart"/>
-      <w:r>
+        <w:t>lo_syllabus_json</w:t>
+      </w:r>
+      <w:r>
+        <w:t>}</w:t>
+      </w:r>
+    </w:p>
+    <w:p>
+      <w:pPr>
+        <w:spacing w:after="0"/>
+      </w:pPr>
+    </w:p>
+    <w:p>
+      <w:pPr>
+        <w:spacing w:after="0"/>
+        <w:rPr>
+          <w:rFonts w:asciiTheme="majorHAnsi" w:eastAsiaTheme="majorEastAsia" w:hAnsiTheme="majorHAnsi" w:cstheme="majorBidi"/>
+          <w:b/>
+          <w:bCs/>
+          <w:color w:val="1F3864" w:themeColor="accent1" w:themeShade="80"/>
+          <w:sz w:val="26"/>
+          <w:szCs w:val="26"/>
+        </w:rPr>
+      </w:pPr>
+      <w:r>
+        <w:rPr>
+          <w:rFonts w:asciiTheme="majorHAnsi" w:eastAsiaTheme="majorEastAsia" w:hAnsiTheme="majorHAnsi" w:cstheme="majorBidi"/>
+          <w:b/>
+          <w:bCs/>
+          <w:color w:val="1F3864" w:themeColor="accent1" w:themeShade="80"/>
+          <w:sz w:val="26"/>
+          <w:szCs w:val="26"/>
+        </w:rPr>
+        <w:t>High Impact Practices</w:t>
+      </w:r>
+    </w:p>
+    <w:p>
+      <w:pPr>
+        <w:spacing w:after="0"/>
+      </w:pPr>
+      <w:r>
+        <w:t>$</w:t>
+      </w:r>
+      <w:r>
+        <w:t>{</w:t>
+      </w:r>
+      <w:r>
+        <w:t>hip}</w:t>
+      </w:r>
+    </w:p>
+    <w:p>
+      <w:pPr>
+        <w:spacing w:after="0"/>
+        <w:rPr>
+          <w:rFonts w:asciiTheme="majorHAnsi" w:eastAsiaTheme="majorEastAsia" w:hAnsiTheme="majorHAnsi" w:cstheme="majorBidi"/>
+          <w:b/>
+          <w:bCs/>
+          <w:color w:val="1F3864" w:themeColor="accent1" w:themeShade="80"/>
+          <w:sz w:val="26"/>
+          <w:szCs w:val="26"/>
+        </w:rPr>
+      </w:pPr>
+    </w:p>
+    <w:p>
+      <w:pPr>
+        <w:spacing w:after="0"/>
+        <w:rPr>
+          <w:rFonts w:asciiTheme="majorHAnsi" w:eastAsiaTheme="majorEastAsia" w:hAnsiTheme="majorHAnsi" w:cstheme="majorBidi"/>
+          <w:b/>
+          <w:bCs/>
+          <w:color w:val="1F3864" w:themeColor="accent1" w:themeShade="80"/>
+          <w:sz w:val="26"/>
+          <w:szCs w:val="26"/>
+        </w:rPr>
+      </w:pPr>
+      <w:r>
+        <w:rPr>
+          <w:rFonts w:asciiTheme="majorHAnsi" w:eastAsiaTheme="majorEastAsia" w:hAnsiTheme="majorHAnsi" w:cstheme="majorBidi"/>
+          <w:b/>
+          <w:bCs/>
+          <w:color w:val="1F3864" w:themeColor="accent1" w:themeShade="80"/>
+          <w:sz w:val="26"/>
+          <w:szCs w:val="26"/>
+        </w:rPr>
+        <w:t>Learning Resources</w:t>
+      </w:r>
+    </w:p>
+    <w:p>
+      <w:pPr>
+        <w:spacing w:after="0"/>
+      </w:pPr>
+    </w:p>
+    <w:p>
+      <w:pPr>
+        <w:spacing w:after="0"/>
+      </w:pPr>
+      <w:r>
+        <w:t>${course_materials}</w:t>
+      </w:r>
+    </w:p>
+    <w:p>
+      <w:pPr>
+        <w:spacing w:after="0"/>
+      </w:pPr>
+    </w:p>
+    <w:p>
+      <w:pPr>
+        <w:spacing w:after="0"/>
+      </w:pPr>
+    </w:p>
+    <w:p>
+      <w:pPr>
+        <w:spacing w:after="0"/>
+        <w:rPr>
+          <w:rFonts w:asciiTheme="majorHAnsi" w:eastAsiaTheme="majorEastAsia" w:hAnsiTheme="majorHAnsi" w:cstheme="majorBidi"/>
+          <w:b/>
+          <w:bCs/>
+          <w:color w:val="1F3864" w:themeColor="accent1" w:themeShade="80"/>
+          <w:sz w:val="26"/>
+          <w:szCs w:val="26"/>
+        </w:rPr>
+      </w:pPr>
+      <w:r>
+        <w:rPr>
+          <w:rFonts w:asciiTheme="majorHAnsi" w:eastAsiaTheme="majorEastAsia" w:hAnsiTheme="majorHAnsi" w:cstheme="majorBidi"/>
+          <w:b/>
+          <w:bCs/>
+          <w:color w:val="1F3864" w:themeColor="accent1" w:themeShade="80"/>
+          <w:sz w:val="26"/>
+          <w:szCs w:val="26"/>
+        </w:rPr>
+        <w:t>Assessments</w:t>
+      </w:r>
+    </w:p>
+    <w:p>
+      <w:pPr>
+        <w:spacing w:after="0"/>
+        <w:rPr>
+          <w:rStyle w:val="Heading4Char"/>
+          <w:b/>
+          <w:bCs/>
+          <w:i w:val="0"/>
+          <w:iCs w:val="0"/>
+          <w:color w:val="1F3864" w:themeColor="accent1" w:themeShade="80"/>
+        </w:rPr>
+      </w:pPr>
+    </w:p>
+    <w:p>
+      <w:pPr>
+        <w:spacing w:after="0"/>
+      </w:pPr>
+      <w:r>
+        <w:t>The final course grade will be calculated using the following assessments:</w:t>
+      </w:r>
+    </w:p>
+    <w:p>
+      <w:pPr>
+        <w:spacing w:after="0"/>
+        <w:rPr>
+          <w:rStyle w:val="Heading4Char"/>
+          <w:b/>
+          <w:bCs/>
+          <w:i w:val="0"/>
+          <w:iCs w:val="0"/>
+          <w:color w:val="1F3864" w:themeColor="accent1" w:themeShade="80"/>
+        </w:rPr>
+      </w:pPr>
+    </w:p>
+    <w:p>
+      <w:pPr>
+        <w:spacing w:after="0"/>
         <w:rPr>
           <w:rStyle w:val="Heading4Char"/>
           <w:rFonts w:asciiTheme="minorHAnsi" w:hAnsiTheme="minorHAnsi" w:cstheme="minorHAnsi"/>
@@ -1329,213 +1453,8 @@
           <w:iCs w:val="0"/>
           <w:color w:val="auto"/>
         </w:rPr>
-        <w:t>lo_syllabus_json</w:t>
-      </w:r>
-      <w:proofErr w:type="spellEnd"/>
-      <w:r>
-        <w:t xml:space="preserve"> </w:t>
-      </w:r>
-      <w:r>
-        <w:t>}</w:t>
-      </w:r>
-    </w:p>
-    <w:p>
-      <w:pPr>
-        <w:spacing w:after="0"/>
-      </w:pPr>
-    </w:p>
-    <w:p>
-      <w:pPr>
-        <w:spacing w:after="0"/>
-      </w:pPr>
-      <w:r>
-        <w:t>&lt;HIP&gt;</w:t>
-      </w:r>
-    </w:p>
-    <w:p>
-      <w:pPr>
-        <w:spacing w:after="0"/>
-        <w:rPr>
-          <w:rFonts w:asciiTheme="majorHAnsi" w:eastAsiaTheme="majorEastAsia" w:hAnsiTheme="majorHAnsi" w:cstheme="majorBidi"/>
-          <w:b/>
-          <w:bCs/>
-          <w:color w:val="1F3864" w:themeColor="accent1" w:themeShade="80"/>
-          <w:sz w:val="26"/>
-          <w:szCs w:val="26"/>
-        </w:rPr>
-      </w:pPr>
-      <w:r>
-        <w:rPr>
-          <w:rFonts w:asciiTheme="majorHAnsi" w:eastAsiaTheme="majorEastAsia" w:hAnsiTheme="majorHAnsi" w:cstheme="majorBidi"/>
-          <w:b/>
-          <w:bCs/>
-          <w:color w:val="1F3864" w:themeColor="accent1" w:themeShade="80"/>
-          <w:sz w:val="26"/>
-          <w:szCs w:val="26"/>
-        </w:rPr>
-        <w:t>High Impact Practices</w:t>
-      </w:r>
-    </w:p>
-    <w:p>
-      <w:pPr>
-        <w:spacing w:after="0"/>
-      </w:pPr>
-      <w:r>
-        <w:t>$</w:t>
-      </w:r>
-      <w:r>
-        <w:t>{</w:t>
-      </w:r>
-      <w:r>
-        <w:t xml:space="preserve"> </w:t>
-      </w:r>
-      <w:r>
-        <w:t>hip</w:t>
-      </w:r>
-      <w:r>
-        <w:t xml:space="preserve"> </w:t>
-      </w:r>
-      <w:r>
-        <w:t>}</w:t>
-      </w:r>
-    </w:p>
-    <w:p>
-      <w:pPr>
-        <w:spacing w:after="0"/>
-      </w:pPr>
-      <w:r>
-        <w:t>&lt;/HIP&gt;</w:t>
-      </w:r>
-    </w:p>
-    <w:p>
-      <w:pPr>
-        <w:spacing w:after="0"/>
-        <w:rPr>
-          <w:rFonts w:asciiTheme="majorHAnsi" w:eastAsiaTheme="majorEastAsia" w:hAnsiTheme="majorHAnsi" w:cstheme="majorBidi"/>
-          <w:b/>
-          <w:bCs/>
-          <w:color w:val="1F3864" w:themeColor="accent1" w:themeShade="80"/>
-          <w:sz w:val="26"/>
-          <w:szCs w:val="26"/>
-        </w:rPr>
-      </w:pPr>
-    </w:p>
-    <w:p>
-      <w:pPr>
-        <w:spacing w:after="0"/>
-        <w:rPr>
-          <w:rFonts w:asciiTheme="majorHAnsi" w:eastAsiaTheme="majorEastAsia" w:hAnsiTheme="majorHAnsi" w:cstheme="majorBidi"/>
-          <w:b/>
-          <w:bCs/>
-          <w:color w:val="1F3864" w:themeColor="accent1" w:themeShade="80"/>
-          <w:sz w:val="26"/>
-          <w:szCs w:val="26"/>
-        </w:rPr>
-      </w:pPr>
-      <w:r>
-        <w:rPr>
-          <w:rFonts w:asciiTheme="majorHAnsi" w:eastAsiaTheme="majorEastAsia" w:hAnsiTheme="majorHAnsi" w:cstheme="majorBidi"/>
-          <w:b/>
-          <w:bCs/>
-          <w:color w:val="1F3864" w:themeColor="accent1" w:themeShade="80"/>
-          <w:sz w:val="26"/>
-          <w:szCs w:val="26"/>
-        </w:rPr>
-        <w:t>Learning Resources</w:t>
-      </w:r>
-    </w:p>
-    <w:p>
-      <w:pPr>
-        <w:spacing w:after="0"/>
-      </w:pPr>
-    </w:p>
-    <w:p>
-      <w:pPr>
-        <w:spacing w:after="0"/>
-      </w:pPr>
-      <w:r>
-        <w:t>${</w:t>
-      </w:r>
-      <w:proofErr w:type="spellStart"/>
-      <w:r>
-        <w:t>course_materials</w:t>
-      </w:r>
-      <w:proofErr w:type="spellEnd"/>
-      <w:r>
-        <w:t>}</w:t>
-      </w:r>
-    </w:p>
-    <w:p>
-      <w:pPr>
-        <w:spacing w:after="0"/>
-      </w:pPr>
-    </w:p>
-    <w:p>
-      <w:pPr>
-        <w:spacing w:after="0"/>
-      </w:pPr>
-    </w:p>
-    <w:p>
-      <w:pPr>
-        <w:spacing w:after="0"/>
-        <w:rPr>
-          <w:rFonts w:asciiTheme="majorHAnsi" w:eastAsiaTheme="majorEastAsia" w:hAnsiTheme="majorHAnsi" w:cstheme="majorBidi"/>
-          <w:b/>
-          <w:bCs/>
-          <w:color w:val="1F3864" w:themeColor="accent1" w:themeShade="80"/>
-          <w:sz w:val="26"/>
-          <w:szCs w:val="26"/>
-        </w:rPr>
-      </w:pPr>
-      <w:r>
-        <w:rPr>
-          <w:rFonts w:asciiTheme="majorHAnsi" w:eastAsiaTheme="majorEastAsia" w:hAnsiTheme="majorHAnsi" w:cstheme="majorBidi"/>
-          <w:b/>
-          <w:bCs/>
-          <w:color w:val="1F3864" w:themeColor="accent1" w:themeShade="80"/>
-          <w:sz w:val="26"/>
-          <w:szCs w:val="26"/>
-        </w:rPr>
-        <w:t>Assessments</w:t>
-      </w:r>
-    </w:p>
-    <w:p>
-      <w:pPr>
-        <w:spacing w:after="0"/>
-        <w:rPr>
-          <w:rStyle w:val="Heading4Char"/>
-          <w:b/>
-          <w:bCs/>
-          <w:i w:val="0"/>
-          <w:iCs w:val="0"/>
-          <w:color w:val="1F3864" w:themeColor="accent1" w:themeShade="80"/>
-        </w:rPr>
-      </w:pPr>
-    </w:p>
-    <w:p>
-      <w:pPr>
-        <w:spacing w:after="0"/>
-      </w:pPr>
-      <w:r>
-        <w:t>The final course grade will be calculated using the following assessments:</w:t>
-      </w:r>
-    </w:p>
-    <w:p>
-      <w:pPr>
-        <w:spacing w:after="0"/>
-        <w:rPr>
-          <w:rStyle w:val="Heading4Char"/>
-          <w:b/>
-          <w:bCs/>
-          <w:i w:val="0"/>
-          <w:iCs w:val="0"/>
-          <w:color w:val="1F3864" w:themeColor="accent1" w:themeShade="80"/>
-        </w:rPr>
-      </w:pPr>
-    </w:p>
-    <w:p>
-      <w:pPr>
-        <w:spacing w:after="0"/>
+      </w:pPr>
+      <w:r>
         <w:rPr>
           <w:rStyle w:val="Heading4Char"/>
           <w:rFonts w:asciiTheme="minorHAnsi" w:hAnsiTheme="minorHAnsi" w:cstheme="minorHAnsi"/>
@@ -1543,6 +1462,20 @@
           <w:iCs w:val="0"/>
           <w:color w:val="auto"/>
         </w:rPr>
+        <w:t>${assmt_assignments_syllabus_json}</w:t>
+      </w:r>
+    </w:p>
+    <w:p>
+      <w:pPr>
+        <w:spacing w:after="0"/>
+      </w:pPr>
+    </w:p>
+    <w:p>
+      <w:pPr>
+        <w:spacing w:after="0"/>
+        <w:rPr>
+          <w:rFonts w:eastAsiaTheme="majorEastAsia" w:cstheme="minorHAnsi"/>
+        </w:rPr>
       </w:pPr>
       <w:r>
         <w:rPr>
@@ -1552,10 +1485,65 @@
           <w:iCs w:val="0"/>
           <w:color w:val="auto"/>
         </w:rPr>
-        <w:t>${</w:t>
-      </w:r>
-      <w:proofErr w:type="spellStart"/>
-      <w:r>
+        <w:t>${assmt_assignments_syllabus_json}</w:t>
+      </w:r>
+    </w:p>
+    <w:p>
+      <w:pPr>
+        <w:spacing w:after="0"/>
+      </w:pPr>
+    </w:p>
+    <w:p>
+      <w:pPr>
+        <w:spacing w:after="0"/>
+      </w:pPr>
+      <w:r>
+        <w:t>Students will be assigned the following final letter grades, based on the calculations coming from the course assessment section.</w:t>
+      </w:r>
+    </w:p>
+    <w:p>
+      <w:pPr>
+        <w:spacing w:after="0"/>
+      </w:pPr>
+      <w:r>
+        <w:t>${grade_table_syllabus_list}</w:t>
+      </w:r>
+    </w:p>
+    <w:p>
+      <w:pPr>
+        <w:spacing w:after="0"/>
+      </w:pPr>
+    </w:p>
+    <w:p>
+      <w:pPr>
+        <w:spacing w:after="0"/>
+      </w:pPr>
+    </w:p>
+    <w:p>
+      <w:pPr>
+        <w:pStyle w:val="Heading3"/>
+        <w:rPr>
+          <w:b/>
+          <w:bCs/>
+          <w:color w:val="1F3864" w:themeColor="accent1" w:themeShade="80"/>
+          <w:sz w:val="26"/>
+          <w:szCs w:val="26"/>
+        </w:rPr>
+      </w:pPr>
+      <w:r>
+        <w:rPr>
+          <w:b/>
+          <w:bCs/>
+          <w:color w:val="1F3864" w:themeColor="accent1" w:themeShade="80"/>
+          <w:sz w:val="26"/>
+          <w:szCs w:val="26"/>
+        </w:rPr>
+        <w:t>Grading Policies</w:t>
+      </w:r>
+    </w:p>
+    <w:p>
+      <w:pPr>
+        <w:spacing w:after="0"/>
         <w:rPr>
           <w:rStyle w:val="Heading4Char"/>
           <w:rFonts w:asciiTheme="minorHAnsi" w:hAnsiTheme="minorHAnsi" w:cstheme="minorHAnsi"/>
@@ -1563,9 +1551,7 @@
           <w:iCs w:val="0"/>
           <w:color w:val="auto"/>
         </w:rPr>
-        <w:t>assmt_assignments_syllabus_json</w:t>
-      </w:r>
-      <w:proofErr w:type="spellEnd"/>
+      </w:pPr>
       <w:r>
         <w:rPr>
           <w:rStyle w:val="Heading4Char"/>
@@ -1574,85 +1560,7 @@
           <w:iCs w:val="0"/>
           <w:color w:val="auto"/>
         </w:rPr>
-        <w:t>}</w:t>
-      </w:r>
-    </w:p>
-    <w:p>
-      <w:pPr>
-        <w:spacing w:after="0"/>
-      </w:pPr>
-    </w:p>
-    <w:p>
-      <w:pPr>
-        <w:spacing w:after="0"/>
-        <w:rPr>
-          <w:rStyle w:val="Heading4Char"/>
-          <w:rFonts w:asciiTheme="minorHAnsi" w:hAnsiTheme="minorHAnsi" w:cstheme="minorHAnsi"/>
-          <w:i w:val="0"/>
-          <w:iCs w:val="0"/>
-          <w:color w:val="auto"/>
-        </w:rPr>
-      </w:pPr>
-      <w:r>
-        <w:rPr>
-          <w:rStyle w:val="Heading4Char"/>
-          <w:rFonts w:asciiTheme="minorHAnsi" w:hAnsiTheme="minorHAnsi" w:cstheme="minorHAnsi"/>
-          <w:i w:val="0"/>
-          <w:iCs w:val="0"/>
-          <w:color w:val="auto"/>
-        </w:rPr>
-        <w:t>${</w:t>
-      </w:r>
-      <w:proofErr w:type="spellStart"/>
-      <w:r>
-        <w:rPr>
-          <w:rStyle w:val="Heading4Char"/>
-          <w:rFonts w:asciiTheme="minorHAnsi" w:hAnsiTheme="minorHAnsi" w:cstheme="minorHAnsi"/>
-          <w:i w:val="0"/>
-          <w:iCs w:val="0"/>
-          <w:color w:val="auto"/>
-        </w:rPr>
-        <w:t>assmt_assignments_syllabus_json</w:t>
-      </w:r>
-      <w:proofErr w:type="spellEnd"/>
-      <w:r>
-        <w:rPr>
-          <w:rStyle w:val="Heading4Char"/>
-          <w:rFonts w:asciiTheme="minorHAnsi" w:hAnsiTheme="minorHAnsi" w:cstheme="minorHAnsi"/>
-          <w:i w:val="0"/>
-          <w:iCs w:val="0"/>
-          <w:color w:val="auto"/>
-        </w:rPr>
-        <w:t>}</w:t>
-      </w:r>
-    </w:p>
-    <w:p>
-      <w:pPr>
-        <w:spacing w:after="0"/>
-      </w:pPr>
-    </w:p>
-    <w:p>
-      <w:pPr>
-        <w:spacing w:after="0"/>
-      </w:pPr>
-      <w:r>
-        <w:t>Students will be assigned the following final letter grades, based on the calculations coming from the course assessment section.</w:t>
-      </w:r>
-    </w:p>
-    <w:p>
-      <w:pPr>
-        <w:spacing w:after="0"/>
-      </w:pPr>
-      <w:r>
-        <w:t>${</w:t>
-      </w:r>
-      <w:proofErr w:type="spellStart"/>
-      <w:r>
-        <w:t>grade_table_syllabus_list</w:t>
-      </w:r>
-      <w:proofErr w:type="spellEnd"/>
-      <w:r>
-        <w:t>}</w:t>
+        <w:t>${grading_policies_syllabus}</w:t>
       </w:r>
     </w:p>
     <w:p>
@@ -1679,68 +1587,23 @@
           <w:sz w:val="26"/>
           <w:szCs w:val="26"/>
         </w:rPr>
-        <w:t>Grading Policies</w:t>
-      </w:r>
-    </w:p>
-    <w:p>
-      <w:pPr>
-        <w:spacing w:after="0"/>
-        <w:rPr>
-          <w:rStyle w:val="Heading4Char"/>
-          <w:b/>
-          <w:bCs/>
-          <w:color w:val="1F3864" w:themeColor="accent1" w:themeShade="80"/>
-        </w:rPr>
-      </w:pPr>
-    </w:p>
-    <w:p>
-      <w:pPr>
-        <w:spacing w:after="0"/>
-        <w:rPr>
-          <w:rStyle w:val="Heading4Char"/>
-          <w:rFonts w:asciiTheme="minorHAnsi" w:hAnsiTheme="minorHAnsi" w:cstheme="minorHAnsi"/>
-          <w:i w:val="0"/>
-          <w:iCs w:val="0"/>
-          <w:color w:val="auto"/>
-        </w:rPr>
-      </w:pPr>
-      <w:r>
-        <w:rPr>
-          <w:rStyle w:val="Heading4Char"/>
-          <w:rFonts w:asciiTheme="minorHAnsi" w:hAnsiTheme="minorHAnsi" w:cstheme="minorHAnsi"/>
-          <w:i w:val="0"/>
-          <w:iCs w:val="0"/>
-          <w:color w:val="auto"/>
-        </w:rPr>
-        <w:t>${</w:t>
-      </w:r>
-      <w:proofErr w:type="spellStart"/>
-      <w:r>
-        <w:rPr>
-          <w:rStyle w:val="Heading4Char"/>
-          <w:rFonts w:asciiTheme="minorHAnsi" w:hAnsiTheme="minorHAnsi" w:cstheme="minorHAnsi"/>
-          <w:i w:val="0"/>
-          <w:iCs w:val="0"/>
-          <w:color w:val="auto"/>
-        </w:rPr>
-        <w:t>grading_policies_syllabus_json</w:t>
-      </w:r>
-      <w:proofErr w:type="spellEnd"/>
-      <w:r>
-        <w:rPr>
-          <w:rStyle w:val="Heading4Char"/>
-          <w:rFonts w:asciiTheme="minorHAnsi" w:hAnsiTheme="minorHAnsi" w:cstheme="minorHAnsi"/>
-          <w:i w:val="0"/>
-          <w:iCs w:val="0"/>
-          <w:color w:val="auto"/>
-        </w:rPr>
-        <w:t>}</w:t>
-      </w:r>
-    </w:p>
-    <w:p>
-      <w:pPr>
-        <w:spacing w:after="0"/>
-      </w:pPr>
+        <w:t>Course and University Policies</w:t>
+      </w:r>
+      <w:r>
+        <w:rPr>
+          <w:b/>
+          <w:bCs/>
+          <w:color w:val="1F3864" w:themeColor="accent1" w:themeShade="80"/>
+          <w:sz w:val="26"/>
+          <w:szCs w:val="26"/>
+        </w:rPr>
+        <w:t xml:space="preserve"> and Resources</w:t>
+      </w:r>
+    </w:p>
+    <w:p>
+      <w:r>
+        <w:t>&lt;policy_statements&gt;&lt;/policy_statements&gt;</w:t>
+      </w:r>
     </w:p>
     <w:p>
       <w:pPr>
@@ -1753,47 +1616,6 @@
           <w:szCs w:val="26"/>
         </w:rPr>
       </w:pPr>
-      <w:r>
-        <w:rPr>
-          <w:b/>
-          <w:bCs/>
-          <w:color w:val="1F3864" w:themeColor="accent1" w:themeShade="80"/>
-          <w:sz w:val="26"/>
-          <w:szCs w:val="26"/>
-        </w:rPr>
-        <w:t>Course and University Policies</w:t>
-      </w:r>
-      <w:r>
-        <w:rPr>
-          <w:b/>
-          <w:bCs/>
-          <w:color w:val="1F3864" w:themeColor="accent1" w:themeShade="80"/>
-          <w:sz w:val="26"/>
-          <w:szCs w:val="26"/>
-        </w:rPr>
-        <w:t xml:space="preserve"> and Resources</w:t>
-      </w:r>
-    </w:p>
-    <w:p>
-      <w:r>
-        <w:t>&lt;</w:t>
-      </w:r>
-      <w:proofErr w:type="spellStart"/>
-      <w:r>
-        <w:t>policy_statements</w:t>
-      </w:r>
-      <w:proofErr w:type="spellEnd"/>
-      <w:r>
-        <w:t>&gt;&lt;/</w:t>
-      </w:r>
-      <w:proofErr w:type="spellStart"/>
-      <w:r>
-        <w:t>policy_statements</w:t>
-      </w:r>
-      <w:proofErr w:type="spellEnd"/>
-      <w:r>
-        <w:t>&gt;</w:t>
-      </w:r>
     </w:p>
     <w:p>
       <w:pPr>
@@ -1806,18 +1628,6 @@
           <w:szCs w:val="26"/>
         </w:rPr>
       </w:pPr>
-    </w:p>
-    <w:p>
-      <w:pPr>
-        <w:pStyle w:val="Heading3"/>
-        <w:rPr>
-          <w:b/>
-          <w:bCs/>
-          <w:color w:val="1F3864" w:themeColor="accent1" w:themeShade="80"/>
-          <w:sz w:val="26"/>
-          <w:szCs w:val="26"/>
-        </w:rPr>
-      </w:pPr>
       <w:r>
         <w:rPr>
           <w:b/>
@@ -1841,51 +1651,26 @@
     </w:p>
     <w:p>
       <w:r>
-        <w:t>${</w:t>
-      </w:r>
-      <w:proofErr w:type="spellStart"/>
-      <w:r>
-        <w:t>course_schedule_</w:t>
-      </w:r>
-      <w:r>
-        <w:t>syllabus_</w:t>
-      </w:r>
-      <w:r>
-        <w:t>list</w:t>
-      </w:r>
-      <w:proofErr w:type="spellEnd"/>
-      <w:r>
-        <w:t>}</w:t>
-      </w:r>
-    </w:p>
-    <w:p>
-      <w:pPr>
-        <w:spacing w:after="0"/>
-      </w:pPr>
-    </w:p>
-    <w:p>
-      <w:pPr>
-        <w:spacing w:after="0"/>
-      </w:pPr>
-    </w:p>
-    <w:p>
-      <w:pPr>
-        <w:spacing w:after="0"/>
-      </w:pPr>
-      <w:r>
-        <w:t>${</w:t>
-      </w:r>
-      <w:proofErr w:type="spellStart"/>
-      <w:r>
-        <w:t>additional_sections</w:t>
-      </w:r>
-      <w:r>
-        <w:t>_syllabus</w:t>
-      </w:r>
-      <w:proofErr w:type="spellEnd"/>
-      <w:r>
-        <w:t>}</w:t>
-      </w:r>
+        <w:t>${course_schedule_syllabus_list}</w:t>
+      </w:r>
+    </w:p>
+    <w:p>
+      <w:pPr>
+        <w:spacing w:after="0"/>
+      </w:pPr>
+    </w:p>
+    <w:p>
+      <w:pPr>
+        <w:spacing w:after="0"/>
+      </w:pPr>
+      <w:r>
+        <w:t>${additional_sections_syllabus}</w:t>
+      </w:r>
+    </w:p>
+    <w:p>
+      <w:pPr>
+        <w:spacing w:after="0"/>
+      </w:pPr>
     </w:p>
     <w:sectPr>
       <w:footerReference w:type="default" r:id="rId22"/>
@@ -3459,6 +3244,25 @@
 </file>
 
 <file path=customXml/item1.xml><?xml version="1.0" encoding="utf-8"?>
+<b:Sources xmlns:b="http://schemas.openxmlformats.org/officeDocument/2006/bibliography" xmlns="http://schemas.openxmlformats.org/officeDocument/2006/bibliography" SelectedStyle="\APASixthEditionOfficeOnline.xsl" StyleName="APA" Version="6"/>
+</file>
+
+<file path=customXml/item2.xml><?xml version="1.0" encoding="utf-8"?>
+<p:properties xmlns:p="http://schemas.microsoft.com/office/2006/metadata/properties" xmlns:xsi="http://www.w3.org/2001/XMLSchema-instance" xmlns:pc="http://schemas.microsoft.com/office/infopath/2007/PartnerControls">
+  <documentManagement/>
+</p:properties>
+</file>
+
+<file path=customXml/item3.xml><?xml version="1.0" encoding="utf-8"?>
+<?mso-contentType ?>
+<FormTemplates xmlns="http://schemas.microsoft.com/sharepoint/v3/contenttype/forms">
+  <Display>DocumentLibraryForm</Display>
+  <Edit>DocumentLibraryForm</Edit>
+  <New>DocumentLibraryForm</New>
+</FormTemplates>
+</file>
+
+<file path=customXml/item4.xml><?xml version="1.0" encoding="utf-8"?>
 <ct:contentTypeSchema xmlns:ct="http://schemas.microsoft.com/office/2006/metadata/contentType" xmlns:ma="http://schemas.microsoft.com/office/2006/metadata/properties/metaAttributes" ct:_="" ma:_="" ma:contentTypeName="Document" ma:contentTypeID="0x01010043AC30EE3931924C951949B01581249A" ma:contentTypeVersion="3" ma:contentTypeDescription="Create a new document." ma:contentTypeScope="" ma:versionID="ecba60cf1f3c2b4798aa357a3e04473e">
   <xsd:schema xmlns:xsd="http://www.w3.org/2001/XMLSchema" xmlns:xs="http://www.w3.org/2001/XMLSchema" xmlns:p="http://schemas.microsoft.com/office/2006/metadata/properties" xmlns:ns2="5e46cd92-5281-4aec-af6d-ce68d6323cf6" targetNamespace="http://schemas.microsoft.com/office/2006/metadata/properties" ma:root="true" ma:fieldsID="749246a7d39d1518a48c156f5ef050f5" ns2:_="">
     <xsd:import namespace="5e46cd92-5281-4aec-af6d-ce68d6323cf6"/>
@@ -3596,26 +3400,32 @@
 </ct:contentTypeSchema>
 </file>
 
-<file path=customXml/item2.xml><?xml version="1.0" encoding="utf-8"?>
-<?mso-contentType ?>
-<FormTemplates xmlns="http://schemas.microsoft.com/sharepoint/v3/contenttype/forms">
-  <Display>DocumentLibraryForm</Display>
-  <Edit>DocumentLibraryForm</Edit>
-  <New>DocumentLibraryForm</New>
-</FormTemplates>
+<file path=customXml/itemProps1.xml><?xml version="1.0" encoding="utf-8"?>
+<ds:datastoreItem xmlns:ds="http://schemas.openxmlformats.org/officeDocument/2006/customXml" ds:itemID="{99DD2AA0-78B3-40EA-8C1D-954E770C8D8A}">
+  <ds:schemaRefs>
+    <ds:schemaRef ds:uri="http://schemas.openxmlformats.org/officeDocument/2006/bibliography"/>
+  </ds:schemaRefs>
+</ds:datastoreItem>
 </file>
 
-<file path=customXml/item3.xml><?xml version="1.0" encoding="utf-8"?>
-<p:properties xmlns:p="http://schemas.microsoft.com/office/2006/metadata/properties" xmlns:xsi="http://www.w3.org/2001/XMLSchema-instance" xmlns:pc="http://schemas.microsoft.com/office/infopath/2007/PartnerControls">
-  <documentManagement/>
-</p:properties>
+<file path=customXml/itemProps2.xml><?xml version="1.0" encoding="utf-8"?>
+<ds:datastoreItem xmlns:ds="http://schemas.openxmlformats.org/officeDocument/2006/customXml" ds:itemID="{509D1927-145B-4147-AE53-B018C6899FD0}">
+  <ds:schemaRefs>
+    <ds:schemaRef ds:uri="http://schemas.microsoft.com/office/2006/metadata/properties"/>
+    <ds:schemaRef ds:uri="http://schemas.microsoft.com/office/infopath/2007/PartnerControls"/>
+  </ds:schemaRefs>
+</ds:datastoreItem>
 </file>
 
-<file path=customXml/item4.xml><?xml version="1.0" encoding="utf-8"?>
-<b:Sources xmlns:b="http://schemas.openxmlformats.org/officeDocument/2006/bibliography" xmlns="http://schemas.openxmlformats.org/officeDocument/2006/bibliography" SelectedStyle="\APASixthEditionOfficeOnline.xsl" StyleName="APA" Version="6"/>
+<file path=customXml/itemProps3.xml><?xml version="1.0" encoding="utf-8"?>
+<ds:datastoreItem xmlns:ds="http://schemas.openxmlformats.org/officeDocument/2006/customXml" ds:itemID="{E5876C36-A6F2-4B44-960A-B8B4B435ECCD}">
+  <ds:schemaRefs>
+    <ds:schemaRef ds:uri="http://schemas.microsoft.com/sharepoint/v3/contenttype/forms"/>
+  </ds:schemaRefs>
+</ds:datastoreItem>
 </file>
 
-<file path=customXml/itemProps1.xml><?xml version="1.0" encoding="utf-8"?>
+<file path=customXml/itemProps4.xml><?xml version="1.0" encoding="utf-8"?>
 <ds:datastoreItem xmlns:ds="http://schemas.openxmlformats.org/officeDocument/2006/customXml" ds:itemID="{D4AD5993-87D2-4E47-8D6E-96B6100FF46D}">
   <ds:schemaRefs>
     <ds:schemaRef ds:uri="http://schemas.microsoft.com/office/2006/metadata/contentType"/>
@@ -3631,29 +3441,4 @@
     <ds:schemaRef ds:uri="http://schemas.microsoft.com/internal/obd"/>
   </ds:schemaRefs>
 </ds:datastoreItem>
-</file>
-
-<file path=customXml/itemProps2.xml><?xml version="1.0" encoding="utf-8"?>
-<ds:datastoreItem xmlns:ds="http://schemas.openxmlformats.org/officeDocument/2006/customXml" ds:itemID="{E5876C36-A6F2-4B44-960A-B8B4B435ECCD}">
-  <ds:schemaRefs>
-    <ds:schemaRef ds:uri="http://schemas.microsoft.com/sharepoint/v3/contenttype/forms"/>
-  </ds:schemaRefs>
-</ds:datastoreItem>
-</file>
-
-<file path=customXml/itemProps3.xml><?xml version="1.0" encoding="utf-8"?>
-<ds:datastoreItem xmlns:ds="http://schemas.openxmlformats.org/officeDocument/2006/customXml" ds:itemID="{509D1927-145B-4147-AE53-B018C6899FD0}">
-  <ds:schemaRefs>
-    <ds:schemaRef ds:uri="http://schemas.microsoft.com/office/2006/metadata/properties"/>
-    <ds:schemaRef ds:uri="http://schemas.microsoft.com/office/infopath/2007/PartnerControls"/>
-  </ds:schemaRefs>
-</ds:datastoreItem>
-</file>
-
-<file path=customXml/itemProps4.xml><?xml version="1.0" encoding="utf-8"?>
-<ds:datastoreItem xmlns:ds="http://schemas.openxmlformats.org/officeDocument/2006/customXml" ds:itemID="{99DD2AA0-78B3-40EA-8C1D-954E770C8D8A}">
-  <ds:schemaRefs>
-    <ds:schemaRef ds:uri="http://schemas.openxmlformats.org/officeDocument/2006/bibliography"/>
-  </ds:schemaRefs>
-</ds:datastoreItem>
 </file>
--- a/backend/docx/SyllabusTemplate.docx
+++ b/backend/docx/SyllabusTemplate.docx
@@ -247,7 +247,7 @@
               </wp:anchor>
             </w:drawing>
           </mc:Choice>
-          <mc:Fallback xmlns:a="http://schemas.openxmlformats.org/drawingml/2006/main" xmlns:pic="http://schemas.openxmlformats.org/drawingml/2006/picture" xmlns:a14="http://schemas.microsoft.com/office/drawing/2010/main">
+          <mc:Fallback xmlns:a14="http://schemas.microsoft.com/office/drawing/2010/main" xmlns:pic="http://schemas.openxmlformats.org/drawingml/2006/picture" xmlns:a="http://schemas.openxmlformats.org/drawingml/2006/main">
             <w:pict w14:anchorId="08122B22">
               <v:line id="Straight Connector 3" style="position:absolute;z-index:251640832;visibility:visible;mso-wrap-style:square;mso-wrap-distance-left:9pt;mso-wrap-distance-top:0;mso-wrap-distance-right:9pt;mso-wrap-distance-bottom:0;mso-position-horizontal:absolute;mso-position-horizontal-relative:text;mso-position-vertical:absolute;mso-position-vertical-relative:text" o:spid="_x0000_s1026" strokecolor="#1f3763 [1604]" strokeweight="1pt" from="104.4pt,-5.4pt" to="105pt,91.8pt" w14:anchorId="328FC97B" o:gfxdata="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">
                 <v:stroke joinstyle="miter"/>
@@ -322,7 +322,7 @@
               </wp:anchor>
             </w:drawing>
           </mc:Choice>
-          <mc:Fallback xmlns:a="http://schemas.openxmlformats.org/drawingml/2006/main" xmlns:pic="http://schemas.openxmlformats.org/drawingml/2006/picture" xmlns:a14="http://schemas.microsoft.com/office/drawing/2010/main">
+          <mc:Fallback xmlns:a14="http://schemas.microsoft.com/office/drawing/2010/main" xmlns:pic="http://schemas.openxmlformats.org/drawingml/2006/picture" xmlns:a="http://schemas.openxmlformats.org/drawingml/2006/main">
             <w:pict w14:anchorId="0F3FCE19">
               <v:line id="Straight Connector 2" style="position:absolute;z-index:251639808;visibility:visible;mso-wrap-style:square;mso-wrap-distance-left:9pt;mso-wrap-distance-top:0;mso-wrap-distance-right:9pt;mso-wrap-distance-bottom:0;mso-position-horizontal:absolute;mso-position-horizontal-relative:text;mso-position-vertical:absolute;mso-position-vertical-relative:text" o:spid="_x0000_s1026" strokecolor="#1f3763 [1604]" strokeweight="1pt" from="0,91.8pt" to="466.8pt,91.8pt" w14:anchorId="7ED6B9A8" o:gfxdata="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">
                 <v:stroke joinstyle="miter"/>
@@ -1192,7 +1192,7 @@
               </wp:anchor>
             </w:drawing>
           </mc:Choice>
-          <mc:Fallback xmlns:a="http://schemas.openxmlformats.org/drawingml/2006/main" xmlns:pic="http://schemas.openxmlformats.org/drawingml/2006/picture" xmlns:a14="http://schemas.microsoft.com/office/drawing/2010/main">
+          <mc:Fallback xmlns:a14="http://schemas.microsoft.com/office/drawing/2010/main" xmlns:pic="http://schemas.openxmlformats.org/drawingml/2006/picture" xmlns:a="http://schemas.openxmlformats.org/drawingml/2006/main">
             <w:pict w14:anchorId="474F2540">
               <v:group id="Group 9" style="position:absolute;margin-left:414.8pt;margin-top:12.15pt;width:52.55pt;height:282.7pt;z-index:251660288" coordsize="6673,35901" o:spid="_x0000_s1026" w14:anchorId="122F3E6F" o:gfxdata="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">
                 <v:shapetype id="_x0000_t75" coordsize="21600,21600" filled="f" stroked="f" o:spt="75" o:preferrelative="t" path="m@4@5l@4@11@9@11@9@5xe">
@@ -1506,7 +1506,7 @@
         <w:spacing w:after="0"/>
       </w:pPr>
       <w:r>
-        <w:t>${grade_table_syllabus_list}</w:t>
+        <w:t>${grade_table_syllabus}</w:t>
       </w:r>
     </w:p>
     <w:p>
@@ -1651,7 +1651,7 @@
     </w:p>
     <w:p>
       <w:r>
-        <w:t>${course_schedule_syllabus_list}</w:t>
+        <w:t>${course_schedule_syllabus}</w:t>
       </w:r>
     </w:p>
     <w:p>
@@ -3244,25 +3244,16 @@
 </file>
 
 <file path=customXml/item1.xml><?xml version="1.0" encoding="utf-8"?>
-<b:Sources xmlns:b="http://schemas.openxmlformats.org/officeDocument/2006/bibliography" xmlns="http://schemas.openxmlformats.org/officeDocument/2006/bibliography" SelectedStyle="\APASixthEditionOfficeOnline.xsl" StyleName="APA" Version="6"/>
-</file>
-
-<file path=customXml/item2.xml><?xml version="1.0" encoding="utf-8"?>
 <p:properties xmlns:p="http://schemas.microsoft.com/office/2006/metadata/properties" xmlns:xsi="http://www.w3.org/2001/XMLSchema-instance" xmlns:pc="http://schemas.microsoft.com/office/infopath/2007/PartnerControls">
   <documentManagement/>
 </p:properties>
 </file>
 
-<file path=customXml/item3.xml><?xml version="1.0" encoding="utf-8"?>
-<?mso-contentType ?>
-<FormTemplates xmlns="http://schemas.microsoft.com/sharepoint/v3/contenttype/forms">
-  <Display>DocumentLibraryForm</Display>
-  <Edit>DocumentLibraryForm</Edit>
-  <New>DocumentLibraryForm</New>
-</FormTemplates>
+<file path=customXml/item2.xml><?xml version="1.0" encoding="utf-8"?>
+<b:Sources xmlns:b="http://schemas.openxmlformats.org/officeDocument/2006/bibliography" xmlns="http://schemas.openxmlformats.org/officeDocument/2006/bibliography" SelectedStyle="\APASixthEditionOfficeOnline.xsl" StyleName="APA" Version="6"/>
 </file>
 
-<file path=customXml/item4.xml><?xml version="1.0" encoding="utf-8"?>
+<file path=customXml/item3.xml><?xml version="1.0" encoding="utf-8"?>
 <ct:contentTypeSchema xmlns:ct="http://schemas.microsoft.com/office/2006/metadata/contentType" xmlns:ma="http://schemas.microsoft.com/office/2006/metadata/properties/metaAttributes" ct:_="" ma:_="" ma:contentTypeName="Document" ma:contentTypeID="0x01010043AC30EE3931924C951949B01581249A" ma:contentTypeVersion="3" ma:contentTypeDescription="Create a new document." ma:contentTypeScope="" ma:versionID="ecba60cf1f3c2b4798aa357a3e04473e">
   <xsd:schema xmlns:xsd="http://www.w3.org/2001/XMLSchema" xmlns:xs="http://www.w3.org/2001/XMLSchema" xmlns:p="http://schemas.microsoft.com/office/2006/metadata/properties" xmlns:ns2="5e46cd92-5281-4aec-af6d-ce68d6323cf6" targetNamespace="http://schemas.microsoft.com/office/2006/metadata/properties" ma:root="true" ma:fieldsID="749246a7d39d1518a48c156f5ef050f5" ns2:_="">
     <xsd:import namespace="5e46cd92-5281-4aec-af6d-ce68d6323cf6"/>
@@ -3400,15 +3391,16 @@
 </ct:contentTypeSchema>
 </file>
 
-<file path=customXml/itemProps1.xml><?xml version="1.0" encoding="utf-8"?>
-<ds:datastoreItem xmlns:ds="http://schemas.openxmlformats.org/officeDocument/2006/customXml" ds:itemID="{99DD2AA0-78B3-40EA-8C1D-954E770C8D8A}">
-  <ds:schemaRefs>
-    <ds:schemaRef ds:uri="http://schemas.openxmlformats.org/officeDocument/2006/bibliography"/>
-  </ds:schemaRefs>
-</ds:datastoreItem>
+<file path=customXml/item4.xml><?xml version="1.0" encoding="utf-8"?>
+<?mso-contentType ?>
+<FormTemplates xmlns="http://schemas.microsoft.com/sharepoint/v3/contenttype/forms">
+  <Display>DocumentLibraryForm</Display>
+  <Edit>DocumentLibraryForm</Edit>
+  <New>DocumentLibraryForm</New>
+</FormTemplates>
 </file>
 
-<file path=customXml/itemProps2.xml><?xml version="1.0" encoding="utf-8"?>
+<file path=customXml/itemProps1.xml><?xml version="1.0" encoding="utf-8"?>
 <ds:datastoreItem xmlns:ds="http://schemas.openxmlformats.org/officeDocument/2006/customXml" ds:itemID="{509D1927-145B-4147-AE53-B018C6899FD0}">
   <ds:schemaRefs>
     <ds:schemaRef ds:uri="http://schemas.microsoft.com/office/2006/metadata/properties"/>
@@ -3417,15 +3409,15 @@
 </ds:datastoreItem>
 </file>
 
-<file path=customXml/itemProps3.xml><?xml version="1.0" encoding="utf-8"?>
-<ds:datastoreItem xmlns:ds="http://schemas.openxmlformats.org/officeDocument/2006/customXml" ds:itemID="{E5876C36-A6F2-4B44-960A-B8B4B435ECCD}">
+<file path=customXml/itemProps2.xml><?xml version="1.0" encoding="utf-8"?>
+<ds:datastoreItem xmlns:ds="http://schemas.openxmlformats.org/officeDocument/2006/customXml" ds:itemID="{99DD2AA0-78B3-40EA-8C1D-954E770C8D8A}">
   <ds:schemaRefs>
-    <ds:schemaRef ds:uri="http://schemas.microsoft.com/sharepoint/v3/contenttype/forms"/>
+    <ds:schemaRef ds:uri="http://schemas.openxmlformats.org/officeDocument/2006/bibliography"/>
   </ds:schemaRefs>
 </ds:datastoreItem>
 </file>
 
-<file path=customXml/itemProps4.xml><?xml version="1.0" encoding="utf-8"?>
+<file path=customXml/itemProps3.xml><?xml version="1.0" encoding="utf-8"?>
 <ds:datastoreItem xmlns:ds="http://schemas.openxmlformats.org/officeDocument/2006/customXml" ds:itemID="{D4AD5993-87D2-4E47-8D6E-96B6100FF46D}">
   <ds:schemaRefs>
     <ds:schemaRef ds:uri="http://schemas.microsoft.com/office/2006/metadata/contentType"/>
@@ -3441,4 +3433,12 @@
     <ds:schemaRef ds:uri="http://schemas.microsoft.com/internal/obd"/>
   </ds:schemaRefs>
 </ds:datastoreItem>
+</file>
+
+<file path=customXml/itemProps4.xml><?xml version="1.0" encoding="utf-8"?>
+<ds:datastoreItem xmlns:ds="http://schemas.openxmlformats.org/officeDocument/2006/customXml" ds:itemID="{E5876C36-A6F2-4B44-960A-B8B4B435ECCD}">
+  <ds:schemaRefs>
+    <ds:schemaRef ds:uri="http://schemas.microsoft.com/sharepoint/v3/contenttype/forms"/>
+  </ds:schemaRefs>
+</ds:datastoreItem>
 </file>
--- a/backend/docx/SyllabusTemplate.docx
+++ b/backend/docx/SyllabusTemplate.docx
@@ -26,7 +26,7 @@
         <mc:AlternateContent>
           <mc:Choice Requires="wps">
             <w:drawing>
-              <wp:anchor distT="0" distB="0" distL="114300" distR="114300" simplePos="0" relativeHeight="251662336" behindDoc="0" locked="0" layoutInCell="1" allowOverlap="1" wp14:anchorId="62F9AE39" wp14:editId="370D7E04">
+              <wp:anchor distT="0" distB="0" distL="114300" distR="114300" simplePos="0" relativeHeight="251662336" behindDoc="0" locked="0" layoutInCell="1" allowOverlap="1" wp14:anchorId="62F9AE39" wp14:editId="1B427663">
                 <wp:simplePos x="0" y="0"/>
                 <wp:positionH relativeFrom="column">
                   <wp:posOffset>1398270</wp:posOffset>
@@ -37,7 +37,13 @@
                 <wp:extent cx="7620" cy="1234440"/>
                 <wp:effectExtent l="0" t="0" r="17780" b="22860"/>
                 <wp:wrapNone/>
-                <wp:docPr id="4" name="Straight Connector 4"/>
+                <wp:docPr id="4" name="Straight Connector 4">
+                  <a:extLst xmlns:a="http://schemas.openxmlformats.org/drawingml/2006/main">
+                    <a:ext uri="{C183D7F6-B498-43B3-948B-1728B52AA6E4}">
+                      <adec:decorative xmlns:adec="http://schemas.microsoft.com/office/drawing/2017/decorative" val="1"/>
+                    </a:ext>
+                  </a:extLst>
+                </wp:docPr>
                 <wp:cNvGraphicFramePr/>
                 <a:graphic xmlns:a="http://schemas.openxmlformats.org/drawingml/2006/main">
                   <a:graphicData uri="http://schemas.microsoft.com/office/word/2010/wordprocessingShape">
@@ -82,7 +88,7 @@
           </mc:Choice>
           <mc:Fallback>
             <w:pict>
-              <v:line w14:anchorId="583C21A8" id="Straight Connector 4" o:spid="_x0000_s1026" style="position:absolute;z-index:251662336;visibility:visible;mso-wrap-style:square;mso-wrap-distance-left:9pt;mso-wrap-distance-top:0;mso-wrap-distance-right:9pt;mso-wrap-distance-bottom:0;mso-position-horizontal:absolute;mso-position-horizontal-relative:text;mso-position-vertical:absolute;mso-position-vertical-relative:text" from="110.1pt,-4.75pt" to="110.7pt,92.45pt" o:gfxdata="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" strokecolor="#1f3763 [1604]" strokeweight="1pt">
+              <v:line w14:anchorId="4AD77184" id="Straight Connector 4" o:spid="_x0000_s1026" alt="&quot;&quot;" style="position:absolute;z-index:251662336;visibility:visible;mso-wrap-style:square;mso-wrap-distance-left:9pt;mso-wrap-distance-top:0;mso-wrap-distance-right:9pt;mso-wrap-distance-bottom:0;mso-position-horizontal:absolute;mso-position-horizontal-relative:text;mso-position-vertical:absolute;mso-position-vertical-relative:text" from="110.1pt,-4.75pt" to="110.7pt,92.45pt" o:gfxdata="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" strokecolor="#1f3763 [1604]" strokeweight="1pt">
                 <v:stroke joinstyle="miter"/>
               </v:line>
             </w:pict>
@@ -99,7 +105,7 @@
           <w:szCs w:val="26"/>
         </w:rPr>
         <w:drawing>
-          <wp:anchor distT="0" distB="0" distL="114300" distR="114300" simplePos="0" relativeHeight="251638783" behindDoc="0" locked="0" layoutInCell="1" allowOverlap="1" wp14:anchorId="49D55117" wp14:editId="7F8BD881">
+          <wp:anchor distT="0" distB="0" distL="114300" distR="114300" simplePos="0" relativeHeight="251638783" behindDoc="0" locked="0" layoutInCell="1" allowOverlap="1" wp14:anchorId="49D55117" wp14:editId="49144B14">
             <wp:simplePos x="0" y="0"/>
             <wp:positionH relativeFrom="column">
               <wp:posOffset>0</wp:posOffset>
@@ -131,7 +137,7 @@
                 <wp:lineTo x="9692" y="0"/>
               </wp:wrapPolygon>
             </wp:wrapThrough>
-            <wp:docPr id="1" name="Picture 1"/>
+            <wp:docPr id="1" name="Picture 1" descr="Logo for Eastern Connecticut State University"/>
             <wp:cNvGraphicFramePr>
               <a:graphicFrameLocks xmlns:a="http://schemas.openxmlformats.org/drawingml/2006/main" noChangeAspect="1"/>
             </wp:cNvGraphicFramePr>
@@ -139,7 +145,7 @@
               <a:graphicData uri="http://schemas.openxmlformats.org/drawingml/2006/picture">
                 <pic:pic xmlns:pic="http://schemas.openxmlformats.org/drawingml/2006/picture">
                   <pic:nvPicPr>
-                    <pic:cNvPr id="1" name="Picture 1"/>
+                    <pic:cNvPr id="1" name="Picture 1" descr="Logo for Eastern Connecticut State University"/>
                     <pic:cNvPicPr>
                       <a:picLocks noChangeAspect="1" noChangeArrowheads="1"/>
                     </pic:cNvPicPr>
@@ -193,7 +199,7 @@
         <mc:AlternateContent>
           <mc:Choice Requires="wps">
             <w:drawing>
-              <wp:anchor distT="0" distB="0" distL="114300" distR="114300" simplePos="0" relativeHeight="251640832" behindDoc="0" locked="0" layoutInCell="1" allowOverlap="1" wp14:anchorId="6FA20340" wp14:editId="1F1AD1BC">
+              <wp:anchor distT="0" distB="0" distL="114300" distR="114300" simplePos="0" relativeHeight="251640832" behindDoc="0" locked="0" layoutInCell="1" allowOverlap="1" wp14:anchorId="6FA20340" wp14:editId="2A911795">
                 <wp:simplePos x="0" y="0"/>
                 <wp:positionH relativeFrom="column">
                   <wp:posOffset>1325880</wp:posOffset>
@@ -204,7 +210,13 @@
                 <wp:extent cx="7620" cy="1234440"/>
                 <wp:effectExtent l="0" t="0" r="30480" b="22860"/>
                 <wp:wrapNone/>
-                <wp:docPr id="3" name="Straight Connector 3"/>
+                <wp:docPr id="3" name="Straight Connector 3">
+                  <a:extLst xmlns:a="http://schemas.openxmlformats.org/drawingml/2006/main">
+                    <a:ext uri="{C183D7F6-B498-43B3-948B-1728B52AA6E4}">
+                      <adec:decorative xmlns:adec="http://schemas.microsoft.com/office/drawing/2017/decorative" val="1"/>
+                    </a:ext>
+                  </a:extLst>
+                </wp:docPr>
                 <wp:cNvGraphicFramePr/>
                 <a:graphic xmlns:a="http://schemas.openxmlformats.org/drawingml/2006/main">
                   <a:graphicData uri="http://schemas.microsoft.com/office/word/2010/wordprocessingShape">
@@ -247,9 +259,9 @@
               </wp:anchor>
             </w:drawing>
           </mc:Choice>
-          <mc:Fallback xmlns:a14="http://schemas.microsoft.com/office/drawing/2010/main" xmlns:pic="http://schemas.openxmlformats.org/drawingml/2006/picture" xmlns:a="http://schemas.openxmlformats.org/drawingml/2006/main">
-            <w:pict w14:anchorId="08122B22">
-              <v:line id="Straight Connector 3" style="position:absolute;z-index:251640832;visibility:visible;mso-wrap-style:square;mso-wrap-distance-left:9pt;mso-wrap-distance-top:0;mso-wrap-distance-right:9pt;mso-wrap-distance-bottom:0;mso-position-horizontal:absolute;mso-position-horizontal-relative:text;mso-position-vertical:absolute;mso-position-vertical-relative:text" o:spid="_x0000_s1026" strokecolor="#1f3763 [1604]" strokeweight="1pt" from="104.4pt,-5.4pt" to="105pt,91.8pt" w14:anchorId="328FC97B" o:gfxdata="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">
+          <mc:Fallback>
+            <w:pict>
+              <v:line w14:anchorId="3CD1056E" id="Straight Connector 3" o:spid="_x0000_s1026" alt="&quot;&quot;" style="position:absolute;z-index:251640832;visibility:visible;mso-wrap-style:square;mso-wrap-distance-left:9pt;mso-wrap-distance-top:0;mso-wrap-distance-right:9pt;mso-wrap-distance-bottom:0;mso-position-horizontal:absolute;mso-position-horizontal-relative:text;mso-position-vertical:absolute;mso-position-vertical-relative:text" from="104.4pt,-5.4pt" to="105pt,91.8pt" o:gfxdata="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" strokecolor="#1f3763 [1604]" strokeweight="1pt">
                 <v:stroke joinstyle="miter"/>
               </v:line>
             </w:pict>
@@ -268,7 +280,7 @@
         <mc:AlternateContent>
           <mc:Choice Requires="wps">
             <w:drawing>
-              <wp:anchor distT="0" distB="0" distL="114300" distR="114300" simplePos="0" relativeHeight="251639808" behindDoc="0" locked="0" layoutInCell="1" allowOverlap="1" wp14:anchorId="6F92F3D6" wp14:editId="1C355054">
+              <wp:anchor distT="0" distB="0" distL="114300" distR="114300" simplePos="0" relativeHeight="251639808" behindDoc="0" locked="0" layoutInCell="1" allowOverlap="1" wp14:anchorId="6F92F3D6" wp14:editId="5FC483D6">
                 <wp:simplePos x="0" y="0"/>
                 <wp:positionH relativeFrom="column">
                   <wp:posOffset>0</wp:posOffset>
@@ -279,7 +291,13 @@
                 <wp:extent cx="5928360" cy="0"/>
                 <wp:effectExtent l="0" t="0" r="0" b="0"/>
                 <wp:wrapNone/>
-                <wp:docPr id="2" name="Straight Connector 2"/>
+                <wp:docPr id="2" name="Straight Connector 2">
+                  <a:extLst xmlns:a="http://schemas.openxmlformats.org/drawingml/2006/main">
+                    <a:ext uri="{C183D7F6-B498-43B3-948B-1728B52AA6E4}">
+                      <adec:decorative xmlns:adec="http://schemas.microsoft.com/office/drawing/2017/decorative" val="1"/>
+                    </a:ext>
+                  </a:extLst>
+                </wp:docPr>
                 <wp:cNvGraphicFramePr/>
                 <a:graphic xmlns:a="http://schemas.openxmlformats.org/drawingml/2006/main">
                   <a:graphicData uri="http://schemas.microsoft.com/office/word/2010/wordprocessingShape">
@@ -322,9 +340,9 @@
               </wp:anchor>
             </w:drawing>
           </mc:Choice>
-          <mc:Fallback xmlns:a14="http://schemas.microsoft.com/office/drawing/2010/main" xmlns:pic="http://schemas.openxmlformats.org/drawingml/2006/picture" xmlns:a="http://schemas.openxmlformats.org/drawingml/2006/main">
-            <w:pict w14:anchorId="0F3FCE19">
-              <v:line id="Straight Connector 2" style="position:absolute;z-index:251639808;visibility:visible;mso-wrap-style:square;mso-wrap-distance-left:9pt;mso-wrap-distance-top:0;mso-wrap-distance-right:9pt;mso-wrap-distance-bottom:0;mso-position-horizontal:absolute;mso-position-horizontal-relative:text;mso-position-vertical:absolute;mso-position-vertical-relative:text" o:spid="_x0000_s1026" strokecolor="#1f3763 [1604]" strokeweight="1pt" from="0,91.8pt" to="466.8pt,91.8pt" w14:anchorId="7ED6B9A8" o:gfxdata="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">
+          <mc:Fallback>
+            <w:pict>
+              <v:line w14:anchorId="43B4E113" id="Straight Connector 2" o:spid="_x0000_s1026" alt="&quot;&quot;" style="position:absolute;z-index:251639808;visibility:visible;mso-wrap-style:square;mso-wrap-distance-left:9pt;mso-wrap-distance-top:0;mso-wrap-distance-right:9pt;mso-wrap-distance-bottom:0;mso-position-horizontal:absolute;mso-position-horizontal-relative:text;mso-position-vertical:absolute;mso-position-vertical-relative:text" from="0,91.8pt" to="466.8pt,91.8pt" o:gfxdata="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" strokecolor="#1f3763 [1604]" strokeweight="1pt">
                 <v:stroke joinstyle="miter"/>
               </v:line>
             </w:pict>
@@ -351,6 +369,7 @@
         </w:rPr>
         <w:t>${</w:t>
       </w:r>
+      <w:proofErr w:type="spellStart"/>
       <w:r>
         <w:rPr>
           <w:b/>
@@ -361,6 +380,7 @@
         </w:rPr>
         <w:t>subj_code</w:t>
       </w:r>
+      <w:proofErr w:type="spellEnd"/>
       <w:r>
         <w:rPr>
           <w:b/>
@@ -401,6 +421,7 @@
         </w:rPr>
         <w:t>{</w:t>
       </w:r>
+      <w:proofErr w:type="spellStart"/>
       <w:r>
         <w:rPr>
           <w:b/>
@@ -441,6 +462,7 @@
         </w:rPr>
         <w:t>ber</w:t>
       </w:r>
+      <w:proofErr w:type="spellEnd"/>
       <w:r>
         <w:rPr>
           <w:b/>
@@ -491,6 +513,7 @@
         </w:rPr>
         <w:t>{</w:t>
       </w:r>
+      <w:proofErr w:type="spellStart"/>
       <w:r>
         <w:rPr>
           <w:b/>
@@ -501,6 +524,7 @@
         </w:rPr>
         <w:t>course_title</w:t>
       </w:r>
+      <w:proofErr w:type="spellEnd"/>
       <w:r>
         <w:rPr>
           <w:b/>
@@ -731,9 +755,11 @@
       <w:r>
         <w:t>${</w:t>
       </w:r>
+      <w:proofErr w:type="spellStart"/>
       <w:r>
         <w:t>instructor_name</w:t>
       </w:r>
+      <w:proofErr w:type="spellEnd"/>
       <w:r>
         <w:t>}</w:t>
       </w:r>
@@ -749,9 +775,11 @@
       <w:r>
         <w:t>{</w:t>
       </w:r>
+      <w:proofErr w:type="spellStart"/>
       <w:r>
         <w:t>instructor_title</w:t>
       </w:r>
+      <w:proofErr w:type="spellEnd"/>
       <w:r>
         <w:t>}</w:t>
       </w:r>
@@ -776,9 +804,11 @@
       <w:r>
         <w:t>{</w:t>
       </w:r>
+      <w:proofErr w:type="spellStart"/>
       <w:r>
         <w:t>instructor_pronouns</w:t>
       </w:r>
+      <w:proofErr w:type="spellEnd"/>
       <w:r>
         <w:t>}</w:t>
       </w:r>
@@ -855,9 +885,11 @@
       <w:r>
         <w:t>${</w:t>
       </w:r>
+      <w:proofErr w:type="spellStart"/>
       <w:r>
         <w:t>office_location</w:t>
       </w:r>
+      <w:proofErr w:type="spellEnd"/>
       <w:r>
         <w:t>}</w:t>
       </w:r>
@@ -878,9 +910,11 @@
       <w:r>
         <w:t>${</w:t>
       </w:r>
+      <w:proofErr w:type="spellStart"/>
       <w:r>
         <w:t>office_hours</w:t>
       </w:r>
+      <w:proofErr w:type="spellEnd"/>
       <w:r>
         <w:t>}</w:t>
       </w:r>
@@ -895,7 +929,15 @@
         <w:spacing w:after="0"/>
       </w:pPr>
       <w:r>
-        <w:t>&lt;instructor_additional_information&gt;</w:t>
+        <w:t>&lt;</w:t>
+      </w:r>
+      <w:proofErr w:type="spellStart"/>
+      <w:r>
+        <w:t>instructor_additional_information</w:t>
+      </w:r>
+      <w:proofErr w:type="spellEnd"/>
+      <w:r>
+        <w:t>&gt;</w:t>
       </w:r>
     </w:p>
     <w:p>
@@ -911,12 +953,14 @@
         </w:rPr>
         <w:t>${</w:t>
       </w:r>
+      <w:proofErr w:type="spellStart"/>
       <w:r>
         <w:rPr>
           <w:lang w:val="fr-FR"/>
         </w:rPr>
         <w:t>instructor_additional_information</w:t>
       </w:r>
+      <w:proofErr w:type="spellEnd"/>
       <w:r>
         <w:rPr>
           <w:lang w:val="fr-FR"/>
@@ -935,7 +979,21 @@
         <w:rPr>
           <w:lang w:val="fr-FR"/>
         </w:rPr>
-        <w:t>&lt;/instructor_additional_information&gt;</w:t>
+        <w:t>&lt;/</w:t>
+      </w:r>
+      <w:proofErr w:type="spellStart"/>
+      <w:r>
+        <w:rPr>
+          <w:lang w:val="fr-FR"/>
+        </w:rPr>
+        <w:t>instructor_additional_information</w:t>
+      </w:r>
+      <w:proofErr w:type="spellEnd"/>
+      <w:r>
+        <w:rPr>
+          <w:lang w:val="fr-FR"/>
+        </w:rPr>
+        <w:t>&gt;</w:t>
       </w:r>
     </w:p>
     <w:p>
@@ -948,75 +1006,66 @@
     </w:p>
     <w:p>
       <w:pPr>
+        <w:pStyle w:val="Heading2"/>
+        <w:spacing w:before="0"/>
+        <w:rPr>
+          <w:b/>
+          <w:bCs/>
+          <w:color w:val="1F3864" w:themeColor="accent1" w:themeShade="80"/>
+        </w:rPr>
+      </w:pPr>
+      <w:r>
+        <w:rPr>
+          <w:b/>
+          <w:bCs/>
+          <w:color w:val="1F3864" w:themeColor="accent1" w:themeShade="80"/>
+        </w:rPr>
+        <w:t>Course Description</w:t>
+      </w:r>
+    </w:p>
+    <w:p>
+      <w:pPr>
         <w:spacing w:after="0"/>
-        <w:rPr>
-          <w:rFonts w:asciiTheme="majorHAnsi" w:eastAsiaTheme="majorEastAsia" w:hAnsiTheme="majorHAnsi" w:cstheme="majorBidi"/>
-          <w:b/>
-          <w:bCs/>
-          <w:color w:val="1F3864" w:themeColor="accent1" w:themeShade="80"/>
-          <w:sz w:val="26"/>
-          <w:szCs w:val="26"/>
-          <w:lang w:val="fr-FR"/>
-        </w:rPr>
-      </w:pPr>
-      <w:r>
-        <w:rPr>
-          <w:rFonts w:asciiTheme="majorHAnsi" w:eastAsiaTheme="majorEastAsia" w:hAnsiTheme="majorHAnsi" w:cstheme="majorBidi"/>
-          <w:b/>
-          <w:bCs/>
-          <w:color w:val="1F3864" w:themeColor="accent1" w:themeShade="80"/>
-          <w:sz w:val="26"/>
-          <w:szCs w:val="26"/>
-          <w:lang w:val="fr-FR"/>
-        </w:rPr>
-        <w:t>Course Description</w:t>
+      </w:pPr>
+      <w:r>
+        <w:t>${</w:t>
+      </w:r>
+      <w:proofErr w:type="spellStart"/>
+      <w:r>
+        <w:t>course_description</w:t>
+      </w:r>
+      <w:proofErr w:type="spellEnd"/>
+      <w:r>
+        <w:t>}</w:t>
       </w:r>
     </w:p>
     <w:p>
       <w:pPr>
         <w:spacing w:after="0"/>
       </w:pPr>
-      <w:r>
-        <w:t>${</w:t>
-      </w:r>
-      <w:r>
-        <w:t>course_description</w:t>
-      </w:r>
-      <w:r>
-        <w:t>}</w:t>
-      </w:r>
-    </w:p>
-    <w:p>
-      <w:pPr>
-        <w:spacing w:after="0"/>
-      </w:pPr>
-    </w:p>
-    <w:p>
-      <w:pPr>
-        <w:spacing w:after="0"/>
-        <w:rPr>
-          <w:rFonts w:asciiTheme="majorHAnsi" w:eastAsiaTheme="majorEastAsia" w:hAnsiTheme="majorHAnsi" w:cstheme="majorBidi"/>
-          <w:b/>
-          <w:bCs/>
-          <w:color w:val="1F3864" w:themeColor="accent1" w:themeShade="80"/>
-          <w:sz w:val="26"/>
-          <w:szCs w:val="26"/>
-        </w:rPr>
-      </w:pPr>
-      <w:r>
-        <w:rPr>
-          <w:rFonts w:asciiTheme="majorHAnsi" w:eastAsiaTheme="majorEastAsia" w:hAnsiTheme="majorHAnsi" w:cstheme="majorBidi"/>
+    </w:p>
+    <w:p>
+      <w:pPr>
+        <w:pStyle w:val="Heading2"/>
+        <w:rPr>
+          <w:rFonts w:cs="Times New Roman (Headings CS)"/>
+          <w:b/>
+          <w:bCs/>
+          <w:color w:val="1F3864" w:themeColor="accent1" w:themeShade="80"/>
+        </w:rPr>
+      </w:pPr>
+      <w:r>
+        <w:rPr>
+          <w:rFonts w:cs="Times New Roman (Headings CS)"/>
           <w:b/>
           <w:bCs/>
           <w:noProof/>
           <w:color w:val="1F3864" w:themeColor="accent1" w:themeShade="80"/>
-          <w:sz w:val="26"/>
-          <w:szCs w:val="26"/>
         </w:rPr>
         <mc:AlternateContent>
           <mc:Choice Requires="wpg">
             <w:drawing>
-              <wp:anchor distT="0" distB="0" distL="114300" distR="114300" simplePos="0" relativeHeight="251660288" behindDoc="0" locked="0" layoutInCell="1" allowOverlap="1" wp14:anchorId="324B8A48" wp14:editId="21B77BB8">
+              <wp:anchor distT="0" distB="0" distL="114300" distR="114300" simplePos="0" relativeHeight="251660288" behindDoc="0" locked="0" layoutInCell="1" allowOverlap="1" wp14:anchorId="324B8A48" wp14:editId="2E624D72">
                 <wp:simplePos x="0" y="0"/>
                 <wp:positionH relativeFrom="column">
                   <wp:posOffset>5267960</wp:posOffset>
@@ -1027,7 +1076,7 @@
                 <wp:extent cx="667385" cy="3590143"/>
                 <wp:effectExtent l="0" t="0" r="5715" b="4445"/>
                 <wp:wrapSquare wrapText="bothSides"/>
-                <wp:docPr id="2015142193" name="Group 9"/>
+                <wp:docPr id="2015142193" name="Group 9" descr="ELAC Learning Outcome Icons"/>
                 <wp:cNvGraphicFramePr/>
                 <a:graphic xmlns:a="http://schemas.openxmlformats.org/drawingml/2006/main">
                   <a:graphicData uri="http://schemas.microsoft.com/office/word/2010/wordprocessingGroup">
@@ -1043,7 +1092,7 @@
                       </wpg:grpSpPr>
                       <pic:pic xmlns:pic="http://schemas.openxmlformats.org/drawingml/2006/picture">
                         <pic:nvPicPr>
-                          <pic:cNvPr id="2040036602" name="Picture 1" descr="A red square with white speech bubbles&#10;&#10;Description automatically generated"/>
+                          <pic:cNvPr id="2040036602" name="Picture 1" descr="ELAC learning outcome icon for communication"/>
                           <pic:cNvPicPr>
                             <a:picLocks noChangeAspect="1"/>
                           </pic:cNvPicPr>
@@ -1072,7 +1121,7 @@
                       </pic:pic>
                       <pic:pic xmlns:pic="http://schemas.openxmlformats.org/drawingml/2006/picture">
                         <pic:nvPicPr>
-                          <pic:cNvPr id="1452818817" name="Picture 2" descr="A blue and white checkered square with black text&#10;&#10;Description automatically generated"/>
+                          <pic:cNvPr id="1452818817" name="Picture 2" descr="ELAC learning outcome icon for creativity"/>
                           <pic:cNvPicPr>
                             <a:picLocks noChangeAspect="1"/>
                           </pic:cNvPicPr>
@@ -1101,7 +1150,7 @@
                       </pic:pic>
                       <pic:pic xmlns:pic="http://schemas.openxmlformats.org/drawingml/2006/picture">
                         <pic:nvPicPr>
-                          <pic:cNvPr id="938600141" name="Picture 3" descr="A blue and white logo&#10;&#10;Description automatically generated"/>
+                          <pic:cNvPr id="938600141" name="Picture 3" descr="ELAC learning outcome icon for critical thinking"/>
                           <pic:cNvPicPr>
                             <a:picLocks noChangeAspect="1"/>
                           </pic:cNvPicPr>
@@ -1130,7 +1179,7 @@
                       </pic:pic>
                       <pic:pic xmlns:pic="http://schemas.openxmlformats.org/drawingml/2006/picture">
                         <pic:nvPicPr>
-                          <pic:cNvPr id="262719857" name="Picture 4" descr="A purple square with white circles and lines&#10;&#10;Description automatically generated"/>
+                          <pic:cNvPr id="262719857" name="Picture 4" descr="ELAC learning outcome icon for ethical reasoning"/>
                           <pic:cNvPicPr>
                             <a:picLocks noChangeAspect="1"/>
                           </pic:cNvPicPr>
@@ -1159,7 +1208,7 @@
                       </pic:pic>
                       <pic:pic xmlns:pic="http://schemas.openxmlformats.org/drawingml/2006/picture">
                         <pic:nvPicPr>
-                          <pic:cNvPr id="1489269973" name="Picture 5" descr="A green sign with white graphics and arrow pointing up&#10;&#10;Description automatically generated"/>
+                          <pic:cNvPr id="1489269973" name="Picture 5" descr="ELAC learning outcome icon for quantitative literacy"/>
                           <pic:cNvPicPr>
                             <a:picLocks noChangeAspect="1"/>
                           </pic:cNvPicPr>
@@ -1192,10 +1241,10 @@
               </wp:anchor>
             </w:drawing>
           </mc:Choice>
-          <mc:Fallback xmlns:a14="http://schemas.microsoft.com/office/drawing/2010/main" xmlns:pic="http://schemas.openxmlformats.org/drawingml/2006/picture" xmlns:a="http://schemas.openxmlformats.org/drawingml/2006/main">
-            <w:pict w14:anchorId="474F2540">
-              <v:group id="Group 9" style="position:absolute;margin-left:414.8pt;margin-top:12.15pt;width:52.55pt;height:282.7pt;z-index:251660288" coordsize="6673,35901" o:spid="_x0000_s1026" w14:anchorId="122F3E6F" o:gfxdata="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">
-                <v:shapetype id="_x0000_t75" coordsize="21600,21600" filled="f" stroked="f" o:spt="75" o:preferrelative="t" path="m@4@5l@4@11@9@11@9@5xe">
+          <mc:Fallback>
+            <w:pict>
+              <v:group w14:anchorId="38ACCC5E" id="Group 9" o:spid="_x0000_s1026" alt="ELAC Learning Outcome Icons" style="position:absolute;margin-left:414.8pt;margin-top:12.15pt;width:52.55pt;height:282.7pt;z-index:251660288" coordsize="6673,35901" o:gfxdata="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">
+                <v:shapetype id="_x0000_t75" coordsize="21600,21600" o:spt="75" o:preferrelative="t" path="m@4@5l@4@11@9@11@9@5xe" filled="f" stroked="f">
                   <v:stroke joinstyle="miter"/>
                   <v:formulas>
                     <v:f eqn="if lineDrawn pixelLineWidth 0"/>
@@ -1211,23 +1260,23 @@
                     <v:f eqn="prod @7 21600 pixelHeight"/>
                     <v:f eqn="sum @10 21600 0"/>
                   </v:formulas>
-                  <v:path gradientshapeok="t" o:connecttype="rect" o:extrusionok="f"/>
+                  <v:path o:extrusionok="f" gradientshapeok="t" o:connecttype="rect"/>
                   <o:lock v:ext="edit" aspectratio="t"/>
                 </v:shapetype>
-                <v:shape id="Picture 1" style="position:absolute;left:703;width:5239;height:6851;visibility:visible;mso-wrap-style:square" alt="A red square with white speech bubbles&#10;&#10;Description automatically generated" o:spid="_x0000_s1027" type="#_x0000_t75" o:gfxdata="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">
-                  <v:imagedata o:title="A red square with white speech bubbles&#10;&#10;Description automatically generated" r:id="rId17"/>
+                <v:shape id="Picture 1" o:spid="_x0000_s1027" type="#_x0000_t75" alt="ELAC learning outcome icon for communication" style="position:absolute;left:703;width:5239;height:6851;visibility:visible;mso-wrap-style:square" o:gfxdata="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">
+                  <v:imagedata r:id="rId17" o:title="ELAC learning outcome icon for communication"/>
                 </v:shape>
-                <v:shape id="Picture 2" style="position:absolute;left:703;top:7244;width:5239;height:6852;visibility:visible;mso-wrap-style:square" alt="A blue and white checkered square with black text&#10;&#10;Description automatically generated" o:spid="_x0000_s1028" type="#_x0000_t75" o:gfxdata="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">
-                  <v:imagedata o:title="A blue and white checkered square with black text&#10;&#10;Description automatically generated" r:id="rId18"/>
+                <v:shape id="Picture 2" o:spid="_x0000_s1028" type="#_x0000_t75" alt="ELAC learning outcome icon for creativity" style="position:absolute;left:703;top:7244;width:5239;height:6852;visibility:visible;mso-wrap-style:square" o:gfxdata="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">
+                  <v:imagedata r:id="rId18" o:title="ELAC learning outcome icon for creativity"/>
                 </v:shape>
-                <v:shape id="Picture 3" style="position:absolute;left:703;top:14560;width:5239;height:6851;visibility:visible;mso-wrap-style:square" alt="A blue and white logo&#10;&#10;Description automatically generated" o:spid="_x0000_s1029" type="#_x0000_t75" o:gfxdata="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">
-                  <v:imagedata o:title="A blue and white logo&#10;&#10;Description automatically generated" r:id="rId19"/>
+                <v:shape id="Picture 3" o:spid="_x0000_s1029" type="#_x0000_t75" alt="ELAC learning outcome icon for critical thinking" style="position:absolute;left:703;top:14560;width:5239;height:6851;visibility:visible;mso-wrap-style:square" o:gfxdata="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">
+                  <v:imagedata r:id="rId19" o:title="ELAC learning outcome icon for critical thinking"/>
                 </v:shape>
-                <v:shape id="Picture 4" style="position:absolute;left:562;top:21804;width:5620;height:6852;visibility:visible;mso-wrap-style:square" alt="A purple square with white circles and lines&#10;&#10;Description automatically generated" o:spid="_x0000_s1030" type="#_x0000_t75" o:gfxdata="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">
-                  <v:imagedata o:title="A purple square with white circles and lines&#10;&#10;Description automatically generated" r:id="rId20"/>
+                <v:shape id="Picture 4" o:spid="_x0000_s1030" type="#_x0000_t75" alt="ELAC learning outcome icon for ethical reasoning" style="position:absolute;left:562;top:21804;width:5620;height:6852;visibility:visible;mso-wrap-style:square" o:gfxdata="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">
+                  <v:imagedata r:id="rId20" o:title="ELAC learning outcome icon for ethical reasoning"/>
                 </v:shape>
-                <v:shape id="Picture 5" style="position:absolute;top:29049;width:6673;height:6852;visibility:visible;mso-wrap-style:square" alt="A green sign with white graphics and arrow pointing up&#10;&#10;Description automatically generated" o:spid="_x0000_s1031" type="#_x0000_t75" o:gfxdata="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">
-                  <v:imagedata o:title="A green sign with white graphics and arrow pointing up&#10;&#10;Description automatically generated" r:id="rId21"/>
+                <v:shape id="Picture 5" o:spid="_x0000_s1031" type="#_x0000_t75" alt="ELAC learning outcome icon for quantitative literacy" style="position:absolute;top:29049;width:6673;height:6852;visibility:visible;mso-wrap-style:square" o:gfxdata="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">
+                  <v:imagedata r:id="rId21" o:title="ELAC learning outcome icon for quantitative literacy"/>
                 </v:shape>
                 <w10:wrap type="square"/>
               </v:group>
@@ -1237,12 +1286,10 @@
       </w:r>
       <w:r>
         <w:rPr>
-          <w:rFonts w:asciiTheme="majorHAnsi" w:eastAsiaTheme="majorEastAsia" w:hAnsiTheme="majorHAnsi" w:cstheme="majorBidi"/>
-          <w:b/>
-          <w:bCs/>
-          <w:color w:val="1F3864" w:themeColor="accent1" w:themeShade="80"/>
-          <w:sz w:val="26"/>
-          <w:szCs w:val="26"/>
+          <w:rFonts w:cs="Times New Roman (Headings CS)"/>
+          <w:b/>
+          <w:bCs/>
+          <w:color w:val="1F3864" w:themeColor="accent1" w:themeShade="80"/>
         </w:rPr>
         <w:t>Learning Outcomes</w:t>
       </w:r>
@@ -1268,6 +1315,7 @@
       <w:r>
         <w:t>${</w:t>
       </w:r>
+      <w:proofErr w:type="spellStart"/>
       <w:r>
         <w:rPr>
           <w:rStyle w:val="Heading4Char"/>
@@ -1278,6 +1326,7 @@
         </w:rPr>
         <w:t>lo_syllabus_json</w:t>
       </w:r>
+      <w:proofErr w:type="spellEnd"/>
       <w:r>
         <w:t>}</w:t>
       </w:r>
@@ -1286,6 +1335,40 @@
       <w:pPr>
         <w:spacing w:after="0"/>
       </w:pPr>
+    </w:p>
+    <w:p>
+      <w:pPr>
+        <w:pStyle w:val="Heading2"/>
+        <w:rPr>
+          <w:rFonts w:cs="Times New Roman (Headings CS)"/>
+          <w:b/>
+          <w:bCs/>
+          <w:color w:val="1F3864" w:themeColor="accent1" w:themeShade="80"/>
+        </w:rPr>
+      </w:pPr>
+      <w:r>
+        <w:rPr>
+          <w:rFonts w:cs="Times New Roman (Headings CS)"/>
+          <w:b/>
+          <w:bCs/>
+          <w:color w:val="1F3864" w:themeColor="accent1" w:themeShade="80"/>
+        </w:rPr>
+        <w:t>High Impact Practices</w:t>
+      </w:r>
+    </w:p>
+    <w:p>
+      <w:pPr>
+        <w:spacing w:after="0"/>
+      </w:pPr>
+      <w:r>
+        <w:t>$</w:t>
+      </w:r>
+      <w:r>
+        <w:t>{</w:t>
+      </w:r>
+      <w:r>
+        <w:t>hip}</w:t>
+      </w:r>
     </w:p>
     <w:p>
       <w:pPr>
@@ -1299,68 +1382,52 @@
           <w:szCs w:val="26"/>
         </w:rPr>
       </w:pPr>
-      <w:r>
-        <w:rPr>
-          <w:rFonts w:asciiTheme="majorHAnsi" w:eastAsiaTheme="majorEastAsia" w:hAnsiTheme="majorHAnsi" w:cstheme="majorBidi"/>
-          <w:b/>
-          <w:bCs/>
-          <w:color w:val="1F3864" w:themeColor="accent1" w:themeShade="80"/>
-          <w:sz w:val="26"/>
-          <w:szCs w:val="26"/>
-        </w:rPr>
-        <w:t>High Impact Practices</w:t>
+    </w:p>
+    <w:p>
+      <w:pPr>
+        <w:pStyle w:val="Heading2"/>
+        <w:rPr>
+          <w:rFonts w:cs="Times New Roman (Headings CS)"/>
+          <w:b/>
+          <w:bCs/>
+          <w:color w:val="1F3864" w:themeColor="accent1" w:themeShade="80"/>
+        </w:rPr>
+      </w:pPr>
+      <w:r>
+        <w:rPr>
+          <w:rFonts w:cs="Times New Roman (Headings CS)"/>
+          <w:b/>
+          <w:bCs/>
+          <w:color w:val="1F3864" w:themeColor="accent1" w:themeShade="80"/>
+        </w:rPr>
+        <w:t>Learning Resources</w:t>
       </w:r>
     </w:p>
     <w:p>
       <w:pPr>
         <w:spacing w:after="0"/>
       </w:pPr>
-      <w:r>
-        <w:t>$</w:t>
-      </w:r>
-      <w:r>
-        <w:t>{</w:t>
-      </w:r>
-      <w:r>
-        <w:t>hip}</w:t>
-      </w:r>
     </w:p>
     <w:p>
       <w:pPr>
         <w:spacing w:after="0"/>
-        <w:rPr>
-          <w:rFonts w:asciiTheme="majorHAnsi" w:eastAsiaTheme="majorEastAsia" w:hAnsiTheme="majorHAnsi" w:cstheme="majorBidi"/>
-          <w:b/>
-          <w:bCs/>
-          <w:color w:val="1F3864" w:themeColor="accent1" w:themeShade="80"/>
-          <w:sz w:val="26"/>
-          <w:szCs w:val="26"/>
-        </w:rPr>
-      </w:pPr>
+      </w:pPr>
+      <w:r>
+        <w:t>${</w:t>
+      </w:r>
+      <w:proofErr w:type="spellStart"/>
+      <w:r>
+        <w:t>course_materials</w:t>
+      </w:r>
+      <w:proofErr w:type="spellEnd"/>
+      <w:r>
+        <w:t>}</w:t>
+      </w:r>
     </w:p>
     <w:p>
       <w:pPr>
         <w:spacing w:after="0"/>
-        <w:rPr>
-          <w:rFonts w:asciiTheme="majorHAnsi" w:eastAsiaTheme="majorEastAsia" w:hAnsiTheme="majorHAnsi" w:cstheme="majorBidi"/>
-          <w:b/>
-          <w:bCs/>
-          <w:color w:val="1F3864" w:themeColor="accent1" w:themeShade="80"/>
-          <w:sz w:val="26"/>
-          <w:szCs w:val="26"/>
-        </w:rPr>
-      </w:pPr>
-      <w:r>
-        <w:rPr>
-          <w:rFonts w:asciiTheme="majorHAnsi" w:eastAsiaTheme="majorEastAsia" w:hAnsiTheme="majorHAnsi" w:cstheme="majorBidi"/>
-          <w:b/>
-          <w:bCs/>
-          <w:color w:val="1F3864" w:themeColor="accent1" w:themeShade="80"/>
-          <w:sz w:val="26"/>
-          <w:szCs w:val="26"/>
-        </w:rPr>
-        <w:t>Learning Resources</w:t>
-      </w:r>
+      </w:pPr>
     </w:p>
     <w:p>
       <w:pPr>
@@ -1369,42 +1436,20 @@
     </w:p>
     <w:p>
       <w:pPr>
-        <w:spacing w:after="0"/>
-      </w:pPr>
-      <w:r>
-        <w:t>${course_materials}</w:t>
-      </w:r>
-    </w:p>
-    <w:p>
-      <w:pPr>
-        <w:spacing w:after="0"/>
-      </w:pPr>
-    </w:p>
-    <w:p>
-      <w:pPr>
-        <w:spacing w:after="0"/>
-      </w:pPr>
-    </w:p>
-    <w:p>
-      <w:pPr>
-        <w:spacing w:after="0"/>
-        <w:rPr>
-          <w:rFonts w:asciiTheme="majorHAnsi" w:eastAsiaTheme="majorEastAsia" w:hAnsiTheme="majorHAnsi" w:cstheme="majorBidi"/>
-          <w:b/>
-          <w:bCs/>
-          <w:color w:val="1F3864" w:themeColor="accent1" w:themeShade="80"/>
-          <w:sz w:val="26"/>
-          <w:szCs w:val="26"/>
-        </w:rPr>
-      </w:pPr>
-      <w:r>
-        <w:rPr>
-          <w:rFonts w:asciiTheme="majorHAnsi" w:eastAsiaTheme="majorEastAsia" w:hAnsiTheme="majorHAnsi" w:cstheme="majorBidi"/>
-          <w:b/>
-          <w:bCs/>
-          <w:color w:val="1F3864" w:themeColor="accent1" w:themeShade="80"/>
-          <w:sz w:val="26"/>
-          <w:szCs w:val="26"/>
+        <w:pStyle w:val="Heading2"/>
+        <w:rPr>
+          <w:rFonts w:cs="Times New Roman (Headings CS)"/>
+          <w:b/>
+          <w:bCs/>
+          <w:color w:val="1F3864" w:themeColor="accent1" w:themeShade="80"/>
+        </w:rPr>
+      </w:pPr>
+      <w:r>
+        <w:rPr>
+          <w:rFonts w:cs="Times New Roman (Headings CS)"/>
+          <w:b/>
+          <w:bCs/>
+          <w:color w:val="1F3864" w:themeColor="accent1" w:themeShade="80"/>
         </w:rPr>
         <w:t>Assessments</w:t>
       </w:r>
@@ -1462,21 +1507,9 @@
           <w:iCs w:val="0"/>
           <w:color w:val="auto"/>
         </w:rPr>
-        <w:t>${assmt_assignments_syllabus_json}</w:t>
-      </w:r>
-    </w:p>
-    <w:p>
-      <w:pPr>
-        <w:spacing w:after="0"/>
-      </w:pPr>
-    </w:p>
-    <w:p>
-      <w:pPr>
-        <w:spacing w:after="0"/>
-        <w:rPr>
-          <w:rFonts w:eastAsiaTheme="majorEastAsia" w:cstheme="minorHAnsi"/>
-        </w:rPr>
-      </w:pPr>
+        <w:t>${</w:t>
+      </w:r>
+      <w:proofErr w:type="spellStart"/>
       <w:r>
         <w:rPr>
           <w:rStyle w:val="Heading4Char"/>
@@ -1485,65 +1518,10 @@
           <w:iCs w:val="0"/>
           <w:color w:val="auto"/>
         </w:rPr>
-        <w:t>${assmt_assignments_syllabus_json}</w:t>
-      </w:r>
-    </w:p>
-    <w:p>
-      <w:pPr>
-        <w:spacing w:after="0"/>
-      </w:pPr>
-    </w:p>
-    <w:p>
-      <w:pPr>
-        <w:spacing w:after="0"/>
-      </w:pPr>
-      <w:r>
-        <w:t>Students will be assigned the following final letter grades, based on the calculations coming from the course assessment section.</w:t>
-      </w:r>
-    </w:p>
-    <w:p>
-      <w:pPr>
-        <w:spacing w:after="0"/>
-      </w:pPr>
-      <w:r>
-        <w:t>${grade_table_syllabus}</w:t>
-      </w:r>
-    </w:p>
-    <w:p>
-      <w:pPr>
-        <w:spacing w:after="0"/>
-      </w:pPr>
-    </w:p>
-    <w:p>
-      <w:pPr>
-        <w:spacing w:after="0"/>
-      </w:pPr>
-    </w:p>
-    <w:p>
-      <w:pPr>
-        <w:pStyle w:val="Heading3"/>
-        <w:rPr>
-          <w:b/>
-          <w:bCs/>
-          <w:color w:val="1F3864" w:themeColor="accent1" w:themeShade="80"/>
-          <w:sz w:val="26"/>
-          <w:szCs w:val="26"/>
-        </w:rPr>
-      </w:pPr>
-      <w:r>
-        <w:rPr>
-          <w:b/>
-          <w:bCs/>
-          <w:color w:val="1F3864" w:themeColor="accent1" w:themeShade="80"/>
-          <w:sz w:val="26"/>
-          <w:szCs w:val="26"/>
-        </w:rPr>
-        <w:t>Grading Policies</w:t>
-      </w:r>
-    </w:p>
-    <w:p>
-      <w:pPr>
-        <w:spacing w:after="0"/>
+        <w:t>assmt_assignments_syllabus_json</w:t>
+      </w:r>
+      <w:proofErr w:type="spellEnd"/>
+      <w:r>
         <w:rPr>
           <w:rStyle w:val="Heading4Char"/>
           <w:rFonts w:asciiTheme="minorHAnsi" w:hAnsiTheme="minorHAnsi" w:cstheme="minorHAnsi"/>
@@ -1551,6 +1529,20 @@
           <w:iCs w:val="0"/>
           <w:color w:val="auto"/>
         </w:rPr>
+        <w:t>}</w:t>
+      </w:r>
+    </w:p>
+    <w:p>
+      <w:pPr>
+        <w:spacing w:after="0"/>
+      </w:pPr>
+    </w:p>
+    <w:p>
+      <w:pPr>
+        <w:spacing w:after="0"/>
+        <w:rPr>
+          <w:rFonts w:eastAsiaTheme="majorEastAsia" w:cstheme="minorHAnsi"/>
+        </w:rPr>
       </w:pPr>
       <w:r>
         <w:rPr>
@@ -1560,7 +1552,29 @@
           <w:iCs w:val="0"/>
           <w:color w:val="auto"/>
         </w:rPr>
-        <w:t>${grading_policies_syllabus}</w:t>
+        <w:t>${</w:t>
+      </w:r>
+      <w:proofErr w:type="spellStart"/>
+      <w:r>
+        <w:rPr>
+          <w:rStyle w:val="Heading4Char"/>
+          <w:rFonts w:asciiTheme="minorHAnsi" w:hAnsiTheme="minorHAnsi" w:cstheme="minorHAnsi"/>
+          <w:i w:val="0"/>
+          <w:iCs w:val="0"/>
+          <w:color w:val="auto"/>
+        </w:rPr>
+        <w:t>assmt_assignments_syllabus_json</w:t>
+      </w:r>
+      <w:proofErr w:type="spellEnd"/>
+      <w:r>
+        <w:rPr>
+          <w:rStyle w:val="Heading4Char"/>
+          <w:rFonts w:asciiTheme="minorHAnsi" w:hAnsiTheme="minorHAnsi" w:cstheme="minorHAnsi"/>
+          <w:i w:val="0"/>
+          <w:iCs w:val="0"/>
+          <w:color w:val="auto"/>
+        </w:rPr>
+        <w:t>}</w:t>
       </w:r>
     </w:p>
     <w:p>
@@ -1570,101 +1584,198 @@
     </w:p>
     <w:p>
       <w:pPr>
-        <w:pStyle w:val="Heading3"/>
-        <w:rPr>
-          <w:b/>
-          <w:bCs/>
-          <w:color w:val="1F3864" w:themeColor="accent1" w:themeShade="80"/>
-          <w:sz w:val="26"/>
-          <w:szCs w:val="26"/>
-        </w:rPr>
-      </w:pPr>
-      <w:r>
-        <w:rPr>
-          <w:b/>
-          <w:bCs/>
-          <w:color w:val="1F3864" w:themeColor="accent1" w:themeShade="80"/>
-          <w:sz w:val="26"/>
-          <w:szCs w:val="26"/>
-        </w:rPr>
-        <w:t>Course and University Policies</w:t>
-      </w:r>
-      <w:r>
-        <w:rPr>
-          <w:b/>
-          <w:bCs/>
-          <w:color w:val="1F3864" w:themeColor="accent1" w:themeShade="80"/>
-          <w:sz w:val="26"/>
-          <w:szCs w:val="26"/>
-        </w:rPr>
-        <w:t xml:space="preserve"> and Resources</w:t>
-      </w:r>
-    </w:p>
-    <w:p>
-      <w:r>
-        <w:t>&lt;policy_statements&gt;&lt;/policy_statements&gt;</w:t>
-      </w:r>
-    </w:p>
-    <w:p>
-      <w:pPr>
-        <w:pStyle w:val="Heading3"/>
-        <w:rPr>
-          <w:b/>
-          <w:bCs/>
-          <w:color w:val="1F3864" w:themeColor="accent1" w:themeShade="80"/>
-          <w:sz w:val="26"/>
-          <w:szCs w:val="26"/>
-        </w:rPr>
-      </w:pPr>
-    </w:p>
-    <w:p>
-      <w:pPr>
-        <w:pStyle w:val="Heading3"/>
-        <w:rPr>
-          <w:b/>
-          <w:bCs/>
-          <w:color w:val="1F3864" w:themeColor="accent1" w:themeShade="80"/>
-          <w:sz w:val="26"/>
-          <w:szCs w:val="26"/>
-        </w:rPr>
-      </w:pPr>
-      <w:r>
-        <w:rPr>
-          <w:b/>
-          <w:bCs/>
-          <w:color w:val="1F3864" w:themeColor="accent1" w:themeShade="80"/>
-          <w:sz w:val="26"/>
-          <w:szCs w:val="26"/>
-        </w:rPr>
-        <w:t xml:space="preserve">Tentative </w:t>
-      </w:r>
-      <w:r>
-        <w:rPr>
-          <w:b/>
-          <w:bCs/>
-          <w:color w:val="1F3864" w:themeColor="accent1" w:themeShade="80"/>
-          <w:sz w:val="26"/>
-          <w:szCs w:val="26"/>
-        </w:rPr>
-        <w:t>Course Schedule</w:t>
-      </w:r>
-    </w:p>
-    <w:p>
-      <w:r>
-        <w:t>${course_schedule_syllabus}</w:t>
-      </w:r>
-    </w:p>
-    <w:p>
-      <w:pPr>
         <w:spacing w:after="0"/>
       </w:pPr>
+      <w:r>
+        <w:t>Students will be assigned the following final letter grades, based on the calculations coming from the course assessment section.</w:t>
+      </w:r>
     </w:p>
     <w:p>
       <w:pPr>
         <w:spacing w:after="0"/>
       </w:pPr>
       <w:r>
-        <w:t>${additional_sections_syllabus}</w:t>
+        <w:t>${</w:t>
+      </w:r>
+      <w:proofErr w:type="spellStart"/>
+      <w:r>
+        <w:t>grade_table_syllabus</w:t>
+      </w:r>
+      <w:proofErr w:type="spellEnd"/>
+      <w:r>
+        <w:t>}</w:t>
+      </w:r>
+    </w:p>
+    <w:p>
+      <w:pPr>
+        <w:spacing w:after="0"/>
+      </w:pPr>
+    </w:p>
+    <w:p>
+      <w:pPr>
+        <w:spacing w:after="0"/>
+      </w:pPr>
+    </w:p>
+    <w:p>
+      <w:pPr>
+        <w:pStyle w:val="Heading2"/>
+        <w:spacing w:before="0"/>
+        <w:rPr>
+          <w:b/>
+          <w:bCs/>
+          <w:color w:val="1F3864" w:themeColor="accent1" w:themeShade="80"/>
+        </w:rPr>
+      </w:pPr>
+      <w:r>
+        <w:rPr>
+          <w:b/>
+          <w:bCs/>
+          <w:color w:val="1F3864" w:themeColor="accent1" w:themeShade="80"/>
+        </w:rPr>
+        <w:t>Grading Policies</w:t>
+      </w:r>
+    </w:p>
+    <w:p>
+      <w:pPr>
+        <w:spacing w:after="0"/>
+        <w:rPr>
+          <w:rStyle w:val="Heading4Char"/>
+          <w:rFonts w:asciiTheme="minorHAnsi" w:hAnsiTheme="minorHAnsi" w:cstheme="minorHAnsi"/>
+          <w:i w:val="0"/>
+          <w:iCs w:val="0"/>
+          <w:color w:val="auto"/>
+        </w:rPr>
+      </w:pPr>
+      <w:r>
+        <w:rPr>
+          <w:rStyle w:val="Heading4Char"/>
+          <w:rFonts w:asciiTheme="minorHAnsi" w:hAnsiTheme="minorHAnsi" w:cstheme="minorHAnsi"/>
+          <w:i w:val="0"/>
+          <w:iCs w:val="0"/>
+          <w:color w:val="auto"/>
+        </w:rPr>
+        <w:t>${</w:t>
+      </w:r>
+      <w:proofErr w:type="spellStart"/>
+      <w:r>
+        <w:rPr>
+          <w:rStyle w:val="Heading4Char"/>
+          <w:rFonts w:asciiTheme="minorHAnsi" w:hAnsiTheme="minorHAnsi" w:cstheme="minorHAnsi"/>
+          <w:i w:val="0"/>
+          <w:iCs w:val="0"/>
+          <w:color w:val="auto"/>
+        </w:rPr>
+        <w:t>grading_policies_syllabus</w:t>
+      </w:r>
+      <w:proofErr w:type="spellEnd"/>
+      <w:r>
+        <w:rPr>
+          <w:rStyle w:val="Heading4Char"/>
+          <w:rFonts w:asciiTheme="minorHAnsi" w:hAnsiTheme="minorHAnsi" w:cstheme="minorHAnsi"/>
+          <w:i w:val="0"/>
+          <w:iCs w:val="0"/>
+          <w:color w:val="auto"/>
+        </w:rPr>
+        <w:t>}</w:t>
+      </w:r>
+    </w:p>
+    <w:p>
+      <w:pPr>
+        <w:spacing w:after="0"/>
+      </w:pPr>
+    </w:p>
+    <w:p>
+      <w:pPr>
+        <w:pStyle w:val="Heading2"/>
+        <w:spacing w:before="0"/>
+        <w:rPr>
+          <w:b/>
+          <w:bCs/>
+          <w:color w:val="1F3864" w:themeColor="accent1" w:themeShade="80"/>
+        </w:rPr>
+      </w:pPr>
+      <w:r>
+        <w:rPr>
+          <w:b/>
+          <w:bCs/>
+          <w:color w:val="1F3864" w:themeColor="accent1" w:themeShade="80"/>
+        </w:rPr>
+        <w:t>Course and University Policies and Resources</w:t>
+      </w:r>
+    </w:p>
+    <w:p>
+      <w:r>
+        <w:t>&lt;</w:t>
+      </w:r>
+      <w:proofErr w:type="spellStart"/>
+      <w:r>
+        <w:t>policy_statements</w:t>
+      </w:r>
+      <w:proofErr w:type="spellEnd"/>
+      <w:r>
+        <w:t>&gt;&lt;/</w:t>
+      </w:r>
+      <w:proofErr w:type="spellStart"/>
+      <w:r>
+        <w:t>policy_statements</w:t>
+      </w:r>
+      <w:proofErr w:type="spellEnd"/>
+      <w:r>
+        <w:t>&gt;</w:t>
+      </w:r>
+    </w:p>
+    <w:p/>
+    <w:p>
+      <w:pPr>
+        <w:pStyle w:val="Heading2"/>
+        <w:spacing w:before="0"/>
+        <w:rPr>
+          <w:b/>
+          <w:bCs/>
+          <w:color w:val="1F3864" w:themeColor="accent1" w:themeShade="80"/>
+        </w:rPr>
+      </w:pPr>
+      <w:r>
+        <w:rPr>
+          <w:b/>
+          <w:bCs/>
+          <w:color w:val="1F3864" w:themeColor="accent1" w:themeShade="80"/>
+        </w:rPr>
+        <w:t>Tentative Course Schedule</w:t>
+      </w:r>
+    </w:p>
+    <w:p>
+      <w:r>
+        <w:t>${</w:t>
+      </w:r>
+      <w:proofErr w:type="spellStart"/>
+      <w:r>
+        <w:t>course_schedule_syllabus</w:t>
+      </w:r>
+      <w:proofErr w:type="spellEnd"/>
+      <w:r>
+        <w:t>}</w:t>
+      </w:r>
+    </w:p>
+    <w:p>
+      <w:pPr>
+        <w:spacing w:after="0"/>
+      </w:pPr>
+    </w:p>
+    <w:p>
+      <w:pPr>
+        <w:spacing w:after="0"/>
+      </w:pPr>
+      <w:r>
+        <w:t>${</w:t>
+      </w:r>
+      <w:proofErr w:type="spellStart"/>
+      <w:r>
+        <w:t>additional_sections_syllabus</w:t>
+      </w:r>
+      <w:proofErr w:type="spellEnd"/>
+      <w:r>
+        <w:t>}</w:t>
       </w:r>
     </w:p>
     <w:p>
@@ -3250,7 +3361,12 @@
 </file>
 
 <file path=customXml/item2.xml><?xml version="1.0" encoding="utf-8"?>
-<b:Sources xmlns:b="http://schemas.openxmlformats.org/officeDocument/2006/bibliography" xmlns="http://schemas.openxmlformats.org/officeDocument/2006/bibliography" SelectedStyle="\APASixthEditionOfficeOnline.xsl" StyleName="APA" Version="6"/>
+<?mso-contentType ?>
+<FormTemplates xmlns="http://schemas.microsoft.com/sharepoint/v3/contenttype/forms">
+  <Display>DocumentLibraryForm</Display>
+  <Edit>DocumentLibraryForm</Edit>
+  <New>DocumentLibraryForm</New>
+</FormTemplates>
 </file>
 
 <file path=customXml/item3.xml><?xml version="1.0" encoding="utf-8"?>
@@ -3392,12 +3508,7 @@
 </file>
 
 <file path=customXml/item4.xml><?xml version="1.0" encoding="utf-8"?>
-<?mso-contentType ?>
-<FormTemplates xmlns="http://schemas.microsoft.com/sharepoint/v3/contenttype/forms">
-  <Display>DocumentLibraryForm</Display>
-  <Edit>DocumentLibraryForm</Edit>
-  <New>DocumentLibraryForm</New>
-</FormTemplates>
+<b:Sources xmlns:b="http://schemas.openxmlformats.org/officeDocument/2006/bibliography" xmlns="http://schemas.openxmlformats.org/officeDocument/2006/bibliography" SelectedStyle="\APASixthEditionOfficeOnline.xsl" StyleName="APA" Version="6"/>
 </file>
 
 <file path=customXml/itemProps1.xml><?xml version="1.0" encoding="utf-8"?>
@@ -3410,9 +3521,9 @@
 </file>
 
 <file path=customXml/itemProps2.xml><?xml version="1.0" encoding="utf-8"?>
-<ds:datastoreItem xmlns:ds="http://schemas.openxmlformats.org/officeDocument/2006/customXml" ds:itemID="{99DD2AA0-78B3-40EA-8C1D-954E770C8D8A}">
+<ds:datastoreItem xmlns:ds="http://schemas.openxmlformats.org/officeDocument/2006/customXml" ds:itemID="{E5876C36-A6F2-4B44-960A-B8B4B435ECCD}">
   <ds:schemaRefs>
-    <ds:schemaRef ds:uri="http://schemas.openxmlformats.org/officeDocument/2006/bibliography"/>
+    <ds:schemaRef ds:uri="http://schemas.microsoft.com/sharepoint/v3/contenttype/forms"/>
   </ds:schemaRefs>
 </ds:datastoreItem>
 </file>
@@ -3436,9 +3547,9 @@
 </file>
 
 <file path=customXml/itemProps4.xml><?xml version="1.0" encoding="utf-8"?>
-<ds:datastoreItem xmlns:ds="http://schemas.openxmlformats.org/officeDocument/2006/customXml" ds:itemID="{E5876C36-A6F2-4B44-960A-B8B4B435ECCD}">
+<ds:datastoreItem xmlns:ds="http://schemas.openxmlformats.org/officeDocument/2006/customXml" ds:itemID="{99DD2AA0-78B3-40EA-8C1D-954E770C8D8A}">
   <ds:schemaRefs>
-    <ds:schemaRef ds:uri="http://schemas.microsoft.com/sharepoint/v3/contenttype/forms"/>
+    <ds:schemaRef ds:uri="http://schemas.openxmlformats.org/officeDocument/2006/bibliography"/>
   </ds:schemaRefs>
 </ds:datastoreItem>
 </file>
--- a/backend/docx/SyllabusTemplate.docx
+++ b/backend/docx/SyllabusTemplate.docx
@@ -369,7 +369,6 @@
         </w:rPr>
         <w:t>${</w:t>
       </w:r>
-      <w:proofErr w:type="spellStart"/>
       <w:r>
         <w:rPr>
           <w:b/>
@@ -380,7 +379,6 @@
         </w:rPr>
         <w:t>subj_code</w:t>
       </w:r>
-      <w:proofErr w:type="spellEnd"/>
       <w:r>
         <w:rPr>
           <w:b/>
@@ -421,7 +419,6 @@
         </w:rPr>
         <w:t>{</w:t>
       </w:r>
-      <w:proofErr w:type="spellStart"/>
       <w:r>
         <w:rPr>
           <w:b/>
@@ -462,7 +459,6 @@
         </w:rPr>
         <w:t>ber</w:t>
       </w:r>
-      <w:proofErr w:type="spellEnd"/>
       <w:r>
         <w:rPr>
           <w:b/>
@@ -513,7 +509,6 @@
         </w:rPr>
         <w:t>{</w:t>
       </w:r>
-      <w:proofErr w:type="spellStart"/>
       <w:r>
         <w:rPr>
           <w:b/>
@@ -524,7 +519,6 @@
         </w:rPr>
         <w:t>course_title</w:t>
       </w:r>
-      <w:proofErr w:type="spellEnd"/>
       <w:r>
         <w:rPr>
           <w:b/>
@@ -755,11 +749,9 @@
       <w:r>
         <w:t>${</w:t>
       </w:r>
-      <w:proofErr w:type="spellStart"/>
       <w:r>
         <w:t>instructor_name</w:t>
       </w:r>
-      <w:proofErr w:type="spellEnd"/>
       <w:r>
         <w:t>}</w:t>
       </w:r>
@@ -775,11 +767,9 @@
       <w:r>
         <w:t>{</w:t>
       </w:r>
-      <w:proofErr w:type="spellStart"/>
       <w:r>
         <w:t>instructor_title</w:t>
       </w:r>
-      <w:proofErr w:type="spellEnd"/>
       <w:r>
         <w:t>}</w:t>
       </w:r>
@@ -804,11 +794,9 @@
       <w:r>
         <w:t>{</w:t>
       </w:r>
-      <w:proofErr w:type="spellStart"/>
       <w:r>
         <w:t>instructor_pronouns</w:t>
       </w:r>
-      <w:proofErr w:type="spellEnd"/>
       <w:r>
         <w:t>}</w:t>
       </w:r>
@@ -885,11 +873,9 @@
       <w:r>
         <w:t>${</w:t>
       </w:r>
-      <w:proofErr w:type="spellStart"/>
       <w:r>
         <w:t>office_location</w:t>
       </w:r>
-      <w:proofErr w:type="spellEnd"/>
       <w:r>
         <w:t>}</w:t>
       </w:r>
@@ -910,11 +896,9 @@
       <w:r>
         <w:t>${</w:t>
       </w:r>
-      <w:proofErr w:type="spellStart"/>
       <w:r>
         <w:t>office_hours</w:t>
       </w:r>
-      <w:proofErr w:type="spellEnd"/>
       <w:r>
         <w:t>}</w:t>
       </w:r>
@@ -929,15 +913,33 @@
         <w:spacing w:after="0"/>
       </w:pPr>
       <w:r>
-        <w:t>&lt;</w:t>
-      </w:r>
-      <w:proofErr w:type="spellStart"/>
-      <w:r>
+        <w:t>&lt;instructor_additional_information&gt;</w:t>
+      </w:r>
+    </w:p>
+    <w:p>
+      <w:pPr>
+        <w:spacing w:after="0"/>
+        <w:rPr>
+          <w:lang w:val="fr-FR"/>
+        </w:rPr>
+      </w:pPr>
+      <w:r>
+        <w:rPr>
+          <w:lang w:val="fr-FR"/>
+        </w:rPr>
+        <w:t>${</w:t>
+      </w:r>
+      <w:r>
+        <w:rPr>
+          <w:lang w:val="fr-FR"/>
+        </w:rPr>
         <w:t>instructor_additional_information</w:t>
       </w:r>
-      <w:proofErr w:type="spellEnd"/>
-      <w:r>
-        <w:t>&gt;</w:t>
+      <w:r>
+        <w:rPr>
+          <w:lang w:val="fr-FR"/>
+        </w:rPr>
+        <w:t>}</w:t>
       </w:r>
     </w:p>
     <w:p>
@@ -951,49 +953,7 @@
         <w:rPr>
           <w:lang w:val="fr-FR"/>
         </w:rPr>
-        <w:t>${</w:t>
-      </w:r>
-      <w:proofErr w:type="spellStart"/>
-      <w:r>
-        <w:rPr>
-          <w:lang w:val="fr-FR"/>
-        </w:rPr>
-        <w:t>instructor_additional_information</w:t>
-      </w:r>
-      <w:proofErr w:type="spellEnd"/>
-      <w:r>
-        <w:rPr>
-          <w:lang w:val="fr-FR"/>
-        </w:rPr>
-        <w:t>}</w:t>
-      </w:r>
-    </w:p>
-    <w:p>
-      <w:pPr>
-        <w:spacing w:after="0"/>
-        <w:rPr>
-          <w:lang w:val="fr-FR"/>
-        </w:rPr>
-      </w:pPr>
-      <w:r>
-        <w:rPr>
-          <w:lang w:val="fr-FR"/>
-        </w:rPr>
-        <w:t>&lt;/</w:t>
-      </w:r>
-      <w:proofErr w:type="spellStart"/>
-      <w:r>
-        <w:rPr>
-          <w:lang w:val="fr-FR"/>
-        </w:rPr>
-        <w:t>instructor_additional_information</w:t>
-      </w:r>
-      <w:proofErr w:type="spellEnd"/>
-      <w:r>
-        <w:rPr>
-          <w:lang w:val="fr-FR"/>
-        </w:rPr>
-        <w:t>&gt;</w:t>
+        <w:t>&lt;/instructor_additional_information&gt;</w:t>
       </w:r>
     </w:p>
     <w:p>
@@ -1030,11 +990,9 @@
       <w:r>
         <w:t>${</w:t>
       </w:r>
-      <w:proofErr w:type="spellStart"/>
       <w:r>
         <w:t>course_description</w:t>
       </w:r>
-      <w:proofErr w:type="spellEnd"/>
       <w:r>
         <w:t>}</w:t>
       </w:r>
@@ -1305,7 +1263,19 @@
         <w:rPr>
           <w:color w:val="1F3864" w:themeColor="accent1" w:themeShade="80"/>
         </w:rPr>
-        <w:t>Upon completing this course, students will be able to:</w:t>
+        <w:t xml:space="preserve">Upon completing this course, </w:t>
+      </w:r>
+      <w:r>
+        <w:rPr>
+          <w:color w:val="1F3864" w:themeColor="accent1" w:themeShade="80"/>
+        </w:rPr>
+        <w:t>you</w:t>
+      </w:r>
+      <w:r>
+        <w:rPr>
+          <w:color w:val="1F3864" w:themeColor="accent1" w:themeShade="80"/>
+        </w:rPr>
+        <w:t xml:space="preserve"> will be able to:</w:t>
       </w:r>
     </w:p>
     <w:p>
@@ -1315,7 +1285,6 @@
       <w:r>
         <w:t>${</w:t>
       </w:r>
-      <w:proofErr w:type="spellStart"/>
       <w:r>
         <w:rPr>
           <w:rStyle w:val="Heading4Char"/>
@@ -1326,7 +1295,6 @@
         </w:rPr>
         <w:t>lo_syllabus_json</w:t>
       </w:r>
-      <w:proofErr w:type="spellEnd"/>
       <w:r>
         <w:t>}</w:t>
       </w:r>
@@ -1413,15 +1381,7 @@
         <w:spacing w:after="0"/>
       </w:pPr>
       <w:r>
-        <w:t>${</w:t>
-      </w:r>
-      <w:proofErr w:type="spellStart"/>
-      <w:r>
-        <w:t>course_materials</w:t>
-      </w:r>
-      <w:proofErr w:type="spellEnd"/>
-      <w:r>
-        <w:t>}</w:t>
+        <w:t>${course_materials}</w:t>
       </w:r>
     </w:p>
     <w:p>
@@ -1507,9 +1467,21 @@
           <w:iCs w:val="0"/>
           <w:color w:val="auto"/>
         </w:rPr>
-        <w:t>${</w:t>
-      </w:r>
-      <w:proofErr w:type="spellStart"/>
+        <w:t>${assmt_assignments_syllabus_json}</w:t>
+      </w:r>
+    </w:p>
+    <w:p>
+      <w:pPr>
+        <w:spacing w:after="0"/>
+      </w:pPr>
+    </w:p>
+    <w:p>
+      <w:pPr>
+        <w:spacing w:after="0"/>
+        <w:rPr>
+          <w:rFonts w:eastAsiaTheme="majorEastAsia" w:cstheme="minorHAnsi"/>
+        </w:rPr>
+      </w:pPr>
       <w:r>
         <w:rPr>
           <w:rStyle w:val="Heading4Char"/>
@@ -1518,10 +1490,62 @@
           <w:iCs w:val="0"/>
           <w:color w:val="auto"/>
         </w:rPr>
-        <w:t>assmt_assignments_syllabus_json</w:t>
-      </w:r>
-      <w:proofErr w:type="spellEnd"/>
-      <w:r>
+        <w:t>${assmt_assignments_syllabus_json}</w:t>
+      </w:r>
+    </w:p>
+    <w:p>
+      <w:pPr>
+        <w:spacing w:after="0"/>
+      </w:pPr>
+    </w:p>
+    <w:p>
+      <w:pPr>
+        <w:spacing w:after="0"/>
+      </w:pPr>
+      <w:r>
+        <w:t>Students will be assigned the following final letter grades, based on the calculations coming from the course assessment section.</w:t>
+      </w:r>
+    </w:p>
+    <w:p>
+      <w:pPr>
+        <w:spacing w:after="0"/>
+      </w:pPr>
+      <w:r>
+        <w:t>${grade_table_syllabus}</w:t>
+      </w:r>
+    </w:p>
+    <w:p>
+      <w:pPr>
+        <w:spacing w:after="0"/>
+      </w:pPr>
+    </w:p>
+    <w:p>
+      <w:pPr>
+        <w:spacing w:after="0"/>
+      </w:pPr>
+    </w:p>
+    <w:p>
+      <w:pPr>
+        <w:pStyle w:val="Heading2"/>
+        <w:spacing w:before="0"/>
+        <w:rPr>
+          <w:b/>
+          <w:bCs/>
+          <w:color w:val="1F3864" w:themeColor="accent1" w:themeShade="80"/>
+        </w:rPr>
+      </w:pPr>
+      <w:r>
+        <w:rPr>
+          <w:b/>
+          <w:bCs/>
+          <w:color w:val="1F3864" w:themeColor="accent1" w:themeShade="80"/>
+        </w:rPr>
+        <w:t>Grading Policies</w:t>
+      </w:r>
+    </w:p>
+    <w:p>
+      <w:pPr>
+        <w:spacing w:after="0"/>
         <w:rPr>
           <w:rStyle w:val="Heading4Char"/>
           <w:rFonts w:asciiTheme="minorHAnsi" w:hAnsiTheme="minorHAnsi" w:cstheme="minorHAnsi"/>
@@ -1529,20 +1553,6 @@
           <w:iCs w:val="0"/>
           <w:color w:val="auto"/>
         </w:rPr>
-        <w:t>}</w:t>
-      </w:r>
-    </w:p>
-    <w:p>
-      <w:pPr>
-        <w:spacing w:after="0"/>
-      </w:pPr>
-    </w:p>
-    <w:p>
-      <w:pPr>
-        <w:spacing w:after="0"/>
-        <w:rPr>
-          <w:rFonts w:eastAsiaTheme="majorEastAsia" w:cstheme="minorHAnsi"/>
-        </w:rPr>
       </w:pPr>
       <w:r>
         <w:rPr>
@@ -1552,64 +1562,8 @@
           <w:iCs w:val="0"/>
           <w:color w:val="auto"/>
         </w:rPr>
-        <w:t>${</w:t>
-      </w:r>
-      <w:proofErr w:type="spellStart"/>
-      <w:r>
-        <w:rPr>
-          <w:rStyle w:val="Heading4Char"/>
-          <w:rFonts w:asciiTheme="minorHAnsi" w:hAnsiTheme="minorHAnsi" w:cstheme="minorHAnsi"/>
-          <w:i w:val="0"/>
-          <w:iCs w:val="0"/>
-          <w:color w:val="auto"/>
-        </w:rPr>
-        <w:t>assmt_assignments_syllabus_json</w:t>
-      </w:r>
-      <w:proofErr w:type="spellEnd"/>
-      <w:r>
-        <w:rPr>
-          <w:rStyle w:val="Heading4Char"/>
-          <w:rFonts w:asciiTheme="minorHAnsi" w:hAnsiTheme="minorHAnsi" w:cstheme="minorHAnsi"/>
-          <w:i w:val="0"/>
-          <w:iCs w:val="0"/>
-          <w:color w:val="auto"/>
-        </w:rPr>
-        <w:t>}</w:t>
-      </w:r>
-    </w:p>
-    <w:p>
-      <w:pPr>
-        <w:spacing w:after="0"/>
-      </w:pPr>
-    </w:p>
-    <w:p>
-      <w:pPr>
-        <w:spacing w:after="0"/>
-      </w:pPr>
-      <w:r>
-        <w:t>Students will be assigned the following final letter grades, based on the calculations coming from the course assessment section.</w:t>
-      </w:r>
-    </w:p>
-    <w:p>
-      <w:pPr>
-        <w:spacing w:after="0"/>
-      </w:pPr>
-      <w:r>
-        <w:t>${</w:t>
-      </w:r>
-      <w:proofErr w:type="spellStart"/>
-      <w:r>
-        <w:t>grade_table_syllabus</w:t>
-      </w:r>
-      <w:proofErr w:type="spellEnd"/>
-      <w:r>
-        <w:t>}</w:t>
-      </w:r>
-    </w:p>
-    <w:p>
-      <w:pPr>
-        <w:spacing w:after="0"/>
-      </w:pPr>
+        <w:t>${grading_policies_syllabus}</w:t>
+      </w:r>
     </w:p>
     <w:p>
       <w:pPr>
@@ -1632,58 +1586,15 @@
           <w:bCs/>
           <w:color w:val="1F3864" w:themeColor="accent1" w:themeShade="80"/>
         </w:rPr>
-        <w:t>Grading Policies</w:t>
-      </w:r>
-    </w:p>
-    <w:p>
-      <w:pPr>
-        <w:spacing w:after="0"/>
-        <w:rPr>
-          <w:rStyle w:val="Heading4Char"/>
-          <w:rFonts w:asciiTheme="minorHAnsi" w:hAnsiTheme="minorHAnsi" w:cstheme="minorHAnsi"/>
-          <w:i w:val="0"/>
-          <w:iCs w:val="0"/>
-          <w:color w:val="auto"/>
-        </w:rPr>
-      </w:pPr>
-      <w:r>
-        <w:rPr>
-          <w:rStyle w:val="Heading4Char"/>
-          <w:rFonts w:asciiTheme="minorHAnsi" w:hAnsiTheme="minorHAnsi" w:cstheme="minorHAnsi"/>
-          <w:i w:val="0"/>
-          <w:iCs w:val="0"/>
-          <w:color w:val="auto"/>
-        </w:rPr>
-        <w:t>${</w:t>
-      </w:r>
-      <w:proofErr w:type="spellStart"/>
-      <w:r>
-        <w:rPr>
-          <w:rStyle w:val="Heading4Char"/>
-          <w:rFonts w:asciiTheme="minorHAnsi" w:hAnsiTheme="minorHAnsi" w:cstheme="minorHAnsi"/>
-          <w:i w:val="0"/>
-          <w:iCs w:val="0"/>
-          <w:color w:val="auto"/>
-        </w:rPr>
-        <w:t>grading_policies_syllabus</w:t>
-      </w:r>
-      <w:proofErr w:type="spellEnd"/>
-      <w:r>
-        <w:rPr>
-          <w:rStyle w:val="Heading4Char"/>
-          <w:rFonts w:asciiTheme="minorHAnsi" w:hAnsiTheme="minorHAnsi" w:cstheme="minorHAnsi"/>
-          <w:i w:val="0"/>
-          <w:iCs w:val="0"/>
-          <w:color w:val="auto"/>
-        </w:rPr>
-        <w:t>}</w:t>
-      </w:r>
-    </w:p>
-    <w:p>
-      <w:pPr>
-        <w:spacing w:after="0"/>
-      </w:pPr>
-    </w:p>
+        <w:t>Course and University Policies and Resources</w:t>
+      </w:r>
+    </w:p>
+    <w:p>
+      <w:r>
+        <w:t>&lt;policy_statements&gt;&lt;/policy_statements&gt;</w:t>
+      </w:r>
+    </w:p>
+    <w:p/>
     <w:p>
       <w:pPr>
         <w:pStyle w:val="Heading2"/>
@@ -1700,61 +1611,12 @@
           <w:bCs/>
           <w:color w:val="1F3864" w:themeColor="accent1" w:themeShade="80"/>
         </w:rPr>
-        <w:t>Course and University Policies and Resources</w:t>
-      </w:r>
-    </w:p>
-    <w:p>
-      <w:r>
-        <w:t>&lt;</w:t>
-      </w:r>
-      <w:proofErr w:type="spellStart"/>
-      <w:r>
-        <w:t>policy_statements</w:t>
-      </w:r>
-      <w:proofErr w:type="spellEnd"/>
-      <w:r>
-        <w:t>&gt;&lt;/</w:t>
-      </w:r>
-      <w:proofErr w:type="spellStart"/>
-      <w:r>
-        <w:t>policy_statements</w:t>
-      </w:r>
-      <w:proofErr w:type="spellEnd"/>
-      <w:r>
-        <w:t>&gt;</w:t>
-      </w:r>
-    </w:p>
-    <w:p/>
-    <w:p>
-      <w:pPr>
-        <w:pStyle w:val="Heading2"/>
-        <w:spacing w:before="0"/>
-        <w:rPr>
-          <w:b/>
-          <w:bCs/>
-          <w:color w:val="1F3864" w:themeColor="accent1" w:themeShade="80"/>
-        </w:rPr>
-      </w:pPr>
-      <w:r>
-        <w:rPr>
-          <w:b/>
-          <w:bCs/>
-          <w:color w:val="1F3864" w:themeColor="accent1" w:themeShade="80"/>
-        </w:rPr>
         <w:t>Tentative Course Schedule</w:t>
       </w:r>
     </w:p>
     <w:p>
       <w:r>
-        <w:t>${</w:t>
-      </w:r>
-      <w:proofErr w:type="spellStart"/>
-      <w:r>
-        <w:t>course_schedule_syllabus</w:t>
-      </w:r>
-      <w:proofErr w:type="spellEnd"/>
-      <w:r>
-        <w:t>}</w:t>
+        <w:t>${course_schedule_syllabus}</w:t>
       </w:r>
     </w:p>
     <w:p>
@@ -1767,15 +1629,7 @@
         <w:spacing w:after="0"/>
       </w:pPr>
       <w:r>
-        <w:t>${</w:t>
-      </w:r>
-      <w:proofErr w:type="spellStart"/>
-      <w:r>
-        <w:t>additional_sections_syllabus</w:t>
-      </w:r>
-      <w:proofErr w:type="spellEnd"/>
-      <w:r>
-        <w:t>}</w:t>
+        <w:t>${additional_sections_syllabus}</w:t>
       </w:r>
     </w:p>
     <w:p>
@@ -3355,21 +3209,6 @@
 </file>
 
 <file path=customXml/item1.xml><?xml version="1.0" encoding="utf-8"?>
-<p:properties xmlns:p="http://schemas.microsoft.com/office/2006/metadata/properties" xmlns:xsi="http://www.w3.org/2001/XMLSchema-instance" xmlns:pc="http://schemas.microsoft.com/office/infopath/2007/PartnerControls">
-  <documentManagement/>
-</p:properties>
-</file>
-
-<file path=customXml/item2.xml><?xml version="1.0" encoding="utf-8"?>
-<?mso-contentType ?>
-<FormTemplates xmlns="http://schemas.microsoft.com/sharepoint/v3/contenttype/forms">
-  <Display>DocumentLibraryForm</Display>
-  <Edit>DocumentLibraryForm</Edit>
-  <New>DocumentLibraryForm</New>
-</FormTemplates>
-</file>
-
-<file path=customXml/item3.xml><?xml version="1.0" encoding="utf-8"?>
 <ct:contentTypeSchema xmlns:ct="http://schemas.microsoft.com/office/2006/metadata/contentType" xmlns:ma="http://schemas.microsoft.com/office/2006/metadata/properties/metaAttributes" ct:_="" ma:_="" ma:contentTypeName="Document" ma:contentTypeID="0x01010043AC30EE3931924C951949B01581249A" ma:contentTypeVersion="3" ma:contentTypeDescription="Create a new document." ma:contentTypeScope="" ma:versionID="ecba60cf1f3c2b4798aa357a3e04473e">
   <xsd:schema xmlns:xsd="http://www.w3.org/2001/XMLSchema" xmlns:xs="http://www.w3.org/2001/XMLSchema" xmlns:p="http://schemas.microsoft.com/office/2006/metadata/properties" xmlns:ns2="5e46cd92-5281-4aec-af6d-ce68d6323cf6" targetNamespace="http://schemas.microsoft.com/office/2006/metadata/properties" ma:root="true" ma:fieldsID="749246a7d39d1518a48c156f5ef050f5" ns2:_="">
     <xsd:import namespace="5e46cd92-5281-4aec-af6d-ce68d6323cf6"/>
@@ -3507,28 +3346,26 @@
 </ct:contentTypeSchema>
 </file>
 
+<file path=customXml/item2.xml><?xml version="1.0" encoding="utf-8"?>
+<?mso-contentType ?>
+<FormTemplates xmlns="http://schemas.microsoft.com/sharepoint/v3/contenttype/forms">
+  <Display>DocumentLibraryForm</Display>
+  <Edit>DocumentLibraryForm</Edit>
+  <New>DocumentLibraryForm</New>
+</FormTemplates>
+</file>
+
+<file path=customXml/item3.xml><?xml version="1.0" encoding="utf-8"?>
+<p:properties xmlns:p="http://schemas.microsoft.com/office/2006/metadata/properties" xmlns:xsi="http://www.w3.org/2001/XMLSchema-instance" xmlns:pc="http://schemas.microsoft.com/office/infopath/2007/PartnerControls">
+  <documentManagement/>
+</p:properties>
+</file>
+
 <file path=customXml/item4.xml><?xml version="1.0" encoding="utf-8"?>
 <b:Sources xmlns:b="http://schemas.openxmlformats.org/officeDocument/2006/bibliography" xmlns="http://schemas.openxmlformats.org/officeDocument/2006/bibliography" SelectedStyle="\APASixthEditionOfficeOnline.xsl" StyleName="APA" Version="6"/>
 </file>
 
 <file path=customXml/itemProps1.xml><?xml version="1.0" encoding="utf-8"?>
-<ds:datastoreItem xmlns:ds="http://schemas.openxmlformats.org/officeDocument/2006/customXml" ds:itemID="{509D1927-145B-4147-AE53-B018C6899FD0}">
-  <ds:schemaRefs>
-    <ds:schemaRef ds:uri="http://schemas.microsoft.com/office/2006/metadata/properties"/>
-    <ds:schemaRef ds:uri="http://schemas.microsoft.com/office/infopath/2007/PartnerControls"/>
-  </ds:schemaRefs>
-</ds:datastoreItem>
-</file>
-
-<file path=customXml/itemProps2.xml><?xml version="1.0" encoding="utf-8"?>
-<ds:datastoreItem xmlns:ds="http://schemas.openxmlformats.org/officeDocument/2006/customXml" ds:itemID="{E5876C36-A6F2-4B44-960A-B8B4B435ECCD}">
-  <ds:schemaRefs>
-    <ds:schemaRef ds:uri="http://schemas.microsoft.com/sharepoint/v3/contenttype/forms"/>
-  </ds:schemaRefs>
-</ds:datastoreItem>
-</file>
-
-<file path=customXml/itemProps3.xml><?xml version="1.0" encoding="utf-8"?>
 <ds:datastoreItem xmlns:ds="http://schemas.openxmlformats.org/officeDocument/2006/customXml" ds:itemID="{D4AD5993-87D2-4E47-8D6E-96B6100FF46D}">
   <ds:schemaRefs>
     <ds:schemaRef ds:uri="http://schemas.microsoft.com/office/2006/metadata/contentType"/>
@@ -3546,6 +3383,23 @@
 </ds:datastoreItem>
 </file>
 
+<file path=customXml/itemProps2.xml><?xml version="1.0" encoding="utf-8"?>
+<ds:datastoreItem xmlns:ds="http://schemas.openxmlformats.org/officeDocument/2006/customXml" ds:itemID="{E5876C36-A6F2-4B44-960A-B8B4B435ECCD}">
+  <ds:schemaRefs>
+    <ds:schemaRef ds:uri="http://schemas.microsoft.com/sharepoint/v3/contenttype/forms"/>
+  </ds:schemaRefs>
+</ds:datastoreItem>
+</file>
+
+<file path=customXml/itemProps3.xml><?xml version="1.0" encoding="utf-8"?>
+<ds:datastoreItem xmlns:ds="http://schemas.openxmlformats.org/officeDocument/2006/customXml" ds:itemID="{509D1927-145B-4147-AE53-B018C6899FD0}">
+  <ds:schemaRefs>
+    <ds:schemaRef ds:uri="http://schemas.microsoft.com/office/2006/metadata/properties"/>
+    <ds:schemaRef ds:uri="http://schemas.microsoft.com/office/infopath/2007/PartnerControls"/>
+  </ds:schemaRefs>
+</ds:datastoreItem>
+</file>
+
 <file path=customXml/itemProps4.xml><?xml version="1.0" encoding="utf-8"?>
 <ds:datastoreItem xmlns:ds="http://schemas.openxmlformats.org/officeDocument/2006/customXml" ds:itemID="{99DD2AA0-78B3-40EA-8C1D-954E770C8D8A}">
   <ds:schemaRefs>

--- a/backend/docx/SyllabusTemplate.docx
+++ b/backend/docx/SyllabusTemplate.docx
@@ -913,7 +913,13 @@
         <w:spacing w:after="0"/>
       </w:pPr>
       <w:r>
-        <w:t>&lt;instructor_additional_information&gt;</w:t>
+        <w:t>&lt;instructor_additional_information</w:t>
+      </w:r>
+      <w:r>
+        <w:t>_syllabus</w:t>
+      </w:r>
+      <w:r>
+        <w:t>&gt;</w:t>
       </w:r>
     </w:p>
     <w:p>
@@ -953,7 +959,19 @@
         <w:rPr>
           <w:lang w:val="fr-FR"/>
         </w:rPr>
-        <w:t>&lt;/instructor_additional_information&gt;</w:t>
+        <w:t>&lt;/instructor_additional_information</w:t>
+      </w:r>
+      <w:r>
+        <w:rPr>
+          <w:lang w:val="fr-FR"/>
+        </w:rPr>
+        <w:t>_syllabus</w:t>
+      </w:r>
+      <w:r>
+        <w:rPr>
+          <w:lang w:val="fr-FR"/>
+        </w:rPr>
+        <w:t>&gt;</w:t>
       </w:r>
     </w:p>
     <w:p>
@@ -3209,6 +3227,21 @@
 </file>
 
 <file path=customXml/item1.xml><?xml version="1.0" encoding="utf-8"?>
+<p:properties xmlns:p="http://schemas.microsoft.com/office/2006/metadata/properties" xmlns:xsi="http://www.w3.org/2001/XMLSchema-instance" xmlns:pc="http://schemas.microsoft.com/office/infopath/2007/PartnerControls">
+  <documentManagement/>
+</p:properties>
+</file>
+
+<file path=customXml/item2.xml><?xml version="1.0" encoding="utf-8"?>
+<?mso-contentType ?>
+<FormTemplates xmlns="http://schemas.microsoft.com/sharepoint/v3/contenttype/forms">
+  <Display>DocumentLibraryForm</Display>
+  <Edit>DocumentLibraryForm</Edit>
+  <New>DocumentLibraryForm</New>
+</FormTemplates>
+</file>
+
+<file path=customXml/item3.xml><?xml version="1.0" encoding="utf-8"?>
 <ct:contentTypeSchema xmlns:ct="http://schemas.microsoft.com/office/2006/metadata/contentType" xmlns:ma="http://schemas.microsoft.com/office/2006/metadata/properties/metaAttributes" ct:_="" ma:_="" ma:contentTypeName="Document" ma:contentTypeID="0x01010043AC30EE3931924C951949B01581249A" ma:contentTypeVersion="3" ma:contentTypeDescription="Create a new document." ma:contentTypeScope="" ma:versionID="ecba60cf1f3c2b4798aa357a3e04473e">
   <xsd:schema xmlns:xsd="http://www.w3.org/2001/XMLSchema" xmlns:xs="http://www.w3.org/2001/XMLSchema" xmlns:p="http://schemas.microsoft.com/office/2006/metadata/properties" xmlns:ns2="5e46cd92-5281-4aec-af6d-ce68d6323cf6" targetNamespace="http://schemas.microsoft.com/office/2006/metadata/properties" ma:root="true" ma:fieldsID="749246a7d39d1518a48c156f5ef050f5" ns2:_="">
     <xsd:import namespace="5e46cd92-5281-4aec-af6d-ce68d6323cf6"/>
@@ -3346,26 +3379,28 @@
 </ct:contentTypeSchema>
 </file>
 
-<file path=customXml/item2.xml><?xml version="1.0" encoding="utf-8"?>
-<?mso-contentType ?>
-<FormTemplates xmlns="http://schemas.microsoft.com/sharepoint/v3/contenttype/forms">
-  <Display>DocumentLibraryForm</Display>
-  <Edit>DocumentLibraryForm</Edit>
-  <New>DocumentLibraryForm</New>
-</FormTemplates>
-</file>
-
-<file path=customXml/item3.xml><?xml version="1.0" encoding="utf-8"?>
-<p:properties xmlns:p="http://schemas.microsoft.com/office/2006/metadata/properties" xmlns:xsi="http://www.w3.org/2001/XMLSchema-instance" xmlns:pc="http://schemas.microsoft.com/office/infopath/2007/PartnerControls">
-  <documentManagement/>
-</p:properties>
-</file>
-
 <file path=customXml/item4.xml><?xml version="1.0" encoding="utf-8"?>
 <b:Sources xmlns:b="http://schemas.openxmlformats.org/officeDocument/2006/bibliography" xmlns="http://schemas.openxmlformats.org/officeDocument/2006/bibliography" SelectedStyle="\APASixthEditionOfficeOnline.xsl" StyleName="APA" Version="6"/>
 </file>
 
 <file path=customXml/itemProps1.xml><?xml version="1.0" encoding="utf-8"?>
+<ds:datastoreItem xmlns:ds="http://schemas.openxmlformats.org/officeDocument/2006/customXml" ds:itemID="{509D1927-145B-4147-AE53-B018C6899FD0}">
+  <ds:schemaRefs>
+    <ds:schemaRef ds:uri="http://schemas.microsoft.com/office/2006/metadata/properties"/>
+    <ds:schemaRef ds:uri="http://schemas.microsoft.com/office/infopath/2007/PartnerControls"/>
+  </ds:schemaRefs>
+</ds:datastoreItem>
+</file>
+
+<file path=customXml/itemProps2.xml><?xml version="1.0" encoding="utf-8"?>
+<ds:datastoreItem xmlns:ds="http://schemas.openxmlformats.org/officeDocument/2006/customXml" ds:itemID="{E5876C36-A6F2-4B44-960A-B8B4B435ECCD}">
+  <ds:schemaRefs>
+    <ds:schemaRef ds:uri="http://schemas.microsoft.com/sharepoint/v3/contenttype/forms"/>
+  </ds:schemaRefs>
+</ds:datastoreItem>
+</file>
+
+<file path=customXml/itemProps3.xml><?xml version="1.0" encoding="utf-8"?>
 <ds:datastoreItem xmlns:ds="http://schemas.openxmlformats.org/officeDocument/2006/customXml" ds:itemID="{D4AD5993-87D2-4E47-8D6E-96B6100FF46D}">
   <ds:schemaRefs>
     <ds:schemaRef ds:uri="http://schemas.microsoft.com/office/2006/metadata/contentType"/>
@@ -3383,23 +3418,6 @@
 </ds:datastoreItem>
 </file>
 
-<file path=customXml/itemProps2.xml><?xml version="1.0" encoding="utf-8"?>
-<ds:datastoreItem xmlns:ds="http://schemas.openxmlformats.org/officeDocument/2006/customXml" ds:itemID="{E5876C36-A6F2-4B44-960A-B8B4B435ECCD}">
-  <ds:schemaRefs>
-    <ds:schemaRef ds:uri="http://schemas.microsoft.com/sharepoint/v3/contenttype/forms"/>
-  </ds:schemaRefs>
-</ds:datastoreItem>
-</file>
-
-<file path=customXml/itemProps3.xml><?xml version="1.0" encoding="utf-8"?>
-<ds:datastoreItem xmlns:ds="http://schemas.openxmlformats.org/officeDocument/2006/customXml" ds:itemID="{509D1927-145B-4147-AE53-B018C6899FD0}">
-  <ds:schemaRefs>
-    <ds:schemaRef ds:uri="http://schemas.microsoft.com/office/2006/metadata/properties"/>
-    <ds:schemaRef ds:uri="http://schemas.microsoft.com/office/infopath/2007/PartnerControls"/>
-  </ds:schemaRefs>
-</ds:datastoreItem>
-</file>
-
 <file path=customXml/itemProps4.xml><?xml version="1.0" encoding="utf-8"?>
 <ds:datastoreItem xmlns:ds="http://schemas.openxmlformats.org/officeDocument/2006/customXml" ds:itemID="{99DD2AA0-78B3-40EA-8C1D-954E770C8D8A}">
   <ds:schemaRefs>
